--- a/Knowledge/3-Work knowledge/1-Software Engineering/1-Software Engineering Fundamentals/5-My Source/2-Common Types of Networks/3-LAN.docx
+++ b/Knowledge/3-Work knowledge/1-Software Engineering/1-Software Engineering Fundamentals/5-My Source/2-Common Types of Networks/3-LAN.docx
@@ -32,7 +32,7 @@
       </w:pPr>
       <w:r>
         <w:rPr>
-          <w:rFonts w:ascii="Arial" w:hAnsi="Arial" w:eastAsia="Arial"/>
+          <w:rFonts w:ascii="Arial" w:eastAsia="Arial" w:hAnsi="Arial"/>
           <w:b/>
           <w:sz w:val="22"/>
           <w:shd w:val="clear" w:color="auto" w:fill="B7B7B7"/>
@@ -41,7 +41,7 @@
       </w:r>
       <w:r>
         <w:rPr>
-          <w:rFonts w:ascii="Arial" w:hAnsi="Arial" w:eastAsia="Arial"/>
+          <w:rFonts w:ascii="Arial" w:eastAsia="Arial" w:hAnsi="Arial"/>
           <w:sz w:val="22"/>
           <w:shd w:val="clear" w:color="auto" w:fill="B7B7B7"/>
         </w:rPr>
@@ -49,7 +49,7 @@
       </w:r>
       <w:r>
         <w:rPr>
-          <w:rFonts w:ascii="Arial" w:hAnsi="Arial" w:eastAsia="Arial"/>
+          <w:rFonts w:ascii="Arial" w:eastAsia="Arial" w:hAnsi="Arial"/>
           <w:b/>
           <w:sz w:val="22"/>
           <w:shd w:val="clear" w:color="auto" w:fill="B7B7B7"/>
@@ -58,7 +58,7 @@
       </w:r>
       <w:r>
         <w:rPr>
-          <w:rFonts w:ascii="Arial" w:hAnsi="Arial" w:eastAsia="Arial"/>
+          <w:rFonts w:ascii="Arial" w:eastAsia="Arial" w:hAnsi="Arial"/>
           <w:b/>
           <w:sz w:val="22"/>
           <w:szCs w:val="14"/>
@@ -68,7 +68,7 @@
       </w:r>
       <w:r>
         <w:rPr>
-          <w:rFonts w:ascii="Arial" w:hAnsi="Arial" w:cs="Cambria Math" w:eastAsia="Arial"/>
+          <w:rFonts w:ascii="Arial" w:eastAsia="Arial" w:hAnsi="Arial" w:cs="Cambria Math"/>
           <w:b/>
           <w:sz w:val="22"/>
           <w:szCs w:val="14"/>
@@ -78,7 +78,7 @@
       </w:r>
       <w:r>
         <w:rPr>
-          <w:rFonts w:ascii="Arial" w:hAnsi="Arial" w:eastAsia="Arial"/>
+          <w:rFonts w:ascii="Arial" w:eastAsia="Arial" w:hAnsi="Arial"/>
           <w:b/>
           <w:sz w:val="22"/>
           <w:szCs w:val="14"/>
@@ -88,21 +88,21 @@
       </w:r>
       <w:r>
         <w:rPr>
-          <w:rFonts w:ascii="Arial" w:hAnsi="Arial" w:eastAsia="Arial"/>
+          <w:rFonts w:ascii="Arial" w:eastAsia="Arial" w:hAnsi="Arial"/>
           <w:sz w:val="22"/>
         </w:rPr>
         <w:br/>
       </w:r>
       <w:r>
         <w:rPr>
-          <w:rFonts w:ascii="Arial" w:hAnsi="Arial" w:eastAsia="Arial"/>
+          <w:rFonts w:ascii="Arial" w:eastAsia="Arial" w:hAnsi="Arial"/>
           <w:sz w:val="22"/>
         </w:rPr>
         <w:t xml:space="preserve">A </w:t>
       </w:r>
       <w:r>
         <w:rPr>
-          <w:rFonts w:ascii="Arial" w:hAnsi="Arial" w:eastAsia="Arial"/>
+          <w:rFonts w:ascii="Arial" w:eastAsia="Arial" w:hAnsi="Arial"/>
           <w:b/>
           <w:bCs/>
           <w:sz w:val="22"/>
@@ -111,14 +111,14 @@
       </w:r>
       <w:r>
         <w:rPr>
-          <w:rFonts w:ascii="Arial" w:hAnsi="Arial" w:eastAsia="Arial"/>
+          <w:rFonts w:ascii="Arial" w:eastAsia="Arial" w:hAnsi="Arial"/>
           <w:sz w:val="22"/>
         </w:rPr>
         <w:t xml:space="preserve"> is a network that connects computers and devices within a </w:t>
       </w:r>
       <w:r>
         <w:rPr>
-          <w:rFonts w:ascii="Arial" w:hAnsi="Arial" w:eastAsia="Arial"/>
+          <w:rFonts w:ascii="Arial" w:eastAsia="Arial" w:hAnsi="Arial"/>
           <w:b/>
           <w:bCs/>
           <w:sz w:val="22"/>
@@ -127,14 +127,14 @@
       </w:r>
       <w:r>
         <w:rPr>
-          <w:rFonts w:ascii="Arial" w:hAnsi="Arial" w:eastAsia="Arial"/>
+          <w:rFonts w:ascii="Arial" w:eastAsia="Arial" w:hAnsi="Arial"/>
           <w:sz w:val="22"/>
         </w:rPr>
         <w:t xml:space="preserve"> such as a home, office, or school. LANs allow devices to </w:t>
       </w:r>
       <w:r>
         <w:rPr>
-          <w:rFonts w:ascii="Arial" w:hAnsi="Arial" w:eastAsia="Arial"/>
+          <w:rFonts w:ascii="Arial" w:eastAsia="Arial" w:hAnsi="Arial"/>
           <w:b/>
           <w:bCs/>
           <w:sz w:val="22"/>
@@ -143,7 +143,7 @@
       </w:r>
       <w:r>
         <w:rPr>
-          <w:rFonts w:ascii="Arial" w:hAnsi="Arial" w:eastAsia="Arial"/>
+          <w:rFonts w:ascii="Arial" w:eastAsia="Arial" w:hAnsi="Arial"/>
           <w:sz w:val="22"/>
         </w:rPr>
         <w:t xml:space="preserve"> like files, printers, and internet connections efficiently.</w:t>
@@ -159,8 +159,8 @@
         <w:rPr>
           <w:rFonts w:ascii="Roboto Mono" w:hAnsi="Roboto Mono"/>
         </w:rPr>
-        <w:pict w14:anchorId="548B56FD">
-          <v:rect id="_x0000_i1134" style="width:0;height:1.5pt" o:hralign="center" o:hrstd="t" o:hr="t" fillcolor="#a0a0a0" stroked="f"/>
+        <w:pict w14:anchorId="74759B22">
+          <v:rect id="_x0000_i1025" style="width:0;height:1.5pt" o:hralign="center" o:hrstd="t" o:hr="t" fillcolor="#a0a0a0" stroked="f"/>
         </w:pict>
       </w:r>
     </w:p>
@@ -186,7 +186,7 @@
       </w:pPr>
       <w:r>
         <w:rPr>
-          <w:rFonts w:ascii="Arial" w:hAnsi="Arial" w:eastAsia="Arial"/>
+          <w:rFonts w:ascii="Arial" w:eastAsia="Arial" w:hAnsi="Arial"/>
           <w:b/>
           <w:sz w:val="22"/>
           <w:shd w:val="clear" w:color="auto" w:fill="B7B7B7"/>
@@ -195,7 +195,7 @@
       </w:r>
       <w:r>
         <w:rPr>
-          <w:rFonts w:ascii="Arial" w:hAnsi="Arial" w:eastAsia="Arial"/>
+          <w:rFonts w:ascii="Arial" w:eastAsia="Arial" w:hAnsi="Arial"/>
           <w:sz w:val="22"/>
           <w:shd w:val="clear" w:color="auto" w:fill="B7B7B7"/>
         </w:rPr>
@@ -203,7 +203,7 @@
       </w:r>
       <w:r>
         <w:rPr>
-          <w:rFonts w:ascii="Arial" w:hAnsi="Arial" w:eastAsia="Arial"/>
+          <w:rFonts w:ascii="Arial" w:eastAsia="Arial" w:hAnsi="Arial"/>
           <w:b/>
           <w:sz w:val="22"/>
           <w:shd w:val="clear" w:color="auto" w:fill="B7B7B7"/>
@@ -212,7 +212,7 @@
       </w:r>
       <w:r>
         <w:rPr>
-          <w:rFonts w:ascii="Arial" w:hAnsi="Arial" w:eastAsia="Arial"/>
+          <w:rFonts w:ascii="Arial" w:eastAsia="Arial" w:hAnsi="Arial"/>
           <w:b/>
           <w:sz w:val="22"/>
           <w:szCs w:val="14"/>
@@ -222,7 +222,7 @@
       </w:r>
       <w:r>
         <w:rPr>
-          <w:rFonts w:ascii="Arial" w:hAnsi="Arial" w:cs="Cambria Math" w:eastAsia="Arial"/>
+          <w:rFonts w:ascii="Arial" w:eastAsia="Arial" w:hAnsi="Arial" w:cs="Cambria Math"/>
           <w:b/>
           <w:sz w:val="22"/>
           <w:szCs w:val="14"/>
@@ -232,7 +232,7 @@
       </w:r>
       <w:r>
         <w:rPr>
-          <w:rFonts w:ascii="Arial" w:hAnsi="Arial" w:eastAsia="Arial"/>
+          <w:rFonts w:ascii="Arial" w:eastAsia="Arial" w:hAnsi="Arial"/>
           <w:b/>
           <w:sz w:val="22"/>
           <w:szCs w:val="14"/>
@@ -242,28 +242,28 @@
       </w:r>
       <w:r>
         <w:rPr>
-          <w:rFonts w:ascii="Arial" w:hAnsi="Arial" w:eastAsia="Arial"/>
+          <w:rFonts w:ascii="Arial" w:eastAsia="Arial" w:hAnsi="Arial"/>
           <w:sz w:val="22"/>
         </w:rPr>
         <w:t xml:space="preserve"> </w:t>
       </w:r>
       <w:r>
         <w:rPr>
-          <w:rFonts w:ascii="Arial" w:hAnsi="Arial" w:eastAsia="Arial"/>
+          <w:rFonts w:ascii="Arial" w:eastAsia="Arial" w:hAnsi="Arial"/>
           <w:sz w:val="22"/>
         </w:rPr>
         <w:br/>
       </w:r>
       <w:r>
         <w:rPr>
-          <w:rFonts w:ascii="Arial" w:hAnsi="Arial" w:eastAsia="Arial"/>
+          <w:rFonts w:ascii="Arial" w:eastAsia="Arial" w:hAnsi="Arial"/>
           <w:sz w:val="22"/>
         </w:rPr>
         <w:t xml:space="preserve">Think of a LAN as a </w:t>
       </w:r>
       <w:r>
         <w:rPr>
-          <w:rFonts w:ascii="Arial" w:hAnsi="Arial" w:eastAsia="Arial"/>
+          <w:rFonts w:ascii="Arial" w:eastAsia="Arial" w:hAnsi="Arial"/>
           <w:b/>
           <w:bCs/>
           <w:sz w:val="22"/>
@@ -272,14 +272,14 @@
       </w:r>
       <w:r>
         <w:rPr>
-          <w:rFonts w:ascii="Arial" w:hAnsi="Arial" w:eastAsia="Arial"/>
+          <w:rFonts w:ascii="Arial" w:eastAsia="Arial" w:hAnsi="Arial"/>
           <w:sz w:val="22"/>
         </w:rPr>
         <w:t xml:space="preserve">. All computers and devices in that network can “talk” to each other easily because they are </w:t>
       </w:r>
       <w:r>
         <w:rPr>
-          <w:rFonts w:ascii="Arial" w:hAnsi="Arial" w:eastAsia="Arial"/>
+          <w:rFonts w:ascii="Arial" w:eastAsia="Arial" w:hAnsi="Arial"/>
           <w:b/>
           <w:bCs/>
           <w:sz w:val="22"/>
@@ -288,7 +288,7 @@
       </w:r>
       <w:r>
         <w:rPr>
-          <w:rFonts w:ascii="Arial" w:hAnsi="Arial" w:eastAsia="Arial"/>
+          <w:rFonts w:ascii="Arial" w:eastAsia="Arial" w:hAnsi="Arial"/>
           <w:sz w:val="22"/>
         </w:rPr>
         <w:t>.</w:t>
@@ -304,8 +304,8 @@
         <w:rPr>
           <w:rFonts w:ascii="Roboto Mono" w:hAnsi="Roboto Mono"/>
         </w:rPr>
-        <w:pict w14:anchorId="0094FE15">
-          <v:rect id="_x0000_i1135" style="width:0;height:1.5pt" o:hralign="center" o:hrstd="t" o:hr="t" fillcolor="#a0a0a0" stroked="f"/>
+        <w:pict w14:anchorId="5ECD52B9">
+          <v:rect id="_x0000_i1026" style="width:0;height:1.5pt" o:hralign="center" o:hrstd="t" o:hr="t" fillcolor="#a0a0a0" stroked="f"/>
         </w:pict>
       </w:r>
     </w:p>
@@ -331,7 +331,7 @@
       </w:pPr>
       <w:r>
         <w:rPr>
-          <w:rFonts w:ascii="Arial" w:hAnsi="Arial" w:eastAsia="Arial"/>
+          <w:rFonts w:ascii="Arial" w:eastAsia="Arial" w:hAnsi="Arial"/>
           <w:b/>
           <w:sz w:val="22"/>
           <w:shd w:val="clear" w:color="auto" w:fill="B7B7B7"/>
@@ -340,7 +340,7 @@
       </w:r>
       <w:r>
         <w:rPr>
-          <w:rFonts w:ascii="Arial" w:hAnsi="Arial" w:eastAsia="Arial"/>
+          <w:rFonts w:ascii="Arial" w:eastAsia="Arial" w:hAnsi="Arial"/>
           <w:sz w:val="22"/>
           <w:shd w:val="clear" w:color="auto" w:fill="B7B7B7"/>
         </w:rPr>
@@ -348,7 +348,7 @@
       </w:r>
       <w:r>
         <w:rPr>
-          <w:rFonts w:ascii="Arial" w:hAnsi="Arial" w:eastAsia="Arial"/>
+          <w:rFonts w:ascii="Arial" w:eastAsia="Arial" w:hAnsi="Arial"/>
           <w:b/>
           <w:sz w:val="22"/>
           <w:shd w:val="clear" w:color="auto" w:fill="B7B7B7"/>
@@ -357,7 +357,7 @@
       </w:r>
       <w:r>
         <w:rPr>
-          <w:rFonts w:ascii="Arial" w:hAnsi="Arial" w:eastAsia="Arial"/>
+          <w:rFonts w:ascii="Arial" w:eastAsia="Arial" w:hAnsi="Arial"/>
           <w:b/>
           <w:sz w:val="22"/>
           <w:szCs w:val="14"/>
@@ -367,7 +367,7 @@
       </w:r>
       <w:r>
         <w:rPr>
-          <w:rFonts w:ascii="Arial" w:hAnsi="Arial" w:cs="Cambria Math" w:eastAsia="Arial"/>
+          <w:rFonts w:ascii="Arial" w:eastAsia="Arial" w:hAnsi="Arial" w:cs="Cambria Math"/>
           <w:b/>
           <w:sz w:val="22"/>
           <w:szCs w:val="14"/>
@@ -377,7 +377,7 @@
       </w:r>
       <w:r>
         <w:rPr>
-          <w:rFonts w:ascii="Arial" w:hAnsi="Arial" w:eastAsia="Arial"/>
+          <w:rFonts w:ascii="Arial" w:eastAsia="Arial" w:hAnsi="Arial"/>
           <w:b/>
           <w:sz w:val="22"/>
           <w:szCs w:val="14"/>
@@ -390,7 +390,7 @@
       <w:pPr>
         <w:numPr>
           <w:ilvl w:val="0"/>
-          <w:numId w:val="5"/>
+          <w:numId w:val="2"/>
         </w:numPr>
         <w:rPr>
           <w:rFonts w:ascii="Roboto Mono" w:hAnsi="Roboto Mono"/>
@@ -415,7 +415,7 @@
       <w:pPr>
         <w:numPr>
           <w:ilvl w:val="0"/>
-          <w:numId w:val="5"/>
+          <w:numId w:val="2"/>
         </w:numPr>
         <w:rPr>
           <w:rFonts w:ascii="Roboto Mono" w:hAnsi="Roboto Mono"/>
@@ -440,7 +440,7 @@
       <w:pPr>
         <w:numPr>
           <w:ilvl w:val="0"/>
-          <w:numId w:val="5"/>
+          <w:numId w:val="2"/>
         </w:numPr>
         <w:rPr>
           <w:rFonts w:ascii="Roboto Mono" w:hAnsi="Roboto Mono"/>
@@ -465,7 +465,7 @@
       <w:pPr>
         <w:numPr>
           <w:ilvl w:val="0"/>
-          <w:numId w:val="5"/>
+          <w:numId w:val="2"/>
         </w:numPr>
         <w:rPr>
           <w:rFonts w:ascii="Roboto Mono" w:hAnsi="Roboto Mono"/>
@@ -490,7 +490,7 @@
       <w:pPr>
         <w:numPr>
           <w:ilvl w:val="0"/>
-          <w:numId w:val="5"/>
+          <w:numId w:val="2"/>
         </w:numPr>
         <w:rPr>
           <w:rFonts w:ascii="Roboto Mono" w:hAnsi="Roboto Mono"/>
@@ -521,8 +521,8 @@
         <w:rPr>
           <w:rFonts w:ascii="Roboto Mono" w:hAnsi="Roboto Mono"/>
         </w:rPr>
-        <w:pict w14:anchorId="6EE41AC2">
-          <v:rect id="_x0000_i1136" style="width:0;height:1.5pt" o:hralign="center" o:hrstd="t" o:hr="t" fillcolor="#a0a0a0" stroked="f"/>
+        <w:pict w14:anchorId="05EB684A">
+          <v:rect id="_x0000_i1027" style="width:0;height:1.5pt" o:hralign="center" o:hrstd="t" o:hr="t" fillcolor="#a0a0a0" stroked="f"/>
         </w:pict>
       </w:r>
     </w:p>
@@ -534,7 +534,6 @@
         <w:rPr>
           <w:rFonts w:ascii="Segoe UI Emoji" w:hAnsi="Segoe UI Emoji" w:cs="Segoe UI Emoji"/>
         </w:rPr>
-        <w:lastRenderedPageBreak/>
         <w:t>📶</w:t>
       </w:r>
       <w:r>
@@ -549,7 +548,7 @@
       </w:pPr>
       <w:r>
         <w:rPr>
-          <w:rFonts w:ascii="Arial" w:hAnsi="Arial" w:eastAsia="Arial"/>
+          <w:rFonts w:ascii="Arial" w:eastAsia="Arial" w:hAnsi="Arial"/>
           <w:b/>
           <w:sz w:val="22"/>
           <w:shd w:val="clear" w:color="auto" w:fill="B7B7B7"/>
@@ -558,7 +557,7 @@
       </w:r>
       <w:r>
         <w:rPr>
-          <w:rFonts w:ascii="Arial" w:hAnsi="Arial" w:eastAsia="Arial"/>
+          <w:rFonts w:ascii="Arial" w:eastAsia="Arial" w:hAnsi="Arial"/>
           <w:sz w:val="22"/>
           <w:shd w:val="clear" w:color="auto" w:fill="B7B7B7"/>
         </w:rPr>
@@ -566,7 +565,7 @@
       </w:r>
       <w:r>
         <w:rPr>
-          <w:rFonts w:ascii="Arial" w:hAnsi="Arial" w:eastAsia="Arial"/>
+          <w:rFonts w:ascii="Arial" w:eastAsia="Arial" w:hAnsi="Arial"/>
           <w:b/>
           <w:sz w:val="22"/>
           <w:shd w:val="clear" w:color="auto" w:fill="B7B7B7"/>
@@ -575,7 +574,7 @@
       </w:r>
       <w:r>
         <w:rPr>
-          <w:rFonts w:ascii="Arial" w:hAnsi="Arial" w:eastAsia="Arial"/>
+          <w:rFonts w:ascii="Arial" w:eastAsia="Arial" w:hAnsi="Arial"/>
           <w:b/>
           <w:sz w:val="22"/>
           <w:szCs w:val="14"/>
@@ -585,7 +584,7 @@
       </w:r>
       <w:r>
         <w:rPr>
-          <w:rFonts w:ascii="Arial" w:hAnsi="Arial" w:cs="Cambria Math" w:eastAsia="Arial"/>
+          <w:rFonts w:ascii="Arial" w:eastAsia="Arial" w:hAnsi="Arial" w:cs="Cambria Math"/>
           <w:b/>
           <w:sz w:val="22"/>
           <w:szCs w:val="14"/>
@@ -595,7 +594,7 @@
       </w:r>
       <w:r>
         <w:rPr>
-          <w:rFonts w:ascii="Arial" w:hAnsi="Arial" w:eastAsia="Arial"/>
+          <w:rFonts w:ascii="Arial" w:eastAsia="Arial" w:hAnsi="Arial"/>
           <w:b/>
           <w:sz w:val="22"/>
           <w:szCs w:val="14"/>
@@ -608,7 +607,7 @@
       <w:pPr>
         <w:numPr>
           <w:ilvl w:val="0"/>
-          <w:numId w:val="4"/>
+          <w:numId w:val="1"/>
         </w:numPr>
         <w:rPr>
           <w:rFonts w:ascii="Roboto Mono" w:hAnsi="Roboto Mono"/>
@@ -625,7 +624,7 @@
       <w:pPr>
         <w:numPr>
           <w:ilvl w:val="0"/>
-          <w:numId w:val="4"/>
+          <w:numId w:val="1"/>
         </w:numPr>
         <w:rPr>
           <w:rFonts w:ascii="Roboto Mono" w:hAnsi="Roboto Mono"/>
@@ -642,7 +641,7 @@
       <w:pPr>
         <w:numPr>
           <w:ilvl w:val="0"/>
-          <w:numId w:val="4"/>
+          <w:numId w:val="1"/>
         </w:numPr>
         <w:rPr>
           <w:rFonts w:ascii="Roboto Mono" w:hAnsi="Roboto Mono"/>
@@ -665,8 +664,8 @@
         <w:rPr>
           <w:rFonts w:ascii="Roboto Mono" w:hAnsi="Roboto Mono"/>
         </w:rPr>
-        <w:pict w14:anchorId="3FE367FC">
-          <v:rect id="_x0000_i1137" style="width:0;height:1.5pt" o:hralign="center" o:hrstd="t" o:hr="t" fillcolor="#a0a0a0" stroked="f"/>
+        <w:pict w14:anchorId="330C93A2">
+          <v:rect id="_x0000_i1028" style="width:0;height:1.5pt" o:hralign="center" o:hrstd="t" o:hr="t" fillcolor="#a0a0a0" stroked="f"/>
         </w:pict>
       </w:r>
     </w:p>
@@ -686,7 +685,7 @@
       </w:pPr>
       <w:r>
         <w:rPr>
-          <w:rFonts w:ascii="Arial" w:hAnsi="Arial" w:eastAsia="Arial"/>
+          <w:rFonts w:ascii="Arial" w:eastAsia="Arial" w:hAnsi="Arial"/>
           <w:b/>
           <w:sz w:val="22"/>
           <w:shd w:val="clear" w:color="auto" w:fill="B7B7B7"/>
@@ -695,7 +694,7 @@
       </w:r>
       <w:r>
         <w:rPr>
-          <w:rFonts w:ascii="Arial" w:hAnsi="Arial" w:eastAsia="Arial"/>
+          <w:rFonts w:ascii="Arial" w:eastAsia="Arial" w:hAnsi="Arial"/>
           <w:sz w:val="22"/>
           <w:shd w:val="clear" w:color="auto" w:fill="B7B7B7"/>
         </w:rPr>
@@ -703,7 +702,7 @@
       </w:r>
       <w:r>
         <w:rPr>
-          <w:rFonts w:ascii="Arial" w:hAnsi="Arial" w:eastAsia="Arial"/>
+          <w:rFonts w:ascii="Arial" w:eastAsia="Arial" w:hAnsi="Arial"/>
           <w:b/>
           <w:sz w:val="22"/>
           <w:shd w:val="clear" w:color="auto" w:fill="B7B7B7"/>
@@ -712,7 +711,7 @@
       </w:r>
       <w:r>
         <w:rPr>
-          <w:rFonts w:ascii="Arial" w:hAnsi="Arial" w:eastAsia="Arial"/>
+          <w:rFonts w:ascii="Arial" w:eastAsia="Arial" w:hAnsi="Arial"/>
           <w:b/>
           <w:sz w:val="22"/>
           <w:szCs w:val="14"/>
@@ -722,7 +721,7 @@
       </w:r>
       <w:r>
         <w:rPr>
-          <w:rFonts w:ascii="Arial" w:hAnsi="Arial" w:cs="Cambria Math" w:eastAsia="Arial"/>
+          <w:rFonts w:ascii="Arial" w:eastAsia="Arial" w:hAnsi="Arial" w:cs="Cambria Math"/>
           <w:b/>
           <w:sz w:val="22"/>
           <w:szCs w:val="14"/>
@@ -732,7 +731,7 @@
       </w:r>
       <w:r>
         <w:rPr>
-          <w:rFonts w:ascii="Arial" w:hAnsi="Arial" w:eastAsia="Arial"/>
+          <w:rFonts w:ascii="Arial" w:eastAsia="Arial" w:hAnsi="Arial"/>
           <w:b/>
           <w:sz w:val="22"/>
           <w:szCs w:val="14"/>
@@ -742,7 +741,7 @@
       </w:r>
       <w:r>
         <w:rPr>
-          <w:rFonts w:ascii="Arial" w:hAnsi="Arial" w:eastAsia="Arial"/>
+          <w:rFonts w:ascii="Arial" w:eastAsia="Arial" w:hAnsi="Arial"/>
           <w:sz w:val="22"/>
         </w:rPr>
         <w:br/>
@@ -750,7 +749,7 @@
       </w:r>
       <w:r>
         <w:rPr>
-          <w:rFonts w:ascii="Arial" w:hAnsi="Arial" w:eastAsia="Arial"/>
+          <w:rFonts w:ascii="Arial" w:eastAsia="Arial" w:hAnsi="Arial"/>
           <w:b/>
           <w:bCs/>
           <w:sz w:val="22"/>
@@ -759,14 +758,14 @@
       </w:r>
       <w:r>
         <w:rPr>
-          <w:rFonts w:ascii="Arial" w:hAnsi="Arial" w:eastAsia="Arial"/>
+          <w:rFonts w:ascii="Arial" w:eastAsia="Arial" w:hAnsi="Arial"/>
           <w:sz w:val="22"/>
         </w:rPr>
         <w:t xml:space="preserve"> is a network for a </w:t>
       </w:r>
       <w:r>
         <w:rPr>
-          <w:rFonts w:ascii="Arial" w:hAnsi="Arial" w:eastAsia="Arial"/>
+          <w:rFonts w:ascii="Arial" w:eastAsia="Arial" w:hAnsi="Arial"/>
           <w:b/>
           <w:bCs/>
           <w:sz w:val="22"/>
@@ -775,7 +774,7 @@
       </w:r>
       <w:r>
         <w:rPr>
-          <w:rFonts w:ascii="Arial" w:hAnsi="Arial" w:eastAsia="Arial"/>
+          <w:rFonts w:ascii="Arial" w:eastAsia="Arial" w:hAnsi="Arial"/>
           <w:sz w:val="22"/>
         </w:rPr>
         <w:t>, enabling connected devices to communicate, share resources, and access the internet quickly and efficiently.</w:t>
@@ -791,8 +790,8 @@
         <w:rPr>
           <w:rFonts w:ascii="Roboto Mono" w:hAnsi="Roboto Mono"/>
         </w:rPr>
-        <w:pict w14:anchorId="1218F5F5">
-          <v:rect id="_x0000_i1138" style="width:0;height:1.5pt" o:hralign="center" o:hrstd="t" o:hr="t" fillcolor="#a0a0a0" stroked="f"/>
+        <w:pict w14:anchorId="048882E6">
+          <v:rect id="_x0000_i1029" style="width:0;height:1.5pt" o:hralign="center" o:hrstd="t" o:hr="t" fillcolor="#a0a0a0" stroked="f"/>
         </w:pict>
       </w:r>
     </w:p>
@@ -803,6 +802,7 @@
         </w:rPr>
       </w:pPr>
     </w:p>
+    <w:p/>
     <w:sectPr>
       <w:pgSz w:w="12240" w:h="15840"/>
       <w:pgMar w:top="1440" w:right="1440" w:bottom="1440" w:left="1440" w:header="720" w:footer="720" w:gutter="0"/>
@@ -816,9 +816,9 @@
 <file path=word/numbering.xml><?xml version="1.0" encoding="utf-8"?>
 <w:numbering xmlns:wpc="http://schemas.microsoft.com/office/word/2010/wordprocessingCanvas" xmlns:cx="http://schemas.microsoft.com/office/drawing/2014/chartex" xmlns:cx1="http://schemas.microsoft.com/office/drawing/2015/9/8/chartex" xmlns:cx2="http://schemas.microsoft.com/office/drawing/2015/10/21/chartex" xmlns:cx3="http://schemas.microsoft.com/office/drawing/2016/5/9/chartex" xmlns:cx4="http://schemas.microsoft.com/office/drawing/2016/5/10/chartex" xmlns:cx5="http://schemas.microsoft.com/office/drawing/2016/5/11/chartex" xmlns:cx6="http://schemas.microsoft.com/office/drawing/2016/5/12/chartex" xmlns:cx7="http://schemas.microsoft.com/office/drawing/2016/5/13/chartex" xmlns:cx8="http://schemas.microsoft.com/office/drawing/2016/5/14/chartex" xmlns:mc="http://schemas.openxmlformats.org/markup-compatibility/2006" xmlns:aink="http://schemas.microsoft.com/office/drawing/2016/ink" xmlns:am3d="http://schemas.microsoft.com/office/drawing/2017/model3d" xmlns:o="urn:schemas-microsoft-com:office:office" xmlns:oel="http://schemas.microsoft.com/office/2019/extlst" xmlns:r="http://schemas.openxmlformats.org/officeDocument/2006/relationships" xmlns:m="http://schemas.openxmlformats.org/officeDocument/2006/math" xmlns:v="urn:schemas-microsoft-com:vml" xmlns:wp14="http://schemas.microsoft.com/office/word/2010/wordprocessingDrawing" xmlns:wp="http://schemas.openxmlformats.org/drawingml/2006/wordprocessingDrawing" xmlns:w10="urn:schemas-microsoft-com:office:word" xmlns:w="http://schemas.openxmlformats.org/wordprocessingml/2006/main" xmlns:w14="http://schemas.microsoft.com/office/word/2010/wordml" xmlns:w15="http://schemas.microsoft.com/office/word/2012/wordml" xmlns:w16cex="http://schemas.microsoft.com/office/word/2018/wordml/cex" xmlns:w16cid="http://schemas.microsoft.com/office/word/2016/wordml/cid" xmlns:w16="http://schemas.microsoft.com/office/word/2018/wordml" xmlns:w16du="http://schemas.microsoft.com/office/word/2023/wordml/word16du" xmlns:w16sdtdh="http://schemas.microsoft.com/office/word/2020/wordml/sdtdatahash" xmlns:w16sdtfl="http://schemas.microsoft.com/office/word/2024/wordml/sdtformatlock" xmlns:w16se="http://schemas.microsoft.com/office/word/2015/wordml/symex" xmlns:wpg="http://schemas.microsoft.com/office/word/2010/wordprocessingGroup" xmlns:wpi="http://schemas.microsoft.com/office/word/2010/wordprocessingInk" xmlns:wne="http://schemas.microsoft.com/office/word/2006/wordml" xmlns:wps="http://schemas.microsoft.com/office/word/2010/wordprocessingShape" mc:Ignorable="w14 w15 w16se w16cid w16 w16cex w16sdtdh w16sdtfl w16du wp14">
   <w:abstractNum w:abstractNumId="0" w15:restartNumberingAfterBreak="0">
-    <w:nsid w:val="0EB96F31"/>
+    <w:nsid w:val="21C07D0E"/>
     <w:multiLevelType w:val="multilevel"/>
-    <w:tmpl w:val="01A2E5AC"/>
+    <w:tmpl w:val="B7F6F5CA"/>
     <w:lvl w:ilvl="0">
       <w:start w:val="1"/>
       <w:numFmt w:val="bullet"/>
@@ -965,9 +965,9 @@
     </w:lvl>
   </w:abstractNum>
   <w:abstractNum w:abstractNumId="1" w15:restartNumberingAfterBreak="0">
-    <w:nsid w:val="21C07D0E"/>
+    <w:nsid w:val="2A5A7D23"/>
     <w:multiLevelType w:val="multilevel"/>
-    <w:tmpl w:val="B7F6F5CA"/>
+    <w:tmpl w:val="1B3C444E"/>
     <w:lvl w:ilvl="0">
       <w:start w:val="1"/>
       <w:numFmt w:val="bullet"/>
@@ -1113,467 +1113,11 @@
       </w:rPr>
     </w:lvl>
   </w:abstractNum>
-  <w:abstractNum w:abstractNumId="2" w15:restartNumberingAfterBreak="0">
-    <w:nsid w:val="2A5A7D23"/>
-    <w:multiLevelType w:val="multilevel"/>
-    <w:tmpl w:val="1B3C444E"/>
-    <w:lvl w:ilvl="0">
-      <w:start w:val="1"/>
-      <w:numFmt w:val="bullet"/>
-      <w:lvlText w:val=""/>
-      <w:lvlJc w:val="left"/>
-      <w:pPr>
-        <w:tabs>
-          <w:tab w:val="num" w:pos="720"/>
-        </w:tabs>
-        <w:ind w:left="720" w:hanging="360"/>
-      </w:pPr>
-      <w:rPr>
-        <w:rFonts w:ascii="Symbol" w:hAnsi="Symbol" w:hint="default"/>
-        <w:sz w:val="20"/>
-      </w:rPr>
-    </w:lvl>
-    <w:lvl w:ilvl="1" w:tentative="1">
-      <w:start w:val="1"/>
-      <w:numFmt w:val="bullet"/>
-      <w:lvlText w:val="o"/>
-      <w:lvlJc w:val="left"/>
-      <w:pPr>
-        <w:tabs>
-          <w:tab w:val="num" w:pos="1440"/>
-        </w:tabs>
-        <w:ind w:left="1440" w:hanging="360"/>
-      </w:pPr>
-      <w:rPr>
-        <w:rFonts w:ascii="Courier New" w:hAnsi="Courier New" w:hint="default"/>
-        <w:sz w:val="20"/>
-      </w:rPr>
-    </w:lvl>
-    <w:lvl w:ilvl="2" w:tentative="1">
-      <w:start w:val="1"/>
-      <w:numFmt w:val="bullet"/>
-      <w:lvlText w:val=""/>
-      <w:lvlJc w:val="left"/>
-      <w:pPr>
-        <w:tabs>
-          <w:tab w:val="num" w:pos="2160"/>
-        </w:tabs>
-        <w:ind w:left="2160" w:hanging="360"/>
-      </w:pPr>
-      <w:rPr>
-        <w:rFonts w:ascii="Wingdings" w:hAnsi="Wingdings" w:hint="default"/>
-        <w:sz w:val="20"/>
-      </w:rPr>
-    </w:lvl>
-    <w:lvl w:ilvl="3" w:tentative="1">
-      <w:start w:val="1"/>
-      <w:numFmt w:val="bullet"/>
-      <w:lvlText w:val=""/>
-      <w:lvlJc w:val="left"/>
-      <w:pPr>
-        <w:tabs>
-          <w:tab w:val="num" w:pos="2880"/>
-        </w:tabs>
-        <w:ind w:left="2880" w:hanging="360"/>
-      </w:pPr>
-      <w:rPr>
-        <w:rFonts w:ascii="Wingdings" w:hAnsi="Wingdings" w:hint="default"/>
-        <w:sz w:val="20"/>
-      </w:rPr>
-    </w:lvl>
-    <w:lvl w:ilvl="4" w:tentative="1">
-      <w:start w:val="1"/>
-      <w:numFmt w:val="bullet"/>
-      <w:lvlText w:val=""/>
-      <w:lvlJc w:val="left"/>
-      <w:pPr>
-        <w:tabs>
-          <w:tab w:val="num" w:pos="3600"/>
-        </w:tabs>
-        <w:ind w:left="3600" w:hanging="360"/>
-      </w:pPr>
-      <w:rPr>
-        <w:rFonts w:ascii="Wingdings" w:hAnsi="Wingdings" w:hint="default"/>
-        <w:sz w:val="20"/>
-      </w:rPr>
-    </w:lvl>
-    <w:lvl w:ilvl="5" w:tentative="1">
-      <w:start w:val="1"/>
-      <w:numFmt w:val="bullet"/>
-      <w:lvlText w:val=""/>
-      <w:lvlJc w:val="left"/>
-      <w:pPr>
-        <w:tabs>
-          <w:tab w:val="num" w:pos="4320"/>
-        </w:tabs>
-        <w:ind w:left="4320" w:hanging="360"/>
-      </w:pPr>
-      <w:rPr>
-        <w:rFonts w:ascii="Wingdings" w:hAnsi="Wingdings" w:hint="default"/>
-        <w:sz w:val="20"/>
-      </w:rPr>
-    </w:lvl>
-    <w:lvl w:ilvl="6" w:tentative="1">
-      <w:start w:val="1"/>
-      <w:numFmt w:val="bullet"/>
-      <w:lvlText w:val=""/>
-      <w:lvlJc w:val="left"/>
-      <w:pPr>
-        <w:tabs>
-          <w:tab w:val="num" w:pos="5040"/>
-        </w:tabs>
-        <w:ind w:left="5040" w:hanging="360"/>
-      </w:pPr>
-      <w:rPr>
-        <w:rFonts w:ascii="Wingdings" w:hAnsi="Wingdings" w:hint="default"/>
-        <w:sz w:val="20"/>
-      </w:rPr>
-    </w:lvl>
-    <w:lvl w:ilvl="7" w:tentative="1">
-      <w:start w:val="1"/>
-      <w:numFmt w:val="bullet"/>
-      <w:lvlText w:val=""/>
-      <w:lvlJc w:val="left"/>
-      <w:pPr>
-        <w:tabs>
-          <w:tab w:val="num" w:pos="5760"/>
-        </w:tabs>
-        <w:ind w:left="5760" w:hanging="360"/>
-      </w:pPr>
-      <w:rPr>
-        <w:rFonts w:ascii="Wingdings" w:hAnsi="Wingdings" w:hint="default"/>
-        <w:sz w:val="20"/>
-      </w:rPr>
-    </w:lvl>
-    <w:lvl w:ilvl="8" w:tentative="1">
-      <w:start w:val="1"/>
-      <w:numFmt w:val="bullet"/>
-      <w:lvlText w:val=""/>
-      <w:lvlJc w:val="left"/>
-      <w:pPr>
-        <w:tabs>
-          <w:tab w:val="num" w:pos="6480"/>
-        </w:tabs>
-        <w:ind w:left="6480" w:hanging="360"/>
-      </w:pPr>
-      <w:rPr>
-        <w:rFonts w:ascii="Wingdings" w:hAnsi="Wingdings" w:hint="default"/>
-        <w:sz w:val="20"/>
-      </w:rPr>
-    </w:lvl>
-  </w:abstractNum>
-  <w:abstractNum w:abstractNumId="3" w15:restartNumberingAfterBreak="0">
-    <w:nsid w:val="2F877B03"/>
-    <w:multiLevelType w:val="multilevel"/>
-    <w:tmpl w:val="DB606E06"/>
-    <w:lvl w:ilvl="0">
-      <w:start w:val="1"/>
-      <w:numFmt w:val="bullet"/>
-      <w:lvlText w:val=""/>
-      <w:lvlJc w:val="left"/>
-      <w:pPr>
-        <w:tabs>
-          <w:tab w:val="num" w:pos="720"/>
-        </w:tabs>
-        <w:ind w:left="720" w:hanging="360"/>
-      </w:pPr>
-      <w:rPr>
-        <w:rFonts w:ascii="Symbol" w:hAnsi="Symbol" w:hint="default"/>
-        <w:sz w:val="20"/>
-      </w:rPr>
-    </w:lvl>
-    <w:lvl w:ilvl="1" w:tentative="1">
-      <w:start w:val="1"/>
-      <w:numFmt w:val="bullet"/>
-      <w:lvlText w:val="o"/>
-      <w:lvlJc w:val="left"/>
-      <w:pPr>
-        <w:tabs>
-          <w:tab w:val="num" w:pos="1440"/>
-        </w:tabs>
-        <w:ind w:left="1440" w:hanging="360"/>
-      </w:pPr>
-      <w:rPr>
-        <w:rFonts w:ascii="Courier New" w:hAnsi="Courier New" w:hint="default"/>
-        <w:sz w:val="20"/>
-      </w:rPr>
-    </w:lvl>
-    <w:lvl w:ilvl="2" w:tentative="1">
-      <w:start w:val="1"/>
-      <w:numFmt w:val="bullet"/>
-      <w:lvlText w:val=""/>
-      <w:lvlJc w:val="left"/>
-      <w:pPr>
-        <w:tabs>
-          <w:tab w:val="num" w:pos="2160"/>
-        </w:tabs>
-        <w:ind w:left="2160" w:hanging="360"/>
-      </w:pPr>
-      <w:rPr>
-        <w:rFonts w:ascii="Wingdings" w:hAnsi="Wingdings" w:hint="default"/>
-        <w:sz w:val="20"/>
-      </w:rPr>
-    </w:lvl>
-    <w:lvl w:ilvl="3" w:tentative="1">
-      <w:start w:val="1"/>
-      <w:numFmt w:val="bullet"/>
-      <w:lvlText w:val=""/>
-      <w:lvlJc w:val="left"/>
-      <w:pPr>
-        <w:tabs>
-          <w:tab w:val="num" w:pos="2880"/>
-        </w:tabs>
-        <w:ind w:left="2880" w:hanging="360"/>
-      </w:pPr>
-      <w:rPr>
-        <w:rFonts w:ascii="Wingdings" w:hAnsi="Wingdings" w:hint="default"/>
-        <w:sz w:val="20"/>
-      </w:rPr>
-    </w:lvl>
-    <w:lvl w:ilvl="4" w:tentative="1">
-      <w:start w:val="1"/>
-      <w:numFmt w:val="bullet"/>
-      <w:lvlText w:val=""/>
-      <w:lvlJc w:val="left"/>
-      <w:pPr>
-        <w:tabs>
-          <w:tab w:val="num" w:pos="3600"/>
-        </w:tabs>
-        <w:ind w:left="3600" w:hanging="360"/>
-      </w:pPr>
-      <w:rPr>
-        <w:rFonts w:ascii="Wingdings" w:hAnsi="Wingdings" w:hint="default"/>
-        <w:sz w:val="20"/>
-      </w:rPr>
-    </w:lvl>
-    <w:lvl w:ilvl="5" w:tentative="1">
-      <w:start w:val="1"/>
-      <w:numFmt w:val="bullet"/>
-      <w:lvlText w:val=""/>
-      <w:lvlJc w:val="left"/>
-      <w:pPr>
-        <w:tabs>
-          <w:tab w:val="num" w:pos="4320"/>
-        </w:tabs>
-        <w:ind w:left="4320" w:hanging="360"/>
-      </w:pPr>
-      <w:rPr>
-        <w:rFonts w:ascii="Wingdings" w:hAnsi="Wingdings" w:hint="default"/>
-        <w:sz w:val="20"/>
-      </w:rPr>
-    </w:lvl>
-    <w:lvl w:ilvl="6" w:tentative="1">
-      <w:start w:val="1"/>
-      <w:numFmt w:val="bullet"/>
-      <w:lvlText w:val=""/>
-      <w:lvlJc w:val="left"/>
-      <w:pPr>
-        <w:tabs>
-          <w:tab w:val="num" w:pos="5040"/>
-        </w:tabs>
-        <w:ind w:left="5040" w:hanging="360"/>
-      </w:pPr>
-      <w:rPr>
-        <w:rFonts w:ascii="Wingdings" w:hAnsi="Wingdings" w:hint="default"/>
-        <w:sz w:val="20"/>
-      </w:rPr>
-    </w:lvl>
-    <w:lvl w:ilvl="7" w:tentative="1">
-      <w:start w:val="1"/>
-      <w:numFmt w:val="bullet"/>
-      <w:lvlText w:val=""/>
-      <w:lvlJc w:val="left"/>
-      <w:pPr>
-        <w:tabs>
-          <w:tab w:val="num" w:pos="5760"/>
-        </w:tabs>
-        <w:ind w:left="5760" w:hanging="360"/>
-      </w:pPr>
-      <w:rPr>
-        <w:rFonts w:ascii="Wingdings" w:hAnsi="Wingdings" w:hint="default"/>
-        <w:sz w:val="20"/>
-      </w:rPr>
-    </w:lvl>
-    <w:lvl w:ilvl="8" w:tentative="1">
-      <w:start w:val="1"/>
-      <w:numFmt w:val="bullet"/>
-      <w:lvlText w:val=""/>
-      <w:lvlJc w:val="left"/>
-      <w:pPr>
-        <w:tabs>
-          <w:tab w:val="num" w:pos="6480"/>
-        </w:tabs>
-        <w:ind w:left="6480" w:hanging="360"/>
-      </w:pPr>
-      <w:rPr>
-        <w:rFonts w:ascii="Wingdings" w:hAnsi="Wingdings" w:hint="default"/>
-        <w:sz w:val="20"/>
-      </w:rPr>
-    </w:lvl>
-  </w:abstractNum>
-  <w:abstractNum w:abstractNumId="4" w15:restartNumberingAfterBreak="0">
-    <w:nsid w:val="4B177180"/>
-    <w:multiLevelType w:val="multilevel"/>
-    <w:tmpl w:val="37BECC12"/>
-    <w:lvl w:ilvl="0">
-      <w:start w:val="1"/>
-      <w:numFmt w:val="bullet"/>
-      <w:lvlText w:val=""/>
-      <w:lvlJc w:val="left"/>
-      <w:pPr>
-        <w:tabs>
-          <w:tab w:val="num" w:pos="720"/>
-        </w:tabs>
-        <w:ind w:left="720" w:hanging="360"/>
-      </w:pPr>
-      <w:rPr>
-        <w:rFonts w:ascii="Symbol" w:hAnsi="Symbol" w:hint="default"/>
-        <w:sz w:val="20"/>
-      </w:rPr>
-    </w:lvl>
-    <w:lvl w:ilvl="1" w:tentative="1">
-      <w:start w:val="1"/>
-      <w:numFmt w:val="bullet"/>
-      <w:lvlText w:val="o"/>
-      <w:lvlJc w:val="left"/>
-      <w:pPr>
-        <w:tabs>
-          <w:tab w:val="num" w:pos="1440"/>
-        </w:tabs>
-        <w:ind w:left="1440" w:hanging="360"/>
-      </w:pPr>
-      <w:rPr>
-        <w:rFonts w:ascii="Courier New" w:hAnsi="Courier New" w:hint="default"/>
-        <w:sz w:val="20"/>
-      </w:rPr>
-    </w:lvl>
-    <w:lvl w:ilvl="2" w:tentative="1">
-      <w:start w:val="1"/>
-      <w:numFmt w:val="bullet"/>
-      <w:lvlText w:val=""/>
-      <w:lvlJc w:val="left"/>
-      <w:pPr>
-        <w:tabs>
-          <w:tab w:val="num" w:pos="2160"/>
-        </w:tabs>
-        <w:ind w:left="2160" w:hanging="360"/>
-      </w:pPr>
-      <w:rPr>
-        <w:rFonts w:ascii="Wingdings" w:hAnsi="Wingdings" w:hint="default"/>
-        <w:sz w:val="20"/>
-      </w:rPr>
-    </w:lvl>
-    <w:lvl w:ilvl="3" w:tentative="1">
-      <w:start w:val="1"/>
-      <w:numFmt w:val="bullet"/>
-      <w:lvlText w:val=""/>
-      <w:lvlJc w:val="left"/>
-      <w:pPr>
-        <w:tabs>
-          <w:tab w:val="num" w:pos="2880"/>
-        </w:tabs>
-        <w:ind w:left="2880" w:hanging="360"/>
-      </w:pPr>
-      <w:rPr>
-        <w:rFonts w:ascii="Wingdings" w:hAnsi="Wingdings" w:hint="default"/>
-        <w:sz w:val="20"/>
-      </w:rPr>
-    </w:lvl>
-    <w:lvl w:ilvl="4" w:tentative="1">
-      <w:start w:val="1"/>
-      <w:numFmt w:val="bullet"/>
-      <w:lvlText w:val=""/>
-      <w:lvlJc w:val="left"/>
-      <w:pPr>
-        <w:tabs>
-          <w:tab w:val="num" w:pos="3600"/>
-        </w:tabs>
-        <w:ind w:left="3600" w:hanging="360"/>
-      </w:pPr>
-      <w:rPr>
-        <w:rFonts w:ascii="Wingdings" w:hAnsi="Wingdings" w:hint="default"/>
-        <w:sz w:val="20"/>
-      </w:rPr>
-    </w:lvl>
-    <w:lvl w:ilvl="5" w:tentative="1">
-      <w:start w:val="1"/>
-      <w:numFmt w:val="bullet"/>
-      <w:lvlText w:val=""/>
-      <w:lvlJc w:val="left"/>
-      <w:pPr>
-        <w:tabs>
-          <w:tab w:val="num" w:pos="4320"/>
-        </w:tabs>
-        <w:ind w:left="4320" w:hanging="360"/>
-      </w:pPr>
-      <w:rPr>
-        <w:rFonts w:ascii="Wingdings" w:hAnsi="Wingdings" w:hint="default"/>
-        <w:sz w:val="20"/>
-      </w:rPr>
-    </w:lvl>
-    <w:lvl w:ilvl="6" w:tentative="1">
-      <w:start w:val="1"/>
-      <w:numFmt w:val="bullet"/>
-      <w:lvlText w:val=""/>
-      <w:lvlJc w:val="left"/>
-      <w:pPr>
-        <w:tabs>
-          <w:tab w:val="num" w:pos="5040"/>
-        </w:tabs>
-        <w:ind w:left="5040" w:hanging="360"/>
-      </w:pPr>
-      <w:rPr>
-        <w:rFonts w:ascii="Wingdings" w:hAnsi="Wingdings" w:hint="default"/>
-        <w:sz w:val="20"/>
-      </w:rPr>
-    </w:lvl>
-    <w:lvl w:ilvl="7" w:tentative="1">
-      <w:start w:val="1"/>
-      <w:numFmt w:val="bullet"/>
-      <w:lvlText w:val=""/>
-      <w:lvlJc w:val="left"/>
-      <w:pPr>
-        <w:tabs>
-          <w:tab w:val="num" w:pos="5760"/>
-        </w:tabs>
-        <w:ind w:left="5760" w:hanging="360"/>
-      </w:pPr>
-      <w:rPr>
-        <w:rFonts w:ascii="Wingdings" w:hAnsi="Wingdings" w:hint="default"/>
-        <w:sz w:val="20"/>
-      </w:rPr>
-    </w:lvl>
-    <w:lvl w:ilvl="8" w:tentative="1">
-      <w:start w:val="1"/>
-      <w:numFmt w:val="bullet"/>
-      <w:lvlText w:val=""/>
-      <w:lvlJc w:val="left"/>
-      <w:pPr>
-        <w:tabs>
-          <w:tab w:val="num" w:pos="6480"/>
-        </w:tabs>
-        <w:ind w:left="6480" w:hanging="360"/>
-      </w:pPr>
-      <w:rPr>
-        <w:rFonts w:ascii="Wingdings" w:hAnsi="Wingdings" w:hint="default"/>
-        <w:sz w:val="20"/>
-      </w:rPr>
-    </w:lvl>
-  </w:abstractNum>
-  <w:num w:numId="1" w16cid:durableId="1476489341">
+  <w:num w:numId="1" w16cid:durableId="1855001064">
+    <w:abstractNumId w:val="1"/>
+  </w:num>
+  <w:num w:numId="2" w16cid:durableId="1913612955">
     <w:abstractNumId w:val="0"/>
-  </w:num>
-  <w:num w:numId="2" w16cid:durableId="657926787">
-    <w:abstractNumId w:val="4"/>
-  </w:num>
-  <w:num w:numId="3" w16cid:durableId="872572188">
-    <w:abstractNumId w:val="3"/>
-  </w:num>
-  <w:num w:numId="4" w16cid:durableId="1855001064">
-    <w:abstractNumId w:val="2"/>
-  </w:num>
-  <w:num w:numId="5" w16cid:durableId="1913612955">
-    <w:abstractNumId w:val="1"/>
   </w:num>
 </w:numbering>
 </file>
@@ -1978,7 +1522,7 @@
   <w:style w:type="paragraph" w:default="1" w:styleId="Normal">
     <w:name w:val="Normal"/>
     <w:qFormat/>
-    <w:rsid w:val="00C33DE3"/>
+    <w:rsid w:val="00CA2F44"/>
   </w:style>
   <w:style w:type="paragraph" w:styleId="Heading1">
     <w:name w:val="heading 1"/>
@@ -1987,7 +1531,7 @@
     <w:link w:val="Heading1Char"/>
     <w:uiPriority w:val="9"/>
     <w:qFormat/>
-    <w:rsid w:val="0064487C"/>
+    <w:rsid w:val="00CA2F44"/>
     <w:pPr>
       <w:keepNext/>
       <w:keepLines/>
@@ -2009,7 +1553,7 @@
     <w:uiPriority w:val="9"/>
     <w:unhideWhenUsed/>
     <w:qFormat/>
-    <w:rsid w:val="0064487C"/>
+    <w:rsid w:val="00CA2F44"/>
     <w:pPr>
       <w:keepNext/>
       <w:keepLines/>
@@ -2032,7 +1576,7 @@
     <w:semiHidden/>
     <w:unhideWhenUsed/>
     <w:qFormat/>
-    <w:rsid w:val="0064487C"/>
+    <w:rsid w:val="00CA2F44"/>
     <w:pPr>
       <w:keepNext/>
       <w:keepLines/>
@@ -2055,7 +1599,7 @@
     <w:semiHidden/>
     <w:unhideWhenUsed/>
     <w:qFormat/>
-    <w:rsid w:val="0064487C"/>
+    <w:rsid w:val="00CA2F44"/>
     <w:pPr>
       <w:keepNext/>
       <w:keepLines/>
@@ -2078,7 +1622,7 @@
     <w:semiHidden/>
     <w:unhideWhenUsed/>
     <w:qFormat/>
-    <w:rsid w:val="0064487C"/>
+    <w:rsid w:val="00CA2F44"/>
     <w:pPr>
       <w:keepNext/>
       <w:keepLines/>
@@ -2099,7 +1643,7 @@
     <w:semiHidden/>
     <w:unhideWhenUsed/>
     <w:qFormat/>
-    <w:rsid w:val="0064487C"/>
+    <w:rsid w:val="00CA2F44"/>
     <w:pPr>
       <w:keepNext/>
       <w:keepLines/>
@@ -2122,7 +1666,7 @@
     <w:semiHidden/>
     <w:unhideWhenUsed/>
     <w:qFormat/>
-    <w:rsid w:val="0064487C"/>
+    <w:rsid w:val="00CA2F44"/>
     <w:pPr>
       <w:keepNext/>
       <w:keepLines/>
@@ -2143,7 +1687,7 @@
     <w:semiHidden/>
     <w:unhideWhenUsed/>
     <w:qFormat/>
-    <w:rsid w:val="0064487C"/>
+    <w:rsid w:val="00CA2F44"/>
     <w:pPr>
       <w:keepNext/>
       <w:keepLines/>
@@ -2166,7 +1710,7 @@
     <w:semiHidden/>
     <w:unhideWhenUsed/>
     <w:qFormat/>
-    <w:rsid w:val="0064487C"/>
+    <w:rsid w:val="00CA2F44"/>
     <w:pPr>
       <w:keepNext/>
       <w:keepLines/>
@@ -2181,6 +1725,7 @@
   <w:style w:type="character" w:default="1" w:styleId="DefaultParagraphFont">
     <w:name w:val="Default Paragraph Font"/>
     <w:uiPriority w:val="1"/>
+    <w:semiHidden/>
     <w:unhideWhenUsed/>
   </w:style>
   <w:style w:type="table" w:default="1" w:styleId="TableNormal">
@@ -2209,7 +1754,7 @@
     <w:basedOn w:val="DefaultParagraphFont"/>
     <w:link w:val="Heading1"/>
     <w:uiPriority w:val="9"/>
-    <w:rsid w:val="0064487C"/>
+    <w:rsid w:val="00CA2F44"/>
     <w:rPr>
       <w:rFonts w:asciiTheme="majorHAnsi" w:eastAsiaTheme="majorEastAsia" w:hAnsiTheme="majorHAnsi" w:cstheme="majorBidi"/>
       <w:color w:val="2F5496" w:themeColor="accent1" w:themeShade="BF"/>
@@ -2222,7 +1767,7 @@
     <w:basedOn w:val="DefaultParagraphFont"/>
     <w:link w:val="Heading2"/>
     <w:uiPriority w:val="9"/>
-    <w:rsid w:val="0064487C"/>
+    <w:rsid w:val="00CA2F44"/>
     <w:rPr>
       <w:rFonts w:asciiTheme="majorHAnsi" w:eastAsiaTheme="majorEastAsia" w:hAnsiTheme="majorHAnsi" w:cstheme="majorBidi"/>
       <w:color w:val="2F5496" w:themeColor="accent1" w:themeShade="BF"/>
@@ -2236,7 +1781,7 @@
     <w:link w:val="Heading3"/>
     <w:uiPriority w:val="9"/>
     <w:semiHidden/>
-    <w:rsid w:val="0064487C"/>
+    <w:rsid w:val="00CA2F44"/>
     <w:rPr>
       <w:rFonts w:eastAsiaTheme="majorEastAsia" w:cstheme="majorBidi"/>
       <w:color w:val="2F5496" w:themeColor="accent1" w:themeShade="BF"/>
@@ -2250,7 +1795,7 @@
     <w:link w:val="Heading4"/>
     <w:uiPriority w:val="9"/>
     <w:semiHidden/>
-    <w:rsid w:val="0064487C"/>
+    <w:rsid w:val="00CA2F44"/>
     <w:rPr>
       <w:rFonts w:eastAsiaTheme="majorEastAsia" w:cstheme="majorBidi"/>
       <w:i/>
@@ -2264,7 +1809,7 @@
     <w:link w:val="Heading5"/>
     <w:uiPriority w:val="9"/>
     <w:semiHidden/>
-    <w:rsid w:val="0064487C"/>
+    <w:rsid w:val="00CA2F44"/>
     <w:rPr>
       <w:rFonts w:eastAsiaTheme="majorEastAsia" w:cstheme="majorBidi"/>
       <w:color w:val="2F5496" w:themeColor="accent1" w:themeShade="BF"/>
@@ -2276,7 +1821,7 @@
     <w:link w:val="Heading6"/>
     <w:uiPriority w:val="9"/>
     <w:semiHidden/>
-    <w:rsid w:val="0064487C"/>
+    <w:rsid w:val="00CA2F44"/>
     <w:rPr>
       <w:rFonts w:eastAsiaTheme="majorEastAsia" w:cstheme="majorBidi"/>
       <w:i/>
@@ -2290,7 +1835,7 @@
     <w:link w:val="Heading7"/>
     <w:uiPriority w:val="9"/>
     <w:semiHidden/>
-    <w:rsid w:val="0064487C"/>
+    <w:rsid w:val="00CA2F44"/>
     <w:rPr>
       <w:rFonts w:eastAsiaTheme="majorEastAsia" w:cstheme="majorBidi"/>
       <w:color w:val="595959" w:themeColor="text1" w:themeTint="A6"/>
@@ -2302,7 +1847,7 @@
     <w:link w:val="Heading8"/>
     <w:uiPriority w:val="9"/>
     <w:semiHidden/>
-    <w:rsid w:val="0064487C"/>
+    <w:rsid w:val="00CA2F44"/>
     <w:rPr>
       <w:rFonts w:eastAsiaTheme="majorEastAsia" w:cstheme="majorBidi"/>
       <w:i/>
@@ -2316,7 +1861,7 @@
     <w:link w:val="Heading9"/>
     <w:uiPriority w:val="9"/>
     <w:semiHidden/>
-    <w:rsid w:val="0064487C"/>
+    <w:rsid w:val="00CA2F44"/>
     <w:rPr>
       <w:rFonts w:eastAsiaTheme="majorEastAsia" w:cstheme="majorBidi"/>
       <w:color w:val="272727" w:themeColor="text1" w:themeTint="D8"/>
@@ -2329,7 +1874,7 @@
     <w:link w:val="TitleChar"/>
     <w:uiPriority w:val="10"/>
     <w:qFormat/>
-    <w:rsid w:val="0064487C"/>
+    <w:rsid w:val="00CA2F44"/>
     <w:pPr>
       <w:spacing w:after="80" w:line="240" w:lineRule="auto"/>
       <w:contextualSpacing/>
@@ -2347,7 +1892,7 @@
     <w:basedOn w:val="DefaultParagraphFont"/>
     <w:link w:val="Title"/>
     <w:uiPriority w:val="10"/>
-    <w:rsid w:val="0064487C"/>
+    <w:rsid w:val="00CA2F44"/>
     <w:rPr>
       <w:rFonts w:asciiTheme="majorHAnsi" w:eastAsiaTheme="majorEastAsia" w:hAnsiTheme="majorHAnsi" w:cstheme="majorBidi"/>
       <w:spacing w:val="-10"/>
@@ -2363,7 +1908,7 @@
     <w:link w:val="SubtitleChar"/>
     <w:uiPriority w:val="11"/>
     <w:qFormat/>
-    <w:rsid w:val="0064487C"/>
+    <w:rsid w:val="00CA2F44"/>
     <w:pPr>
       <w:numPr>
         <w:ilvl w:val="1"/>
@@ -2382,7 +1927,7 @@
     <w:basedOn w:val="DefaultParagraphFont"/>
     <w:link w:val="Subtitle"/>
     <w:uiPriority w:val="11"/>
-    <w:rsid w:val="0064487C"/>
+    <w:rsid w:val="00CA2F44"/>
     <w:rPr>
       <w:rFonts w:eastAsiaTheme="majorEastAsia" w:cstheme="majorBidi"/>
       <w:color w:val="595959" w:themeColor="text1" w:themeTint="A6"/>
@@ -2398,7 +1943,7 @@
     <w:link w:val="QuoteChar"/>
     <w:uiPriority w:val="29"/>
     <w:qFormat/>
-    <w:rsid w:val="0064487C"/>
+    <w:rsid w:val="00CA2F44"/>
     <w:pPr>
       <w:spacing w:before="160"/>
       <w:jc w:val="center"/>
@@ -2414,7 +1959,7 @@
     <w:basedOn w:val="DefaultParagraphFont"/>
     <w:link w:val="Quote"/>
     <w:uiPriority w:val="29"/>
-    <w:rsid w:val="0064487C"/>
+    <w:rsid w:val="00CA2F44"/>
     <w:rPr>
       <w:i/>
       <w:iCs/>
@@ -2426,7 +1971,7 @@
     <w:basedOn w:val="Normal"/>
     <w:uiPriority w:val="34"/>
     <w:qFormat/>
-    <w:rsid w:val="0064487C"/>
+    <w:rsid w:val="00CA2F44"/>
     <w:pPr>
       <w:ind w:left="720"/>
       <w:contextualSpacing/>
@@ -2437,7 +1982,7 @@
     <w:basedOn w:val="DefaultParagraphFont"/>
     <w:uiPriority w:val="21"/>
     <w:qFormat/>
-    <w:rsid w:val="0064487C"/>
+    <w:rsid w:val="00CA2F44"/>
     <w:rPr>
       <w:i/>
       <w:iCs/>
@@ -2451,7 +1996,7 @@
     <w:link w:val="IntenseQuoteChar"/>
     <w:uiPriority w:val="30"/>
     <w:qFormat/>
-    <w:rsid w:val="0064487C"/>
+    <w:rsid w:val="00CA2F44"/>
     <w:pPr>
       <w:pBdr>
         <w:top w:val="single" w:sz="4" w:space="10" w:color="2F5496" w:themeColor="accent1" w:themeShade="BF"/>
@@ -2472,7 +2017,7 @@
     <w:basedOn w:val="DefaultParagraphFont"/>
     <w:link w:val="IntenseQuote"/>
     <w:uiPriority w:val="30"/>
-    <w:rsid w:val="0064487C"/>
+    <w:rsid w:val="00CA2F44"/>
     <w:rPr>
       <w:i/>
       <w:iCs/>
@@ -2484,24 +2029,13 @@
     <w:basedOn w:val="DefaultParagraphFont"/>
     <w:uiPriority w:val="32"/>
     <w:qFormat/>
-    <w:rsid w:val="0064487C"/>
+    <w:rsid w:val="00CA2F44"/>
     <w:rPr>
       <w:b/>
       <w:bCs/>
       <w:smallCaps/>
       <w:color w:val="2F5496" w:themeColor="accent1" w:themeShade="BF"/>
       <w:spacing w:val="5"/>
-    </w:rPr>
-  </w:style>
-  <w:style w:type="paragraph" w:styleId="NormalWeb">
-    <w:name w:val="Normal (Web)"/>
-    <w:basedOn w:val="Normal"/>
-    <w:uiPriority w:val="99"/>
-    <w:semiHidden/>
-    <w:unhideWhenUsed/>
-    <w:rsid w:val="007638CC"/>
-    <w:rPr>
-      <w:rFonts w:ascii="Times New Roman" w:hAnsi="Times New Roman" w:cs="Times New Roman"/>
     </w:rPr>
   </w:style>
 </w:styles>

--- a/Knowledge/3-Work knowledge/1-Software Engineering/1-Software Engineering Fundamentals/5-My Source/2-Common Types of Networks/3-LAN.docx
+++ b/Knowledge/3-Work knowledge/1-Software Engineering/1-Software Engineering Fundamentals/5-My Source/2-Common Types of Networks/3-LAN.docx
@@ -32,119 +32,1675 @@
       </w:pPr>
       <w:r>
         <w:rPr>
-          <w:rFonts w:ascii="Arial" w:eastAsia="Arial" w:hAnsi="Arial"/>
-          <w:b/>
-          <w:sz w:val="22"/>
-          <w:shd w:val="clear" w:color="auto" w:fill="B7B7B7"/>
-        </w:rPr>
-        <w:t># Source</w:t>
-      </w:r>
-      <w:r>
-        <w:rPr>
-          <w:rFonts w:ascii="Arial" w:eastAsia="Arial" w:hAnsi="Arial"/>
-          <w:sz w:val="22"/>
-          <w:shd w:val="clear" w:color="auto" w:fill="B7B7B7"/>
-        </w:rPr>
-        <w:t xml:space="preserve">: </w:t>
-      </w:r>
-      <w:r>
-        <w:rPr>
-          <w:rFonts w:ascii="Arial" w:eastAsia="Arial" w:hAnsi="Arial"/>
-          <w:b/>
-          <w:sz w:val="22"/>
-          <w:shd w:val="clear" w:color="auto" w:fill="B7B7B7"/>
-        </w:rPr>
-        <w:t xml:space="preserve">Chatgpt </w:t>
-      </w:r>
-      <w:r>
-        <w:rPr>
-          <w:rFonts w:ascii="Arial" w:eastAsia="Arial" w:hAnsi="Arial"/>
-          <w:b/>
-          <w:sz w:val="22"/>
-          <w:szCs w:val="14"/>
-          <w:shd w:val="clear" w:color="auto" w:fill="B7B7B7"/>
-        </w:rPr>
-        <w:t>(GPT</w:t>
-      </w:r>
-      <w:r>
-        <w:rPr>
-          <w:rFonts w:ascii="Arial" w:eastAsia="Arial" w:hAnsi="Arial" w:cs="Cambria Math"/>
-          <w:b/>
-          <w:sz w:val="22"/>
-          <w:szCs w:val="14"/>
-          <w:shd w:val="clear" w:color="auto" w:fill="B7B7B7"/>
+          <w:rFonts w:ascii="Arial" w:hAnsi="Arial" w:eastAsia="Arial" w:cs="Arial"/>
+          <w:b/>
+          <w:i w:val="0"/>
+          <w:color w:val="000000"/>
+          <w:sz w:val="18"/>
+          <w:highlight w:val="lightGray"/>
+        </w:rPr>
+        <w:t>#</w:t>
+      </w:r>
+      <w:r>
+        <w:rPr>
+          <w:rFonts w:ascii="Arial" w:hAnsi="Arial" w:eastAsia="Arial" w:cs="Arial"/>
+          <w:b/>
+          <w:i w:val="0"/>
+          <w:color w:val="000000"/>
+          <w:sz w:val="18"/>
+          <w:highlight w:val="lightGray"/>
+        </w:rPr>
+        <w:t xml:space="preserve"> </w:t>
+      </w:r>
+      <w:r>
+        <w:rPr>
+          <w:rFonts w:ascii="Arial" w:hAnsi="Arial" w:eastAsia="Arial" w:cs="Arial"/>
+          <w:b/>
+          <w:i w:val="0"/>
+          <w:color w:val="000000"/>
+          <w:sz w:val="18"/>
+          <w:highlight w:val="lightGray"/>
+        </w:rPr>
+        <w:t>S</w:t>
+      </w:r>
+      <w:r>
+        <w:rPr>
+          <w:rFonts w:ascii="Arial" w:hAnsi="Arial" w:eastAsia="Arial" w:cs="Arial"/>
+          <w:b/>
+          <w:i w:val="0"/>
+          <w:color w:val="000000"/>
+          <w:sz w:val="18"/>
+          <w:highlight w:val="lightGray"/>
+        </w:rPr>
+        <w:t>o</w:t>
+      </w:r>
+      <w:r>
+        <w:rPr>
+          <w:rFonts w:ascii="Arial" w:hAnsi="Arial" w:eastAsia="Arial" w:cs="Arial"/>
+          <w:b/>
+          <w:i w:val="0"/>
+          <w:color w:val="000000"/>
+          <w:sz w:val="18"/>
+          <w:highlight w:val="lightGray"/>
+        </w:rPr>
+        <w:t>u</w:t>
+      </w:r>
+      <w:r>
+        <w:rPr>
+          <w:rFonts w:ascii="Arial" w:hAnsi="Arial" w:eastAsia="Arial" w:cs="Arial"/>
+          <w:b/>
+          <w:i w:val="0"/>
+          <w:color w:val="000000"/>
+          <w:sz w:val="18"/>
+          <w:highlight w:val="lightGray"/>
+        </w:rPr>
+        <w:t>r</w:t>
+      </w:r>
+      <w:r>
+        <w:rPr>
+          <w:rFonts w:ascii="Arial" w:hAnsi="Arial" w:eastAsia="Arial" w:cs="Arial"/>
+          <w:b/>
+          <w:i w:val="0"/>
+          <w:color w:val="000000"/>
+          <w:sz w:val="18"/>
+          <w:highlight w:val="lightGray"/>
+        </w:rPr>
+        <w:t>c</w:t>
+      </w:r>
+      <w:r>
+        <w:rPr>
+          <w:rFonts w:ascii="Arial" w:hAnsi="Arial" w:eastAsia="Arial" w:cs="Arial"/>
+          <w:b/>
+          <w:i w:val="0"/>
+          <w:color w:val="000000"/>
+          <w:sz w:val="18"/>
+          <w:highlight w:val="lightGray"/>
+        </w:rPr>
+        <w:t>e</w:t>
+      </w:r>
+      <w:r>
+        <w:rPr>
+          <w:rFonts w:ascii="Arial" w:hAnsi="Arial" w:eastAsia="Arial" w:cs="Arial"/>
+          <w:b/>
+          <w:i w:val="0"/>
+          <w:color w:val="000000"/>
+          <w:sz w:val="18"/>
+          <w:highlight w:val="lightGray"/>
+        </w:rPr>
+        <w:t>:</w:t>
+      </w:r>
+      <w:r>
+        <w:rPr>
+          <w:rFonts w:ascii="Arial" w:hAnsi="Arial" w:eastAsia="Arial" w:cs="Arial"/>
+          <w:b/>
+          <w:i w:val="0"/>
+          <w:color w:val="000000"/>
+          <w:sz w:val="18"/>
+          <w:highlight w:val="lightGray"/>
+        </w:rPr>
+        <w:t xml:space="preserve"> </w:t>
+      </w:r>
+      <w:r>
+        <w:rPr>
+          <w:rFonts w:ascii="Arial" w:hAnsi="Arial" w:eastAsia="Arial" w:cs="Arial"/>
+          <w:b/>
+          <w:i w:val="0"/>
+          <w:color w:val="000000"/>
+          <w:sz w:val="18"/>
+          <w:highlight w:val="lightGray"/>
+        </w:rPr>
+        <w:t>A</w:t>
+      </w:r>
+      <w:r>
+        <w:rPr>
+          <w:rFonts w:ascii="Arial" w:hAnsi="Arial" w:eastAsia="Arial" w:cs="Arial"/>
+          <w:b/>
+          <w:i w:val="0"/>
+          <w:color w:val="000000"/>
+          <w:sz w:val="18"/>
+          <w:highlight w:val="lightGray"/>
+        </w:rPr>
+        <w:t>I</w:t>
+      </w:r>
+      <w:r>
+        <w:rPr>
+          <w:rFonts w:ascii="Arial" w:hAnsi="Arial" w:eastAsia="Arial" w:cs="Arial"/>
+          <w:b/>
+          <w:i w:val="0"/>
+          <w:color w:val="000000"/>
+          <w:sz w:val="18"/>
+          <w:highlight w:val="lightGray"/>
+        </w:rPr>
+        <w:t xml:space="preserve"> </w:t>
+      </w:r>
+      <w:r>
+        <w:rPr>
+          <w:rFonts w:ascii="Arial" w:hAnsi="Arial" w:eastAsia="Arial" w:cs="Arial"/>
+          <w:b/>
+          <w:i w:val="0"/>
+          <w:color w:val="000000"/>
+          <w:sz w:val="18"/>
+          <w:highlight w:val="lightGray"/>
+        </w:rPr>
+        <w:t>S</w:t>
+      </w:r>
+      <w:r>
+        <w:rPr>
+          <w:rFonts w:ascii="Arial" w:hAnsi="Arial" w:eastAsia="Arial" w:cs="Arial"/>
+          <w:b/>
+          <w:i w:val="0"/>
+          <w:color w:val="000000"/>
+          <w:sz w:val="18"/>
+          <w:highlight w:val="lightGray"/>
+        </w:rPr>
+        <w:t>o</w:t>
+      </w:r>
+      <w:r>
+        <w:rPr>
+          <w:rFonts w:ascii="Arial" w:hAnsi="Arial" w:eastAsia="Arial" w:cs="Arial"/>
+          <w:b/>
+          <w:i w:val="0"/>
+          <w:color w:val="000000"/>
+          <w:sz w:val="18"/>
+          <w:highlight w:val="lightGray"/>
+        </w:rPr>
+        <w:t>u</w:t>
+      </w:r>
+      <w:r>
+        <w:rPr>
+          <w:rFonts w:ascii="Arial" w:hAnsi="Arial" w:eastAsia="Arial" w:cs="Arial"/>
+          <w:b/>
+          <w:i w:val="0"/>
+          <w:color w:val="000000"/>
+          <w:sz w:val="18"/>
+          <w:highlight w:val="lightGray"/>
+        </w:rPr>
+        <w:t>r</w:t>
+      </w:r>
+      <w:r>
+        <w:rPr>
+          <w:rFonts w:ascii="Arial" w:hAnsi="Arial" w:eastAsia="Arial" w:cs="Arial"/>
+          <w:b/>
+          <w:i w:val="0"/>
+          <w:color w:val="000000"/>
+          <w:sz w:val="18"/>
+          <w:highlight w:val="lightGray"/>
+        </w:rPr>
+        <w:t>c</w:t>
+      </w:r>
+      <w:r>
+        <w:rPr>
+          <w:rFonts w:ascii="Arial" w:hAnsi="Arial" w:eastAsia="Arial" w:cs="Arial"/>
+          <w:b/>
+          <w:i w:val="0"/>
+          <w:color w:val="000000"/>
+          <w:sz w:val="18"/>
+          <w:highlight w:val="lightGray"/>
+        </w:rPr>
+        <w:t>e</w:t>
+      </w:r>
+      <w:r>
+        <w:rPr>
+          <w:rFonts w:ascii="Arial" w:hAnsi="Arial" w:eastAsia="Arial" w:cs="Arial"/>
+          <w:b/>
+          <w:i w:val="0"/>
+          <w:color w:val="000000"/>
+          <w:sz w:val="18"/>
+          <w:highlight w:val="lightGray"/>
+        </w:rPr>
+        <w:t>:</w:t>
+      </w:r>
+      <w:r>
+        <w:rPr>
+          <w:rFonts w:ascii="Arial" w:hAnsi="Arial" w:eastAsia="Arial" w:cs="Arial"/>
+          <w:b/>
+          <w:i w:val="0"/>
+          <w:color w:val="000000"/>
+          <w:sz w:val="18"/>
+          <w:highlight w:val="lightGray"/>
+        </w:rPr>
+        <w:t xml:space="preserve"> </w:t>
+      </w:r>
+      <w:r>
+        <w:rPr>
+          <w:rFonts w:ascii="Arial" w:hAnsi="Arial" w:eastAsia="Arial" w:cs="Arial"/>
+          <w:b/>
+          <w:i w:val="0"/>
+          <w:color w:val="000000"/>
+          <w:sz w:val="18"/>
+          <w:highlight w:val="lightGray"/>
+        </w:rPr>
+        <w:t>P</w:t>
+      </w:r>
+      <w:r>
+        <w:rPr>
+          <w:rFonts w:ascii="Arial" w:hAnsi="Arial" w:eastAsia="Arial" w:cs="Arial"/>
+          <w:b/>
+          <w:i w:val="0"/>
+          <w:color w:val="000000"/>
+          <w:sz w:val="18"/>
+          <w:highlight w:val="lightGray"/>
+        </w:rPr>
+        <w:t>r</w:t>
+      </w:r>
+      <w:r>
+        <w:rPr>
+          <w:rFonts w:ascii="Arial" w:hAnsi="Arial" w:eastAsia="Arial" w:cs="Arial"/>
+          <w:b/>
+          <w:i w:val="0"/>
+          <w:color w:val="000000"/>
+          <w:sz w:val="18"/>
+          <w:highlight w:val="lightGray"/>
+        </w:rPr>
+        <w:t>o</w:t>
+      </w:r>
+      <w:r>
+        <w:rPr>
+          <w:rFonts w:ascii="Arial" w:hAnsi="Arial" w:eastAsia="Arial" w:cs="Arial"/>
+          <w:b/>
+          <w:i w:val="0"/>
+          <w:color w:val="000000"/>
+          <w:sz w:val="18"/>
+          <w:highlight w:val="lightGray"/>
+        </w:rPr>
+        <w:t>v</w:t>
+      </w:r>
+      <w:r>
+        <w:rPr>
+          <w:rFonts w:ascii="Arial" w:hAnsi="Arial" w:eastAsia="Arial" w:cs="Arial"/>
+          <w:b/>
+          <w:i w:val="0"/>
+          <w:color w:val="000000"/>
+          <w:sz w:val="18"/>
+          <w:highlight w:val="lightGray"/>
+        </w:rPr>
+        <w:t>i</w:t>
+      </w:r>
+      <w:r>
+        <w:rPr>
+          <w:rFonts w:ascii="Arial" w:hAnsi="Arial" w:eastAsia="Arial" w:cs="Arial"/>
+          <w:b/>
+          <w:i w:val="0"/>
+          <w:color w:val="000000"/>
+          <w:sz w:val="18"/>
+          <w:highlight w:val="lightGray"/>
+        </w:rPr>
+        <w:t>d</w:t>
+      </w:r>
+      <w:r>
+        <w:rPr>
+          <w:rFonts w:ascii="Arial" w:hAnsi="Arial" w:eastAsia="Arial" w:cs="Arial"/>
+          <w:b/>
+          <w:i w:val="0"/>
+          <w:color w:val="000000"/>
+          <w:sz w:val="18"/>
+          <w:highlight w:val="lightGray"/>
+        </w:rPr>
+        <w:t>e</w:t>
+      </w:r>
+      <w:r>
+        <w:rPr>
+          <w:rFonts w:ascii="Arial" w:hAnsi="Arial" w:eastAsia="Arial" w:cs="Arial"/>
+          <w:b/>
+          <w:i w:val="0"/>
+          <w:color w:val="000000"/>
+          <w:sz w:val="18"/>
+          <w:highlight w:val="lightGray"/>
+        </w:rPr>
+        <w:t>d</w:t>
+      </w:r>
+      <w:r>
+        <w:rPr>
+          <w:rFonts w:ascii="Arial" w:hAnsi="Arial" w:eastAsia="Arial" w:cs="Arial"/>
+          <w:b/>
+          <w:i w:val="0"/>
+          <w:color w:val="000000"/>
+          <w:sz w:val="18"/>
+          <w:highlight w:val="lightGray"/>
+        </w:rPr>
+        <w:t xml:space="preserve"> </w:t>
+      </w:r>
+      <w:r>
+        <w:rPr>
+          <w:rFonts w:ascii="Arial" w:hAnsi="Arial" w:eastAsia="Arial" w:cs="Arial"/>
+          <w:b/>
+          <w:i w:val="0"/>
+          <w:color w:val="000000"/>
+          <w:sz w:val="18"/>
+          <w:highlight w:val="lightGray"/>
+        </w:rPr>
+        <w:t>b</w:t>
+      </w:r>
+      <w:r>
+        <w:rPr>
+          <w:rFonts w:ascii="Arial" w:hAnsi="Arial" w:eastAsia="Arial" w:cs="Arial"/>
+          <w:b/>
+          <w:i w:val="0"/>
+          <w:color w:val="000000"/>
+          <w:sz w:val="18"/>
+          <w:highlight w:val="lightGray"/>
+        </w:rPr>
+        <w:t>y</w:t>
+      </w:r>
+      <w:r>
+        <w:rPr>
+          <w:rFonts w:ascii="Arial" w:hAnsi="Arial" w:eastAsia="Arial" w:cs="Arial"/>
+          <w:b/>
+          <w:i w:val="0"/>
+          <w:color w:val="000000"/>
+          <w:sz w:val="18"/>
+          <w:highlight w:val="lightGray"/>
+        </w:rPr>
+        <w:t>:</w:t>
+      </w:r>
+      <w:r>
+        <w:rPr>
+          <w:rFonts w:ascii="Arial" w:hAnsi="Arial" w:eastAsia="Arial" w:cs="Arial"/>
+          <w:b/>
+          <w:i w:val="0"/>
+          <w:color w:val="000000"/>
+          <w:sz w:val="18"/>
+          <w:highlight w:val="lightGray"/>
+        </w:rPr>
+        <w:t xml:space="preserve"> </w:t>
+      </w:r>
+      <w:r>
+        <w:rPr>
+          <w:rFonts w:ascii="Arial" w:hAnsi="Arial" w:eastAsia="Arial" w:cs="Arial"/>
+          <w:b/>
+          <w:i w:val="0"/>
+          <w:color w:val="000000"/>
+          <w:sz w:val="18"/>
+          <w:highlight w:val="lightGray"/>
+        </w:rPr>
+        <w:t>[</w:t>
+      </w:r>
+      <w:r>
+        <w:rPr>
+          <w:rFonts w:ascii="Arial" w:hAnsi="Arial" w:eastAsia="Arial" w:cs="Arial"/>
+          <w:b/>
+          <w:i w:val="0"/>
+          <w:color w:val="000000"/>
+          <w:sz w:val="18"/>
+          <w:highlight w:val="lightGray"/>
+        </w:rPr>
+        <w:t>D</w:t>
+      </w:r>
+      <w:r>
+        <w:rPr>
+          <w:rFonts w:ascii="Arial" w:hAnsi="Arial" w:eastAsia="Arial" w:cs="Arial"/>
+          <w:b/>
+          <w:i w:val="0"/>
+          <w:color w:val="000000"/>
+          <w:sz w:val="18"/>
+          <w:highlight w:val="lightGray"/>
+        </w:rPr>
+        <w:t>a</w:t>
+      </w:r>
+      <w:r>
+        <w:rPr>
+          <w:rFonts w:ascii="Arial" w:hAnsi="Arial" w:eastAsia="Arial" w:cs="Arial"/>
+          <w:b/>
+          <w:i w:val="0"/>
+          <w:color w:val="000000"/>
+          <w:sz w:val="18"/>
+          <w:highlight w:val="lightGray"/>
+        </w:rPr>
+        <w:t>t</w:t>
+      </w:r>
+      <w:r>
+        <w:rPr>
+          <w:rFonts w:ascii="Arial" w:hAnsi="Arial" w:eastAsia="Arial" w:cs="Arial"/>
+          <w:b/>
+          <w:i w:val="0"/>
+          <w:color w:val="000000"/>
+          <w:sz w:val="18"/>
+          <w:highlight w:val="lightGray"/>
+        </w:rPr>
+        <w:t>a</w:t>
+      </w:r>
+      <w:r>
+        <w:rPr>
+          <w:rFonts w:ascii="Arial" w:hAnsi="Arial" w:eastAsia="Arial" w:cs="Arial"/>
+          <w:b/>
+          <w:i w:val="0"/>
+          <w:color w:val="000000"/>
+          <w:sz w:val="18"/>
+          <w:highlight w:val="lightGray"/>
+        </w:rPr>
+        <w:t xml:space="preserve"> </w:t>
+      </w:r>
+      <w:r>
+        <w:rPr>
+          <w:rFonts w:ascii="Arial" w:hAnsi="Arial" w:eastAsia="Arial" w:cs="Arial"/>
+          <w:b/>
+          <w:i w:val="0"/>
+          <w:color w:val="000000"/>
+          <w:sz w:val="18"/>
+          <w:highlight w:val="lightGray"/>
+        </w:rPr>
+        <w:t>P</w:t>
+      </w:r>
+      <w:r>
+        <w:rPr>
+          <w:rFonts w:ascii="Arial" w:hAnsi="Arial" w:eastAsia="Arial" w:cs="Arial"/>
+          <w:b/>
+          <w:i w:val="0"/>
+          <w:color w:val="000000"/>
+          <w:sz w:val="18"/>
+          <w:highlight w:val="lightGray"/>
+        </w:rPr>
+        <w:t>a</w:t>
+      </w:r>
+      <w:r>
+        <w:rPr>
+          <w:rFonts w:ascii="Arial" w:hAnsi="Arial" w:eastAsia="Arial" w:cs="Arial"/>
+          <w:b/>
+          <w:i w:val="0"/>
+          <w:color w:val="000000"/>
+          <w:sz w:val="18"/>
+          <w:highlight w:val="lightGray"/>
+        </w:rPr>
+        <w:t>t</w:t>
+      </w:r>
+      <w:r>
+        <w:rPr>
+          <w:rFonts w:ascii="Arial" w:hAnsi="Arial" w:eastAsia="Arial" w:cs="Arial"/>
+          <w:b/>
+          <w:i w:val="0"/>
+          <w:color w:val="000000"/>
+          <w:sz w:val="18"/>
+          <w:highlight w:val="lightGray"/>
+        </w:rPr>
+        <w:t>h</w:t>
+      </w:r>
+      <w:r>
+        <w:rPr>
+          <w:rFonts w:ascii="Arial" w:hAnsi="Arial" w:eastAsia="Arial" w:cs="Arial"/>
+          <w:b w:val="0"/>
+          <w:i w:val="0"/>
+          <w:color w:val="000000"/>
+          <w:sz w:val="18"/>
+          <w:highlight w:val="lightGray"/>
+        </w:rPr>
+        <w:t>:</w:t>
+      </w:r>
+      <w:r>
+        <w:rPr>
+          <w:rFonts w:ascii="Arial" w:hAnsi="Arial" w:eastAsia="Arial" w:cs="Arial"/>
+          <w:b w:val="0"/>
+          <w:i w:val="0"/>
+          <w:color w:val="000000"/>
+          <w:sz w:val="18"/>
+          <w:highlight w:val="lightGray"/>
+        </w:rPr>
+        <w:t xml:space="preserve"> </w:t>
+      </w:r>
+      <w:r>
+        <w:rPr>
+          <w:rFonts w:ascii="Arial" w:hAnsi="Arial" w:eastAsia="Arial" w:cs="Arial"/>
+          <w:b w:val="0"/>
+          <w:i w:val="0"/>
+          <w:color w:val="000000"/>
+          <w:sz w:val="18"/>
+          <w:highlight w:val="lightGray"/>
+        </w:rPr>
+        <w:t>P</w:t>
+      </w:r>
+      <w:r>
+        <w:rPr>
+          <w:rFonts w:ascii="Arial" w:hAnsi="Arial" w:eastAsia="Arial" w:cs="Arial"/>
+          <w:b w:val="0"/>
+          <w:i w:val="0"/>
+          <w:color w:val="000000"/>
+          <w:sz w:val="18"/>
+          <w:highlight w:val="lightGray"/>
+        </w:rPr>
+        <w:t>e</w:t>
+      </w:r>
+      <w:r>
+        <w:rPr>
+          <w:rFonts w:ascii="Arial" w:hAnsi="Arial" w:eastAsia="Arial" w:cs="Arial"/>
+          <w:b w:val="0"/>
+          <w:i w:val="0"/>
+          <w:color w:val="000000"/>
+          <w:sz w:val="18"/>
+          <w:highlight w:val="lightGray"/>
+        </w:rPr>
+        <w:t>r</w:t>
+      </w:r>
+      <w:r>
+        <w:rPr>
+          <w:rFonts w:ascii="Arial" w:hAnsi="Arial" w:eastAsia="Arial" w:cs="Arial"/>
+          <w:b w:val="0"/>
+          <w:i w:val="0"/>
+          <w:color w:val="000000"/>
+          <w:sz w:val="18"/>
+          <w:highlight w:val="lightGray"/>
+        </w:rPr>
+        <w:t>s</w:t>
+      </w:r>
+      <w:r>
+        <w:rPr>
+          <w:rFonts w:ascii="Arial" w:hAnsi="Arial" w:eastAsia="Arial" w:cs="Arial"/>
+          <w:b w:val="0"/>
+          <w:i w:val="0"/>
+          <w:color w:val="000000"/>
+          <w:sz w:val="18"/>
+          <w:highlight w:val="lightGray"/>
+        </w:rPr>
+        <w:t>o</w:t>
+      </w:r>
+      <w:r>
+        <w:rPr>
+          <w:rFonts w:ascii="Arial" w:hAnsi="Arial" w:eastAsia="Arial" w:cs="Arial"/>
+          <w:b w:val="0"/>
+          <w:i w:val="0"/>
+          <w:color w:val="000000"/>
+          <w:sz w:val="18"/>
+          <w:highlight w:val="lightGray"/>
+        </w:rPr>
+        <w:t>n</w:t>
+      </w:r>
+      <w:r>
+        <w:rPr>
+          <w:rFonts w:ascii="Arial" w:hAnsi="Arial" w:eastAsia="Arial" w:cs="Arial"/>
+          <w:b w:val="0"/>
+          <w:i w:val="0"/>
+          <w:color w:val="000000"/>
+          <w:sz w:val="18"/>
+          <w:highlight w:val="lightGray"/>
+        </w:rPr>
+        <w:t>s</w:t>
+      </w:r>
+      <w:r>
+        <w:rPr>
+          <w:rFonts w:ascii="Arial" w:hAnsi="Arial" w:eastAsia="Arial" w:cs="Arial"/>
+          <w:b w:val="0"/>
+          <w:i w:val="0"/>
+          <w:color w:val="000000"/>
+          <w:sz w:val="18"/>
+          <w:highlight w:val="lightGray"/>
+        </w:rPr>
+        <w:t xml:space="preserve"> </w:t>
+      </w:r>
+      <w:r>
+        <w:rPr>
+          <w:rFonts w:ascii="Arial" w:hAnsi="Arial" w:eastAsia="Arial" w:cs="Arial"/>
+          <w:b w:val="0"/>
+          <w:i w:val="0"/>
+          <w:color w:val="000000"/>
+          <w:sz w:val="18"/>
+          <w:highlight w:val="lightGray"/>
+        </w:rPr>
+        <w:t>T</w:t>
+      </w:r>
+      <w:r>
+        <w:rPr>
+          <w:rFonts w:ascii="Arial" w:hAnsi="Arial" w:eastAsia="Arial" w:cs="Arial"/>
+          <w:b w:val="0"/>
+          <w:i w:val="0"/>
+          <w:color w:val="000000"/>
+          <w:sz w:val="18"/>
+          <w:highlight w:val="lightGray"/>
+        </w:rPr>
+        <w:t>a</w:t>
+      </w:r>
+      <w:r>
+        <w:rPr>
+          <w:rFonts w:ascii="Arial" w:hAnsi="Arial" w:eastAsia="Arial" w:cs="Arial"/>
+          <w:b w:val="0"/>
+          <w:i w:val="0"/>
+          <w:color w:val="000000"/>
+          <w:sz w:val="18"/>
+          <w:highlight w:val="lightGray"/>
+        </w:rPr>
+        <w:t>b</w:t>
+      </w:r>
+      <w:r>
+        <w:rPr>
+          <w:rFonts w:ascii="Arial" w:hAnsi="Arial" w:eastAsia="Arial" w:cs="Arial"/>
+          <w:b w:val="0"/>
+          <w:i w:val="0"/>
+          <w:color w:val="000000"/>
+          <w:sz w:val="18"/>
+          <w:highlight w:val="lightGray"/>
+        </w:rPr>
+        <w:t>l</w:t>
+      </w:r>
+      <w:r>
+        <w:rPr>
+          <w:rFonts w:ascii="Arial" w:hAnsi="Arial" w:eastAsia="Arial" w:cs="Arial"/>
+          <w:b w:val="0"/>
+          <w:i w:val="0"/>
+          <w:color w:val="000000"/>
+          <w:sz w:val="18"/>
+          <w:highlight w:val="lightGray"/>
+        </w:rPr>
+        <w:t>e</w:t>
+      </w:r>
+      <w:r>
+        <w:rPr>
+          <w:rFonts w:ascii="Arial" w:hAnsi="Arial" w:eastAsia="Arial" w:cs="Arial"/>
+          <w:b w:val="0"/>
+          <w:i w:val="0"/>
+          <w:color w:val="000000"/>
+          <w:sz w:val="18"/>
+          <w:highlight w:val="lightGray"/>
+        </w:rPr>
+        <w:t xml:space="preserve"> </w:t>
+      </w:r>
+      <w:r>
+        <w:rPr>
+          <w:rFonts w:ascii="Arial" w:hAnsi="Arial" w:eastAsia="Arial" w:cs="Arial"/>
+          <w:b w:val="0"/>
+          <w:i w:val="0"/>
+          <w:color w:val="000000"/>
+          <w:sz w:val="18"/>
+          <w:highlight w:val="lightGray"/>
+        </w:rPr>
+        <w:t>-</w:t>
+      </w:r>
+      <w:r>
+        <w:rPr>
+          <w:rFonts w:ascii="Arial" w:hAnsi="Arial" w:eastAsia="Arial" w:cs="Arial"/>
+          <w:b w:val="0"/>
+          <w:i w:val="0"/>
+          <w:color w:val="000000"/>
+          <w:sz w:val="18"/>
+          <w:highlight w:val="lightGray"/>
+        </w:rPr>
+        <w:t>&gt;</w:t>
+      </w:r>
+      <w:r>
+        <w:rPr>
+          <w:rFonts w:ascii="Arial" w:hAnsi="Arial" w:eastAsia="Arial" w:cs="Arial"/>
+          <w:b w:val="0"/>
+          <w:i w:val="0"/>
+          <w:color w:val="000000"/>
+          <w:sz w:val="18"/>
+          <w:highlight w:val="lightGray"/>
+        </w:rPr>
+        <w:t xml:space="preserve"> </w:t>
+      </w:r>
+      <w:r>
+        <w:rPr>
+          <w:rFonts w:ascii="Arial" w:hAnsi="Arial" w:eastAsia="Arial" w:cs="Arial"/>
+          <w:b w:val="0"/>
+          <w:i w:val="0"/>
+          <w:color w:val="000000"/>
+          <w:sz w:val="18"/>
+          <w:highlight w:val="lightGray"/>
+        </w:rPr>
+        <w:t>I</w:t>
+      </w:r>
+      <w:r>
+        <w:rPr>
+          <w:rFonts w:ascii="Arial" w:hAnsi="Arial" w:eastAsia="Arial" w:cs="Arial"/>
+          <w:b w:val="0"/>
+          <w:i w:val="0"/>
+          <w:color w:val="000000"/>
+          <w:sz w:val="18"/>
+          <w:highlight w:val="lightGray"/>
+        </w:rPr>
+        <w:t>D</w:t>
+      </w:r>
+      <w:r>
+        <w:rPr>
+          <w:rFonts w:ascii="Arial" w:hAnsi="Arial" w:eastAsia="Arial" w:cs="Arial"/>
+          <w:b w:val="0"/>
+          <w:i w:val="0"/>
+          <w:color w:val="000000"/>
+          <w:sz w:val="18"/>
+          <w:highlight w:val="lightGray"/>
+        </w:rPr>
+        <w:t xml:space="preserve"> </w:t>
+      </w:r>
+      <w:r>
+        <w:rPr>
+          <w:rFonts w:ascii="Arial" w:hAnsi="Arial" w:eastAsia="Arial" w:cs="Arial"/>
+          <w:b w:val="0"/>
+          <w:i w:val="0"/>
+          <w:color w:val="000000"/>
+          <w:sz w:val="18"/>
+          <w:highlight w:val="lightGray"/>
+        </w:rPr>
+        <w:t>C</w:t>
+      </w:r>
+      <w:r>
+        <w:rPr>
+          <w:rFonts w:ascii="Arial" w:hAnsi="Arial" w:eastAsia="Arial" w:cs="Arial"/>
+          <w:b w:val="0"/>
+          <w:i w:val="0"/>
+          <w:color w:val="000000"/>
+          <w:sz w:val="18"/>
+          <w:highlight w:val="lightGray"/>
+        </w:rPr>
+        <w:t>o</w:t>
+      </w:r>
+      <w:r>
+        <w:rPr>
+          <w:rFonts w:ascii="Arial" w:hAnsi="Arial" w:eastAsia="Arial" w:cs="Arial"/>
+          <w:b w:val="0"/>
+          <w:i w:val="0"/>
+          <w:color w:val="000000"/>
+          <w:sz w:val="18"/>
+          <w:highlight w:val="lightGray"/>
+        </w:rPr>
+        <w:t>l</w:t>
+      </w:r>
+      <w:r>
+        <w:rPr>
+          <w:rFonts w:ascii="Arial" w:hAnsi="Arial" w:eastAsia="Arial" w:cs="Arial"/>
+          <w:b w:val="0"/>
+          <w:i w:val="0"/>
+          <w:color w:val="000000"/>
+          <w:sz w:val="18"/>
+          <w:highlight w:val="lightGray"/>
+        </w:rPr>
+        <w:t>u</w:t>
+      </w:r>
+      <w:r>
+        <w:rPr>
+          <w:rFonts w:ascii="Arial" w:hAnsi="Arial" w:eastAsia="Arial" w:cs="Arial"/>
+          <w:b w:val="0"/>
+          <w:i w:val="0"/>
+          <w:color w:val="000000"/>
+          <w:sz w:val="18"/>
+          <w:highlight w:val="lightGray"/>
+        </w:rPr>
+        <w:t>m</w:t>
+      </w:r>
+      <w:r>
+        <w:rPr>
+          <w:rFonts w:ascii="Arial" w:hAnsi="Arial" w:eastAsia="Arial" w:cs="Arial"/>
+          <w:b w:val="0"/>
+          <w:i w:val="0"/>
+          <w:color w:val="000000"/>
+          <w:sz w:val="18"/>
+          <w:highlight w:val="lightGray"/>
+        </w:rPr>
+        <w:t>n</w:t>
+      </w:r>
+      <w:r>
+        <w:rPr>
+          <w:rFonts w:ascii="Arial" w:hAnsi="Arial" w:eastAsia="Arial" w:cs="Arial"/>
+          <w:b w:val="0"/>
+          <w:i w:val="0"/>
+          <w:color w:val="000000"/>
+          <w:sz w:val="18"/>
+          <w:highlight w:val="lightGray"/>
+        </w:rPr>
+        <w:t>:</w:t>
+      </w:r>
+      <w:r>
+        <w:rPr>
+          <w:rFonts w:ascii="Arial" w:hAnsi="Arial" w:eastAsia="Arial" w:cs="Arial"/>
+          <w:b w:val="0"/>
+          <w:i w:val="0"/>
+          <w:color w:val="000000"/>
+          <w:sz w:val="18"/>
+          <w:highlight w:val="lightGray"/>
+        </w:rPr>
+        <w:t xml:space="preserve"> </w:t>
+      </w:r>
+      <w:r>
+        <w:rPr>
+          <w:rFonts w:ascii="Arial" w:hAnsi="Arial" w:eastAsia="Arial" w:cs="Arial"/>
+          <w:b w:val="0"/>
+          <w:i w:val="0"/>
+          <w:color w:val="000000"/>
+          <w:sz w:val="18"/>
+          <w:highlight w:val="lightGray"/>
+        </w:rPr>
+        <w:t>1</w:t>
+      </w:r>
+      <w:r>
+        <w:rPr>
+          <w:rFonts w:ascii="Arial" w:hAnsi="Arial" w:eastAsia="Arial" w:cs="Arial"/>
+          <w:b w:val="0"/>
+          <w:i w:val="0"/>
+          <w:color w:val="000000"/>
+          <w:sz w:val="18"/>
+          <w:highlight w:val="lightGray"/>
+        </w:rPr>
+        <w:t>,</w:t>
+      </w:r>
+      <w:r>
+        <w:rPr>
+          <w:rFonts w:ascii="Arial" w:hAnsi="Arial" w:eastAsia="Arial" w:cs="Arial"/>
+          <w:b w:val="0"/>
+          <w:i w:val="0"/>
+          <w:color w:val="000000"/>
+          <w:sz w:val="18"/>
+          <w:highlight w:val="lightGray"/>
+        </w:rPr>
+        <w:t xml:space="preserve"> </w:t>
+      </w:r>
+      <w:r>
+        <w:rPr>
+          <w:rFonts w:ascii="Arial" w:hAnsi="Arial" w:eastAsia="Arial" w:cs="Arial"/>
+          <w:b w:val="0"/>
+          <w:i w:val="0"/>
+          <w:color w:val="000000"/>
+          <w:sz w:val="18"/>
+          <w:highlight w:val="lightGray"/>
+        </w:rPr>
+        <w:t>N</w:t>
+      </w:r>
+      <w:r>
+        <w:rPr>
+          <w:rFonts w:ascii="Arial" w:hAnsi="Arial" w:eastAsia="Arial" w:cs="Arial"/>
+          <w:b w:val="0"/>
+          <w:i w:val="0"/>
+          <w:color w:val="000000"/>
+          <w:sz w:val="18"/>
+          <w:highlight w:val="lightGray"/>
+        </w:rPr>
+        <w:t>a</w:t>
+      </w:r>
+      <w:r>
+        <w:rPr>
+          <w:rFonts w:ascii="Arial" w:hAnsi="Arial" w:eastAsia="Arial" w:cs="Arial"/>
+          <w:b w:val="0"/>
+          <w:i w:val="0"/>
+          <w:color w:val="000000"/>
+          <w:sz w:val="18"/>
+          <w:highlight w:val="lightGray"/>
+        </w:rPr>
+        <w:t>m</w:t>
+      </w:r>
+      <w:r>
+        <w:rPr>
+          <w:rFonts w:ascii="Arial" w:hAnsi="Arial" w:eastAsia="Arial" w:cs="Arial"/>
+          <w:b w:val="0"/>
+          <w:i w:val="0"/>
+          <w:color w:val="000000"/>
+          <w:sz w:val="18"/>
+          <w:highlight w:val="lightGray"/>
+        </w:rPr>
+        <w:t>e</w:t>
+      </w:r>
+      <w:r>
+        <w:rPr>
+          <w:rFonts w:ascii="Arial" w:hAnsi="Arial" w:eastAsia="Arial" w:cs="Arial"/>
+          <w:b w:val="0"/>
+          <w:i w:val="0"/>
+          <w:color w:val="000000"/>
+          <w:sz w:val="18"/>
+          <w:highlight w:val="lightGray"/>
+        </w:rPr>
+        <w:t>_</w:t>
+      </w:r>
+      <w:r>
+        <w:rPr>
+          <w:rFonts w:ascii="Arial" w:hAnsi="Arial" w:eastAsia="Arial" w:cs="Arial"/>
+          <w:b w:val="0"/>
+          <w:i w:val="0"/>
+          <w:color w:val="000000"/>
+          <w:sz w:val="18"/>
+          <w:highlight w:val="lightGray"/>
+        </w:rPr>
+        <w:t>E</w:t>
+      </w:r>
+      <w:r>
+        <w:rPr>
+          <w:rFonts w:ascii="Arial" w:hAnsi="Arial" w:eastAsia="Arial" w:cs="Arial"/>
+          <w:b w:val="0"/>
+          <w:i w:val="0"/>
+          <w:color w:val="000000"/>
+          <w:sz w:val="18"/>
+          <w:highlight w:val="lightGray"/>
+        </w:rPr>
+        <w:t>n</w:t>
+      </w:r>
+      <w:r>
+        <w:rPr>
+          <w:rFonts w:ascii="Arial" w:hAnsi="Arial" w:eastAsia="Arial" w:cs="Arial"/>
+          <w:b w:val="0"/>
+          <w:i w:val="0"/>
+          <w:color w:val="000000"/>
+          <w:sz w:val="18"/>
+          <w:highlight w:val="lightGray"/>
+        </w:rPr>
+        <w:t xml:space="preserve"> </w:t>
+      </w:r>
+      <w:r>
+        <w:rPr>
+          <w:rFonts w:ascii="Arial" w:hAnsi="Arial" w:eastAsia="Arial" w:cs="Arial"/>
+          <w:b w:val="0"/>
+          <w:i w:val="0"/>
+          <w:color w:val="000000"/>
+          <w:sz w:val="18"/>
+          <w:highlight w:val="lightGray"/>
+        </w:rPr>
+        <w:t>C</w:t>
+      </w:r>
+      <w:r>
+        <w:rPr>
+          <w:rFonts w:ascii="Arial" w:hAnsi="Arial" w:eastAsia="Arial" w:cs="Arial"/>
+          <w:b w:val="0"/>
+          <w:i w:val="0"/>
+          <w:color w:val="000000"/>
+          <w:sz w:val="18"/>
+          <w:highlight w:val="lightGray"/>
+        </w:rPr>
+        <w:t>o</w:t>
+      </w:r>
+      <w:r>
+        <w:rPr>
+          <w:rFonts w:ascii="Arial" w:hAnsi="Arial" w:eastAsia="Arial" w:cs="Arial"/>
+          <w:b w:val="0"/>
+          <w:i w:val="0"/>
+          <w:color w:val="000000"/>
+          <w:sz w:val="18"/>
+          <w:highlight w:val="lightGray"/>
+        </w:rPr>
+        <w:t>l</w:t>
+      </w:r>
+      <w:r>
+        <w:rPr>
+          <w:rFonts w:ascii="Arial" w:hAnsi="Arial" w:eastAsia="Arial" w:cs="Arial"/>
+          <w:b w:val="0"/>
+          <w:i w:val="0"/>
+          <w:color w:val="000000"/>
+          <w:sz w:val="18"/>
+          <w:highlight w:val="lightGray"/>
+        </w:rPr>
+        <w:t>u</w:t>
+      </w:r>
+      <w:r>
+        <w:rPr>
+          <w:rFonts w:ascii="Arial" w:hAnsi="Arial" w:eastAsia="Arial" w:cs="Arial"/>
+          <w:b w:val="0"/>
+          <w:i w:val="0"/>
+          <w:color w:val="000000"/>
+          <w:sz w:val="18"/>
+          <w:highlight w:val="lightGray"/>
+        </w:rPr>
+        <w:t>m</w:t>
+      </w:r>
+      <w:r>
+        <w:rPr>
+          <w:rFonts w:ascii="Arial" w:hAnsi="Arial" w:eastAsia="Arial" w:cs="Arial"/>
+          <w:b w:val="0"/>
+          <w:i w:val="0"/>
+          <w:color w:val="000000"/>
+          <w:sz w:val="18"/>
+          <w:highlight w:val="lightGray"/>
+        </w:rPr>
+        <w:t>n</w:t>
+      </w:r>
+      <w:r>
+        <w:rPr>
+          <w:rFonts w:ascii="Arial" w:hAnsi="Arial" w:eastAsia="Arial" w:cs="Arial"/>
+          <w:b w:val="0"/>
+          <w:i w:val="0"/>
+          <w:color w:val="000000"/>
+          <w:sz w:val="18"/>
+          <w:highlight w:val="lightGray"/>
+        </w:rPr>
+        <w:t>:</w:t>
+      </w:r>
+      <w:r>
+        <w:rPr>
+          <w:rFonts w:ascii="Arial" w:hAnsi="Arial" w:eastAsia="Arial" w:cs="Arial"/>
+          <w:b w:val="0"/>
+          <w:i w:val="0"/>
+          <w:color w:val="000000"/>
+          <w:sz w:val="18"/>
+          <w:highlight w:val="lightGray"/>
+        </w:rPr>
+        <w:t xml:space="preserve"> </w:t>
+      </w:r>
+      <w:r>
+        <w:rPr>
+          <w:rFonts w:ascii="Arial" w:hAnsi="Arial" w:eastAsia="Arial" w:cs="Arial"/>
+          <w:b w:val="0"/>
+          <w:i w:val="0"/>
+          <w:color w:val="000000"/>
+          <w:sz w:val="18"/>
+          <w:highlight w:val="lightGray"/>
+        </w:rPr>
+        <w:t>M</w:t>
+      </w:r>
+      <w:r>
+        <w:rPr>
+          <w:rFonts w:ascii="Arial" w:hAnsi="Arial" w:eastAsia="Arial" w:cs="Arial"/>
+          <w:b w:val="0"/>
+          <w:i w:val="0"/>
+          <w:color w:val="000000"/>
+          <w:sz w:val="18"/>
+          <w:highlight w:val="lightGray"/>
+        </w:rPr>
+        <w:t>o</w:t>
+      </w:r>
+      <w:r>
+        <w:rPr>
+          <w:rFonts w:ascii="Arial" w:hAnsi="Arial" w:eastAsia="Arial" w:cs="Arial"/>
+          <w:b w:val="0"/>
+          <w:i w:val="0"/>
+          <w:color w:val="000000"/>
+          <w:sz w:val="18"/>
+          <w:highlight w:val="lightGray"/>
+        </w:rPr>
+        <w:t>t</w:t>
+      </w:r>
+      <w:r>
+        <w:rPr>
+          <w:rFonts w:ascii="Arial" w:hAnsi="Arial" w:eastAsia="Arial" w:cs="Arial"/>
+          <w:b w:val="0"/>
+          <w:i w:val="0"/>
+          <w:color w:val="000000"/>
+          <w:sz w:val="18"/>
+          <w:highlight w:val="lightGray"/>
+        </w:rPr>
+        <w:t>a</w:t>
+      </w:r>
+      <w:r>
+        <w:rPr>
+          <w:rFonts w:ascii="Arial" w:hAnsi="Arial" w:eastAsia="Arial" w:cs="Arial"/>
+          <w:b w:val="0"/>
+          <w:i w:val="0"/>
+          <w:color w:val="000000"/>
+          <w:sz w:val="18"/>
+          <w:highlight w:val="lightGray"/>
+        </w:rPr>
+        <w:t>s</w:t>
+      </w:r>
+      <w:r>
+        <w:rPr>
+          <w:rFonts w:ascii="Arial" w:hAnsi="Arial" w:eastAsia="Arial" w:cs="Arial"/>
+          <w:b w:val="0"/>
+          <w:i w:val="0"/>
+          <w:color w:val="000000"/>
+          <w:sz w:val="18"/>
+          <w:highlight w:val="lightGray"/>
+        </w:rPr>
+        <w:t>e</w:t>
+      </w:r>
+      <w:r>
+        <w:rPr>
+          <w:rFonts w:ascii="Arial" w:hAnsi="Arial" w:eastAsia="Arial" w:cs="Arial"/>
+          <w:b w:val="0"/>
+          <w:i w:val="0"/>
+          <w:color w:val="000000"/>
+          <w:sz w:val="18"/>
+          <w:highlight w:val="lightGray"/>
+        </w:rPr>
+        <w:t>m</w:t>
+      </w:r>
+      <w:r>
+        <w:rPr>
+          <w:rFonts w:ascii="Arial" w:hAnsi="Arial" w:eastAsia="Arial" w:cs="Arial"/>
+          <w:b w:val="0"/>
+          <w:i w:val="0"/>
+          <w:color w:val="000000"/>
+          <w:sz w:val="18"/>
+          <w:highlight w:val="lightGray"/>
+        </w:rPr>
+        <w:t xml:space="preserve"> </w:t>
+      </w:r>
+      <w:r>
+        <w:rPr>
+          <w:rFonts w:ascii="Arial" w:hAnsi="Arial" w:eastAsia="Arial" w:cs="Arial"/>
+          <w:b w:val="0"/>
+          <w:i w:val="0"/>
+          <w:color w:val="000000"/>
+          <w:sz w:val="18"/>
+          <w:highlight w:val="lightGray"/>
+        </w:rPr>
+        <w:t>E</w:t>
+      </w:r>
+      <w:r>
+        <w:rPr>
+          <w:rFonts w:ascii="Arial" w:hAnsi="Arial" w:eastAsia="Arial" w:cs="Arial"/>
+          <w:b w:val="0"/>
+          <w:i w:val="0"/>
+          <w:color w:val="000000"/>
+          <w:sz w:val="18"/>
+          <w:highlight w:val="lightGray"/>
+        </w:rPr>
+        <w:t>s</w:t>
+      </w:r>
+      <w:r>
+        <w:rPr>
+          <w:rFonts w:ascii="Arial" w:hAnsi="Arial" w:eastAsia="Arial" w:cs="Arial"/>
+          <w:b w:val="0"/>
+          <w:i w:val="0"/>
+          <w:color w:val="000000"/>
+          <w:sz w:val="18"/>
+          <w:highlight w:val="lightGray"/>
+        </w:rPr>
+        <w:t>s</w:t>
+      </w:r>
+      <w:r>
+        <w:rPr>
+          <w:rFonts w:ascii="Arial" w:hAnsi="Arial" w:eastAsia="Arial" w:cs="Arial"/>
+          <w:b w:val="0"/>
+          <w:i w:val="0"/>
+          <w:color w:val="000000"/>
+          <w:sz w:val="18"/>
+          <w:highlight w:val="lightGray"/>
+        </w:rPr>
+        <w:t>a</w:t>
+      </w:r>
+      <w:r>
+        <w:rPr>
+          <w:rFonts w:ascii="Arial" w:hAnsi="Arial" w:eastAsia="Arial" w:cs="Arial"/>
+          <w:b w:val="0"/>
+          <w:i w:val="0"/>
+          <w:color w:val="000000"/>
+          <w:sz w:val="18"/>
+          <w:highlight w:val="lightGray"/>
+        </w:rPr>
+        <w:t>m</w:t>
+      </w:r>
+      <w:r>
+        <w:rPr>
+          <w:rFonts w:ascii="Arial" w:hAnsi="Arial" w:eastAsia="Arial" w:cs="Arial"/>
+          <w:b w:val="0"/>
+          <w:i w:val="0"/>
+          <w:color w:val="000000"/>
+          <w:sz w:val="18"/>
+          <w:highlight w:val="lightGray"/>
+        </w:rPr>
+        <w:t>]</w:t>
+      </w:r>
+      <w:r>
+        <w:rPr>
+          <w:rFonts w:ascii="Arial" w:hAnsi="Arial" w:eastAsia="Arial" w:cs="Arial"/>
+          <w:b w:val="0"/>
+          <w:i w:val="0"/>
+          <w:color w:val="000000"/>
+          <w:sz w:val="18"/>
+          <w:highlight w:val="lightGray"/>
+        </w:rPr>
+        <w:t xml:space="preserve"> </w:t>
+      </w:r>
+      <w:r>
+        <w:rPr>
+          <w:rFonts w:ascii="Arial" w:hAnsi="Arial" w:eastAsia="Arial" w:cs="Arial"/>
+          <w:b w:val="0"/>
+          <w:i w:val="0"/>
+          <w:color w:val="000000"/>
+          <w:sz w:val="18"/>
+          <w:highlight w:val="lightGray"/>
+        </w:rPr>
+        <w:t>-</w:t>
+      </w:r>
+      <w:r>
+        <w:rPr>
+          <w:rFonts w:ascii="Arial" w:hAnsi="Arial" w:eastAsia="Arial" w:cs="Arial"/>
+          <w:b w:val="0"/>
+          <w:i w:val="0"/>
+          <w:color w:val="000000"/>
+          <w:sz w:val="18"/>
+          <w:highlight w:val="lightGray"/>
+        </w:rPr>
+        <w:t>&gt;</w:t>
+      </w:r>
+      <w:r>
+        <w:rPr>
+          <w:rFonts w:ascii="Arial" w:hAnsi="Arial" w:eastAsia="Arial" w:cs="Arial"/>
+          <w:b w:val="0"/>
+          <w:i w:val="0"/>
+          <w:color w:val="000000"/>
+          <w:sz w:val="18"/>
+          <w:highlight w:val="lightGray"/>
+        </w:rPr>
+        <w:t xml:space="preserve"> </w:t>
+      </w:r>
+      <w:r>
+        <w:rPr>
+          <w:rFonts w:ascii="Arial" w:hAnsi="Arial" w:eastAsia="Arial" w:cs="Arial"/>
+          <w:b/>
+          <w:i w:val="0"/>
+          <w:color w:val="000000"/>
+          <w:sz w:val="18"/>
+          <w:highlight w:val="lightGray"/>
+        </w:rPr>
+        <w:t>F</w:t>
+      </w:r>
+      <w:r>
+        <w:rPr>
+          <w:rFonts w:ascii="Arial" w:hAnsi="Arial" w:eastAsia="Arial" w:cs="Arial"/>
+          <w:b/>
+          <w:i w:val="0"/>
+          <w:color w:val="000000"/>
+          <w:sz w:val="18"/>
+          <w:highlight w:val="lightGray"/>
+        </w:rPr>
+        <w:t>r</w:t>
+      </w:r>
+      <w:r>
+        <w:rPr>
+          <w:rFonts w:ascii="Arial" w:hAnsi="Arial" w:eastAsia="Arial" w:cs="Arial"/>
+          <w:b/>
+          <w:i w:val="0"/>
+          <w:color w:val="000000"/>
+          <w:sz w:val="18"/>
+          <w:highlight w:val="lightGray"/>
+        </w:rPr>
+        <w:t>o</w:t>
+      </w:r>
+      <w:r>
+        <w:rPr>
+          <w:rFonts w:ascii="Arial" w:hAnsi="Arial" w:eastAsia="Arial" w:cs="Arial"/>
+          <w:b/>
+          <w:i w:val="0"/>
+          <w:color w:val="000000"/>
+          <w:sz w:val="18"/>
+          <w:highlight w:val="lightGray"/>
+        </w:rPr>
+        <w:t>m</w:t>
+      </w:r>
+      <w:r>
+        <w:rPr>
+          <w:rFonts w:ascii="Arial" w:hAnsi="Arial" w:eastAsia="Arial" w:cs="Arial"/>
+          <w:b/>
+          <w:i w:val="0"/>
+          <w:color w:val="000000"/>
+          <w:sz w:val="18"/>
+          <w:highlight w:val="lightGray"/>
+        </w:rPr>
+        <w:t>:</w:t>
+      </w:r>
+      <w:r>
+        <w:rPr>
+          <w:rFonts w:ascii="Arial" w:hAnsi="Arial" w:eastAsia="Arial" w:cs="Arial"/>
+          <w:b w:val="0"/>
+          <w:i w:val="0"/>
+          <w:color w:val="000000"/>
+          <w:sz w:val="18"/>
+          <w:highlight w:val="lightGray"/>
+        </w:rPr>
+        <w:t xml:space="preserve"> </w:t>
+      </w:r>
+      <w:r>
+        <w:rPr>
+          <w:rFonts w:ascii="Arial" w:hAnsi="Arial" w:eastAsia="Arial" w:cs="Arial"/>
+          <w:b w:val="0"/>
+          <w:i w:val="0"/>
+          <w:color w:val="000000"/>
+          <w:sz w:val="18"/>
+          <w:highlight w:val="lightGray"/>
+        </w:rPr>
+        <w:t>[</w:t>
+      </w:r>
+      <w:r>
+        <w:rPr>
+          <w:rFonts w:ascii="Arial" w:hAnsi="Arial" w:eastAsia="Arial" w:cs="Arial"/>
+          <w:b w:val="0"/>
+          <w:i w:val="0"/>
+          <w:color w:val="000000"/>
+          <w:sz w:val="18"/>
+          <w:highlight w:val="lightGray"/>
+        </w:rPr>
+        <w:t>C</w:t>
+      </w:r>
+      <w:r>
+        <w:rPr>
+          <w:rFonts w:ascii="Arial" w:hAnsi="Arial" w:eastAsia="Arial" w:cs="Arial"/>
+          <w:b w:val="0"/>
+          <w:i w:val="0"/>
+          <w:color w:val="000000"/>
+          <w:sz w:val="18"/>
+          <w:highlight w:val="lightGray"/>
+        </w:rPr>
+        <w:t>h</w:t>
+      </w:r>
+      <w:r>
+        <w:rPr>
+          <w:rFonts w:ascii="Arial" w:hAnsi="Arial" w:eastAsia="Arial" w:cs="Arial"/>
+          <w:b w:val="0"/>
+          <w:i w:val="0"/>
+          <w:color w:val="000000"/>
+          <w:sz w:val="18"/>
+          <w:highlight w:val="lightGray"/>
+        </w:rPr>
+        <w:t>a</w:t>
+      </w:r>
+      <w:r>
+        <w:rPr>
+          <w:rFonts w:ascii="Arial" w:hAnsi="Arial" w:eastAsia="Arial" w:cs="Arial"/>
+          <w:b w:val="0"/>
+          <w:i w:val="0"/>
+          <w:color w:val="000000"/>
+          <w:sz w:val="18"/>
+          <w:highlight w:val="lightGray"/>
+        </w:rPr>
+        <w:t>t</w:t>
+      </w:r>
+      <w:r>
+        <w:rPr>
+          <w:rFonts w:ascii="Arial" w:hAnsi="Arial" w:eastAsia="Arial" w:cs="Arial"/>
+          <w:b w:val="0"/>
+          <w:i w:val="0"/>
+          <w:color w:val="000000"/>
+          <w:sz w:val="18"/>
+          <w:highlight w:val="lightGray"/>
+        </w:rPr>
+        <w:t>g</w:t>
+      </w:r>
+      <w:r>
+        <w:rPr>
+          <w:rFonts w:ascii="Arial" w:hAnsi="Arial" w:eastAsia="Arial" w:cs="Arial"/>
+          <w:b w:val="0"/>
+          <w:i w:val="0"/>
+          <w:color w:val="000000"/>
+          <w:sz w:val="18"/>
+          <w:highlight w:val="lightGray"/>
+        </w:rPr>
+        <w:t>p</w:t>
+      </w:r>
+      <w:r>
+        <w:rPr>
+          <w:rFonts w:ascii="Arial" w:hAnsi="Arial" w:eastAsia="Arial" w:cs="Arial"/>
+          <w:b w:val="0"/>
+          <w:i w:val="0"/>
+          <w:color w:val="000000"/>
+          <w:sz w:val="18"/>
+          <w:highlight w:val="lightGray"/>
+        </w:rPr>
+        <w:t>t</w:t>
+      </w:r>
+      <w:r>
+        <w:rPr>
+          <w:rFonts w:ascii="Arial" w:hAnsi="Arial" w:eastAsia="Arial" w:cs="Arial"/>
+          <w:b w:val="0"/>
+          <w:i w:val="0"/>
+          <w:color w:val="000000"/>
+          <w:sz w:val="18"/>
+          <w:highlight w:val="lightGray"/>
+        </w:rPr>
+        <w:t xml:space="preserve"> </w:t>
+      </w:r>
+      <w:r>
+        <w:rPr>
+          <w:rFonts w:ascii="Arial" w:hAnsi="Arial" w:eastAsia="Arial" w:cs="Arial"/>
+          <w:b w:val="0"/>
+          <w:i w:val="0"/>
+          <w:color w:val="000000"/>
+          <w:sz w:val="18"/>
+          <w:highlight w:val="lightGray"/>
+        </w:rPr>
+        <w:t>(</w:t>
+      </w:r>
+      <w:r>
+        <w:rPr>
+          <w:rFonts w:ascii="Arial" w:hAnsi="Arial" w:eastAsia="Arial" w:cs="Arial"/>
+          <w:b w:val="0"/>
+          <w:i w:val="0"/>
+          <w:color w:val="000000"/>
+          <w:sz w:val="18"/>
+          <w:highlight w:val="lightGray"/>
+        </w:rPr>
+        <w:t>G</w:t>
+      </w:r>
+      <w:r>
+        <w:rPr>
+          <w:rFonts w:ascii="Arial" w:hAnsi="Arial" w:eastAsia="Arial" w:cs="Arial"/>
+          <w:b w:val="0"/>
+          <w:i w:val="0"/>
+          <w:color w:val="000000"/>
+          <w:sz w:val="18"/>
+          <w:highlight w:val="lightGray"/>
+        </w:rPr>
+        <w:t>P</w:t>
+      </w:r>
+      <w:r>
+        <w:rPr>
+          <w:rFonts w:ascii="Arial" w:hAnsi="Arial" w:eastAsia="Arial" w:cs="Arial"/>
+          <w:b w:val="0"/>
+          <w:i w:val="0"/>
+          <w:color w:val="000000"/>
+          <w:sz w:val="18"/>
+          <w:highlight w:val="lightGray"/>
+        </w:rPr>
+        <w:t>T</w:t>
+      </w:r>
+      <w:r>
+        <w:rPr>
+          <w:rFonts w:ascii="Arial" w:hAnsi="Arial" w:eastAsia="Arial" w:cs="Arial"/>
+          <w:b w:val="0"/>
+          <w:i w:val="0"/>
+          <w:color w:val="000000"/>
+          <w:sz w:val="18"/>
+          <w:highlight w:val="lightGray"/>
         </w:rPr>
         <w:t>‑</w:t>
       </w:r>
       <w:r>
         <w:rPr>
-          <w:rFonts w:ascii="Arial" w:eastAsia="Arial" w:hAnsi="Arial"/>
-          <w:b/>
-          <w:sz w:val="22"/>
-          <w:szCs w:val="14"/>
-          <w:shd w:val="clear" w:color="auto" w:fill="B7B7B7"/>
-        </w:rPr>
-        <w:t>5 Mini) at [12/9/2025]</w:t>
-      </w:r>
-      <w:r>
-        <w:rPr>
-          <w:rFonts w:ascii="Arial" w:eastAsia="Arial" w:hAnsi="Arial"/>
-          <w:sz w:val="22"/>
+          <w:rFonts w:ascii="Arial" w:hAnsi="Arial" w:eastAsia="Arial" w:cs="Arial"/>
+          <w:b w:val="0"/>
+          <w:i w:val="0"/>
+          <w:color w:val="000000"/>
+          <w:sz w:val="18"/>
+          <w:highlight w:val="lightGray"/>
+        </w:rPr>
+        <w:t>5</w:t>
+      </w:r>
+      <w:r>
+        <w:rPr>
+          <w:rFonts w:ascii="Arial" w:hAnsi="Arial" w:eastAsia="Arial" w:cs="Arial"/>
+          <w:b w:val="0"/>
+          <w:i w:val="0"/>
+          <w:color w:val="000000"/>
+          <w:sz w:val="18"/>
+          <w:highlight w:val="lightGray"/>
+        </w:rPr>
+        <w:t xml:space="preserve"> </w:t>
+      </w:r>
+      <w:r>
+        <w:rPr>
+          <w:rFonts w:ascii="Arial" w:hAnsi="Arial" w:eastAsia="Arial" w:cs="Arial"/>
+          <w:b w:val="0"/>
+          <w:i w:val="0"/>
+          <w:color w:val="000000"/>
+          <w:sz w:val="18"/>
+          <w:highlight w:val="lightGray"/>
+        </w:rPr>
+        <w:t>M</w:t>
+      </w:r>
+      <w:r>
+        <w:rPr>
+          <w:rFonts w:ascii="Arial" w:hAnsi="Arial" w:eastAsia="Arial" w:cs="Arial"/>
+          <w:b w:val="0"/>
+          <w:i w:val="0"/>
+          <w:color w:val="000000"/>
+          <w:sz w:val="18"/>
+          <w:highlight w:val="lightGray"/>
+        </w:rPr>
+        <w:t>i</w:t>
+      </w:r>
+      <w:r>
+        <w:rPr>
+          <w:rFonts w:ascii="Arial" w:hAnsi="Arial" w:eastAsia="Arial" w:cs="Arial"/>
+          <w:b w:val="0"/>
+          <w:i w:val="0"/>
+          <w:color w:val="000000"/>
+          <w:sz w:val="18"/>
+          <w:highlight w:val="lightGray"/>
+        </w:rPr>
+        <w:t>n</w:t>
+      </w:r>
+      <w:r>
+        <w:rPr>
+          <w:rFonts w:ascii="Arial" w:hAnsi="Arial" w:eastAsia="Arial" w:cs="Arial"/>
+          <w:b w:val="0"/>
+          <w:i w:val="0"/>
+          <w:color w:val="000000"/>
+          <w:sz w:val="18"/>
+          <w:highlight w:val="lightGray"/>
+        </w:rPr>
+        <w:t>i</w:t>
+      </w:r>
+      <w:r>
+        <w:rPr>
+          <w:rFonts w:ascii="Arial" w:hAnsi="Arial" w:eastAsia="Arial" w:cs="Arial"/>
+          <w:b w:val="0"/>
+          <w:i w:val="0"/>
+          <w:color w:val="000000"/>
+          <w:sz w:val="18"/>
+          <w:highlight w:val="lightGray"/>
+        </w:rPr>
+        <w:t>)</w:t>
+      </w:r>
+      <w:r>
+        <w:rPr>
+          <w:rFonts w:ascii="Arial" w:hAnsi="Arial" w:eastAsia="Arial" w:cs="Arial"/>
+          <w:b w:val="0"/>
+          <w:i w:val="0"/>
+          <w:color w:val="000000"/>
+          <w:sz w:val="18"/>
+          <w:highlight w:val="lightGray"/>
+        </w:rPr>
+        <w:t>]</w:t>
+      </w:r>
+      <w:r>
+        <w:rPr>
+          <w:rFonts w:ascii="Arial" w:hAnsi="Arial" w:eastAsia="Arial" w:cs="Arial"/>
+          <w:b w:val="0"/>
+          <w:i w:val="0"/>
+          <w:color w:val="000000"/>
+          <w:sz w:val="18"/>
+          <w:highlight w:val="lightGray"/>
+        </w:rPr>
+        <w:t xml:space="preserve"> </w:t>
+      </w:r>
+      <w:r>
+        <w:rPr>
+          <w:rFonts w:ascii="Arial" w:hAnsi="Arial" w:eastAsia="Arial" w:cs="Arial"/>
+          <w:b/>
+          <w:i w:val="0"/>
+          <w:color w:val="000000"/>
+          <w:sz w:val="18"/>
+          <w:highlight w:val="lightGray"/>
+        </w:rPr>
+        <w:t>o</w:t>
+      </w:r>
+      <w:r>
+        <w:rPr>
+          <w:rFonts w:ascii="Arial" w:hAnsi="Arial" w:eastAsia="Arial" w:cs="Arial"/>
+          <w:b/>
+          <w:i w:val="0"/>
+          <w:color w:val="000000"/>
+          <w:sz w:val="18"/>
+          <w:highlight w:val="lightGray"/>
+        </w:rPr>
+        <w:t>n</w:t>
+      </w:r>
+      <w:r>
+        <w:rPr>
+          <w:rFonts w:ascii="Arial" w:hAnsi="Arial"/>
+          <w:b w:val="0"/>
+          <w:i w:val="0"/>
+          <w:color w:val="000000"/>
+          <w:sz w:val="18"/>
+          <w:highlight w:val="lightGray"/>
+        </w:rPr>
+        <w:t xml:space="preserve"> </w:t>
+      </w:r>
+      <w:r>
+        <w:rPr>
+          <w:rFonts w:ascii="Arial" w:hAnsi="Arial"/>
+          <w:b w:val="0"/>
+          <w:i w:val="0"/>
+          <w:color w:val="000000"/>
+          <w:sz w:val="18"/>
+          <w:highlight w:val="lightGray"/>
+        </w:rPr>
+        <w:t>[</w:t>
+      </w:r>
+      <w:r>
+        <w:rPr>
+          <w:rFonts w:ascii="Arial" w:hAnsi="Arial"/>
+          <w:b w:val="0"/>
+          <w:i w:val="0"/>
+          <w:sz w:val="18"/>
+          <w:highlight w:val="lightGray"/>
+        </w:rPr>
+        <w:t>12/9/2025]</w:t>
+      </w:r>
+      <w:r>
+        <w:rPr>
+          <w:rFonts w:ascii="Arial" w:hAnsi="Arial"/>
+          <w:b w:val="0"/>
+          <w:i w:val="0"/>
+          <w:sz w:val="18"/>
+          <w:highlight w:val="lightGray"/>
         </w:rPr>
         <w:br/>
       </w:r>
       <w:r>
         <w:rPr>
-          <w:rFonts w:ascii="Arial" w:eastAsia="Arial" w:hAnsi="Arial"/>
-          <w:sz w:val="22"/>
+          <w:rFonts w:ascii="Arial" w:hAnsi="Arial"/>
+          <w:b w:val="0"/>
+          <w:i w:val="0"/>
+          <w:sz w:val="18"/>
+          <w:highlight w:val="lightGray"/>
         </w:rPr>
         <w:t xml:space="preserve">A </w:t>
       </w:r>
       <w:r>
         <w:rPr>
-          <w:rFonts w:ascii="Arial" w:eastAsia="Arial" w:hAnsi="Arial"/>
-          <w:b/>
-          <w:bCs/>
-          <w:sz w:val="22"/>
+          <w:rFonts w:ascii="Arial" w:hAnsi="Arial"/>
+          <w:b w:val="0"/>
+          <w:i w:val="0"/>
+          <w:sz w:val="18"/>
+          <w:highlight w:val="lightGray"/>
         </w:rPr>
         <w:t>Local Area Network (LAN)</w:t>
       </w:r>
       <w:r>
         <w:rPr>
-          <w:rFonts w:ascii="Arial" w:eastAsia="Arial" w:hAnsi="Arial"/>
-          <w:sz w:val="22"/>
+          <w:rFonts w:ascii="Arial" w:hAnsi="Arial"/>
+          <w:b w:val="0"/>
+          <w:i w:val="0"/>
+          <w:sz w:val="18"/>
+          <w:highlight w:val="lightGray"/>
         </w:rPr>
         <w:t xml:space="preserve"> is a network that connects computers and devices within a </w:t>
       </w:r>
       <w:r>
         <w:rPr>
-          <w:rFonts w:ascii="Arial" w:eastAsia="Arial" w:hAnsi="Arial"/>
-          <w:b/>
-          <w:bCs/>
-          <w:sz w:val="22"/>
+          <w:rFonts w:ascii="Arial" w:hAnsi="Arial"/>
+          <w:b w:val="0"/>
+          <w:i w:val="0"/>
+          <w:sz w:val="18"/>
+          <w:highlight w:val="lightGray"/>
         </w:rPr>
         <w:t>small, localized area</w:t>
       </w:r>
       <w:r>
         <w:rPr>
-          <w:rFonts w:ascii="Arial" w:eastAsia="Arial" w:hAnsi="Arial"/>
-          <w:sz w:val="22"/>
+          <w:rFonts w:ascii="Arial" w:hAnsi="Arial"/>
+          <w:b w:val="0"/>
+          <w:i w:val="0"/>
+          <w:sz w:val="18"/>
+          <w:highlight w:val="lightGray"/>
         </w:rPr>
         <w:t xml:space="preserve"> such as a home, office, or school. LANs allow devices to </w:t>
       </w:r>
       <w:r>
         <w:rPr>
-          <w:rFonts w:ascii="Arial" w:eastAsia="Arial" w:hAnsi="Arial"/>
-          <w:b/>
-          <w:bCs/>
-          <w:sz w:val="22"/>
+          <w:rFonts w:ascii="Arial" w:hAnsi="Arial"/>
+          <w:b w:val="0"/>
+          <w:i w:val="0"/>
+          <w:sz w:val="18"/>
+          <w:highlight w:val="lightGray"/>
         </w:rPr>
         <w:t>share resources</w:t>
       </w:r>
       <w:r>
         <w:rPr>
-          <w:rFonts w:ascii="Arial" w:eastAsia="Arial" w:hAnsi="Arial"/>
-          <w:sz w:val="22"/>
+          <w:rFonts w:ascii="Arial" w:hAnsi="Arial"/>
+          <w:b w:val="0"/>
+          <w:i w:val="0"/>
+          <w:sz w:val="18"/>
+          <w:highlight w:val="lightGray"/>
         </w:rPr>
         <w:t xml:space="preserve"> like files, printers, and internet connections efficiently.</w:t>
       </w:r>
@@ -186,110 +1742,1665 @@
       </w:pPr>
       <w:r>
         <w:rPr>
-          <w:rFonts w:ascii="Arial" w:eastAsia="Arial" w:hAnsi="Arial"/>
-          <w:b/>
-          <w:sz w:val="22"/>
-          <w:shd w:val="clear" w:color="auto" w:fill="B7B7B7"/>
-        </w:rPr>
-        <w:t># Source</w:t>
-      </w:r>
-      <w:r>
-        <w:rPr>
-          <w:rFonts w:ascii="Arial" w:eastAsia="Arial" w:hAnsi="Arial"/>
-          <w:sz w:val="22"/>
-          <w:shd w:val="clear" w:color="auto" w:fill="B7B7B7"/>
-        </w:rPr>
-        <w:t xml:space="preserve">: </w:t>
-      </w:r>
-      <w:r>
-        <w:rPr>
-          <w:rFonts w:ascii="Arial" w:eastAsia="Arial" w:hAnsi="Arial"/>
-          <w:b/>
-          <w:sz w:val="22"/>
-          <w:shd w:val="clear" w:color="auto" w:fill="B7B7B7"/>
-        </w:rPr>
-        <w:t xml:space="preserve">Chatgpt </w:t>
-      </w:r>
-      <w:r>
-        <w:rPr>
-          <w:rFonts w:ascii="Arial" w:eastAsia="Arial" w:hAnsi="Arial"/>
-          <w:b/>
-          <w:sz w:val="22"/>
-          <w:szCs w:val="14"/>
-          <w:shd w:val="clear" w:color="auto" w:fill="B7B7B7"/>
-        </w:rPr>
-        <w:t>(GPT</w:t>
-      </w:r>
-      <w:r>
-        <w:rPr>
-          <w:rFonts w:ascii="Arial" w:eastAsia="Arial" w:hAnsi="Arial" w:cs="Cambria Math"/>
-          <w:b/>
-          <w:sz w:val="22"/>
-          <w:szCs w:val="14"/>
-          <w:shd w:val="clear" w:color="auto" w:fill="B7B7B7"/>
+          <w:rFonts w:ascii="Arial" w:hAnsi="Arial" w:eastAsia="Arial" w:cs="Arial"/>
+          <w:b/>
+          <w:i w:val="0"/>
+          <w:color w:val="000000"/>
+          <w:sz w:val="18"/>
+          <w:highlight w:val="lightGray"/>
+        </w:rPr>
+        <w:t>#</w:t>
+      </w:r>
+      <w:r>
+        <w:rPr>
+          <w:rFonts w:ascii="Arial" w:hAnsi="Arial" w:eastAsia="Arial" w:cs="Arial"/>
+          <w:b/>
+          <w:i w:val="0"/>
+          <w:color w:val="000000"/>
+          <w:sz w:val="18"/>
+          <w:highlight w:val="lightGray"/>
+        </w:rPr>
+        <w:t xml:space="preserve"> </w:t>
+      </w:r>
+      <w:r>
+        <w:rPr>
+          <w:rFonts w:ascii="Arial" w:hAnsi="Arial" w:eastAsia="Arial" w:cs="Arial"/>
+          <w:b/>
+          <w:i w:val="0"/>
+          <w:color w:val="000000"/>
+          <w:sz w:val="18"/>
+          <w:highlight w:val="lightGray"/>
+        </w:rPr>
+        <w:t>S</w:t>
+      </w:r>
+      <w:r>
+        <w:rPr>
+          <w:rFonts w:ascii="Arial" w:hAnsi="Arial" w:eastAsia="Arial" w:cs="Arial"/>
+          <w:b/>
+          <w:i w:val="0"/>
+          <w:color w:val="000000"/>
+          <w:sz w:val="18"/>
+          <w:highlight w:val="lightGray"/>
+        </w:rPr>
+        <w:t>o</w:t>
+      </w:r>
+      <w:r>
+        <w:rPr>
+          <w:rFonts w:ascii="Arial" w:hAnsi="Arial" w:eastAsia="Arial" w:cs="Arial"/>
+          <w:b/>
+          <w:i w:val="0"/>
+          <w:color w:val="000000"/>
+          <w:sz w:val="18"/>
+          <w:highlight w:val="lightGray"/>
+        </w:rPr>
+        <w:t>u</w:t>
+      </w:r>
+      <w:r>
+        <w:rPr>
+          <w:rFonts w:ascii="Arial" w:hAnsi="Arial" w:eastAsia="Arial" w:cs="Arial"/>
+          <w:b/>
+          <w:i w:val="0"/>
+          <w:color w:val="000000"/>
+          <w:sz w:val="18"/>
+          <w:highlight w:val="lightGray"/>
+        </w:rPr>
+        <w:t>r</w:t>
+      </w:r>
+      <w:r>
+        <w:rPr>
+          <w:rFonts w:ascii="Arial" w:hAnsi="Arial" w:eastAsia="Arial" w:cs="Arial"/>
+          <w:b/>
+          <w:i w:val="0"/>
+          <w:color w:val="000000"/>
+          <w:sz w:val="18"/>
+          <w:highlight w:val="lightGray"/>
+        </w:rPr>
+        <w:t>c</w:t>
+      </w:r>
+      <w:r>
+        <w:rPr>
+          <w:rFonts w:ascii="Arial" w:hAnsi="Arial" w:eastAsia="Arial" w:cs="Arial"/>
+          <w:b/>
+          <w:i w:val="0"/>
+          <w:color w:val="000000"/>
+          <w:sz w:val="18"/>
+          <w:highlight w:val="lightGray"/>
+        </w:rPr>
+        <w:t>e</w:t>
+      </w:r>
+      <w:r>
+        <w:rPr>
+          <w:rFonts w:ascii="Arial" w:hAnsi="Arial" w:eastAsia="Arial" w:cs="Arial"/>
+          <w:b/>
+          <w:i w:val="0"/>
+          <w:color w:val="000000"/>
+          <w:sz w:val="18"/>
+          <w:highlight w:val="lightGray"/>
+        </w:rPr>
+        <w:t>:</w:t>
+      </w:r>
+      <w:r>
+        <w:rPr>
+          <w:rFonts w:ascii="Arial" w:hAnsi="Arial" w:eastAsia="Arial" w:cs="Arial"/>
+          <w:b/>
+          <w:i w:val="0"/>
+          <w:color w:val="000000"/>
+          <w:sz w:val="18"/>
+          <w:highlight w:val="lightGray"/>
+        </w:rPr>
+        <w:t xml:space="preserve"> </w:t>
+      </w:r>
+      <w:r>
+        <w:rPr>
+          <w:rFonts w:ascii="Arial" w:hAnsi="Arial" w:eastAsia="Arial" w:cs="Arial"/>
+          <w:b/>
+          <w:i w:val="0"/>
+          <w:color w:val="000000"/>
+          <w:sz w:val="18"/>
+          <w:highlight w:val="lightGray"/>
+        </w:rPr>
+        <w:t>A</w:t>
+      </w:r>
+      <w:r>
+        <w:rPr>
+          <w:rFonts w:ascii="Arial" w:hAnsi="Arial" w:eastAsia="Arial" w:cs="Arial"/>
+          <w:b/>
+          <w:i w:val="0"/>
+          <w:color w:val="000000"/>
+          <w:sz w:val="18"/>
+          <w:highlight w:val="lightGray"/>
+        </w:rPr>
+        <w:t>I</w:t>
+      </w:r>
+      <w:r>
+        <w:rPr>
+          <w:rFonts w:ascii="Arial" w:hAnsi="Arial" w:eastAsia="Arial" w:cs="Arial"/>
+          <w:b/>
+          <w:i w:val="0"/>
+          <w:color w:val="000000"/>
+          <w:sz w:val="18"/>
+          <w:highlight w:val="lightGray"/>
+        </w:rPr>
+        <w:t xml:space="preserve"> </w:t>
+      </w:r>
+      <w:r>
+        <w:rPr>
+          <w:rFonts w:ascii="Arial" w:hAnsi="Arial" w:eastAsia="Arial" w:cs="Arial"/>
+          <w:b/>
+          <w:i w:val="0"/>
+          <w:color w:val="000000"/>
+          <w:sz w:val="18"/>
+          <w:highlight w:val="lightGray"/>
+        </w:rPr>
+        <w:t>S</w:t>
+      </w:r>
+      <w:r>
+        <w:rPr>
+          <w:rFonts w:ascii="Arial" w:hAnsi="Arial" w:eastAsia="Arial" w:cs="Arial"/>
+          <w:b/>
+          <w:i w:val="0"/>
+          <w:color w:val="000000"/>
+          <w:sz w:val="18"/>
+          <w:highlight w:val="lightGray"/>
+        </w:rPr>
+        <w:t>o</w:t>
+      </w:r>
+      <w:r>
+        <w:rPr>
+          <w:rFonts w:ascii="Arial" w:hAnsi="Arial" w:eastAsia="Arial" w:cs="Arial"/>
+          <w:b/>
+          <w:i w:val="0"/>
+          <w:color w:val="000000"/>
+          <w:sz w:val="18"/>
+          <w:highlight w:val="lightGray"/>
+        </w:rPr>
+        <w:t>u</w:t>
+      </w:r>
+      <w:r>
+        <w:rPr>
+          <w:rFonts w:ascii="Arial" w:hAnsi="Arial" w:eastAsia="Arial" w:cs="Arial"/>
+          <w:b/>
+          <w:i w:val="0"/>
+          <w:color w:val="000000"/>
+          <w:sz w:val="18"/>
+          <w:highlight w:val="lightGray"/>
+        </w:rPr>
+        <w:t>r</w:t>
+      </w:r>
+      <w:r>
+        <w:rPr>
+          <w:rFonts w:ascii="Arial" w:hAnsi="Arial" w:eastAsia="Arial" w:cs="Arial"/>
+          <w:b/>
+          <w:i w:val="0"/>
+          <w:color w:val="000000"/>
+          <w:sz w:val="18"/>
+          <w:highlight w:val="lightGray"/>
+        </w:rPr>
+        <w:t>c</w:t>
+      </w:r>
+      <w:r>
+        <w:rPr>
+          <w:rFonts w:ascii="Arial" w:hAnsi="Arial" w:eastAsia="Arial" w:cs="Arial"/>
+          <w:b/>
+          <w:i w:val="0"/>
+          <w:color w:val="000000"/>
+          <w:sz w:val="18"/>
+          <w:highlight w:val="lightGray"/>
+        </w:rPr>
+        <w:t>e</w:t>
+      </w:r>
+      <w:r>
+        <w:rPr>
+          <w:rFonts w:ascii="Arial" w:hAnsi="Arial" w:eastAsia="Arial" w:cs="Arial"/>
+          <w:b/>
+          <w:i w:val="0"/>
+          <w:color w:val="000000"/>
+          <w:sz w:val="18"/>
+          <w:highlight w:val="lightGray"/>
+        </w:rPr>
+        <w:t>:</w:t>
+      </w:r>
+      <w:r>
+        <w:rPr>
+          <w:rFonts w:ascii="Arial" w:hAnsi="Arial" w:eastAsia="Arial" w:cs="Arial"/>
+          <w:b/>
+          <w:i w:val="0"/>
+          <w:color w:val="000000"/>
+          <w:sz w:val="18"/>
+          <w:highlight w:val="lightGray"/>
+        </w:rPr>
+        <w:t xml:space="preserve"> </w:t>
+      </w:r>
+      <w:r>
+        <w:rPr>
+          <w:rFonts w:ascii="Arial" w:hAnsi="Arial" w:eastAsia="Arial" w:cs="Arial"/>
+          <w:b/>
+          <w:i w:val="0"/>
+          <w:color w:val="000000"/>
+          <w:sz w:val="18"/>
+          <w:highlight w:val="lightGray"/>
+        </w:rPr>
+        <w:t>P</w:t>
+      </w:r>
+      <w:r>
+        <w:rPr>
+          <w:rFonts w:ascii="Arial" w:hAnsi="Arial" w:eastAsia="Arial" w:cs="Arial"/>
+          <w:b/>
+          <w:i w:val="0"/>
+          <w:color w:val="000000"/>
+          <w:sz w:val="18"/>
+          <w:highlight w:val="lightGray"/>
+        </w:rPr>
+        <w:t>r</w:t>
+      </w:r>
+      <w:r>
+        <w:rPr>
+          <w:rFonts w:ascii="Arial" w:hAnsi="Arial" w:eastAsia="Arial" w:cs="Arial"/>
+          <w:b/>
+          <w:i w:val="0"/>
+          <w:color w:val="000000"/>
+          <w:sz w:val="18"/>
+          <w:highlight w:val="lightGray"/>
+        </w:rPr>
+        <w:t>o</w:t>
+      </w:r>
+      <w:r>
+        <w:rPr>
+          <w:rFonts w:ascii="Arial" w:hAnsi="Arial" w:eastAsia="Arial" w:cs="Arial"/>
+          <w:b/>
+          <w:i w:val="0"/>
+          <w:color w:val="000000"/>
+          <w:sz w:val="18"/>
+          <w:highlight w:val="lightGray"/>
+        </w:rPr>
+        <w:t>v</w:t>
+      </w:r>
+      <w:r>
+        <w:rPr>
+          <w:rFonts w:ascii="Arial" w:hAnsi="Arial" w:eastAsia="Arial" w:cs="Arial"/>
+          <w:b/>
+          <w:i w:val="0"/>
+          <w:color w:val="000000"/>
+          <w:sz w:val="18"/>
+          <w:highlight w:val="lightGray"/>
+        </w:rPr>
+        <w:t>i</w:t>
+      </w:r>
+      <w:r>
+        <w:rPr>
+          <w:rFonts w:ascii="Arial" w:hAnsi="Arial" w:eastAsia="Arial" w:cs="Arial"/>
+          <w:b/>
+          <w:i w:val="0"/>
+          <w:color w:val="000000"/>
+          <w:sz w:val="18"/>
+          <w:highlight w:val="lightGray"/>
+        </w:rPr>
+        <w:t>d</w:t>
+      </w:r>
+      <w:r>
+        <w:rPr>
+          <w:rFonts w:ascii="Arial" w:hAnsi="Arial" w:eastAsia="Arial" w:cs="Arial"/>
+          <w:b/>
+          <w:i w:val="0"/>
+          <w:color w:val="000000"/>
+          <w:sz w:val="18"/>
+          <w:highlight w:val="lightGray"/>
+        </w:rPr>
+        <w:t>e</w:t>
+      </w:r>
+      <w:r>
+        <w:rPr>
+          <w:rFonts w:ascii="Arial" w:hAnsi="Arial" w:eastAsia="Arial" w:cs="Arial"/>
+          <w:b/>
+          <w:i w:val="0"/>
+          <w:color w:val="000000"/>
+          <w:sz w:val="18"/>
+          <w:highlight w:val="lightGray"/>
+        </w:rPr>
+        <w:t>d</w:t>
+      </w:r>
+      <w:r>
+        <w:rPr>
+          <w:rFonts w:ascii="Arial" w:hAnsi="Arial" w:eastAsia="Arial" w:cs="Arial"/>
+          <w:b/>
+          <w:i w:val="0"/>
+          <w:color w:val="000000"/>
+          <w:sz w:val="18"/>
+          <w:highlight w:val="lightGray"/>
+        </w:rPr>
+        <w:t xml:space="preserve"> </w:t>
+      </w:r>
+      <w:r>
+        <w:rPr>
+          <w:rFonts w:ascii="Arial" w:hAnsi="Arial" w:eastAsia="Arial" w:cs="Arial"/>
+          <w:b/>
+          <w:i w:val="0"/>
+          <w:color w:val="000000"/>
+          <w:sz w:val="18"/>
+          <w:highlight w:val="lightGray"/>
+        </w:rPr>
+        <w:t>b</w:t>
+      </w:r>
+      <w:r>
+        <w:rPr>
+          <w:rFonts w:ascii="Arial" w:hAnsi="Arial" w:eastAsia="Arial" w:cs="Arial"/>
+          <w:b/>
+          <w:i w:val="0"/>
+          <w:color w:val="000000"/>
+          <w:sz w:val="18"/>
+          <w:highlight w:val="lightGray"/>
+        </w:rPr>
+        <w:t>y</w:t>
+      </w:r>
+      <w:r>
+        <w:rPr>
+          <w:rFonts w:ascii="Arial" w:hAnsi="Arial" w:eastAsia="Arial" w:cs="Arial"/>
+          <w:b/>
+          <w:i w:val="0"/>
+          <w:color w:val="000000"/>
+          <w:sz w:val="18"/>
+          <w:highlight w:val="lightGray"/>
+        </w:rPr>
+        <w:t>:</w:t>
+      </w:r>
+      <w:r>
+        <w:rPr>
+          <w:rFonts w:ascii="Arial" w:hAnsi="Arial" w:eastAsia="Arial" w:cs="Arial"/>
+          <w:b/>
+          <w:i w:val="0"/>
+          <w:color w:val="000000"/>
+          <w:sz w:val="18"/>
+          <w:highlight w:val="lightGray"/>
+        </w:rPr>
+        <w:t xml:space="preserve"> </w:t>
+      </w:r>
+      <w:r>
+        <w:rPr>
+          <w:rFonts w:ascii="Arial" w:hAnsi="Arial" w:eastAsia="Arial" w:cs="Arial"/>
+          <w:b/>
+          <w:i w:val="0"/>
+          <w:color w:val="000000"/>
+          <w:sz w:val="18"/>
+          <w:highlight w:val="lightGray"/>
+        </w:rPr>
+        <w:t>[</w:t>
+      </w:r>
+      <w:r>
+        <w:rPr>
+          <w:rFonts w:ascii="Arial" w:hAnsi="Arial" w:eastAsia="Arial" w:cs="Arial"/>
+          <w:b/>
+          <w:i w:val="0"/>
+          <w:color w:val="000000"/>
+          <w:sz w:val="18"/>
+          <w:highlight w:val="lightGray"/>
+        </w:rPr>
+        <w:t>D</w:t>
+      </w:r>
+      <w:r>
+        <w:rPr>
+          <w:rFonts w:ascii="Arial" w:hAnsi="Arial" w:eastAsia="Arial" w:cs="Arial"/>
+          <w:b/>
+          <w:i w:val="0"/>
+          <w:color w:val="000000"/>
+          <w:sz w:val="18"/>
+          <w:highlight w:val="lightGray"/>
+        </w:rPr>
+        <w:t>a</w:t>
+      </w:r>
+      <w:r>
+        <w:rPr>
+          <w:rFonts w:ascii="Arial" w:hAnsi="Arial" w:eastAsia="Arial" w:cs="Arial"/>
+          <w:b/>
+          <w:i w:val="0"/>
+          <w:color w:val="000000"/>
+          <w:sz w:val="18"/>
+          <w:highlight w:val="lightGray"/>
+        </w:rPr>
+        <w:t>t</w:t>
+      </w:r>
+      <w:r>
+        <w:rPr>
+          <w:rFonts w:ascii="Arial" w:hAnsi="Arial" w:eastAsia="Arial" w:cs="Arial"/>
+          <w:b/>
+          <w:i w:val="0"/>
+          <w:color w:val="000000"/>
+          <w:sz w:val="18"/>
+          <w:highlight w:val="lightGray"/>
+        </w:rPr>
+        <w:t>a</w:t>
+      </w:r>
+      <w:r>
+        <w:rPr>
+          <w:rFonts w:ascii="Arial" w:hAnsi="Arial" w:eastAsia="Arial" w:cs="Arial"/>
+          <w:b/>
+          <w:i w:val="0"/>
+          <w:color w:val="000000"/>
+          <w:sz w:val="18"/>
+          <w:highlight w:val="lightGray"/>
+        </w:rPr>
+        <w:t xml:space="preserve"> </w:t>
+      </w:r>
+      <w:r>
+        <w:rPr>
+          <w:rFonts w:ascii="Arial" w:hAnsi="Arial" w:eastAsia="Arial" w:cs="Arial"/>
+          <w:b/>
+          <w:i w:val="0"/>
+          <w:color w:val="000000"/>
+          <w:sz w:val="18"/>
+          <w:highlight w:val="lightGray"/>
+        </w:rPr>
+        <w:t>P</w:t>
+      </w:r>
+      <w:r>
+        <w:rPr>
+          <w:rFonts w:ascii="Arial" w:hAnsi="Arial" w:eastAsia="Arial" w:cs="Arial"/>
+          <w:b/>
+          <w:i w:val="0"/>
+          <w:color w:val="000000"/>
+          <w:sz w:val="18"/>
+          <w:highlight w:val="lightGray"/>
+        </w:rPr>
+        <w:t>a</w:t>
+      </w:r>
+      <w:r>
+        <w:rPr>
+          <w:rFonts w:ascii="Arial" w:hAnsi="Arial" w:eastAsia="Arial" w:cs="Arial"/>
+          <w:b/>
+          <w:i w:val="0"/>
+          <w:color w:val="000000"/>
+          <w:sz w:val="18"/>
+          <w:highlight w:val="lightGray"/>
+        </w:rPr>
+        <w:t>t</w:t>
+      </w:r>
+      <w:r>
+        <w:rPr>
+          <w:rFonts w:ascii="Arial" w:hAnsi="Arial" w:eastAsia="Arial" w:cs="Arial"/>
+          <w:b/>
+          <w:i w:val="0"/>
+          <w:color w:val="000000"/>
+          <w:sz w:val="18"/>
+          <w:highlight w:val="lightGray"/>
+        </w:rPr>
+        <w:t>h</w:t>
+      </w:r>
+      <w:r>
+        <w:rPr>
+          <w:rFonts w:ascii="Arial" w:hAnsi="Arial" w:eastAsia="Arial" w:cs="Arial"/>
+          <w:b w:val="0"/>
+          <w:i w:val="0"/>
+          <w:color w:val="000000"/>
+          <w:sz w:val="18"/>
+          <w:highlight w:val="lightGray"/>
+        </w:rPr>
+        <w:t>:</w:t>
+      </w:r>
+      <w:r>
+        <w:rPr>
+          <w:rFonts w:ascii="Arial" w:hAnsi="Arial" w:eastAsia="Arial" w:cs="Arial"/>
+          <w:b w:val="0"/>
+          <w:i w:val="0"/>
+          <w:color w:val="000000"/>
+          <w:sz w:val="18"/>
+          <w:highlight w:val="lightGray"/>
+        </w:rPr>
+        <w:t xml:space="preserve"> </w:t>
+      </w:r>
+      <w:r>
+        <w:rPr>
+          <w:rFonts w:ascii="Arial" w:hAnsi="Arial" w:eastAsia="Arial" w:cs="Arial"/>
+          <w:b w:val="0"/>
+          <w:i w:val="0"/>
+          <w:color w:val="000000"/>
+          <w:sz w:val="18"/>
+          <w:highlight w:val="lightGray"/>
+        </w:rPr>
+        <w:t>P</w:t>
+      </w:r>
+      <w:r>
+        <w:rPr>
+          <w:rFonts w:ascii="Arial" w:hAnsi="Arial" w:eastAsia="Arial" w:cs="Arial"/>
+          <w:b w:val="0"/>
+          <w:i w:val="0"/>
+          <w:color w:val="000000"/>
+          <w:sz w:val="18"/>
+          <w:highlight w:val="lightGray"/>
+        </w:rPr>
+        <w:t>e</w:t>
+      </w:r>
+      <w:r>
+        <w:rPr>
+          <w:rFonts w:ascii="Arial" w:hAnsi="Arial" w:eastAsia="Arial" w:cs="Arial"/>
+          <w:b w:val="0"/>
+          <w:i w:val="0"/>
+          <w:color w:val="000000"/>
+          <w:sz w:val="18"/>
+          <w:highlight w:val="lightGray"/>
+        </w:rPr>
+        <w:t>r</w:t>
+      </w:r>
+      <w:r>
+        <w:rPr>
+          <w:rFonts w:ascii="Arial" w:hAnsi="Arial" w:eastAsia="Arial" w:cs="Arial"/>
+          <w:b w:val="0"/>
+          <w:i w:val="0"/>
+          <w:color w:val="000000"/>
+          <w:sz w:val="18"/>
+          <w:highlight w:val="lightGray"/>
+        </w:rPr>
+        <w:t>s</w:t>
+      </w:r>
+      <w:r>
+        <w:rPr>
+          <w:rFonts w:ascii="Arial" w:hAnsi="Arial" w:eastAsia="Arial" w:cs="Arial"/>
+          <w:b w:val="0"/>
+          <w:i w:val="0"/>
+          <w:color w:val="000000"/>
+          <w:sz w:val="18"/>
+          <w:highlight w:val="lightGray"/>
+        </w:rPr>
+        <w:t>o</w:t>
+      </w:r>
+      <w:r>
+        <w:rPr>
+          <w:rFonts w:ascii="Arial" w:hAnsi="Arial" w:eastAsia="Arial" w:cs="Arial"/>
+          <w:b w:val="0"/>
+          <w:i w:val="0"/>
+          <w:color w:val="000000"/>
+          <w:sz w:val="18"/>
+          <w:highlight w:val="lightGray"/>
+        </w:rPr>
+        <w:t>n</w:t>
+      </w:r>
+      <w:r>
+        <w:rPr>
+          <w:rFonts w:ascii="Arial" w:hAnsi="Arial" w:eastAsia="Arial" w:cs="Arial"/>
+          <w:b w:val="0"/>
+          <w:i w:val="0"/>
+          <w:color w:val="000000"/>
+          <w:sz w:val="18"/>
+          <w:highlight w:val="lightGray"/>
+        </w:rPr>
+        <w:t>s</w:t>
+      </w:r>
+      <w:r>
+        <w:rPr>
+          <w:rFonts w:ascii="Arial" w:hAnsi="Arial" w:eastAsia="Arial" w:cs="Arial"/>
+          <w:b w:val="0"/>
+          <w:i w:val="0"/>
+          <w:color w:val="000000"/>
+          <w:sz w:val="18"/>
+          <w:highlight w:val="lightGray"/>
+        </w:rPr>
+        <w:t xml:space="preserve"> </w:t>
+      </w:r>
+      <w:r>
+        <w:rPr>
+          <w:rFonts w:ascii="Arial" w:hAnsi="Arial" w:eastAsia="Arial" w:cs="Arial"/>
+          <w:b w:val="0"/>
+          <w:i w:val="0"/>
+          <w:color w:val="000000"/>
+          <w:sz w:val="18"/>
+          <w:highlight w:val="lightGray"/>
+        </w:rPr>
+        <w:t>T</w:t>
+      </w:r>
+      <w:r>
+        <w:rPr>
+          <w:rFonts w:ascii="Arial" w:hAnsi="Arial" w:eastAsia="Arial" w:cs="Arial"/>
+          <w:b w:val="0"/>
+          <w:i w:val="0"/>
+          <w:color w:val="000000"/>
+          <w:sz w:val="18"/>
+          <w:highlight w:val="lightGray"/>
+        </w:rPr>
+        <w:t>a</w:t>
+      </w:r>
+      <w:r>
+        <w:rPr>
+          <w:rFonts w:ascii="Arial" w:hAnsi="Arial" w:eastAsia="Arial" w:cs="Arial"/>
+          <w:b w:val="0"/>
+          <w:i w:val="0"/>
+          <w:color w:val="000000"/>
+          <w:sz w:val="18"/>
+          <w:highlight w:val="lightGray"/>
+        </w:rPr>
+        <w:t>b</w:t>
+      </w:r>
+      <w:r>
+        <w:rPr>
+          <w:rFonts w:ascii="Arial" w:hAnsi="Arial" w:eastAsia="Arial" w:cs="Arial"/>
+          <w:b w:val="0"/>
+          <w:i w:val="0"/>
+          <w:color w:val="000000"/>
+          <w:sz w:val="18"/>
+          <w:highlight w:val="lightGray"/>
+        </w:rPr>
+        <w:t>l</w:t>
+      </w:r>
+      <w:r>
+        <w:rPr>
+          <w:rFonts w:ascii="Arial" w:hAnsi="Arial" w:eastAsia="Arial" w:cs="Arial"/>
+          <w:b w:val="0"/>
+          <w:i w:val="0"/>
+          <w:color w:val="000000"/>
+          <w:sz w:val="18"/>
+          <w:highlight w:val="lightGray"/>
+        </w:rPr>
+        <w:t>e</w:t>
+      </w:r>
+      <w:r>
+        <w:rPr>
+          <w:rFonts w:ascii="Arial" w:hAnsi="Arial" w:eastAsia="Arial" w:cs="Arial"/>
+          <w:b w:val="0"/>
+          <w:i w:val="0"/>
+          <w:color w:val="000000"/>
+          <w:sz w:val="18"/>
+          <w:highlight w:val="lightGray"/>
+        </w:rPr>
+        <w:t xml:space="preserve"> </w:t>
+      </w:r>
+      <w:r>
+        <w:rPr>
+          <w:rFonts w:ascii="Arial" w:hAnsi="Arial" w:eastAsia="Arial" w:cs="Arial"/>
+          <w:b w:val="0"/>
+          <w:i w:val="0"/>
+          <w:color w:val="000000"/>
+          <w:sz w:val="18"/>
+          <w:highlight w:val="lightGray"/>
+        </w:rPr>
+        <w:t>-</w:t>
+      </w:r>
+      <w:r>
+        <w:rPr>
+          <w:rFonts w:ascii="Arial" w:hAnsi="Arial" w:eastAsia="Arial" w:cs="Arial"/>
+          <w:b w:val="0"/>
+          <w:i w:val="0"/>
+          <w:color w:val="000000"/>
+          <w:sz w:val="18"/>
+          <w:highlight w:val="lightGray"/>
+        </w:rPr>
+        <w:t>&gt;</w:t>
+      </w:r>
+      <w:r>
+        <w:rPr>
+          <w:rFonts w:ascii="Arial" w:hAnsi="Arial" w:eastAsia="Arial" w:cs="Arial"/>
+          <w:b w:val="0"/>
+          <w:i w:val="0"/>
+          <w:color w:val="000000"/>
+          <w:sz w:val="18"/>
+          <w:highlight w:val="lightGray"/>
+        </w:rPr>
+        <w:t xml:space="preserve"> </w:t>
+      </w:r>
+      <w:r>
+        <w:rPr>
+          <w:rFonts w:ascii="Arial" w:hAnsi="Arial" w:eastAsia="Arial" w:cs="Arial"/>
+          <w:b w:val="0"/>
+          <w:i w:val="0"/>
+          <w:color w:val="000000"/>
+          <w:sz w:val="18"/>
+          <w:highlight w:val="lightGray"/>
+        </w:rPr>
+        <w:t>I</w:t>
+      </w:r>
+      <w:r>
+        <w:rPr>
+          <w:rFonts w:ascii="Arial" w:hAnsi="Arial" w:eastAsia="Arial" w:cs="Arial"/>
+          <w:b w:val="0"/>
+          <w:i w:val="0"/>
+          <w:color w:val="000000"/>
+          <w:sz w:val="18"/>
+          <w:highlight w:val="lightGray"/>
+        </w:rPr>
+        <w:t>D</w:t>
+      </w:r>
+      <w:r>
+        <w:rPr>
+          <w:rFonts w:ascii="Arial" w:hAnsi="Arial" w:eastAsia="Arial" w:cs="Arial"/>
+          <w:b w:val="0"/>
+          <w:i w:val="0"/>
+          <w:color w:val="000000"/>
+          <w:sz w:val="18"/>
+          <w:highlight w:val="lightGray"/>
+        </w:rPr>
+        <w:t xml:space="preserve"> </w:t>
+      </w:r>
+      <w:r>
+        <w:rPr>
+          <w:rFonts w:ascii="Arial" w:hAnsi="Arial" w:eastAsia="Arial" w:cs="Arial"/>
+          <w:b w:val="0"/>
+          <w:i w:val="0"/>
+          <w:color w:val="000000"/>
+          <w:sz w:val="18"/>
+          <w:highlight w:val="lightGray"/>
+        </w:rPr>
+        <w:t>C</w:t>
+      </w:r>
+      <w:r>
+        <w:rPr>
+          <w:rFonts w:ascii="Arial" w:hAnsi="Arial" w:eastAsia="Arial" w:cs="Arial"/>
+          <w:b w:val="0"/>
+          <w:i w:val="0"/>
+          <w:color w:val="000000"/>
+          <w:sz w:val="18"/>
+          <w:highlight w:val="lightGray"/>
+        </w:rPr>
+        <w:t>o</w:t>
+      </w:r>
+      <w:r>
+        <w:rPr>
+          <w:rFonts w:ascii="Arial" w:hAnsi="Arial" w:eastAsia="Arial" w:cs="Arial"/>
+          <w:b w:val="0"/>
+          <w:i w:val="0"/>
+          <w:color w:val="000000"/>
+          <w:sz w:val="18"/>
+          <w:highlight w:val="lightGray"/>
+        </w:rPr>
+        <w:t>l</w:t>
+      </w:r>
+      <w:r>
+        <w:rPr>
+          <w:rFonts w:ascii="Arial" w:hAnsi="Arial" w:eastAsia="Arial" w:cs="Arial"/>
+          <w:b w:val="0"/>
+          <w:i w:val="0"/>
+          <w:color w:val="000000"/>
+          <w:sz w:val="18"/>
+          <w:highlight w:val="lightGray"/>
+        </w:rPr>
+        <w:t>u</w:t>
+      </w:r>
+      <w:r>
+        <w:rPr>
+          <w:rFonts w:ascii="Arial" w:hAnsi="Arial" w:eastAsia="Arial" w:cs="Arial"/>
+          <w:b w:val="0"/>
+          <w:i w:val="0"/>
+          <w:color w:val="000000"/>
+          <w:sz w:val="18"/>
+          <w:highlight w:val="lightGray"/>
+        </w:rPr>
+        <w:t>m</w:t>
+      </w:r>
+      <w:r>
+        <w:rPr>
+          <w:rFonts w:ascii="Arial" w:hAnsi="Arial" w:eastAsia="Arial" w:cs="Arial"/>
+          <w:b w:val="0"/>
+          <w:i w:val="0"/>
+          <w:color w:val="000000"/>
+          <w:sz w:val="18"/>
+          <w:highlight w:val="lightGray"/>
+        </w:rPr>
+        <w:t>n</w:t>
+      </w:r>
+      <w:r>
+        <w:rPr>
+          <w:rFonts w:ascii="Arial" w:hAnsi="Arial" w:eastAsia="Arial" w:cs="Arial"/>
+          <w:b w:val="0"/>
+          <w:i w:val="0"/>
+          <w:color w:val="000000"/>
+          <w:sz w:val="18"/>
+          <w:highlight w:val="lightGray"/>
+        </w:rPr>
+        <w:t>:</w:t>
+      </w:r>
+      <w:r>
+        <w:rPr>
+          <w:rFonts w:ascii="Arial" w:hAnsi="Arial" w:eastAsia="Arial" w:cs="Arial"/>
+          <w:b w:val="0"/>
+          <w:i w:val="0"/>
+          <w:color w:val="000000"/>
+          <w:sz w:val="18"/>
+          <w:highlight w:val="lightGray"/>
+        </w:rPr>
+        <w:t xml:space="preserve"> </w:t>
+      </w:r>
+      <w:r>
+        <w:rPr>
+          <w:rFonts w:ascii="Arial" w:hAnsi="Arial" w:eastAsia="Arial" w:cs="Arial"/>
+          <w:b w:val="0"/>
+          <w:i w:val="0"/>
+          <w:color w:val="000000"/>
+          <w:sz w:val="18"/>
+          <w:highlight w:val="lightGray"/>
+        </w:rPr>
+        <w:t>1</w:t>
+      </w:r>
+      <w:r>
+        <w:rPr>
+          <w:rFonts w:ascii="Arial" w:hAnsi="Arial" w:eastAsia="Arial" w:cs="Arial"/>
+          <w:b w:val="0"/>
+          <w:i w:val="0"/>
+          <w:color w:val="000000"/>
+          <w:sz w:val="18"/>
+          <w:highlight w:val="lightGray"/>
+        </w:rPr>
+        <w:t>,</w:t>
+      </w:r>
+      <w:r>
+        <w:rPr>
+          <w:rFonts w:ascii="Arial" w:hAnsi="Arial" w:eastAsia="Arial" w:cs="Arial"/>
+          <w:b w:val="0"/>
+          <w:i w:val="0"/>
+          <w:color w:val="000000"/>
+          <w:sz w:val="18"/>
+          <w:highlight w:val="lightGray"/>
+        </w:rPr>
+        <w:t xml:space="preserve"> </w:t>
+      </w:r>
+      <w:r>
+        <w:rPr>
+          <w:rFonts w:ascii="Arial" w:hAnsi="Arial" w:eastAsia="Arial" w:cs="Arial"/>
+          <w:b w:val="0"/>
+          <w:i w:val="0"/>
+          <w:color w:val="000000"/>
+          <w:sz w:val="18"/>
+          <w:highlight w:val="lightGray"/>
+        </w:rPr>
+        <w:t>N</w:t>
+      </w:r>
+      <w:r>
+        <w:rPr>
+          <w:rFonts w:ascii="Arial" w:hAnsi="Arial" w:eastAsia="Arial" w:cs="Arial"/>
+          <w:b w:val="0"/>
+          <w:i w:val="0"/>
+          <w:color w:val="000000"/>
+          <w:sz w:val="18"/>
+          <w:highlight w:val="lightGray"/>
+        </w:rPr>
+        <w:t>a</w:t>
+      </w:r>
+      <w:r>
+        <w:rPr>
+          <w:rFonts w:ascii="Arial" w:hAnsi="Arial" w:eastAsia="Arial" w:cs="Arial"/>
+          <w:b w:val="0"/>
+          <w:i w:val="0"/>
+          <w:color w:val="000000"/>
+          <w:sz w:val="18"/>
+          <w:highlight w:val="lightGray"/>
+        </w:rPr>
+        <w:t>m</w:t>
+      </w:r>
+      <w:r>
+        <w:rPr>
+          <w:rFonts w:ascii="Arial" w:hAnsi="Arial" w:eastAsia="Arial" w:cs="Arial"/>
+          <w:b w:val="0"/>
+          <w:i w:val="0"/>
+          <w:color w:val="000000"/>
+          <w:sz w:val="18"/>
+          <w:highlight w:val="lightGray"/>
+        </w:rPr>
+        <w:t>e</w:t>
+      </w:r>
+      <w:r>
+        <w:rPr>
+          <w:rFonts w:ascii="Arial" w:hAnsi="Arial" w:eastAsia="Arial" w:cs="Arial"/>
+          <w:b w:val="0"/>
+          <w:i w:val="0"/>
+          <w:color w:val="000000"/>
+          <w:sz w:val="18"/>
+          <w:highlight w:val="lightGray"/>
+        </w:rPr>
+        <w:t>_</w:t>
+      </w:r>
+      <w:r>
+        <w:rPr>
+          <w:rFonts w:ascii="Arial" w:hAnsi="Arial" w:eastAsia="Arial" w:cs="Arial"/>
+          <w:b w:val="0"/>
+          <w:i w:val="0"/>
+          <w:color w:val="000000"/>
+          <w:sz w:val="18"/>
+          <w:highlight w:val="lightGray"/>
+        </w:rPr>
+        <w:t>E</w:t>
+      </w:r>
+      <w:r>
+        <w:rPr>
+          <w:rFonts w:ascii="Arial" w:hAnsi="Arial" w:eastAsia="Arial" w:cs="Arial"/>
+          <w:b w:val="0"/>
+          <w:i w:val="0"/>
+          <w:color w:val="000000"/>
+          <w:sz w:val="18"/>
+          <w:highlight w:val="lightGray"/>
+        </w:rPr>
+        <w:t>n</w:t>
+      </w:r>
+      <w:r>
+        <w:rPr>
+          <w:rFonts w:ascii="Arial" w:hAnsi="Arial" w:eastAsia="Arial" w:cs="Arial"/>
+          <w:b w:val="0"/>
+          <w:i w:val="0"/>
+          <w:color w:val="000000"/>
+          <w:sz w:val="18"/>
+          <w:highlight w:val="lightGray"/>
+        </w:rPr>
+        <w:t xml:space="preserve"> </w:t>
+      </w:r>
+      <w:r>
+        <w:rPr>
+          <w:rFonts w:ascii="Arial" w:hAnsi="Arial" w:eastAsia="Arial" w:cs="Arial"/>
+          <w:b w:val="0"/>
+          <w:i w:val="0"/>
+          <w:color w:val="000000"/>
+          <w:sz w:val="18"/>
+          <w:highlight w:val="lightGray"/>
+        </w:rPr>
+        <w:t>C</w:t>
+      </w:r>
+      <w:r>
+        <w:rPr>
+          <w:rFonts w:ascii="Arial" w:hAnsi="Arial" w:eastAsia="Arial" w:cs="Arial"/>
+          <w:b w:val="0"/>
+          <w:i w:val="0"/>
+          <w:color w:val="000000"/>
+          <w:sz w:val="18"/>
+          <w:highlight w:val="lightGray"/>
+        </w:rPr>
+        <w:t>o</w:t>
+      </w:r>
+      <w:r>
+        <w:rPr>
+          <w:rFonts w:ascii="Arial" w:hAnsi="Arial" w:eastAsia="Arial" w:cs="Arial"/>
+          <w:b w:val="0"/>
+          <w:i w:val="0"/>
+          <w:color w:val="000000"/>
+          <w:sz w:val="18"/>
+          <w:highlight w:val="lightGray"/>
+        </w:rPr>
+        <w:t>l</w:t>
+      </w:r>
+      <w:r>
+        <w:rPr>
+          <w:rFonts w:ascii="Arial" w:hAnsi="Arial" w:eastAsia="Arial" w:cs="Arial"/>
+          <w:b w:val="0"/>
+          <w:i w:val="0"/>
+          <w:color w:val="000000"/>
+          <w:sz w:val="18"/>
+          <w:highlight w:val="lightGray"/>
+        </w:rPr>
+        <w:t>u</w:t>
+      </w:r>
+      <w:r>
+        <w:rPr>
+          <w:rFonts w:ascii="Arial" w:hAnsi="Arial" w:eastAsia="Arial" w:cs="Arial"/>
+          <w:b w:val="0"/>
+          <w:i w:val="0"/>
+          <w:color w:val="000000"/>
+          <w:sz w:val="18"/>
+          <w:highlight w:val="lightGray"/>
+        </w:rPr>
+        <w:t>m</w:t>
+      </w:r>
+      <w:r>
+        <w:rPr>
+          <w:rFonts w:ascii="Arial" w:hAnsi="Arial" w:eastAsia="Arial" w:cs="Arial"/>
+          <w:b w:val="0"/>
+          <w:i w:val="0"/>
+          <w:color w:val="000000"/>
+          <w:sz w:val="18"/>
+          <w:highlight w:val="lightGray"/>
+        </w:rPr>
+        <w:t>n</w:t>
+      </w:r>
+      <w:r>
+        <w:rPr>
+          <w:rFonts w:ascii="Arial" w:hAnsi="Arial" w:eastAsia="Arial" w:cs="Arial"/>
+          <w:b w:val="0"/>
+          <w:i w:val="0"/>
+          <w:color w:val="000000"/>
+          <w:sz w:val="18"/>
+          <w:highlight w:val="lightGray"/>
+        </w:rPr>
+        <w:t>:</w:t>
+      </w:r>
+      <w:r>
+        <w:rPr>
+          <w:rFonts w:ascii="Arial" w:hAnsi="Arial" w:eastAsia="Arial" w:cs="Arial"/>
+          <w:b w:val="0"/>
+          <w:i w:val="0"/>
+          <w:color w:val="000000"/>
+          <w:sz w:val="18"/>
+          <w:highlight w:val="lightGray"/>
+        </w:rPr>
+        <w:t xml:space="preserve"> </w:t>
+      </w:r>
+      <w:r>
+        <w:rPr>
+          <w:rFonts w:ascii="Arial" w:hAnsi="Arial" w:eastAsia="Arial" w:cs="Arial"/>
+          <w:b w:val="0"/>
+          <w:i w:val="0"/>
+          <w:color w:val="000000"/>
+          <w:sz w:val="18"/>
+          <w:highlight w:val="lightGray"/>
+        </w:rPr>
+        <w:t>M</w:t>
+      </w:r>
+      <w:r>
+        <w:rPr>
+          <w:rFonts w:ascii="Arial" w:hAnsi="Arial" w:eastAsia="Arial" w:cs="Arial"/>
+          <w:b w:val="0"/>
+          <w:i w:val="0"/>
+          <w:color w:val="000000"/>
+          <w:sz w:val="18"/>
+          <w:highlight w:val="lightGray"/>
+        </w:rPr>
+        <w:t>o</w:t>
+      </w:r>
+      <w:r>
+        <w:rPr>
+          <w:rFonts w:ascii="Arial" w:hAnsi="Arial" w:eastAsia="Arial" w:cs="Arial"/>
+          <w:b w:val="0"/>
+          <w:i w:val="0"/>
+          <w:color w:val="000000"/>
+          <w:sz w:val="18"/>
+          <w:highlight w:val="lightGray"/>
+        </w:rPr>
+        <w:t>t</w:t>
+      </w:r>
+      <w:r>
+        <w:rPr>
+          <w:rFonts w:ascii="Arial" w:hAnsi="Arial" w:eastAsia="Arial" w:cs="Arial"/>
+          <w:b w:val="0"/>
+          <w:i w:val="0"/>
+          <w:color w:val="000000"/>
+          <w:sz w:val="18"/>
+          <w:highlight w:val="lightGray"/>
+        </w:rPr>
+        <w:t>a</w:t>
+      </w:r>
+      <w:r>
+        <w:rPr>
+          <w:rFonts w:ascii="Arial" w:hAnsi="Arial" w:eastAsia="Arial" w:cs="Arial"/>
+          <w:b w:val="0"/>
+          <w:i w:val="0"/>
+          <w:color w:val="000000"/>
+          <w:sz w:val="18"/>
+          <w:highlight w:val="lightGray"/>
+        </w:rPr>
+        <w:t>s</w:t>
+      </w:r>
+      <w:r>
+        <w:rPr>
+          <w:rFonts w:ascii="Arial" w:hAnsi="Arial" w:eastAsia="Arial" w:cs="Arial"/>
+          <w:b w:val="0"/>
+          <w:i w:val="0"/>
+          <w:color w:val="000000"/>
+          <w:sz w:val="18"/>
+          <w:highlight w:val="lightGray"/>
+        </w:rPr>
+        <w:t>e</w:t>
+      </w:r>
+      <w:r>
+        <w:rPr>
+          <w:rFonts w:ascii="Arial" w:hAnsi="Arial" w:eastAsia="Arial" w:cs="Arial"/>
+          <w:b w:val="0"/>
+          <w:i w:val="0"/>
+          <w:color w:val="000000"/>
+          <w:sz w:val="18"/>
+          <w:highlight w:val="lightGray"/>
+        </w:rPr>
+        <w:t>m</w:t>
+      </w:r>
+      <w:r>
+        <w:rPr>
+          <w:rFonts w:ascii="Arial" w:hAnsi="Arial" w:eastAsia="Arial" w:cs="Arial"/>
+          <w:b w:val="0"/>
+          <w:i w:val="0"/>
+          <w:color w:val="000000"/>
+          <w:sz w:val="18"/>
+          <w:highlight w:val="lightGray"/>
+        </w:rPr>
+        <w:t xml:space="preserve"> </w:t>
+      </w:r>
+      <w:r>
+        <w:rPr>
+          <w:rFonts w:ascii="Arial" w:hAnsi="Arial" w:eastAsia="Arial" w:cs="Arial"/>
+          <w:b w:val="0"/>
+          <w:i w:val="0"/>
+          <w:color w:val="000000"/>
+          <w:sz w:val="18"/>
+          <w:highlight w:val="lightGray"/>
+        </w:rPr>
+        <w:t>E</w:t>
+      </w:r>
+      <w:r>
+        <w:rPr>
+          <w:rFonts w:ascii="Arial" w:hAnsi="Arial" w:eastAsia="Arial" w:cs="Arial"/>
+          <w:b w:val="0"/>
+          <w:i w:val="0"/>
+          <w:color w:val="000000"/>
+          <w:sz w:val="18"/>
+          <w:highlight w:val="lightGray"/>
+        </w:rPr>
+        <w:t>s</w:t>
+      </w:r>
+      <w:r>
+        <w:rPr>
+          <w:rFonts w:ascii="Arial" w:hAnsi="Arial" w:eastAsia="Arial" w:cs="Arial"/>
+          <w:b w:val="0"/>
+          <w:i w:val="0"/>
+          <w:color w:val="000000"/>
+          <w:sz w:val="18"/>
+          <w:highlight w:val="lightGray"/>
+        </w:rPr>
+        <w:t>s</w:t>
+      </w:r>
+      <w:r>
+        <w:rPr>
+          <w:rFonts w:ascii="Arial" w:hAnsi="Arial" w:eastAsia="Arial" w:cs="Arial"/>
+          <w:b w:val="0"/>
+          <w:i w:val="0"/>
+          <w:color w:val="000000"/>
+          <w:sz w:val="18"/>
+          <w:highlight w:val="lightGray"/>
+        </w:rPr>
+        <w:t>a</w:t>
+      </w:r>
+      <w:r>
+        <w:rPr>
+          <w:rFonts w:ascii="Arial" w:hAnsi="Arial" w:eastAsia="Arial" w:cs="Arial"/>
+          <w:b w:val="0"/>
+          <w:i w:val="0"/>
+          <w:color w:val="000000"/>
+          <w:sz w:val="18"/>
+          <w:highlight w:val="lightGray"/>
+        </w:rPr>
+        <w:t>m</w:t>
+      </w:r>
+      <w:r>
+        <w:rPr>
+          <w:rFonts w:ascii="Arial" w:hAnsi="Arial" w:eastAsia="Arial" w:cs="Arial"/>
+          <w:b w:val="0"/>
+          <w:i w:val="0"/>
+          <w:color w:val="000000"/>
+          <w:sz w:val="18"/>
+          <w:highlight w:val="lightGray"/>
+        </w:rPr>
+        <w:t>]</w:t>
+      </w:r>
+      <w:r>
+        <w:rPr>
+          <w:rFonts w:ascii="Arial" w:hAnsi="Arial" w:eastAsia="Arial" w:cs="Arial"/>
+          <w:b w:val="0"/>
+          <w:i w:val="0"/>
+          <w:color w:val="000000"/>
+          <w:sz w:val="18"/>
+          <w:highlight w:val="lightGray"/>
+        </w:rPr>
+        <w:t xml:space="preserve"> </w:t>
+      </w:r>
+      <w:r>
+        <w:rPr>
+          <w:rFonts w:ascii="Arial" w:hAnsi="Arial" w:eastAsia="Arial" w:cs="Arial"/>
+          <w:b w:val="0"/>
+          <w:i w:val="0"/>
+          <w:color w:val="000000"/>
+          <w:sz w:val="18"/>
+          <w:highlight w:val="lightGray"/>
+        </w:rPr>
+        <w:t>-</w:t>
+      </w:r>
+      <w:r>
+        <w:rPr>
+          <w:rFonts w:ascii="Arial" w:hAnsi="Arial" w:eastAsia="Arial" w:cs="Arial"/>
+          <w:b w:val="0"/>
+          <w:i w:val="0"/>
+          <w:color w:val="000000"/>
+          <w:sz w:val="18"/>
+          <w:highlight w:val="lightGray"/>
+        </w:rPr>
+        <w:t>&gt;</w:t>
+      </w:r>
+      <w:r>
+        <w:rPr>
+          <w:rFonts w:ascii="Arial" w:hAnsi="Arial" w:eastAsia="Arial" w:cs="Arial"/>
+          <w:b w:val="0"/>
+          <w:i w:val="0"/>
+          <w:color w:val="000000"/>
+          <w:sz w:val="18"/>
+          <w:highlight w:val="lightGray"/>
+        </w:rPr>
+        <w:t xml:space="preserve"> </w:t>
+      </w:r>
+      <w:r>
+        <w:rPr>
+          <w:rFonts w:ascii="Arial" w:hAnsi="Arial" w:eastAsia="Arial" w:cs="Arial"/>
+          <w:b/>
+          <w:i w:val="0"/>
+          <w:color w:val="000000"/>
+          <w:sz w:val="18"/>
+          <w:highlight w:val="lightGray"/>
+        </w:rPr>
+        <w:t>F</w:t>
+      </w:r>
+      <w:r>
+        <w:rPr>
+          <w:rFonts w:ascii="Arial" w:hAnsi="Arial" w:eastAsia="Arial" w:cs="Arial"/>
+          <w:b/>
+          <w:i w:val="0"/>
+          <w:color w:val="000000"/>
+          <w:sz w:val="18"/>
+          <w:highlight w:val="lightGray"/>
+        </w:rPr>
+        <w:t>r</w:t>
+      </w:r>
+      <w:r>
+        <w:rPr>
+          <w:rFonts w:ascii="Arial" w:hAnsi="Arial" w:eastAsia="Arial" w:cs="Arial"/>
+          <w:b/>
+          <w:i w:val="0"/>
+          <w:color w:val="000000"/>
+          <w:sz w:val="18"/>
+          <w:highlight w:val="lightGray"/>
+        </w:rPr>
+        <w:t>o</w:t>
+      </w:r>
+      <w:r>
+        <w:rPr>
+          <w:rFonts w:ascii="Arial" w:hAnsi="Arial" w:eastAsia="Arial" w:cs="Arial"/>
+          <w:b/>
+          <w:i w:val="0"/>
+          <w:color w:val="000000"/>
+          <w:sz w:val="18"/>
+          <w:highlight w:val="lightGray"/>
+        </w:rPr>
+        <w:t>m</w:t>
+      </w:r>
+      <w:r>
+        <w:rPr>
+          <w:rFonts w:ascii="Arial" w:hAnsi="Arial" w:eastAsia="Arial" w:cs="Arial"/>
+          <w:b/>
+          <w:i w:val="0"/>
+          <w:color w:val="000000"/>
+          <w:sz w:val="18"/>
+          <w:highlight w:val="lightGray"/>
+        </w:rPr>
+        <w:t>:</w:t>
+      </w:r>
+      <w:r>
+        <w:rPr>
+          <w:rFonts w:ascii="Arial" w:hAnsi="Arial" w:eastAsia="Arial" w:cs="Arial"/>
+          <w:b w:val="0"/>
+          <w:i w:val="0"/>
+          <w:color w:val="000000"/>
+          <w:sz w:val="18"/>
+          <w:highlight w:val="lightGray"/>
+        </w:rPr>
+        <w:t xml:space="preserve"> </w:t>
+      </w:r>
+      <w:r>
+        <w:rPr>
+          <w:rFonts w:ascii="Arial" w:hAnsi="Arial" w:eastAsia="Arial" w:cs="Arial"/>
+          <w:b w:val="0"/>
+          <w:i w:val="0"/>
+          <w:color w:val="000000"/>
+          <w:sz w:val="18"/>
+          <w:highlight w:val="lightGray"/>
+        </w:rPr>
+        <w:t>[</w:t>
+      </w:r>
+      <w:r>
+        <w:rPr>
+          <w:rFonts w:ascii="Arial" w:hAnsi="Arial" w:eastAsia="Arial" w:cs="Arial"/>
+          <w:b w:val="0"/>
+          <w:i w:val="0"/>
+          <w:color w:val="000000"/>
+          <w:sz w:val="18"/>
+          <w:highlight w:val="lightGray"/>
+        </w:rPr>
+        <w:t>C</w:t>
+      </w:r>
+      <w:r>
+        <w:rPr>
+          <w:rFonts w:ascii="Arial" w:hAnsi="Arial" w:eastAsia="Arial" w:cs="Arial"/>
+          <w:b w:val="0"/>
+          <w:i w:val="0"/>
+          <w:color w:val="000000"/>
+          <w:sz w:val="18"/>
+          <w:highlight w:val="lightGray"/>
+        </w:rPr>
+        <w:t>h</w:t>
+      </w:r>
+      <w:r>
+        <w:rPr>
+          <w:rFonts w:ascii="Arial" w:hAnsi="Arial" w:eastAsia="Arial" w:cs="Arial"/>
+          <w:b w:val="0"/>
+          <w:i w:val="0"/>
+          <w:color w:val="000000"/>
+          <w:sz w:val="18"/>
+          <w:highlight w:val="lightGray"/>
+        </w:rPr>
+        <w:t>a</w:t>
+      </w:r>
+      <w:r>
+        <w:rPr>
+          <w:rFonts w:ascii="Arial" w:hAnsi="Arial" w:eastAsia="Arial" w:cs="Arial"/>
+          <w:b w:val="0"/>
+          <w:i w:val="0"/>
+          <w:color w:val="000000"/>
+          <w:sz w:val="18"/>
+          <w:highlight w:val="lightGray"/>
+        </w:rPr>
+        <w:t>t</w:t>
+      </w:r>
+      <w:r>
+        <w:rPr>
+          <w:rFonts w:ascii="Arial" w:hAnsi="Arial" w:eastAsia="Arial" w:cs="Arial"/>
+          <w:b w:val="0"/>
+          <w:i w:val="0"/>
+          <w:color w:val="000000"/>
+          <w:sz w:val="18"/>
+          <w:highlight w:val="lightGray"/>
+        </w:rPr>
+        <w:t>g</w:t>
+      </w:r>
+      <w:r>
+        <w:rPr>
+          <w:rFonts w:ascii="Arial" w:hAnsi="Arial" w:eastAsia="Arial" w:cs="Arial"/>
+          <w:b w:val="0"/>
+          <w:i w:val="0"/>
+          <w:color w:val="000000"/>
+          <w:sz w:val="18"/>
+          <w:highlight w:val="lightGray"/>
+        </w:rPr>
+        <w:t>p</w:t>
+      </w:r>
+      <w:r>
+        <w:rPr>
+          <w:rFonts w:ascii="Arial" w:hAnsi="Arial" w:eastAsia="Arial" w:cs="Arial"/>
+          <w:b w:val="0"/>
+          <w:i w:val="0"/>
+          <w:color w:val="000000"/>
+          <w:sz w:val="18"/>
+          <w:highlight w:val="lightGray"/>
+        </w:rPr>
+        <w:t>t</w:t>
+      </w:r>
+      <w:r>
+        <w:rPr>
+          <w:rFonts w:ascii="Arial" w:hAnsi="Arial" w:eastAsia="Arial" w:cs="Arial"/>
+          <w:b w:val="0"/>
+          <w:i w:val="0"/>
+          <w:color w:val="000000"/>
+          <w:sz w:val="18"/>
+          <w:highlight w:val="lightGray"/>
+        </w:rPr>
+        <w:t xml:space="preserve"> </w:t>
+      </w:r>
+      <w:r>
+        <w:rPr>
+          <w:rFonts w:ascii="Arial" w:hAnsi="Arial" w:eastAsia="Arial" w:cs="Arial"/>
+          <w:b w:val="0"/>
+          <w:i w:val="0"/>
+          <w:color w:val="000000"/>
+          <w:sz w:val="18"/>
+          <w:highlight w:val="lightGray"/>
+        </w:rPr>
+        <w:t>(</w:t>
+      </w:r>
+      <w:r>
+        <w:rPr>
+          <w:rFonts w:ascii="Arial" w:hAnsi="Arial" w:eastAsia="Arial" w:cs="Arial"/>
+          <w:b w:val="0"/>
+          <w:i w:val="0"/>
+          <w:color w:val="000000"/>
+          <w:sz w:val="18"/>
+          <w:highlight w:val="lightGray"/>
+        </w:rPr>
+        <w:t>G</w:t>
+      </w:r>
+      <w:r>
+        <w:rPr>
+          <w:rFonts w:ascii="Arial" w:hAnsi="Arial" w:eastAsia="Arial" w:cs="Arial"/>
+          <w:b w:val="0"/>
+          <w:i w:val="0"/>
+          <w:color w:val="000000"/>
+          <w:sz w:val="18"/>
+          <w:highlight w:val="lightGray"/>
+        </w:rPr>
+        <w:t>P</w:t>
+      </w:r>
+      <w:r>
+        <w:rPr>
+          <w:rFonts w:ascii="Arial" w:hAnsi="Arial" w:eastAsia="Arial" w:cs="Arial"/>
+          <w:b w:val="0"/>
+          <w:i w:val="0"/>
+          <w:color w:val="000000"/>
+          <w:sz w:val="18"/>
+          <w:highlight w:val="lightGray"/>
+        </w:rPr>
+        <w:t>T</w:t>
+      </w:r>
+      <w:r>
+        <w:rPr>
+          <w:rFonts w:ascii="Arial" w:hAnsi="Arial" w:eastAsia="Arial" w:cs="Arial"/>
+          <w:b w:val="0"/>
+          <w:i w:val="0"/>
+          <w:color w:val="000000"/>
+          <w:sz w:val="18"/>
+          <w:highlight w:val="lightGray"/>
         </w:rPr>
         <w:t>‑</w:t>
       </w:r>
       <w:r>
         <w:rPr>
-          <w:rFonts w:ascii="Arial" w:eastAsia="Arial" w:hAnsi="Arial"/>
-          <w:b/>
-          <w:sz w:val="22"/>
-          <w:szCs w:val="14"/>
-          <w:shd w:val="clear" w:color="auto" w:fill="B7B7B7"/>
-        </w:rPr>
-        <w:t>5 Mini) at [12/9/2025]</w:t>
-      </w:r>
-      <w:r>
-        <w:rPr>
-          <w:rFonts w:ascii="Arial" w:eastAsia="Arial" w:hAnsi="Arial"/>
-          <w:sz w:val="22"/>
-        </w:rPr>
-        <w:t xml:space="preserve"> </w:t>
-      </w:r>
-      <w:r>
-        <w:rPr>
-          <w:rFonts w:ascii="Arial" w:eastAsia="Arial" w:hAnsi="Arial"/>
-          <w:sz w:val="22"/>
+          <w:rFonts w:ascii="Arial" w:hAnsi="Arial" w:eastAsia="Arial" w:cs="Arial"/>
+          <w:b w:val="0"/>
+          <w:i w:val="0"/>
+          <w:color w:val="000000"/>
+          <w:sz w:val="18"/>
+          <w:highlight w:val="lightGray"/>
+        </w:rPr>
+        <w:t>5</w:t>
+      </w:r>
+      <w:r>
+        <w:rPr>
+          <w:rFonts w:ascii="Arial" w:hAnsi="Arial" w:eastAsia="Arial" w:cs="Arial"/>
+          <w:b w:val="0"/>
+          <w:i w:val="0"/>
+          <w:color w:val="000000"/>
+          <w:sz w:val="18"/>
+          <w:highlight w:val="lightGray"/>
+        </w:rPr>
+        <w:t xml:space="preserve"> </w:t>
+      </w:r>
+      <w:r>
+        <w:rPr>
+          <w:rFonts w:ascii="Arial" w:hAnsi="Arial" w:eastAsia="Arial" w:cs="Arial"/>
+          <w:b w:val="0"/>
+          <w:i w:val="0"/>
+          <w:color w:val="000000"/>
+          <w:sz w:val="18"/>
+          <w:highlight w:val="lightGray"/>
+        </w:rPr>
+        <w:t>M</w:t>
+      </w:r>
+      <w:r>
+        <w:rPr>
+          <w:rFonts w:ascii="Arial" w:hAnsi="Arial" w:eastAsia="Arial" w:cs="Arial"/>
+          <w:b w:val="0"/>
+          <w:i w:val="0"/>
+          <w:color w:val="000000"/>
+          <w:sz w:val="18"/>
+          <w:highlight w:val="lightGray"/>
+        </w:rPr>
+        <w:t>i</w:t>
+      </w:r>
+      <w:r>
+        <w:rPr>
+          <w:rFonts w:ascii="Arial" w:hAnsi="Arial" w:eastAsia="Arial" w:cs="Arial"/>
+          <w:b w:val="0"/>
+          <w:i w:val="0"/>
+          <w:color w:val="000000"/>
+          <w:sz w:val="18"/>
+          <w:highlight w:val="lightGray"/>
+        </w:rPr>
+        <w:t>n</w:t>
+      </w:r>
+      <w:r>
+        <w:rPr>
+          <w:rFonts w:ascii="Arial" w:hAnsi="Arial" w:eastAsia="Arial" w:cs="Arial"/>
+          <w:b w:val="0"/>
+          <w:i w:val="0"/>
+          <w:color w:val="000000"/>
+          <w:sz w:val="18"/>
+          <w:highlight w:val="lightGray"/>
+        </w:rPr>
+        <w:t>i</w:t>
+      </w:r>
+      <w:r>
+        <w:rPr>
+          <w:rFonts w:ascii="Arial" w:hAnsi="Arial" w:eastAsia="Arial" w:cs="Arial"/>
+          <w:b w:val="0"/>
+          <w:i w:val="0"/>
+          <w:color w:val="000000"/>
+          <w:sz w:val="18"/>
+          <w:highlight w:val="lightGray"/>
+        </w:rPr>
+        <w:t>)</w:t>
+      </w:r>
+      <w:r>
+        <w:rPr>
+          <w:rFonts w:ascii="Arial" w:hAnsi="Arial" w:eastAsia="Arial" w:cs="Arial"/>
+          <w:b w:val="0"/>
+          <w:i w:val="0"/>
+          <w:color w:val="000000"/>
+          <w:sz w:val="18"/>
+          <w:highlight w:val="lightGray"/>
+        </w:rPr>
+        <w:t>]</w:t>
+      </w:r>
+      <w:r>
+        <w:rPr>
+          <w:rFonts w:ascii="Arial" w:hAnsi="Arial" w:eastAsia="Arial" w:cs="Arial"/>
+          <w:b w:val="0"/>
+          <w:i w:val="0"/>
+          <w:color w:val="000000"/>
+          <w:sz w:val="18"/>
+          <w:highlight w:val="lightGray"/>
+        </w:rPr>
+        <w:t xml:space="preserve"> </w:t>
+      </w:r>
+      <w:r>
+        <w:rPr>
+          <w:rFonts w:ascii="Arial" w:hAnsi="Arial" w:eastAsia="Arial" w:cs="Arial"/>
+          <w:b/>
+          <w:i w:val="0"/>
+          <w:color w:val="000000"/>
+          <w:sz w:val="18"/>
+          <w:highlight w:val="lightGray"/>
+        </w:rPr>
+        <w:t>o</w:t>
+      </w:r>
+      <w:r>
+        <w:rPr>
+          <w:rFonts w:ascii="Arial" w:hAnsi="Arial" w:eastAsia="Arial" w:cs="Arial"/>
+          <w:b/>
+          <w:i w:val="0"/>
+          <w:color w:val="000000"/>
+          <w:sz w:val="18"/>
+          <w:highlight w:val="lightGray"/>
+        </w:rPr>
+        <w:t>n</w:t>
+      </w:r>
+      <w:r>
+        <w:rPr>
+          <w:rFonts w:ascii="Arial" w:hAnsi="Arial"/>
+          <w:b w:val="0"/>
+          <w:i w:val="0"/>
+          <w:color w:val="000000"/>
+          <w:sz w:val="18"/>
+          <w:highlight w:val="lightGray"/>
+        </w:rPr>
+        <w:t xml:space="preserve"> </w:t>
+      </w:r>
+      <w:r>
+        <w:rPr>
+          <w:rFonts w:ascii="Arial" w:hAnsi="Arial"/>
+          <w:b w:val="0"/>
+          <w:i w:val="0"/>
+          <w:color w:val="000000"/>
+          <w:sz w:val="18"/>
+          <w:highlight w:val="lightGray"/>
+        </w:rPr>
+        <w:t>[</w:t>
+      </w:r>
+      <w:r>
+        <w:rPr>
+          <w:rFonts w:ascii="Arial" w:hAnsi="Arial"/>
+          <w:b w:val="0"/>
+          <w:i w:val="0"/>
+          <w:sz w:val="18"/>
+          <w:highlight w:val="lightGray"/>
+        </w:rPr>
+        <w:t>12/9/2025]</w:t>
+      </w:r>
+      <w:r>
+        <w:rPr>
+          <w:rFonts w:ascii="Arial" w:hAnsi="Arial"/>
+          <w:b w:val="0"/>
+          <w:i w:val="0"/>
+          <w:sz w:val="18"/>
+          <w:highlight w:val="lightGray"/>
+        </w:rPr>
+        <w:t xml:space="preserve"> </w:t>
+      </w:r>
+      <w:r>
+        <w:rPr>
+          <w:rFonts w:ascii="Arial" w:hAnsi="Arial"/>
+          <w:b w:val="0"/>
+          <w:i w:val="0"/>
+          <w:sz w:val="18"/>
+          <w:highlight w:val="lightGray"/>
         </w:rPr>
         <w:br/>
       </w:r>
       <w:r>
         <w:rPr>
-          <w:rFonts w:ascii="Arial" w:eastAsia="Arial" w:hAnsi="Arial"/>
-          <w:sz w:val="22"/>
+          <w:rFonts w:ascii="Arial" w:hAnsi="Arial"/>
+          <w:b w:val="0"/>
+          <w:i w:val="0"/>
+          <w:sz w:val="18"/>
+          <w:highlight w:val="lightGray"/>
         </w:rPr>
         <w:t xml:space="preserve">Think of a LAN as a </w:t>
       </w:r>
       <w:r>
         <w:rPr>
-          <w:rFonts w:ascii="Arial" w:eastAsia="Arial" w:hAnsi="Arial"/>
-          <w:b/>
-          <w:bCs/>
-          <w:sz w:val="22"/>
+          <w:rFonts w:ascii="Arial" w:hAnsi="Arial"/>
+          <w:b w:val="0"/>
+          <w:i w:val="0"/>
+          <w:sz w:val="18"/>
+          <w:highlight w:val="lightGray"/>
         </w:rPr>
         <w:t>small private network inside a building</w:t>
       </w:r>
       <w:r>
         <w:rPr>
-          <w:rFonts w:ascii="Arial" w:eastAsia="Arial" w:hAnsi="Arial"/>
-          <w:sz w:val="22"/>
+          <w:rFonts w:ascii="Arial" w:hAnsi="Arial"/>
+          <w:b w:val="0"/>
+          <w:i w:val="0"/>
+          <w:sz w:val="18"/>
+          <w:highlight w:val="lightGray"/>
         </w:rPr>
         <w:t xml:space="preserve">. All computers and devices in that network can “talk” to each other easily because they are </w:t>
       </w:r>
       <w:r>
         <w:rPr>
-          <w:rFonts w:ascii="Arial" w:eastAsia="Arial" w:hAnsi="Arial"/>
-          <w:b/>
-          <w:bCs/>
-          <w:sz w:val="22"/>
+          <w:rFonts w:ascii="Arial" w:hAnsi="Arial"/>
+          <w:b w:val="0"/>
+          <w:i w:val="0"/>
+          <w:sz w:val="18"/>
+          <w:highlight w:val="lightGray"/>
         </w:rPr>
         <w:t>close together</w:t>
       </w:r>
       <w:r>
         <w:rPr>
-          <w:rFonts w:ascii="Arial" w:eastAsia="Arial" w:hAnsi="Arial"/>
-          <w:sz w:val="22"/>
+          <w:rFonts w:ascii="Arial" w:hAnsi="Arial"/>
+          <w:b w:val="0"/>
+          <w:i w:val="0"/>
+          <w:sz w:val="18"/>
+          <w:highlight w:val="lightGray"/>
         </w:rPr>
         <w:t>.</w:t>
       </w:r>
@@ -331,59 +3442,1597 @@
       </w:pPr>
       <w:r>
         <w:rPr>
-          <w:rFonts w:ascii="Arial" w:eastAsia="Arial" w:hAnsi="Arial"/>
-          <w:b/>
-          <w:sz w:val="22"/>
-          <w:shd w:val="clear" w:color="auto" w:fill="B7B7B7"/>
-        </w:rPr>
-        <w:t># Source</w:t>
-      </w:r>
-      <w:r>
-        <w:rPr>
-          <w:rFonts w:ascii="Arial" w:eastAsia="Arial" w:hAnsi="Arial"/>
-          <w:sz w:val="22"/>
-          <w:shd w:val="clear" w:color="auto" w:fill="B7B7B7"/>
-        </w:rPr>
-        <w:t xml:space="preserve">: </w:t>
-      </w:r>
-      <w:r>
-        <w:rPr>
-          <w:rFonts w:ascii="Arial" w:eastAsia="Arial" w:hAnsi="Arial"/>
-          <w:b/>
-          <w:sz w:val="22"/>
-          <w:shd w:val="clear" w:color="auto" w:fill="B7B7B7"/>
-        </w:rPr>
-        <w:t xml:space="preserve">Chatgpt </w:t>
-      </w:r>
-      <w:r>
-        <w:rPr>
-          <w:rFonts w:ascii="Arial" w:eastAsia="Arial" w:hAnsi="Arial"/>
-          <w:b/>
-          <w:sz w:val="22"/>
-          <w:szCs w:val="14"/>
-          <w:shd w:val="clear" w:color="auto" w:fill="B7B7B7"/>
-        </w:rPr>
-        <w:t>(GPT</w:t>
-      </w:r>
-      <w:r>
-        <w:rPr>
-          <w:rFonts w:ascii="Arial" w:eastAsia="Arial" w:hAnsi="Arial" w:cs="Cambria Math"/>
-          <w:b/>
-          <w:sz w:val="22"/>
-          <w:szCs w:val="14"/>
-          <w:shd w:val="clear" w:color="auto" w:fill="B7B7B7"/>
+          <w:rFonts w:ascii="Arial" w:hAnsi="Arial" w:eastAsia="Arial" w:cs="Arial"/>
+          <w:b/>
+          <w:i w:val="0"/>
+          <w:color w:val="000000"/>
+          <w:sz w:val="18"/>
+          <w:highlight w:val="lightGray"/>
+        </w:rPr>
+        <w:t>#</w:t>
+      </w:r>
+      <w:r>
+        <w:rPr>
+          <w:rFonts w:ascii="Arial" w:hAnsi="Arial" w:eastAsia="Arial" w:cs="Arial"/>
+          <w:b/>
+          <w:i w:val="0"/>
+          <w:color w:val="000000"/>
+          <w:sz w:val="18"/>
+          <w:highlight w:val="lightGray"/>
+        </w:rPr>
+        <w:t xml:space="preserve"> </w:t>
+      </w:r>
+      <w:r>
+        <w:rPr>
+          <w:rFonts w:ascii="Arial" w:hAnsi="Arial" w:eastAsia="Arial" w:cs="Arial"/>
+          <w:b/>
+          <w:i w:val="0"/>
+          <w:color w:val="000000"/>
+          <w:sz w:val="18"/>
+          <w:highlight w:val="lightGray"/>
+        </w:rPr>
+        <w:t>S</w:t>
+      </w:r>
+      <w:r>
+        <w:rPr>
+          <w:rFonts w:ascii="Arial" w:hAnsi="Arial" w:eastAsia="Arial" w:cs="Arial"/>
+          <w:b/>
+          <w:i w:val="0"/>
+          <w:color w:val="000000"/>
+          <w:sz w:val="18"/>
+          <w:highlight w:val="lightGray"/>
+        </w:rPr>
+        <w:t>o</w:t>
+      </w:r>
+      <w:r>
+        <w:rPr>
+          <w:rFonts w:ascii="Arial" w:hAnsi="Arial" w:eastAsia="Arial" w:cs="Arial"/>
+          <w:b/>
+          <w:i w:val="0"/>
+          <w:color w:val="000000"/>
+          <w:sz w:val="18"/>
+          <w:highlight w:val="lightGray"/>
+        </w:rPr>
+        <w:t>u</w:t>
+      </w:r>
+      <w:r>
+        <w:rPr>
+          <w:rFonts w:ascii="Arial" w:hAnsi="Arial" w:eastAsia="Arial" w:cs="Arial"/>
+          <w:b/>
+          <w:i w:val="0"/>
+          <w:color w:val="000000"/>
+          <w:sz w:val="18"/>
+          <w:highlight w:val="lightGray"/>
+        </w:rPr>
+        <w:t>r</w:t>
+      </w:r>
+      <w:r>
+        <w:rPr>
+          <w:rFonts w:ascii="Arial" w:hAnsi="Arial" w:eastAsia="Arial" w:cs="Arial"/>
+          <w:b/>
+          <w:i w:val="0"/>
+          <w:color w:val="000000"/>
+          <w:sz w:val="18"/>
+          <w:highlight w:val="lightGray"/>
+        </w:rPr>
+        <w:t>c</w:t>
+      </w:r>
+      <w:r>
+        <w:rPr>
+          <w:rFonts w:ascii="Arial" w:hAnsi="Arial" w:eastAsia="Arial" w:cs="Arial"/>
+          <w:b/>
+          <w:i w:val="0"/>
+          <w:color w:val="000000"/>
+          <w:sz w:val="18"/>
+          <w:highlight w:val="lightGray"/>
+        </w:rPr>
+        <w:t>e</w:t>
+      </w:r>
+      <w:r>
+        <w:rPr>
+          <w:rFonts w:ascii="Arial" w:hAnsi="Arial" w:eastAsia="Arial" w:cs="Arial"/>
+          <w:b/>
+          <w:i w:val="0"/>
+          <w:color w:val="000000"/>
+          <w:sz w:val="18"/>
+          <w:highlight w:val="lightGray"/>
+        </w:rPr>
+        <w:t>:</w:t>
+      </w:r>
+      <w:r>
+        <w:rPr>
+          <w:rFonts w:ascii="Arial" w:hAnsi="Arial" w:eastAsia="Arial" w:cs="Arial"/>
+          <w:b/>
+          <w:i w:val="0"/>
+          <w:color w:val="000000"/>
+          <w:sz w:val="18"/>
+          <w:highlight w:val="lightGray"/>
+        </w:rPr>
+        <w:t xml:space="preserve"> </w:t>
+      </w:r>
+      <w:r>
+        <w:rPr>
+          <w:rFonts w:ascii="Arial" w:hAnsi="Arial" w:eastAsia="Arial" w:cs="Arial"/>
+          <w:b/>
+          <w:i w:val="0"/>
+          <w:color w:val="000000"/>
+          <w:sz w:val="18"/>
+          <w:highlight w:val="lightGray"/>
+        </w:rPr>
+        <w:t>A</w:t>
+      </w:r>
+      <w:r>
+        <w:rPr>
+          <w:rFonts w:ascii="Arial" w:hAnsi="Arial" w:eastAsia="Arial" w:cs="Arial"/>
+          <w:b/>
+          <w:i w:val="0"/>
+          <w:color w:val="000000"/>
+          <w:sz w:val="18"/>
+          <w:highlight w:val="lightGray"/>
+        </w:rPr>
+        <w:t>I</w:t>
+      </w:r>
+      <w:r>
+        <w:rPr>
+          <w:rFonts w:ascii="Arial" w:hAnsi="Arial" w:eastAsia="Arial" w:cs="Arial"/>
+          <w:b/>
+          <w:i w:val="0"/>
+          <w:color w:val="000000"/>
+          <w:sz w:val="18"/>
+          <w:highlight w:val="lightGray"/>
+        </w:rPr>
+        <w:t xml:space="preserve"> </w:t>
+      </w:r>
+      <w:r>
+        <w:rPr>
+          <w:rFonts w:ascii="Arial" w:hAnsi="Arial" w:eastAsia="Arial" w:cs="Arial"/>
+          <w:b/>
+          <w:i w:val="0"/>
+          <w:color w:val="000000"/>
+          <w:sz w:val="18"/>
+          <w:highlight w:val="lightGray"/>
+        </w:rPr>
+        <w:t>S</w:t>
+      </w:r>
+      <w:r>
+        <w:rPr>
+          <w:rFonts w:ascii="Arial" w:hAnsi="Arial" w:eastAsia="Arial" w:cs="Arial"/>
+          <w:b/>
+          <w:i w:val="0"/>
+          <w:color w:val="000000"/>
+          <w:sz w:val="18"/>
+          <w:highlight w:val="lightGray"/>
+        </w:rPr>
+        <w:t>o</w:t>
+      </w:r>
+      <w:r>
+        <w:rPr>
+          <w:rFonts w:ascii="Arial" w:hAnsi="Arial" w:eastAsia="Arial" w:cs="Arial"/>
+          <w:b/>
+          <w:i w:val="0"/>
+          <w:color w:val="000000"/>
+          <w:sz w:val="18"/>
+          <w:highlight w:val="lightGray"/>
+        </w:rPr>
+        <w:t>u</w:t>
+      </w:r>
+      <w:r>
+        <w:rPr>
+          <w:rFonts w:ascii="Arial" w:hAnsi="Arial" w:eastAsia="Arial" w:cs="Arial"/>
+          <w:b/>
+          <w:i w:val="0"/>
+          <w:color w:val="000000"/>
+          <w:sz w:val="18"/>
+          <w:highlight w:val="lightGray"/>
+        </w:rPr>
+        <w:t>r</w:t>
+      </w:r>
+      <w:r>
+        <w:rPr>
+          <w:rFonts w:ascii="Arial" w:hAnsi="Arial" w:eastAsia="Arial" w:cs="Arial"/>
+          <w:b/>
+          <w:i w:val="0"/>
+          <w:color w:val="000000"/>
+          <w:sz w:val="18"/>
+          <w:highlight w:val="lightGray"/>
+        </w:rPr>
+        <w:t>c</w:t>
+      </w:r>
+      <w:r>
+        <w:rPr>
+          <w:rFonts w:ascii="Arial" w:hAnsi="Arial" w:eastAsia="Arial" w:cs="Arial"/>
+          <w:b/>
+          <w:i w:val="0"/>
+          <w:color w:val="000000"/>
+          <w:sz w:val="18"/>
+          <w:highlight w:val="lightGray"/>
+        </w:rPr>
+        <w:t>e</w:t>
+      </w:r>
+      <w:r>
+        <w:rPr>
+          <w:rFonts w:ascii="Arial" w:hAnsi="Arial" w:eastAsia="Arial" w:cs="Arial"/>
+          <w:b/>
+          <w:i w:val="0"/>
+          <w:color w:val="000000"/>
+          <w:sz w:val="18"/>
+          <w:highlight w:val="lightGray"/>
+        </w:rPr>
+        <w:t>:</w:t>
+      </w:r>
+      <w:r>
+        <w:rPr>
+          <w:rFonts w:ascii="Arial" w:hAnsi="Arial" w:eastAsia="Arial" w:cs="Arial"/>
+          <w:b/>
+          <w:i w:val="0"/>
+          <w:color w:val="000000"/>
+          <w:sz w:val="18"/>
+          <w:highlight w:val="lightGray"/>
+        </w:rPr>
+        <w:t xml:space="preserve"> </w:t>
+      </w:r>
+      <w:r>
+        <w:rPr>
+          <w:rFonts w:ascii="Arial" w:hAnsi="Arial" w:eastAsia="Arial" w:cs="Arial"/>
+          <w:b/>
+          <w:i w:val="0"/>
+          <w:color w:val="000000"/>
+          <w:sz w:val="18"/>
+          <w:highlight w:val="lightGray"/>
+        </w:rPr>
+        <w:t>P</w:t>
+      </w:r>
+      <w:r>
+        <w:rPr>
+          <w:rFonts w:ascii="Arial" w:hAnsi="Arial" w:eastAsia="Arial" w:cs="Arial"/>
+          <w:b/>
+          <w:i w:val="0"/>
+          <w:color w:val="000000"/>
+          <w:sz w:val="18"/>
+          <w:highlight w:val="lightGray"/>
+        </w:rPr>
+        <w:t>r</w:t>
+      </w:r>
+      <w:r>
+        <w:rPr>
+          <w:rFonts w:ascii="Arial" w:hAnsi="Arial" w:eastAsia="Arial" w:cs="Arial"/>
+          <w:b/>
+          <w:i w:val="0"/>
+          <w:color w:val="000000"/>
+          <w:sz w:val="18"/>
+          <w:highlight w:val="lightGray"/>
+        </w:rPr>
+        <w:t>o</w:t>
+      </w:r>
+      <w:r>
+        <w:rPr>
+          <w:rFonts w:ascii="Arial" w:hAnsi="Arial" w:eastAsia="Arial" w:cs="Arial"/>
+          <w:b/>
+          <w:i w:val="0"/>
+          <w:color w:val="000000"/>
+          <w:sz w:val="18"/>
+          <w:highlight w:val="lightGray"/>
+        </w:rPr>
+        <w:t>v</w:t>
+      </w:r>
+      <w:r>
+        <w:rPr>
+          <w:rFonts w:ascii="Arial" w:hAnsi="Arial" w:eastAsia="Arial" w:cs="Arial"/>
+          <w:b/>
+          <w:i w:val="0"/>
+          <w:color w:val="000000"/>
+          <w:sz w:val="18"/>
+          <w:highlight w:val="lightGray"/>
+        </w:rPr>
+        <w:t>i</w:t>
+      </w:r>
+      <w:r>
+        <w:rPr>
+          <w:rFonts w:ascii="Arial" w:hAnsi="Arial" w:eastAsia="Arial" w:cs="Arial"/>
+          <w:b/>
+          <w:i w:val="0"/>
+          <w:color w:val="000000"/>
+          <w:sz w:val="18"/>
+          <w:highlight w:val="lightGray"/>
+        </w:rPr>
+        <w:t>d</w:t>
+      </w:r>
+      <w:r>
+        <w:rPr>
+          <w:rFonts w:ascii="Arial" w:hAnsi="Arial" w:eastAsia="Arial" w:cs="Arial"/>
+          <w:b/>
+          <w:i w:val="0"/>
+          <w:color w:val="000000"/>
+          <w:sz w:val="18"/>
+          <w:highlight w:val="lightGray"/>
+        </w:rPr>
+        <w:t>e</w:t>
+      </w:r>
+      <w:r>
+        <w:rPr>
+          <w:rFonts w:ascii="Arial" w:hAnsi="Arial" w:eastAsia="Arial" w:cs="Arial"/>
+          <w:b/>
+          <w:i w:val="0"/>
+          <w:color w:val="000000"/>
+          <w:sz w:val="18"/>
+          <w:highlight w:val="lightGray"/>
+        </w:rPr>
+        <w:t>d</w:t>
+      </w:r>
+      <w:r>
+        <w:rPr>
+          <w:rFonts w:ascii="Arial" w:hAnsi="Arial" w:eastAsia="Arial" w:cs="Arial"/>
+          <w:b/>
+          <w:i w:val="0"/>
+          <w:color w:val="000000"/>
+          <w:sz w:val="18"/>
+          <w:highlight w:val="lightGray"/>
+        </w:rPr>
+        <w:t xml:space="preserve"> </w:t>
+      </w:r>
+      <w:r>
+        <w:rPr>
+          <w:rFonts w:ascii="Arial" w:hAnsi="Arial" w:eastAsia="Arial" w:cs="Arial"/>
+          <w:b/>
+          <w:i w:val="0"/>
+          <w:color w:val="000000"/>
+          <w:sz w:val="18"/>
+          <w:highlight w:val="lightGray"/>
+        </w:rPr>
+        <w:t>b</w:t>
+      </w:r>
+      <w:r>
+        <w:rPr>
+          <w:rFonts w:ascii="Arial" w:hAnsi="Arial" w:eastAsia="Arial" w:cs="Arial"/>
+          <w:b/>
+          <w:i w:val="0"/>
+          <w:color w:val="000000"/>
+          <w:sz w:val="18"/>
+          <w:highlight w:val="lightGray"/>
+        </w:rPr>
+        <w:t>y</w:t>
+      </w:r>
+      <w:r>
+        <w:rPr>
+          <w:rFonts w:ascii="Arial" w:hAnsi="Arial" w:eastAsia="Arial" w:cs="Arial"/>
+          <w:b/>
+          <w:i w:val="0"/>
+          <w:color w:val="000000"/>
+          <w:sz w:val="18"/>
+          <w:highlight w:val="lightGray"/>
+        </w:rPr>
+        <w:t>:</w:t>
+      </w:r>
+      <w:r>
+        <w:rPr>
+          <w:rFonts w:ascii="Arial" w:hAnsi="Arial" w:eastAsia="Arial" w:cs="Arial"/>
+          <w:b/>
+          <w:i w:val="0"/>
+          <w:color w:val="000000"/>
+          <w:sz w:val="18"/>
+          <w:highlight w:val="lightGray"/>
+        </w:rPr>
+        <w:t xml:space="preserve"> </w:t>
+      </w:r>
+      <w:r>
+        <w:rPr>
+          <w:rFonts w:ascii="Arial" w:hAnsi="Arial" w:eastAsia="Arial" w:cs="Arial"/>
+          <w:b/>
+          <w:i w:val="0"/>
+          <w:color w:val="000000"/>
+          <w:sz w:val="18"/>
+          <w:highlight w:val="lightGray"/>
+        </w:rPr>
+        <w:t>[</w:t>
+      </w:r>
+      <w:r>
+        <w:rPr>
+          <w:rFonts w:ascii="Arial" w:hAnsi="Arial" w:eastAsia="Arial" w:cs="Arial"/>
+          <w:b/>
+          <w:i w:val="0"/>
+          <w:color w:val="000000"/>
+          <w:sz w:val="18"/>
+          <w:highlight w:val="lightGray"/>
+        </w:rPr>
+        <w:t>D</w:t>
+      </w:r>
+      <w:r>
+        <w:rPr>
+          <w:rFonts w:ascii="Arial" w:hAnsi="Arial" w:eastAsia="Arial" w:cs="Arial"/>
+          <w:b/>
+          <w:i w:val="0"/>
+          <w:color w:val="000000"/>
+          <w:sz w:val="18"/>
+          <w:highlight w:val="lightGray"/>
+        </w:rPr>
+        <w:t>a</w:t>
+      </w:r>
+      <w:r>
+        <w:rPr>
+          <w:rFonts w:ascii="Arial" w:hAnsi="Arial" w:eastAsia="Arial" w:cs="Arial"/>
+          <w:b/>
+          <w:i w:val="0"/>
+          <w:color w:val="000000"/>
+          <w:sz w:val="18"/>
+          <w:highlight w:val="lightGray"/>
+        </w:rPr>
+        <w:t>t</w:t>
+      </w:r>
+      <w:r>
+        <w:rPr>
+          <w:rFonts w:ascii="Arial" w:hAnsi="Arial" w:eastAsia="Arial" w:cs="Arial"/>
+          <w:b/>
+          <w:i w:val="0"/>
+          <w:color w:val="000000"/>
+          <w:sz w:val="18"/>
+          <w:highlight w:val="lightGray"/>
+        </w:rPr>
+        <w:t>a</w:t>
+      </w:r>
+      <w:r>
+        <w:rPr>
+          <w:rFonts w:ascii="Arial" w:hAnsi="Arial" w:eastAsia="Arial" w:cs="Arial"/>
+          <w:b/>
+          <w:i w:val="0"/>
+          <w:color w:val="000000"/>
+          <w:sz w:val="18"/>
+          <w:highlight w:val="lightGray"/>
+        </w:rPr>
+        <w:t xml:space="preserve"> </w:t>
+      </w:r>
+      <w:r>
+        <w:rPr>
+          <w:rFonts w:ascii="Arial" w:hAnsi="Arial" w:eastAsia="Arial" w:cs="Arial"/>
+          <w:b/>
+          <w:i w:val="0"/>
+          <w:color w:val="000000"/>
+          <w:sz w:val="18"/>
+          <w:highlight w:val="lightGray"/>
+        </w:rPr>
+        <w:t>P</w:t>
+      </w:r>
+      <w:r>
+        <w:rPr>
+          <w:rFonts w:ascii="Arial" w:hAnsi="Arial" w:eastAsia="Arial" w:cs="Arial"/>
+          <w:b/>
+          <w:i w:val="0"/>
+          <w:color w:val="000000"/>
+          <w:sz w:val="18"/>
+          <w:highlight w:val="lightGray"/>
+        </w:rPr>
+        <w:t>a</w:t>
+      </w:r>
+      <w:r>
+        <w:rPr>
+          <w:rFonts w:ascii="Arial" w:hAnsi="Arial" w:eastAsia="Arial" w:cs="Arial"/>
+          <w:b/>
+          <w:i w:val="0"/>
+          <w:color w:val="000000"/>
+          <w:sz w:val="18"/>
+          <w:highlight w:val="lightGray"/>
+        </w:rPr>
+        <w:t>t</w:t>
+      </w:r>
+      <w:r>
+        <w:rPr>
+          <w:rFonts w:ascii="Arial" w:hAnsi="Arial" w:eastAsia="Arial" w:cs="Arial"/>
+          <w:b/>
+          <w:i w:val="0"/>
+          <w:color w:val="000000"/>
+          <w:sz w:val="18"/>
+          <w:highlight w:val="lightGray"/>
+        </w:rPr>
+        <w:t>h</w:t>
+      </w:r>
+      <w:r>
+        <w:rPr>
+          <w:rFonts w:ascii="Arial" w:hAnsi="Arial" w:eastAsia="Arial" w:cs="Arial"/>
+          <w:b w:val="0"/>
+          <w:i w:val="0"/>
+          <w:color w:val="000000"/>
+          <w:sz w:val="18"/>
+          <w:highlight w:val="lightGray"/>
+        </w:rPr>
+        <w:t>:</w:t>
+      </w:r>
+      <w:r>
+        <w:rPr>
+          <w:rFonts w:ascii="Arial" w:hAnsi="Arial" w:eastAsia="Arial" w:cs="Arial"/>
+          <w:b w:val="0"/>
+          <w:i w:val="0"/>
+          <w:color w:val="000000"/>
+          <w:sz w:val="18"/>
+          <w:highlight w:val="lightGray"/>
+        </w:rPr>
+        <w:t xml:space="preserve"> </w:t>
+      </w:r>
+      <w:r>
+        <w:rPr>
+          <w:rFonts w:ascii="Arial" w:hAnsi="Arial" w:eastAsia="Arial" w:cs="Arial"/>
+          <w:b w:val="0"/>
+          <w:i w:val="0"/>
+          <w:color w:val="000000"/>
+          <w:sz w:val="18"/>
+          <w:highlight w:val="lightGray"/>
+        </w:rPr>
+        <w:t>P</w:t>
+      </w:r>
+      <w:r>
+        <w:rPr>
+          <w:rFonts w:ascii="Arial" w:hAnsi="Arial" w:eastAsia="Arial" w:cs="Arial"/>
+          <w:b w:val="0"/>
+          <w:i w:val="0"/>
+          <w:color w:val="000000"/>
+          <w:sz w:val="18"/>
+          <w:highlight w:val="lightGray"/>
+        </w:rPr>
+        <w:t>e</w:t>
+      </w:r>
+      <w:r>
+        <w:rPr>
+          <w:rFonts w:ascii="Arial" w:hAnsi="Arial" w:eastAsia="Arial" w:cs="Arial"/>
+          <w:b w:val="0"/>
+          <w:i w:val="0"/>
+          <w:color w:val="000000"/>
+          <w:sz w:val="18"/>
+          <w:highlight w:val="lightGray"/>
+        </w:rPr>
+        <w:t>r</w:t>
+      </w:r>
+      <w:r>
+        <w:rPr>
+          <w:rFonts w:ascii="Arial" w:hAnsi="Arial" w:eastAsia="Arial" w:cs="Arial"/>
+          <w:b w:val="0"/>
+          <w:i w:val="0"/>
+          <w:color w:val="000000"/>
+          <w:sz w:val="18"/>
+          <w:highlight w:val="lightGray"/>
+        </w:rPr>
+        <w:t>s</w:t>
+      </w:r>
+      <w:r>
+        <w:rPr>
+          <w:rFonts w:ascii="Arial" w:hAnsi="Arial" w:eastAsia="Arial" w:cs="Arial"/>
+          <w:b w:val="0"/>
+          <w:i w:val="0"/>
+          <w:color w:val="000000"/>
+          <w:sz w:val="18"/>
+          <w:highlight w:val="lightGray"/>
+        </w:rPr>
+        <w:t>o</w:t>
+      </w:r>
+      <w:r>
+        <w:rPr>
+          <w:rFonts w:ascii="Arial" w:hAnsi="Arial" w:eastAsia="Arial" w:cs="Arial"/>
+          <w:b w:val="0"/>
+          <w:i w:val="0"/>
+          <w:color w:val="000000"/>
+          <w:sz w:val="18"/>
+          <w:highlight w:val="lightGray"/>
+        </w:rPr>
+        <w:t>n</w:t>
+      </w:r>
+      <w:r>
+        <w:rPr>
+          <w:rFonts w:ascii="Arial" w:hAnsi="Arial" w:eastAsia="Arial" w:cs="Arial"/>
+          <w:b w:val="0"/>
+          <w:i w:val="0"/>
+          <w:color w:val="000000"/>
+          <w:sz w:val="18"/>
+          <w:highlight w:val="lightGray"/>
+        </w:rPr>
+        <w:t>s</w:t>
+      </w:r>
+      <w:r>
+        <w:rPr>
+          <w:rFonts w:ascii="Arial" w:hAnsi="Arial" w:eastAsia="Arial" w:cs="Arial"/>
+          <w:b w:val="0"/>
+          <w:i w:val="0"/>
+          <w:color w:val="000000"/>
+          <w:sz w:val="18"/>
+          <w:highlight w:val="lightGray"/>
+        </w:rPr>
+        <w:t xml:space="preserve"> </w:t>
+      </w:r>
+      <w:r>
+        <w:rPr>
+          <w:rFonts w:ascii="Arial" w:hAnsi="Arial" w:eastAsia="Arial" w:cs="Arial"/>
+          <w:b w:val="0"/>
+          <w:i w:val="0"/>
+          <w:color w:val="000000"/>
+          <w:sz w:val="18"/>
+          <w:highlight w:val="lightGray"/>
+        </w:rPr>
+        <w:t>T</w:t>
+      </w:r>
+      <w:r>
+        <w:rPr>
+          <w:rFonts w:ascii="Arial" w:hAnsi="Arial" w:eastAsia="Arial" w:cs="Arial"/>
+          <w:b w:val="0"/>
+          <w:i w:val="0"/>
+          <w:color w:val="000000"/>
+          <w:sz w:val="18"/>
+          <w:highlight w:val="lightGray"/>
+        </w:rPr>
+        <w:t>a</w:t>
+      </w:r>
+      <w:r>
+        <w:rPr>
+          <w:rFonts w:ascii="Arial" w:hAnsi="Arial" w:eastAsia="Arial" w:cs="Arial"/>
+          <w:b w:val="0"/>
+          <w:i w:val="0"/>
+          <w:color w:val="000000"/>
+          <w:sz w:val="18"/>
+          <w:highlight w:val="lightGray"/>
+        </w:rPr>
+        <w:t>b</w:t>
+      </w:r>
+      <w:r>
+        <w:rPr>
+          <w:rFonts w:ascii="Arial" w:hAnsi="Arial" w:eastAsia="Arial" w:cs="Arial"/>
+          <w:b w:val="0"/>
+          <w:i w:val="0"/>
+          <w:color w:val="000000"/>
+          <w:sz w:val="18"/>
+          <w:highlight w:val="lightGray"/>
+        </w:rPr>
+        <w:t>l</w:t>
+      </w:r>
+      <w:r>
+        <w:rPr>
+          <w:rFonts w:ascii="Arial" w:hAnsi="Arial" w:eastAsia="Arial" w:cs="Arial"/>
+          <w:b w:val="0"/>
+          <w:i w:val="0"/>
+          <w:color w:val="000000"/>
+          <w:sz w:val="18"/>
+          <w:highlight w:val="lightGray"/>
+        </w:rPr>
+        <w:t>e</w:t>
+      </w:r>
+      <w:r>
+        <w:rPr>
+          <w:rFonts w:ascii="Arial" w:hAnsi="Arial" w:eastAsia="Arial" w:cs="Arial"/>
+          <w:b w:val="0"/>
+          <w:i w:val="0"/>
+          <w:color w:val="000000"/>
+          <w:sz w:val="18"/>
+          <w:highlight w:val="lightGray"/>
+        </w:rPr>
+        <w:t xml:space="preserve"> </w:t>
+      </w:r>
+      <w:r>
+        <w:rPr>
+          <w:rFonts w:ascii="Arial" w:hAnsi="Arial" w:eastAsia="Arial" w:cs="Arial"/>
+          <w:b w:val="0"/>
+          <w:i w:val="0"/>
+          <w:color w:val="000000"/>
+          <w:sz w:val="18"/>
+          <w:highlight w:val="lightGray"/>
+        </w:rPr>
+        <w:t>-</w:t>
+      </w:r>
+      <w:r>
+        <w:rPr>
+          <w:rFonts w:ascii="Arial" w:hAnsi="Arial" w:eastAsia="Arial" w:cs="Arial"/>
+          <w:b w:val="0"/>
+          <w:i w:val="0"/>
+          <w:color w:val="000000"/>
+          <w:sz w:val="18"/>
+          <w:highlight w:val="lightGray"/>
+        </w:rPr>
+        <w:t>&gt;</w:t>
+      </w:r>
+      <w:r>
+        <w:rPr>
+          <w:rFonts w:ascii="Arial" w:hAnsi="Arial" w:eastAsia="Arial" w:cs="Arial"/>
+          <w:b w:val="0"/>
+          <w:i w:val="0"/>
+          <w:color w:val="000000"/>
+          <w:sz w:val="18"/>
+          <w:highlight w:val="lightGray"/>
+        </w:rPr>
+        <w:t xml:space="preserve"> </w:t>
+      </w:r>
+      <w:r>
+        <w:rPr>
+          <w:rFonts w:ascii="Arial" w:hAnsi="Arial" w:eastAsia="Arial" w:cs="Arial"/>
+          <w:b w:val="0"/>
+          <w:i w:val="0"/>
+          <w:color w:val="000000"/>
+          <w:sz w:val="18"/>
+          <w:highlight w:val="lightGray"/>
+        </w:rPr>
+        <w:t>I</w:t>
+      </w:r>
+      <w:r>
+        <w:rPr>
+          <w:rFonts w:ascii="Arial" w:hAnsi="Arial" w:eastAsia="Arial" w:cs="Arial"/>
+          <w:b w:val="0"/>
+          <w:i w:val="0"/>
+          <w:color w:val="000000"/>
+          <w:sz w:val="18"/>
+          <w:highlight w:val="lightGray"/>
+        </w:rPr>
+        <w:t>D</w:t>
+      </w:r>
+      <w:r>
+        <w:rPr>
+          <w:rFonts w:ascii="Arial" w:hAnsi="Arial" w:eastAsia="Arial" w:cs="Arial"/>
+          <w:b w:val="0"/>
+          <w:i w:val="0"/>
+          <w:color w:val="000000"/>
+          <w:sz w:val="18"/>
+          <w:highlight w:val="lightGray"/>
+        </w:rPr>
+        <w:t xml:space="preserve"> </w:t>
+      </w:r>
+      <w:r>
+        <w:rPr>
+          <w:rFonts w:ascii="Arial" w:hAnsi="Arial" w:eastAsia="Arial" w:cs="Arial"/>
+          <w:b w:val="0"/>
+          <w:i w:val="0"/>
+          <w:color w:val="000000"/>
+          <w:sz w:val="18"/>
+          <w:highlight w:val="lightGray"/>
+        </w:rPr>
+        <w:t>C</w:t>
+      </w:r>
+      <w:r>
+        <w:rPr>
+          <w:rFonts w:ascii="Arial" w:hAnsi="Arial" w:eastAsia="Arial" w:cs="Arial"/>
+          <w:b w:val="0"/>
+          <w:i w:val="0"/>
+          <w:color w:val="000000"/>
+          <w:sz w:val="18"/>
+          <w:highlight w:val="lightGray"/>
+        </w:rPr>
+        <w:t>o</w:t>
+      </w:r>
+      <w:r>
+        <w:rPr>
+          <w:rFonts w:ascii="Arial" w:hAnsi="Arial" w:eastAsia="Arial" w:cs="Arial"/>
+          <w:b w:val="0"/>
+          <w:i w:val="0"/>
+          <w:color w:val="000000"/>
+          <w:sz w:val="18"/>
+          <w:highlight w:val="lightGray"/>
+        </w:rPr>
+        <w:t>l</w:t>
+      </w:r>
+      <w:r>
+        <w:rPr>
+          <w:rFonts w:ascii="Arial" w:hAnsi="Arial" w:eastAsia="Arial" w:cs="Arial"/>
+          <w:b w:val="0"/>
+          <w:i w:val="0"/>
+          <w:color w:val="000000"/>
+          <w:sz w:val="18"/>
+          <w:highlight w:val="lightGray"/>
+        </w:rPr>
+        <w:t>u</w:t>
+      </w:r>
+      <w:r>
+        <w:rPr>
+          <w:rFonts w:ascii="Arial" w:hAnsi="Arial" w:eastAsia="Arial" w:cs="Arial"/>
+          <w:b w:val="0"/>
+          <w:i w:val="0"/>
+          <w:color w:val="000000"/>
+          <w:sz w:val="18"/>
+          <w:highlight w:val="lightGray"/>
+        </w:rPr>
+        <w:t>m</w:t>
+      </w:r>
+      <w:r>
+        <w:rPr>
+          <w:rFonts w:ascii="Arial" w:hAnsi="Arial" w:eastAsia="Arial" w:cs="Arial"/>
+          <w:b w:val="0"/>
+          <w:i w:val="0"/>
+          <w:color w:val="000000"/>
+          <w:sz w:val="18"/>
+          <w:highlight w:val="lightGray"/>
+        </w:rPr>
+        <w:t>n</w:t>
+      </w:r>
+      <w:r>
+        <w:rPr>
+          <w:rFonts w:ascii="Arial" w:hAnsi="Arial" w:eastAsia="Arial" w:cs="Arial"/>
+          <w:b w:val="0"/>
+          <w:i w:val="0"/>
+          <w:color w:val="000000"/>
+          <w:sz w:val="18"/>
+          <w:highlight w:val="lightGray"/>
+        </w:rPr>
+        <w:t>:</w:t>
+      </w:r>
+      <w:r>
+        <w:rPr>
+          <w:rFonts w:ascii="Arial" w:hAnsi="Arial" w:eastAsia="Arial" w:cs="Arial"/>
+          <w:b w:val="0"/>
+          <w:i w:val="0"/>
+          <w:color w:val="000000"/>
+          <w:sz w:val="18"/>
+          <w:highlight w:val="lightGray"/>
+        </w:rPr>
+        <w:t xml:space="preserve"> </w:t>
+      </w:r>
+      <w:r>
+        <w:rPr>
+          <w:rFonts w:ascii="Arial" w:hAnsi="Arial" w:eastAsia="Arial" w:cs="Arial"/>
+          <w:b w:val="0"/>
+          <w:i w:val="0"/>
+          <w:color w:val="000000"/>
+          <w:sz w:val="18"/>
+          <w:highlight w:val="lightGray"/>
+        </w:rPr>
+        <w:t>1</w:t>
+      </w:r>
+      <w:r>
+        <w:rPr>
+          <w:rFonts w:ascii="Arial" w:hAnsi="Arial" w:eastAsia="Arial" w:cs="Arial"/>
+          <w:b w:val="0"/>
+          <w:i w:val="0"/>
+          <w:color w:val="000000"/>
+          <w:sz w:val="18"/>
+          <w:highlight w:val="lightGray"/>
+        </w:rPr>
+        <w:t>,</w:t>
+      </w:r>
+      <w:r>
+        <w:rPr>
+          <w:rFonts w:ascii="Arial" w:hAnsi="Arial" w:eastAsia="Arial" w:cs="Arial"/>
+          <w:b w:val="0"/>
+          <w:i w:val="0"/>
+          <w:color w:val="000000"/>
+          <w:sz w:val="18"/>
+          <w:highlight w:val="lightGray"/>
+        </w:rPr>
+        <w:t xml:space="preserve"> </w:t>
+      </w:r>
+      <w:r>
+        <w:rPr>
+          <w:rFonts w:ascii="Arial" w:hAnsi="Arial" w:eastAsia="Arial" w:cs="Arial"/>
+          <w:b w:val="0"/>
+          <w:i w:val="0"/>
+          <w:color w:val="000000"/>
+          <w:sz w:val="18"/>
+          <w:highlight w:val="lightGray"/>
+        </w:rPr>
+        <w:t>N</w:t>
+      </w:r>
+      <w:r>
+        <w:rPr>
+          <w:rFonts w:ascii="Arial" w:hAnsi="Arial" w:eastAsia="Arial" w:cs="Arial"/>
+          <w:b w:val="0"/>
+          <w:i w:val="0"/>
+          <w:color w:val="000000"/>
+          <w:sz w:val="18"/>
+          <w:highlight w:val="lightGray"/>
+        </w:rPr>
+        <w:t>a</w:t>
+      </w:r>
+      <w:r>
+        <w:rPr>
+          <w:rFonts w:ascii="Arial" w:hAnsi="Arial" w:eastAsia="Arial" w:cs="Arial"/>
+          <w:b w:val="0"/>
+          <w:i w:val="0"/>
+          <w:color w:val="000000"/>
+          <w:sz w:val="18"/>
+          <w:highlight w:val="lightGray"/>
+        </w:rPr>
+        <w:t>m</w:t>
+      </w:r>
+      <w:r>
+        <w:rPr>
+          <w:rFonts w:ascii="Arial" w:hAnsi="Arial" w:eastAsia="Arial" w:cs="Arial"/>
+          <w:b w:val="0"/>
+          <w:i w:val="0"/>
+          <w:color w:val="000000"/>
+          <w:sz w:val="18"/>
+          <w:highlight w:val="lightGray"/>
+        </w:rPr>
+        <w:t>e</w:t>
+      </w:r>
+      <w:r>
+        <w:rPr>
+          <w:rFonts w:ascii="Arial" w:hAnsi="Arial" w:eastAsia="Arial" w:cs="Arial"/>
+          <w:b w:val="0"/>
+          <w:i w:val="0"/>
+          <w:color w:val="000000"/>
+          <w:sz w:val="18"/>
+          <w:highlight w:val="lightGray"/>
+        </w:rPr>
+        <w:t>_</w:t>
+      </w:r>
+      <w:r>
+        <w:rPr>
+          <w:rFonts w:ascii="Arial" w:hAnsi="Arial" w:eastAsia="Arial" w:cs="Arial"/>
+          <w:b w:val="0"/>
+          <w:i w:val="0"/>
+          <w:color w:val="000000"/>
+          <w:sz w:val="18"/>
+          <w:highlight w:val="lightGray"/>
+        </w:rPr>
+        <w:t>E</w:t>
+      </w:r>
+      <w:r>
+        <w:rPr>
+          <w:rFonts w:ascii="Arial" w:hAnsi="Arial" w:eastAsia="Arial" w:cs="Arial"/>
+          <w:b w:val="0"/>
+          <w:i w:val="0"/>
+          <w:color w:val="000000"/>
+          <w:sz w:val="18"/>
+          <w:highlight w:val="lightGray"/>
+        </w:rPr>
+        <w:t>n</w:t>
+      </w:r>
+      <w:r>
+        <w:rPr>
+          <w:rFonts w:ascii="Arial" w:hAnsi="Arial" w:eastAsia="Arial" w:cs="Arial"/>
+          <w:b w:val="0"/>
+          <w:i w:val="0"/>
+          <w:color w:val="000000"/>
+          <w:sz w:val="18"/>
+          <w:highlight w:val="lightGray"/>
+        </w:rPr>
+        <w:t xml:space="preserve"> </w:t>
+      </w:r>
+      <w:r>
+        <w:rPr>
+          <w:rFonts w:ascii="Arial" w:hAnsi="Arial" w:eastAsia="Arial" w:cs="Arial"/>
+          <w:b w:val="0"/>
+          <w:i w:val="0"/>
+          <w:color w:val="000000"/>
+          <w:sz w:val="18"/>
+          <w:highlight w:val="lightGray"/>
+        </w:rPr>
+        <w:t>C</w:t>
+      </w:r>
+      <w:r>
+        <w:rPr>
+          <w:rFonts w:ascii="Arial" w:hAnsi="Arial" w:eastAsia="Arial" w:cs="Arial"/>
+          <w:b w:val="0"/>
+          <w:i w:val="0"/>
+          <w:color w:val="000000"/>
+          <w:sz w:val="18"/>
+          <w:highlight w:val="lightGray"/>
+        </w:rPr>
+        <w:t>o</w:t>
+      </w:r>
+      <w:r>
+        <w:rPr>
+          <w:rFonts w:ascii="Arial" w:hAnsi="Arial" w:eastAsia="Arial" w:cs="Arial"/>
+          <w:b w:val="0"/>
+          <w:i w:val="0"/>
+          <w:color w:val="000000"/>
+          <w:sz w:val="18"/>
+          <w:highlight w:val="lightGray"/>
+        </w:rPr>
+        <w:t>l</w:t>
+      </w:r>
+      <w:r>
+        <w:rPr>
+          <w:rFonts w:ascii="Arial" w:hAnsi="Arial" w:eastAsia="Arial" w:cs="Arial"/>
+          <w:b w:val="0"/>
+          <w:i w:val="0"/>
+          <w:color w:val="000000"/>
+          <w:sz w:val="18"/>
+          <w:highlight w:val="lightGray"/>
+        </w:rPr>
+        <w:t>u</w:t>
+      </w:r>
+      <w:r>
+        <w:rPr>
+          <w:rFonts w:ascii="Arial" w:hAnsi="Arial" w:eastAsia="Arial" w:cs="Arial"/>
+          <w:b w:val="0"/>
+          <w:i w:val="0"/>
+          <w:color w:val="000000"/>
+          <w:sz w:val="18"/>
+          <w:highlight w:val="lightGray"/>
+        </w:rPr>
+        <w:t>m</w:t>
+      </w:r>
+      <w:r>
+        <w:rPr>
+          <w:rFonts w:ascii="Arial" w:hAnsi="Arial" w:eastAsia="Arial" w:cs="Arial"/>
+          <w:b w:val="0"/>
+          <w:i w:val="0"/>
+          <w:color w:val="000000"/>
+          <w:sz w:val="18"/>
+          <w:highlight w:val="lightGray"/>
+        </w:rPr>
+        <w:t>n</w:t>
+      </w:r>
+      <w:r>
+        <w:rPr>
+          <w:rFonts w:ascii="Arial" w:hAnsi="Arial" w:eastAsia="Arial" w:cs="Arial"/>
+          <w:b w:val="0"/>
+          <w:i w:val="0"/>
+          <w:color w:val="000000"/>
+          <w:sz w:val="18"/>
+          <w:highlight w:val="lightGray"/>
+        </w:rPr>
+        <w:t>:</w:t>
+      </w:r>
+      <w:r>
+        <w:rPr>
+          <w:rFonts w:ascii="Arial" w:hAnsi="Arial" w:eastAsia="Arial" w:cs="Arial"/>
+          <w:b w:val="0"/>
+          <w:i w:val="0"/>
+          <w:color w:val="000000"/>
+          <w:sz w:val="18"/>
+          <w:highlight w:val="lightGray"/>
+        </w:rPr>
+        <w:t xml:space="preserve"> </w:t>
+      </w:r>
+      <w:r>
+        <w:rPr>
+          <w:rFonts w:ascii="Arial" w:hAnsi="Arial" w:eastAsia="Arial" w:cs="Arial"/>
+          <w:b w:val="0"/>
+          <w:i w:val="0"/>
+          <w:color w:val="000000"/>
+          <w:sz w:val="18"/>
+          <w:highlight w:val="lightGray"/>
+        </w:rPr>
+        <w:t>M</w:t>
+      </w:r>
+      <w:r>
+        <w:rPr>
+          <w:rFonts w:ascii="Arial" w:hAnsi="Arial" w:eastAsia="Arial" w:cs="Arial"/>
+          <w:b w:val="0"/>
+          <w:i w:val="0"/>
+          <w:color w:val="000000"/>
+          <w:sz w:val="18"/>
+          <w:highlight w:val="lightGray"/>
+        </w:rPr>
+        <w:t>o</w:t>
+      </w:r>
+      <w:r>
+        <w:rPr>
+          <w:rFonts w:ascii="Arial" w:hAnsi="Arial" w:eastAsia="Arial" w:cs="Arial"/>
+          <w:b w:val="0"/>
+          <w:i w:val="0"/>
+          <w:color w:val="000000"/>
+          <w:sz w:val="18"/>
+          <w:highlight w:val="lightGray"/>
+        </w:rPr>
+        <w:t>t</w:t>
+      </w:r>
+      <w:r>
+        <w:rPr>
+          <w:rFonts w:ascii="Arial" w:hAnsi="Arial" w:eastAsia="Arial" w:cs="Arial"/>
+          <w:b w:val="0"/>
+          <w:i w:val="0"/>
+          <w:color w:val="000000"/>
+          <w:sz w:val="18"/>
+          <w:highlight w:val="lightGray"/>
+        </w:rPr>
+        <w:t>a</w:t>
+      </w:r>
+      <w:r>
+        <w:rPr>
+          <w:rFonts w:ascii="Arial" w:hAnsi="Arial" w:eastAsia="Arial" w:cs="Arial"/>
+          <w:b w:val="0"/>
+          <w:i w:val="0"/>
+          <w:color w:val="000000"/>
+          <w:sz w:val="18"/>
+          <w:highlight w:val="lightGray"/>
+        </w:rPr>
+        <w:t>s</w:t>
+      </w:r>
+      <w:r>
+        <w:rPr>
+          <w:rFonts w:ascii="Arial" w:hAnsi="Arial" w:eastAsia="Arial" w:cs="Arial"/>
+          <w:b w:val="0"/>
+          <w:i w:val="0"/>
+          <w:color w:val="000000"/>
+          <w:sz w:val="18"/>
+          <w:highlight w:val="lightGray"/>
+        </w:rPr>
+        <w:t>e</w:t>
+      </w:r>
+      <w:r>
+        <w:rPr>
+          <w:rFonts w:ascii="Arial" w:hAnsi="Arial" w:eastAsia="Arial" w:cs="Arial"/>
+          <w:b w:val="0"/>
+          <w:i w:val="0"/>
+          <w:color w:val="000000"/>
+          <w:sz w:val="18"/>
+          <w:highlight w:val="lightGray"/>
+        </w:rPr>
+        <w:t>m</w:t>
+      </w:r>
+      <w:r>
+        <w:rPr>
+          <w:rFonts w:ascii="Arial" w:hAnsi="Arial" w:eastAsia="Arial" w:cs="Arial"/>
+          <w:b w:val="0"/>
+          <w:i w:val="0"/>
+          <w:color w:val="000000"/>
+          <w:sz w:val="18"/>
+          <w:highlight w:val="lightGray"/>
+        </w:rPr>
+        <w:t xml:space="preserve"> </w:t>
+      </w:r>
+      <w:r>
+        <w:rPr>
+          <w:rFonts w:ascii="Arial" w:hAnsi="Arial" w:eastAsia="Arial" w:cs="Arial"/>
+          <w:b w:val="0"/>
+          <w:i w:val="0"/>
+          <w:color w:val="000000"/>
+          <w:sz w:val="18"/>
+          <w:highlight w:val="lightGray"/>
+        </w:rPr>
+        <w:t>E</w:t>
+      </w:r>
+      <w:r>
+        <w:rPr>
+          <w:rFonts w:ascii="Arial" w:hAnsi="Arial" w:eastAsia="Arial" w:cs="Arial"/>
+          <w:b w:val="0"/>
+          <w:i w:val="0"/>
+          <w:color w:val="000000"/>
+          <w:sz w:val="18"/>
+          <w:highlight w:val="lightGray"/>
+        </w:rPr>
+        <w:t>s</w:t>
+      </w:r>
+      <w:r>
+        <w:rPr>
+          <w:rFonts w:ascii="Arial" w:hAnsi="Arial" w:eastAsia="Arial" w:cs="Arial"/>
+          <w:b w:val="0"/>
+          <w:i w:val="0"/>
+          <w:color w:val="000000"/>
+          <w:sz w:val="18"/>
+          <w:highlight w:val="lightGray"/>
+        </w:rPr>
+        <w:t>s</w:t>
+      </w:r>
+      <w:r>
+        <w:rPr>
+          <w:rFonts w:ascii="Arial" w:hAnsi="Arial" w:eastAsia="Arial" w:cs="Arial"/>
+          <w:b w:val="0"/>
+          <w:i w:val="0"/>
+          <w:color w:val="000000"/>
+          <w:sz w:val="18"/>
+          <w:highlight w:val="lightGray"/>
+        </w:rPr>
+        <w:t>a</w:t>
+      </w:r>
+      <w:r>
+        <w:rPr>
+          <w:rFonts w:ascii="Arial" w:hAnsi="Arial" w:eastAsia="Arial" w:cs="Arial"/>
+          <w:b w:val="0"/>
+          <w:i w:val="0"/>
+          <w:color w:val="000000"/>
+          <w:sz w:val="18"/>
+          <w:highlight w:val="lightGray"/>
+        </w:rPr>
+        <w:t>m</w:t>
+      </w:r>
+      <w:r>
+        <w:rPr>
+          <w:rFonts w:ascii="Arial" w:hAnsi="Arial" w:eastAsia="Arial" w:cs="Arial"/>
+          <w:b w:val="0"/>
+          <w:i w:val="0"/>
+          <w:color w:val="000000"/>
+          <w:sz w:val="18"/>
+          <w:highlight w:val="lightGray"/>
+        </w:rPr>
+        <w:t>]</w:t>
+      </w:r>
+      <w:r>
+        <w:rPr>
+          <w:rFonts w:ascii="Arial" w:hAnsi="Arial" w:eastAsia="Arial" w:cs="Arial"/>
+          <w:b w:val="0"/>
+          <w:i w:val="0"/>
+          <w:color w:val="000000"/>
+          <w:sz w:val="18"/>
+          <w:highlight w:val="lightGray"/>
+        </w:rPr>
+        <w:t xml:space="preserve"> </w:t>
+      </w:r>
+      <w:r>
+        <w:rPr>
+          <w:rFonts w:ascii="Arial" w:hAnsi="Arial" w:eastAsia="Arial" w:cs="Arial"/>
+          <w:b w:val="0"/>
+          <w:i w:val="0"/>
+          <w:color w:val="000000"/>
+          <w:sz w:val="18"/>
+          <w:highlight w:val="lightGray"/>
+        </w:rPr>
+        <w:t>-</w:t>
+      </w:r>
+      <w:r>
+        <w:rPr>
+          <w:rFonts w:ascii="Arial" w:hAnsi="Arial" w:eastAsia="Arial" w:cs="Arial"/>
+          <w:b w:val="0"/>
+          <w:i w:val="0"/>
+          <w:color w:val="000000"/>
+          <w:sz w:val="18"/>
+          <w:highlight w:val="lightGray"/>
+        </w:rPr>
+        <w:t>&gt;</w:t>
+      </w:r>
+      <w:r>
+        <w:rPr>
+          <w:rFonts w:ascii="Arial" w:hAnsi="Arial" w:eastAsia="Arial" w:cs="Arial"/>
+          <w:b w:val="0"/>
+          <w:i w:val="0"/>
+          <w:color w:val="000000"/>
+          <w:sz w:val="18"/>
+          <w:highlight w:val="lightGray"/>
+        </w:rPr>
+        <w:t xml:space="preserve"> </w:t>
+      </w:r>
+      <w:r>
+        <w:rPr>
+          <w:rFonts w:ascii="Arial" w:hAnsi="Arial" w:eastAsia="Arial" w:cs="Arial"/>
+          <w:b/>
+          <w:i w:val="0"/>
+          <w:color w:val="000000"/>
+          <w:sz w:val="18"/>
+          <w:highlight w:val="lightGray"/>
+        </w:rPr>
+        <w:t>F</w:t>
+      </w:r>
+      <w:r>
+        <w:rPr>
+          <w:rFonts w:ascii="Arial" w:hAnsi="Arial" w:eastAsia="Arial" w:cs="Arial"/>
+          <w:b/>
+          <w:i w:val="0"/>
+          <w:color w:val="000000"/>
+          <w:sz w:val="18"/>
+          <w:highlight w:val="lightGray"/>
+        </w:rPr>
+        <w:t>r</w:t>
+      </w:r>
+      <w:r>
+        <w:rPr>
+          <w:rFonts w:ascii="Arial" w:hAnsi="Arial" w:eastAsia="Arial" w:cs="Arial"/>
+          <w:b/>
+          <w:i w:val="0"/>
+          <w:color w:val="000000"/>
+          <w:sz w:val="18"/>
+          <w:highlight w:val="lightGray"/>
+        </w:rPr>
+        <w:t>o</w:t>
+      </w:r>
+      <w:r>
+        <w:rPr>
+          <w:rFonts w:ascii="Arial" w:hAnsi="Arial" w:eastAsia="Arial" w:cs="Arial"/>
+          <w:b/>
+          <w:i w:val="0"/>
+          <w:color w:val="000000"/>
+          <w:sz w:val="18"/>
+          <w:highlight w:val="lightGray"/>
+        </w:rPr>
+        <w:t>m</w:t>
+      </w:r>
+      <w:r>
+        <w:rPr>
+          <w:rFonts w:ascii="Arial" w:hAnsi="Arial" w:eastAsia="Arial" w:cs="Arial"/>
+          <w:b/>
+          <w:i w:val="0"/>
+          <w:color w:val="000000"/>
+          <w:sz w:val="18"/>
+          <w:highlight w:val="lightGray"/>
+        </w:rPr>
+        <w:t>:</w:t>
+      </w:r>
+      <w:r>
+        <w:rPr>
+          <w:rFonts w:ascii="Arial" w:hAnsi="Arial" w:eastAsia="Arial" w:cs="Arial"/>
+          <w:b w:val="0"/>
+          <w:i w:val="0"/>
+          <w:color w:val="000000"/>
+          <w:sz w:val="18"/>
+          <w:highlight w:val="lightGray"/>
+        </w:rPr>
+        <w:t xml:space="preserve"> </w:t>
+      </w:r>
+      <w:r>
+        <w:rPr>
+          <w:rFonts w:ascii="Arial" w:hAnsi="Arial" w:eastAsia="Arial" w:cs="Arial"/>
+          <w:b w:val="0"/>
+          <w:i w:val="0"/>
+          <w:color w:val="000000"/>
+          <w:sz w:val="18"/>
+          <w:highlight w:val="lightGray"/>
+        </w:rPr>
+        <w:t>[</w:t>
+      </w:r>
+      <w:r>
+        <w:rPr>
+          <w:rFonts w:ascii="Arial" w:hAnsi="Arial" w:eastAsia="Arial" w:cs="Arial"/>
+          <w:b w:val="0"/>
+          <w:i w:val="0"/>
+          <w:color w:val="000000"/>
+          <w:sz w:val="18"/>
+          <w:highlight w:val="lightGray"/>
+        </w:rPr>
+        <w:t>C</w:t>
+      </w:r>
+      <w:r>
+        <w:rPr>
+          <w:rFonts w:ascii="Arial" w:hAnsi="Arial" w:eastAsia="Arial" w:cs="Arial"/>
+          <w:b w:val="0"/>
+          <w:i w:val="0"/>
+          <w:color w:val="000000"/>
+          <w:sz w:val="18"/>
+          <w:highlight w:val="lightGray"/>
+        </w:rPr>
+        <w:t>h</w:t>
+      </w:r>
+      <w:r>
+        <w:rPr>
+          <w:rFonts w:ascii="Arial" w:hAnsi="Arial" w:eastAsia="Arial" w:cs="Arial"/>
+          <w:b w:val="0"/>
+          <w:i w:val="0"/>
+          <w:color w:val="000000"/>
+          <w:sz w:val="18"/>
+          <w:highlight w:val="lightGray"/>
+        </w:rPr>
+        <w:t>a</w:t>
+      </w:r>
+      <w:r>
+        <w:rPr>
+          <w:rFonts w:ascii="Arial" w:hAnsi="Arial" w:eastAsia="Arial" w:cs="Arial"/>
+          <w:b w:val="0"/>
+          <w:i w:val="0"/>
+          <w:color w:val="000000"/>
+          <w:sz w:val="18"/>
+          <w:highlight w:val="lightGray"/>
+        </w:rPr>
+        <w:t>t</w:t>
+      </w:r>
+      <w:r>
+        <w:rPr>
+          <w:rFonts w:ascii="Arial" w:hAnsi="Arial" w:eastAsia="Arial" w:cs="Arial"/>
+          <w:b w:val="0"/>
+          <w:i w:val="0"/>
+          <w:color w:val="000000"/>
+          <w:sz w:val="18"/>
+          <w:highlight w:val="lightGray"/>
+        </w:rPr>
+        <w:t>g</w:t>
+      </w:r>
+      <w:r>
+        <w:rPr>
+          <w:rFonts w:ascii="Arial" w:hAnsi="Arial" w:eastAsia="Arial" w:cs="Arial"/>
+          <w:b w:val="0"/>
+          <w:i w:val="0"/>
+          <w:color w:val="000000"/>
+          <w:sz w:val="18"/>
+          <w:highlight w:val="lightGray"/>
+        </w:rPr>
+        <w:t>p</w:t>
+      </w:r>
+      <w:r>
+        <w:rPr>
+          <w:rFonts w:ascii="Arial" w:hAnsi="Arial" w:eastAsia="Arial" w:cs="Arial"/>
+          <w:b w:val="0"/>
+          <w:i w:val="0"/>
+          <w:color w:val="000000"/>
+          <w:sz w:val="18"/>
+          <w:highlight w:val="lightGray"/>
+        </w:rPr>
+        <w:t>t</w:t>
+      </w:r>
+      <w:r>
+        <w:rPr>
+          <w:rFonts w:ascii="Arial" w:hAnsi="Arial" w:eastAsia="Arial" w:cs="Arial"/>
+          <w:b w:val="0"/>
+          <w:i w:val="0"/>
+          <w:color w:val="000000"/>
+          <w:sz w:val="18"/>
+          <w:highlight w:val="lightGray"/>
+        </w:rPr>
+        <w:t xml:space="preserve"> </w:t>
+      </w:r>
+      <w:r>
+        <w:rPr>
+          <w:rFonts w:ascii="Arial" w:hAnsi="Arial" w:eastAsia="Arial" w:cs="Arial"/>
+          <w:b w:val="0"/>
+          <w:i w:val="0"/>
+          <w:color w:val="000000"/>
+          <w:sz w:val="18"/>
+          <w:highlight w:val="lightGray"/>
+        </w:rPr>
+        <w:t>(</w:t>
+      </w:r>
+      <w:r>
+        <w:rPr>
+          <w:rFonts w:ascii="Arial" w:hAnsi="Arial" w:eastAsia="Arial" w:cs="Arial"/>
+          <w:b w:val="0"/>
+          <w:i w:val="0"/>
+          <w:color w:val="000000"/>
+          <w:sz w:val="18"/>
+          <w:highlight w:val="lightGray"/>
+        </w:rPr>
+        <w:t>G</w:t>
+      </w:r>
+      <w:r>
+        <w:rPr>
+          <w:rFonts w:ascii="Arial" w:hAnsi="Arial" w:eastAsia="Arial" w:cs="Arial"/>
+          <w:b w:val="0"/>
+          <w:i w:val="0"/>
+          <w:color w:val="000000"/>
+          <w:sz w:val="18"/>
+          <w:highlight w:val="lightGray"/>
+        </w:rPr>
+        <w:t>P</w:t>
+      </w:r>
+      <w:r>
+        <w:rPr>
+          <w:rFonts w:ascii="Arial" w:hAnsi="Arial" w:eastAsia="Arial" w:cs="Arial"/>
+          <w:b w:val="0"/>
+          <w:i w:val="0"/>
+          <w:color w:val="000000"/>
+          <w:sz w:val="18"/>
+          <w:highlight w:val="lightGray"/>
+        </w:rPr>
+        <w:t>T</w:t>
+      </w:r>
+      <w:r>
+        <w:rPr>
+          <w:rFonts w:ascii="Arial" w:hAnsi="Arial" w:eastAsia="Arial" w:cs="Arial"/>
+          <w:b w:val="0"/>
+          <w:i w:val="0"/>
+          <w:color w:val="000000"/>
+          <w:sz w:val="18"/>
+          <w:highlight w:val="lightGray"/>
         </w:rPr>
         <w:t>‑</w:t>
       </w:r>
       <w:r>
         <w:rPr>
-          <w:rFonts w:ascii="Arial" w:eastAsia="Arial" w:hAnsi="Arial"/>
-          <w:b/>
-          <w:sz w:val="22"/>
-          <w:szCs w:val="14"/>
-          <w:shd w:val="clear" w:color="auto" w:fill="B7B7B7"/>
-        </w:rPr>
-        <w:t>5 Mini) at [12/9/2025]</w:t>
+          <w:rFonts w:ascii="Arial" w:hAnsi="Arial" w:eastAsia="Arial" w:cs="Arial"/>
+          <w:b w:val="0"/>
+          <w:i w:val="0"/>
+          <w:color w:val="000000"/>
+          <w:sz w:val="18"/>
+          <w:highlight w:val="lightGray"/>
+        </w:rPr>
+        <w:t>5</w:t>
+      </w:r>
+      <w:r>
+        <w:rPr>
+          <w:rFonts w:ascii="Arial" w:hAnsi="Arial" w:eastAsia="Arial" w:cs="Arial"/>
+          <w:b w:val="0"/>
+          <w:i w:val="0"/>
+          <w:color w:val="000000"/>
+          <w:sz w:val="18"/>
+          <w:highlight w:val="lightGray"/>
+        </w:rPr>
+        <w:t xml:space="preserve"> </w:t>
+      </w:r>
+      <w:r>
+        <w:rPr>
+          <w:rFonts w:ascii="Arial" w:hAnsi="Arial" w:eastAsia="Arial" w:cs="Arial"/>
+          <w:b w:val="0"/>
+          <w:i w:val="0"/>
+          <w:color w:val="000000"/>
+          <w:sz w:val="18"/>
+          <w:highlight w:val="lightGray"/>
+        </w:rPr>
+        <w:t>M</w:t>
+      </w:r>
+      <w:r>
+        <w:rPr>
+          <w:rFonts w:ascii="Arial" w:hAnsi="Arial" w:eastAsia="Arial" w:cs="Arial"/>
+          <w:b w:val="0"/>
+          <w:i w:val="0"/>
+          <w:color w:val="000000"/>
+          <w:sz w:val="18"/>
+          <w:highlight w:val="lightGray"/>
+        </w:rPr>
+        <w:t>i</w:t>
+      </w:r>
+      <w:r>
+        <w:rPr>
+          <w:rFonts w:ascii="Arial" w:hAnsi="Arial" w:eastAsia="Arial" w:cs="Arial"/>
+          <w:b w:val="0"/>
+          <w:i w:val="0"/>
+          <w:color w:val="000000"/>
+          <w:sz w:val="18"/>
+          <w:highlight w:val="lightGray"/>
+        </w:rPr>
+        <w:t>n</w:t>
+      </w:r>
+      <w:r>
+        <w:rPr>
+          <w:rFonts w:ascii="Arial" w:hAnsi="Arial" w:eastAsia="Arial" w:cs="Arial"/>
+          <w:b w:val="0"/>
+          <w:i w:val="0"/>
+          <w:color w:val="000000"/>
+          <w:sz w:val="18"/>
+          <w:highlight w:val="lightGray"/>
+        </w:rPr>
+        <w:t>i</w:t>
+      </w:r>
+      <w:r>
+        <w:rPr>
+          <w:rFonts w:ascii="Arial" w:hAnsi="Arial" w:eastAsia="Arial" w:cs="Arial"/>
+          <w:b w:val="0"/>
+          <w:i w:val="0"/>
+          <w:color w:val="000000"/>
+          <w:sz w:val="18"/>
+          <w:highlight w:val="lightGray"/>
+        </w:rPr>
+        <w:t>)</w:t>
+      </w:r>
+      <w:r>
+        <w:rPr>
+          <w:rFonts w:ascii="Arial" w:hAnsi="Arial" w:eastAsia="Arial" w:cs="Arial"/>
+          <w:b w:val="0"/>
+          <w:i w:val="0"/>
+          <w:color w:val="000000"/>
+          <w:sz w:val="18"/>
+          <w:highlight w:val="lightGray"/>
+        </w:rPr>
+        <w:t>]</w:t>
+      </w:r>
+      <w:r>
+        <w:rPr>
+          <w:rFonts w:ascii="Arial" w:hAnsi="Arial" w:eastAsia="Arial" w:cs="Arial"/>
+          <w:b w:val="0"/>
+          <w:i w:val="0"/>
+          <w:color w:val="000000"/>
+          <w:sz w:val="18"/>
+          <w:highlight w:val="lightGray"/>
+        </w:rPr>
+        <w:t xml:space="preserve"> </w:t>
+      </w:r>
+      <w:r>
+        <w:rPr>
+          <w:rFonts w:ascii="Arial" w:hAnsi="Arial" w:eastAsia="Arial" w:cs="Arial"/>
+          <w:b/>
+          <w:i w:val="0"/>
+          <w:color w:val="000000"/>
+          <w:sz w:val="18"/>
+          <w:highlight w:val="lightGray"/>
+        </w:rPr>
+        <w:t>o</w:t>
+      </w:r>
+      <w:r>
+        <w:rPr>
+          <w:rFonts w:ascii="Arial" w:hAnsi="Arial" w:eastAsia="Arial" w:cs="Arial"/>
+          <w:b/>
+          <w:i w:val="0"/>
+          <w:color w:val="000000"/>
+          <w:sz w:val="18"/>
+          <w:highlight w:val="lightGray"/>
+        </w:rPr>
+        <w:t>n</w:t>
+      </w:r>
+      <w:r>
+        <w:rPr>
+          <w:rFonts w:ascii="Arial" w:hAnsi="Arial"/>
+          <w:b w:val="0"/>
+          <w:i w:val="0"/>
+          <w:color w:val="000000"/>
+          <w:sz w:val="18"/>
+          <w:highlight w:val="lightGray"/>
+        </w:rPr>
+        <w:t xml:space="preserve"> </w:t>
+      </w:r>
+      <w:r>
+        <w:rPr>
+          <w:rFonts w:ascii="Arial" w:hAnsi="Arial"/>
+          <w:b w:val="0"/>
+          <w:i w:val="0"/>
+          <w:color w:val="000000"/>
+          <w:sz w:val="18"/>
+          <w:highlight w:val="lightGray"/>
+        </w:rPr>
+        <w:t>[</w:t>
+      </w:r>
+      <w:r>
+        <w:rPr>
+          <w:rFonts w:ascii="Arial" w:hAnsi="Arial"/>
+          <w:b w:val="0"/>
+          <w:i w:val="0"/>
+          <w:sz w:val="18"/>
+          <w:highlight w:val="lightGray"/>
+        </w:rPr>
+        <w:t>12/9/2025]</w:t>
       </w:r>
     </w:p>
     <w:p>
@@ -548,59 +5197,1597 @@
       </w:pPr>
       <w:r>
         <w:rPr>
-          <w:rFonts w:ascii="Arial" w:eastAsia="Arial" w:hAnsi="Arial"/>
-          <w:b/>
-          <w:sz w:val="22"/>
-          <w:shd w:val="clear" w:color="auto" w:fill="B7B7B7"/>
-        </w:rPr>
-        <w:t># Source</w:t>
-      </w:r>
-      <w:r>
-        <w:rPr>
-          <w:rFonts w:ascii="Arial" w:eastAsia="Arial" w:hAnsi="Arial"/>
-          <w:sz w:val="22"/>
-          <w:shd w:val="clear" w:color="auto" w:fill="B7B7B7"/>
-        </w:rPr>
-        <w:t xml:space="preserve">: </w:t>
-      </w:r>
-      <w:r>
-        <w:rPr>
-          <w:rFonts w:ascii="Arial" w:eastAsia="Arial" w:hAnsi="Arial"/>
-          <w:b/>
-          <w:sz w:val="22"/>
-          <w:shd w:val="clear" w:color="auto" w:fill="B7B7B7"/>
-        </w:rPr>
-        <w:t xml:space="preserve">Chatgpt </w:t>
-      </w:r>
-      <w:r>
-        <w:rPr>
-          <w:rFonts w:ascii="Arial" w:eastAsia="Arial" w:hAnsi="Arial"/>
-          <w:b/>
-          <w:sz w:val="22"/>
-          <w:szCs w:val="14"/>
-          <w:shd w:val="clear" w:color="auto" w:fill="B7B7B7"/>
-        </w:rPr>
-        <w:t>(GPT</w:t>
-      </w:r>
-      <w:r>
-        <w:rPr>
-          <w:rFonts w:ascii="Arial" w:eastAsia="Arial" w:hAnsi="Arial" w:cs="Cambria Math"/>
-          <w:b/>
-          <w:sz w:val="22"/>
-          <w:szCs w:val="14"/>
-          <w:shd w:val="clear" w:color="auto" w:fill="B7B7B7"/>
+          <w:rFonts w:ascii="Arial" w:hAnsi="Arial" w:eastAsia="Arial" w:cs="Arial"/>
+          <w:b/>
+          <w:i w:val="0"/>
+          <w:color w:val="000000"/>
+          <w:sz w:val="18"/>
+          <w:highlight w:val="lightGray"/>
+        </w:rPr>
+        <w:t>#</w:t>
+      </w:r>
+      <w:r>
+        <w:rPr>
+          <w:rFonts w:ascii="Arial" w:hAnsi="Arial" w:eastAsia="Arial" w:cs="Arial"/>
+          <w:b/>
+          <w:i w:val="0"/>
+          <w:color w:val="000000"/>
+          <w:sz w:val="18"/>
+          <w:highlight w:val="lightGray"/>
+        </w:rPr>
+        <w:t xml:space="preserve"> </w:t>
+      </w:r>
+      <w:r>
+        <w:rPr>
+          <w:rFonts w:ascii="Arial" w:hAnsi="Arial" w:eastAsia="Arial" w:cs="Arial"/>
+          <w:b/>
+          <w:i w:val="0"/>
+          <w:color w:val="000000"/>
+          <w:sz w:val="18"/>
+          <w:highlight w:val="lightGray"/>
+        </w:rPr>
+        <w:t>S</w:t>
+      </w:r>
+      <w:r>
+        <w:rPr>
+          <w:rFonts w:ascii="Arial" w:hAnsi="Arial" w:eastAsia="Arial" w:cs="Arial"/>
+          <w:b/>
+          <w:i w:val="0"/>
+          <w:color w:val="000000"/>
+          <w:sz w:val="18"/>
+          <w:highlight w:val="lightGray"/>
+        </w:rPr>
+        <w:t>o</w:t>
+      </w:r>
+      <w:r>
+        <w:rPr>
+          <w:rFonts w:ascii="Arial" w:hAnsi="Arial" w:eastAsia="Arial" w:cs="Arial"/>
+          <w:b/>
+          <w:i w:val="0"/>
+          <w:color w:val="000000"/>
+          <w:sz w:val="18"/>
+          <w:highlight w:val="lightGray"/>
+        </w:rPr>
+        <w:t>u</w:t>
+      </w:r>
+      <w:r>
+        <w:rPr>
+          <w:rFonts w:ascii="Arial" w:hAnsi="Arial" w:eastAsia="Arial" w:cs="Arial"/>
+          <w:b/>
+          <w:i w:val="0"/>
+          <w:color w:val="000000"/>
+          <w:sz w:val="18"/>
+          <w:highlight w:val="lightGray"/>
+        </w:rPr>
+        <w:t>r</w:t>
+      </w:r>
+      <w:r>
+        <w:rPr>
+          <w:rFonts w:ascii="Arial" w:hAnsi="Arial" w:eastAsia="Arial" w:cs="Arial"/>
+          <w:b/>
+          <w:i w:val="0"/>
+          <w:color w:val="000000"/>
+          <w:sz w:val="18"/>
+          <w:highlight w:val="lightGray"/>
+        </w:rPr>
+        <w:t>c</w:t>
+      </w:r>
+      <w:r>
+        <w:rPr>
+          <w:rFonts w:ascii="Arial" w:hAnsi="Arial" w:eastAsia="Arial" w:cs="Arial"/>
+          <w:b/>
+          <w:i w:val="0"/>
+          <w:color w:val="000000"/>
+          <w:sz w:val="18"/>
+          <w:highlight w:val="lightGray"/>
+        </w:rPr>
+        <w:t>e</w:t>
+      </w:r>
+      <w:r>
+        <w:rPr>
+          <w:rFonts w:ascii="Arial" w:hAnsi="Arial" w:eastAsia="Arial" w:cs="Arial"/>
+          <w:b/>
+          <w:i w:val="0"/>
+          <w:color w:val="000000"/>
+          <w:sz w:val="18"/>
+          <w:highlight w:val="lightGray"/>
+        </w:rPr>
+        <w:t>:</w:t>
+      </w:r>
+      <w:r>
+        <w:rPr>
+          <w:rFonts w:ascii="Arial" w:hAnsi="Arial" w:eastAsia="Arial" w:cs="Arial"/>
+          <w:b/>
+          <w:i w:val="0"/>
+          <w:color w:val="000000"/>
+          <w:sz w:val="18"/>
+          <w:highlight w:val="lightGray"/>
+        </w:rPr>
+        <w:t xml:space="preserve"> </w:t>
+      </w:r>
+      <w:r>
+        <w:rPr>
+          <w:rFonts w:ascii="Arial" w:hAnsi="Arial" w:eastAsia="Arial" w:cs="Arial"/>
+          <w:b/>
+          <w:i w:val="0"/>
+          <w:color w:val="000000"/>
+          <w:sz w:val="18"/>
+          <w:highlight w:val="lightGray"/>
+        </w:rPr>
+        <w:t>A</w:t>
+      </w:r>
+      <w:r>
+        <w:rPr>
+          <w:rFonts w:ascii="Arial" w:hAnsi="Arial" w:eastAsia="Arial" w:cs="Arial"/>
+          <w:b/>
+          <w:i w:val="0"/>
+          <w:color w:val="000000"/>
+          <w:sz w:val="18"/>
+          <w:highlight w:val="lightGray"/>
+        </w:rPr>
+        <w:t>I</w:t>
+      </w:r>
+      <w:r>
+        <w:rPr>
+          <w:rFonts w:ascii="Arial" w:hAnsi="Arial" w:eastAsia="Arial" w:cs="Arial"/>
+          <w:b/>
+          <w:i w:val="0"/>
+          <w:color w:val="000000"/>
+          <w:sz w:val="18"/>
+          <w:highlight w:val="lightGray"/>
+        </w:rPr>
+        <w:t xml:space="preserve"> </w:t>
+      </w:r>
+      <w:r>
+        <w:rPr>
+          <w:rFonts w:ascii="Arial" w:hAnsi="Arial" w:eastAsia="Arial" w:cs="Arial"/>
+          <w:b/>
+          <w:i w:val="0"/>
+          <w:color w:val="000000"/>
+          <w:sz w:val="18"/>
+          <w:highlight w:val="lightGray"/>
+        </w:rPr>
+        <w:t>S</w:t>
+      </w:r>
+      <w:r>
+        <w:rPr>
+          <w:rFonts w:ascii="Arial" w:hAnsi="Arial" w:eastAsia="Arial" w:cs="Arial"/>
+          <w:b/>
+          <w:i w:val="0"/>
+          <w:color w:val="000000"/>
+          <w:sz w:val="18"/>
+          <w:highlight w:val="lightGray"/>
+        </w:rPr>
+        <w:t>o</w:t>
+      </w:r>
+      <w:r>
+        <w:rPr>
+          <w:rFonts w:ascii="Arial" w:hAnsi="Arial" w:eastAsia="Arial" w:cs="Arial"/>
+          <w:b/>
+          <w:i w:val="0"/>
+          <w:color w:val="000000"/>
+          <w:sz w:val="18"/>
+          <w:highlight w:val="lightGray"/>
+        </w:rPr>
+        <w:t>u</w:t>
+      </w:r>
+      <w:r>
+        <w:rPr>
+          <w:rFonts w:ascii="Arial" w:hAnsi="Arial" w:eastAsia="Arial" w:cs="Arial"/>
+          <w:b/>
+          <w:i w:val="0"/>
+          <w:color w:val="000000"/>
+          <w:sz w:val="18"/>
+          <w:highlight w:val="lightGray"/>
+        </w:rPr>
+        <w:t>r</w:t>
+      </w:r>
+      <w:r>
+        <w:rPr>
+          <w:rFonts w:ascii="Arial" w:hAnsi="Arial" w:eastAsia="Arial" w:cs="Arial"/>
+          <w:b/>
+          <w:i w:val="0"/>
+          <w:color w:val="000000"/>
+          <w:sz w:val="18"/>
+          <w:highlight w:val="lightGray"/>
+        </w:rPr>
+        <w:t>c</w:t>
+      </w:r>
+      <w:r>
+        <w:rPr>
+          <w:rFonts w:ascii="Arial" w:hAnsi="Arial" w:eastAsia="Arial" w:cs="Arial"/>
+          <w:b/>
+          <w:i w:val="0"/>
+          <w:color w:val="000000"/>
+          <w:sz w:val="18"/>
+          <w:highlight w:val="lightGray"/>
+        </w:rPr>
+        <w:t>e</w:t>
+      </w:r>
+      <w:r>
+        <w:rPr>
+          <w:rFonts w:ascii="Arial" w:hAnsi="Arial" w:eastAsia="Arial" w:cs="Arial"/>
+          <w:b/>
+          <w:i w:val="0"/>
+          <w:color w:val="000000"/>
+          <w:sz w:val="18"/>
+          <w:highlight w:val="lightGray"/>
+        </w:rPr>
+        <w:t>:</w:t>
+      </w:r>
+      <w:r>
+        <w:rPr>
+          <w:rFonts w:ascii="Arial" w:hAnsi="Arial" w:eastAsia="Arial" w:cs="Arial"/>
+          <w:b/>
+          <w:i w:val="0"/>
+          <w:color w:val="000000"/>
+          <w:sz w:val="18"/>
+          <w:highlight w:val="lightGray"/>
+        </w:rPr>
+        <w:t xml:space="preserve"> </w:t>
+      </w:r>
+      <w:r>
+        <w:rPr>
+          <w:rFonts w:ascii="Arial" w:hAnsi="Arial" w:eastAsia="Arial" w:cs="Arial"/>
+          <w:b/>
+          <w:i w:val="0"/>
+          <w:color w:val="000000"/>
+          <w:sz w:val="18"/>
+          <w:highlight w:val="lightGray"/>
+        </w:rPr>
+        <w:t>P</w:t>
+      </w:r>
+      <w:r>
+        <w:rPr>
+          <w:rFonts w:ascii="Arial" w:hAnsi="Arial" w:eastAsia="Arial" w:cs="Arial"/>
+          <w:b/>
+          <w:i w:val="0"/>
+          <w:color w:val="000000"/>
+          <w:sz w:val="18"/>
+          <w:highlight w:val="lightGray"/>
+        </w:rPr>
+        <w:t>r</w:t>
+      </w:r>
+      <w:r>
+        <w:rPr>
+          <w:rFonts w:ascii="Arial" w:hAnsi="Arial" w:eastAsia="Arial" w:cs="Arial"/>
+          <w:b/>
+          <w:i w:val="0"/>
+          <w:color w:val="000000"/>
+          <w:sz w:val="18"/>
+          <w:highlight w:val="lightGray"/>
+        </w:rPr>
+        <w:t>o</w:t>
+      </w:r>
+      <w:r>
+        <w:rPr>
+          <w:rFonts w:ascii="Arial" w:hAnsi="Arial" w:eastAsia="Arial" w:cs="Arial"/>
+          <w:b/>
+          <w:i w:val="0"/>
+          <w:color w:val="000000"/>
+          <w:sz w:val="18"/>
+          <w:highlight w:val="lightGray"/>
+        </w:rPr>
+        <w:t>v</w:t>
+      </w:r>
+      <w:r>
+        <w:rPr>
+          <w:rFonts w:ascii="Arial" w:hAnsi="Arial" w:eastAsia="Arial" w:cs="Arial"/>
+          <w:b/>
+          <w:i w:val="0"/>
+          <w:color w:val="000000"/>
+          <w:sz w:val="18"/>
+          <w:highlight w:val="lightGray"/>
+        </w:rPr>
+        <w:t>i</w:t>
+      </w:r>
+      <w:r>
+        <w:rPr>
+          <w:rFonts w:ascii="Arial" w:hAnsi="Arial" w:eastAsia="Arial" w:cs="Arial"/>
+          <w:b/>
+          <w:i w:val="0"/>
+          <w:color w:val="000000"/>
+          <w:sz w:val="18"/>
+          <w:highlight w:val="lightGray"/>
+        </w:rPr>
+        <w:t>d</w:t>
+      </w:r>
+      <w:r>
+        <w:rPr>
+          <w:rFonts w:ascii="Arial" w:hAnsi="Arial" w:eastAsia="Arial" w:cs="Arial"/>
+          <w:b/>
+          <w:i w:val="0"/>
+          <w:color w:val="000000"/>
+          <w:sz w:val="18"/>
+          <w:highlight w:val="lightGray"/>
+        </w:rPr>
+        <w:t>e</w:t>
+      </w:r>
+      <w:r>
+        <w:rPr>
+          <w:rFonts w:ascii="Arial" w:hAnsi="Arial" w:eastAsia="Arial" w:cs="Arial"/>
+          <w:b/>
+          <w:i w:val="0"/>
+          <w:color w:val="000000"/>
+          <w:sz w:val="18"/>
+          <w:highlight w:val="lightGray"/>
+        </w:rPr>
+        <w:t>d</w:t>
+      </w:r>
+      <w:r>
+        <w:rPr>
+          <w:rFonts w:ascii="Arial" w:hAnsi="Arial" w:eastAsia="Arial" w:cs="Arial"/>
+          <w:b/>
+          <w:i w:val="0"/>
+          <w:color w:val="000000"/>
+          <w:sz w:val="18"/>
+          <w:highlight w:val="lightGray"/>
+        </w:rPr>
+        <w:t xml:space="preserve"> </w:t>
+      </w:r>
+      <w:r>
+        <w:rPr>
+          <w:rFonts w:ascii="Arial" w:hAnsi="Arial" w:eastAsia="Arial" w:cs="Arial"/>
+          <w:b/>
+          <w:i w:val="0"/>
+          <w:color w:val="000000"/>
+          <w:sz w:val="18"/>
+          <w:highlight w:val="lightGray"/>
+        </w:rPr>
+        <w:t>b</w:t>
+      </w:r>
+      <w:r>
+        <w:rPr>
+          <w:rFonts w:ascii="Arial" w:hAnsi="Arial" w:eastAsia="Arial" w:cs="Arial"/>
+          <w:b/>
+          <w:i w:val="0"/>
+          <w:color w:val="000000"/>
+          <w:sz w:val="18"/>
+          <w:highlight w:val="lightGray"/>
+        </w:rPr>
+        <w:t>y</w:t>
+      </w:r>
+      <w:r>
+        <w:rPr>
+          <w:rFonts w:ascii="Arial" w:hAnsi="Arial" w:eastAsia="Arial" w:cs="Arial"/>
+          <w:b/>
+          <w:i w:val="0"/>
+          <w:color w:val="000000"/>
+          <w:sz w:val="18"/>
+          <w:highlight w:val="lightGray"/>
+        </w:rPr>
+        <w:t>:</w:t>
+      </w:r>
+      <w:r>
+        <w:rPr>
+          <w:rFonts w:ascii="Arial" w:hAnsi="Arial" w:eastAsia="Arial" w:cs="Arial"/>
+          <w:b/>
+          <w:i w:val="0"/>
+          <w:color w:val="000000"/>
+          <w:sz w:val="18"/>
+          <w:highlight w:val="lightGray"/>
+        </w:rPr>
+        <w:t xml:space="preserve"> </w:t>
+      </w:r>
+      <w:r>
+        <w:rPr>
+          <w:rFonts w:ascii="Arial" w:hAnsi="Arial" w:eastAsia="Arial" w:cs="Arial"/>
+          <w:b/>
+          <w:i w:val="0"/>
+          <w:color w:val="000000"/>
+          <w:sz w:val="18"/>
+          <w:highlight w:val="lightGray"/>
+        </w:rPr>
+        <w:t>[</w:t>
+      </w:r>
+      <w:r>
+        <w:rPr>
+          <w:rFonts w:ascii="Arial" w:hAnsi="Arial" w:eastAsia="Arial" w:cs="Arial"/>
+          <w:b/>
+          <w:i w:val="0"/>
+          <w:color w:val="000000"/>
+          <w:sz w:val="18"/>
+          <w:highlight w:val="lightGray"/>
+        </w:rPr>
+        <w:t>D</w:t>
+      </w:r>
+      <w:r>
+        <w:rPr>
+          <w:rFonts w:ascii="Arial" w:hAnsi="Arial" w:eastAsia="Arial" w:cs="Arial"/>
+          <w:b/>
+          <w:i w:val="0"/>
+          <w:color w:val="000000"/>
+          <w:sz w:val="18"/>
+          <w:highlight w:val="lightGray"/>
+        </w:rPr>
+        <w:t>a</w:t>
+      </w:r>
+      <w:r>
+        <w:rPr>
+          <w:rFonts w:ascii="Arial" w:hAnsi="Arial" w:eastAsia="Arial" w:cs="Arial"/>
+          <w:b/>
+          <w:i w:val="0"/>
+          <w:color w:val="000000"/>
+          <w:sz w:val="18"/>
+          <w:highlight w:val="lightGray"/>
+        </w:rPr>
+        <w:t>t</w:t>
+      </w:r>
+      <w:r>
+        <w:rPr>
+          <w:rFonts w:ascii="Arial" w:hAnsi="Arial" w:eastAsia="Arial" w:cs="Arial"/>
+          <w:b/>
+          <w:i w:val="0"/>
+          <w:color w:val="000000"/>
+          <w:sz w:val="18"/>
+          <w:highlight w:val="lightGray"/>
+        </w:rPr>
+        <w:t>a</w:t>
+      </w:r>
+      <w:r>
+        <w:rPr>
+          <w:rFonts w:ascii="Arial" w:hAnsi="Arial" w:eastAsia="Arial" w:cs="Arial"/>
+          <w:b/>
+          <w:i w:val="0"/>
+          <w:color w:val="000000"/>
+          <w:sz w:val="18"/>
+          <w:highlight w:val="lightGray"/>
+        </w:rPr>
+        <w:t xml:space="preserve"> </w:t>
+      </w:r>
+      <w:r>
+        <w:rPr>
+          <w:rFonts w:ascii="Arial" w:hAnsi="Arial" w:eastAsia="Arial" w:cs="Arial"/>
+          <w:b/>
+          <w:i w:val="0"/>
+          <w:color w:val="000000"/>
+          <w:sz w:val="18"/>
+          <w:highlight w:val="lightGray"/>
+        </w:rPr>
+        <w:t>P</w:t>
+      </w:r>
+      <w:r>
+        <w:rPr>
+          <w:rFonts w:ascii="Arial" w:hAnsi="Arial" w:eastAsia="Arial" w:cs="Arial"/>
+          <w:b/>
+          <w:i w:val="0"/>
+          <w:color w:val="000000"/>
+          <w:sz w:val="18"/>
+          <w:highlight w:val="lightGray"/>
+        </w:rPr>
+        <w:t>a</w:t>
+      </w:r>
+      <w:r>
+        <w:rPr>
+          <w:rFonts w:ascii="Arial" w:hAnsi="Arial" w:eastAsia="Arial" w:cs="Arial"/>
+          <w:b/>
+          <w:i w:val="0"/>
+          <w:color w:val="000000"/>
+          <w:sz w:val="18"/>
+          <w:highlight w:val="lightGray"/>
+        </w:rPr>
+        <w:t>t</w:t>
+      </w:r>
+      <w:r>
+        <w:rPr>
+          <w:rFonts w:ascii="Arial" w:hAnsi="Arial" w:eastAsia="Arial" w:cs="Arial"/>
+          <w:b/>
+          <w:i w:val="0"/>
+          <w:color w:val="000000"/>
+          <w:sz w:val="18"/>
+          <w:highlight w:val="lightGray"/>
+        </w:rPr>
+        <w:t>h</w:t>
+      </w:r>
+      <w:r>
+        <w:rPr>
+          <w:rFonts w:ascii="Arial" w:hAnsi="Arial" w:eastAsia="Arial" w:cs="Arial"/>
+          <w:b w:val="0"/>
+          <w:i w:val="0"/>
+          <w:color w:val="000000"/>
+          <w:sz w:val="18"/>
+          <w:highlight w:val="lightGray"/>
+        </w:rPr>
+        <w:t>:</w:t>
+      </w:r>
+      <w:r>
+        <w:rPr>
+          <w:rFonts w:ascii="Arial" w:hAnsi="Arial" w:eastAsia="Arial" w:cs="Arial"/>
+          <w:b w:val="0"/>
+          <w:i w:val="0"/>
+          <w:color w:val="000000"/>
+          <w:sz w:val="18"/>
+          <w:highlight w:val="lightGray"/>
+        </w:rPr>
+        <w:t xml:space="preserve"> </w:t>
+      </w:r>
+      <w:r>
+        <w:rPr>
+          <w:rFonts w:ascii="Arial" w:hAnsi="Arial" w:eastAsia="Arial" w:cs="Arial"/>
+          <w:b w:val="0"/>
+          <w:i w:val="0"/>
+          <w:color w:val="000000"/>
+          <w:sz w:val="18"/>
+          <w:highlight w:val="lightGray"/>
+        </w:rPr>
+        <w:t>P</w:t>
+      </w:r>
+      <w:r>
+        <w:rPr>
+          <w:rFonts w:ascii="Arial" w:hAnsi="Arial" w:eastAsia="Arial" w:cs="Arial"/>
+          <w:b w:val="0"/>
+          <w:i w:val="0"/>
+          <w:color w:val="000000"/>
+          <w:sz w:val="18"/>
+          <w:highlight w:val="lightGray"/>
+        </w:rPr>
+        <w:t>e</w:t>
+      </w:r>
+      <w:r>
+        <w:rPr>
+          <w:rFonts w:ascii="Arial" w:hAnsi="Arial" w:eastAsia="Arial" w:cs="Arial"/>
+          <w:b w:val="0"/>
+          <w:i w:val="0"/>
+          <w:color w:val="000000"/>
+          <w:sz w:val="18"/>
+          <w:highlight w:val="lightGray"/>
+        </w:rPr>
+        <w:t>r</w:t>
+      </w:r>
+      <w:r>
+        <w:rPr>
+          <w:rFonts w:ascii="Arial" w:hAnsi="Arial" w:eastAsia="Arial" w:cs="Arial"/>
+          <w:b w:val="0"/>
+          <w:i w:val="0"/>
+          <w:color w:val="000000"/>
+          <w:sz w:val="18"/>
+          <w:highlight w:val="lightGray"/>
+        </w:rPr>
+        <w:t>s</w:t>
+      </w:r>
+      <w:r>
+        <w:rPr>
+          <w:rFonts w:ascii="Arial" w:hAnsi="Arial" w:eastAsia="Arial" w:cs="Arial"/>
+          <w:b w:val="0"/>
+          <w:i w:val="0"/>
+          <w:color w:val="000000"/>
+          <w:sz w:val="18"/>
+          <w:highlight w:val="lightGray"/>
+        </w:rPr>
+        <w:t>o</w:t>
+      </w:r>
+      <w:r>
+        <w:rPr>
+          <w:rFonts w:ascii="Arial" w:hAnsi="Arial" w:eastAsia="Arial" w:cs="Arial"/>
+          <w:b w:val="0"/>
+          <w:i w:val="0"/>
+          <w:color w:val="000000"/>
+          <w:sz w:val="18"/>
+          <w:highlight w:val="lightGray"/>
+        </w:rPr>
+        <w:t>n</w:t>
+      </w:r>
+      <w:r>
+        <w:rPr>
+          <w:rFonts w:ascii="Arial" w:hAnsi="Arial" w:eastAsia="Arial" w:cs="Arial"/>
+          <w:b w:val="0"/>
+          <w:i w:val="0"/>
+          <w:color w:val="000000"/>
+          <w:sz w:val="18"/>
+          <w:highlight w:val="lightGray"/>
+        </w:rPr>
+        <w:t>s</w:t>
+      </w:r>
+      <w:r>
+        <w:rPr>
+          <w:rFonts w:ascii="Arial" w:hAnsi="Arial" w:eastAsia="Arial" w:cs="Arial"/>
+          <w:b w:val="0"/>
+          <w:i w:val="0"/>
+          <w:color w:val="000000"/>
+          <w:sz w:val="18"/>
+          <w:highlight w:val="lightGray"/>
+        </w:rPr>
+        <w:t xml:space="preserve"> </w:t>
+      </w:r>
+      <w:r>
+        <w:rPr>
+          <w:rFonts w:ascii="Arial" w:hAnsi="Arial" w:eastAsia="Arial" w:cs="Arial"/>
+          <w:b w:val="0"/>
+          <w:i w:val="0"/>
+          <w:color w:val="000000"/>
+          <w:sz w:val="18"/>
+          <w:highlight w:val="lightGray"/>
+        </w:rPr>
+        <w:t>T</w:t>
+      </w:r>
+      <w:r>
+        <w:rPr>
+          <w:rFonts w:ascii="Arial" w:hAnsi="Arial" w:eastAsia="Arial" w:cs="Arial"/>
+          <w:b w:val="0"/>
+          <w:i w:val="0"/>
+          <w:color w:val="000000"/>
+          <w:sz w:val="18"/>
+          <w:highlight w:val="lightGray"/>
+        </w:rPr>
+        <w:t>a</w:t>
+      </w:r>
+      <w:r>
+        <w:rPr>
+          <w:rFonts w:ascii="Arial" w:hAnsi="Arial" w:eastAsia="Arial" w:cs="Arial"/>
+          <w:b w:val="0"/>
+          <w:i w:val="0"/>
+          <w:color w:val="000000"/>
+          <w:sz w:val="18"/>
+          <w:highlight w:val="lightGray"/>
+        </w:rPr>
+        <w:t>b</w:t>
+      </w:r>
+      <w:r>
+        <w:rPr>
+          <w:rFonts w:ascii="Arial" w:hAnsi="Arial" w:eastAsia="Arial" w:cs="Arial"/>
+          <w:b w:val="0"/>
+          <w:i w:val="0"/>
+          <w:color w:val="000000"/>
+          <w:sz w:val="18"/>
+          <w:highlight w:val="lightGray"/>
+        </w:rPr>
+        <w:t>l</w:t>
+      </w:r>
+      <w:r>
+        <w:rPr>
+          <w:rFonts w:ascii="Arial" w:hAnsi="Arial" w:eastAsia="Arial" w:cs="Arial"/>
+          <w:b w:val="0"/>
+          <w:i w:val="0"/>
+          <w:color w:val="000000"/>
+          <w:sz w:val="18"/>
+          <w:highlight w:val="lightGray"/>
+        </w:rPr>
+        <w:t>e</w:t>
+      </w:r>
+      <w:r>
+        <w:rPr>
+          <w:rFonts w:ascii="Arial" w:hAnsi="Arial" w:eastAsia="Arial" w:cs="Arial"/>
+          <w:b w:val="0"/>
+          <w:i w:val="0"/>
+          <w:color w:val="000000"/>
+          <w:sz w:val="18"/>
+          <w:highlight w:val="lightGray"/>
+        </w:rPr>
+        <w:t xml:space="preserve"> </w:t>
+      </w:r>
+      <w:r>
+        <w:rPr>
+          <w:rFonts w:ascii="Arial" w:hAnsi="Arial" w:eastAsia="Arial" w:cs="Arial"/>
+          <w:b w:val="0"/>
+          <w:i w:val="0"/>
+          <w:color w:val="000000"/>
+          <w:sz w:val="18"/>
+          <w:highlight w:val="lightGray"/>
+        </w:rPr>
+        <w:t>-</w:t>
+      </w:r>
+      <w:r>
+        <w:rPr>
+          <w:rFonts w:ascii="Arial" w:hAnsi="Arial" w:eastAsia="Arial" w:cs="Arial"/>
+          <w:b w:val="0"/>
+          <w:i w:val="0"/>
+          <w:color w:val="000000"/>
+          <w:sz w:val="18"/>
+          <w:highlight w:val="lightGray"/>
+        </w:rPr>
+        <w:t>&gt;</w:t>
+      </w:r>
+      <w:r>
+        <w:rPr>
+          <w:rFonts w:ascii="Arial" w:hAnsi="Arial" w:eastAsia="Arial" w:cs="Arial"/>
+          <w:b w:val="0"/>
+          <w:i w:val="0"/>
+          <w:color w:val="000000"/>
+          <w:sz w:val="18"/>
+          <w:highlight w:val="lightGray"/>
+        </w:rPr>
+        <w:t xml:space="preserve"> </w:t>
+      </w:r>
+      <w:r>
+        <w:rPr>
+          <w:rFonts w:ascii="Arial" w:hAnsi="Arial" w:eastAsia="Arial" w:cs="Arial"/>
+          <w:b w:val="0"/>
+          <w:i w:val="0"/>
+          <w:color w:val="000000"/>
+          <w:sz w:val="18"/>
+          <w:highlight w:val="lightGray"/>
+        </w:rPr>
+        <w:t>I</w:t>
+      </w:r>
+      <w:r>
+        <w:rPr>
+          <w:rFonts w:ascii="Arial" w:hAnsi="Arial" w:eastAsia="Arial" w:cs="Arial"/>
+          <w:b w:val="0"/>
+          <w:i w:val="0"/>
+          <w:color w:val="000000"/>
+          <w:sz w:val="18"/>
+          <w:highlight w:val="lightGray"/>
+        </w:rPr>
+        <w:t>D</w:t>
+      </w:r>
+      <w:r>
+        <w:rPr>
+          <w:rFonts w:ascii="Arial" w:hAnsi="Arial" w:eastAsia="Arial" w:cs="Arial"/>
+          <w:b w:val="0"/>
+          <w:i w:val="0"/>
+          <w:color w:val="000000"/>
+          <w:sz w:val="18"/>
+          <w:highlight w:val="lightGray"/>
+        </w:rPr>
+        <w:t xml:space="preserve"> </w:t>
+      </w:r>
+      <w:r>
+        <w:rPr>
+          <w:rFonts w:ascii="Arial" w:hAnsi="Arial" w:eastAsia="Arial" w:cs="Arial"/>
+          <w:b w:val="0"/>
+          <w:i w:val="0"/>
+          <w:color w:val="000000"/>
+          <w:sz w:val="18"/>
+          <w:highlight w:val="lightGray"/>
+        </w:rPr>
+        <w:t>C</w:t>
+      </w:r>
+      <w:r>
+        <w:rPr>
+          <w:rFonts w:ascii="Arial" w:hAnsi="Arial" w:eastAsia="Arial" w:cs="Arial"/>
+          <w:b w:val="0"/>
+          <w:i w:val="0"/>
+          <w:color w:val="000000"/>
+          <w:sz w:val="18"/>
+          <w:highlight w:val="lightGray"/>
+        </w:rPr>
+        <w:t>o</w:t>
+      </w:r>
+      <w:r>
+        <w:rPr>
+          <w:rFonts w:ascii="Arial" w:hAnsi="Arial" w:eastAsia="Arial" w:cs="Arial"/>
+          <w:b w:val="0"/>
+          <w:i w:val="0"/>
+          <w:color w:val="000000"/>
+          <w:sz w:val="18"/>
+          <w:highlight w:val="lightGray"/>
+        </w:rPr>
+        <w:t>l</w:t>
+      </w:r>
+      <w:r>
+        <w:rPr>
+          <w:rFonts w:ascii="Arial" w:hAnsi="Arial" w:eastAsia="Arial" w:cs="Arial"/>
+          <w:b w:val="0"/>
+          <w:i w:val="0"/>
+          <w:color w:val="000000"/>
+          <w:sz w:val="18"/>
+          <w:highlight w:val="lightGray"/>
+        </w:rPr>
+        <w:t>u</w:t>
+      </w:r>
+      <w:r>
+        <w:rPr>
+          <w:rFonts w:ascii="Arial" w:hAnsi="Arial" w:eastAsia="Arial" w:cs="Arial"/>
+          <w:b w:val="0"/>
+          <w:i w:val="0"/>
+          <w:color w:val="000000"/>
+          <w:sz w:val="18"/>
+          <w:highlight w:val="lightGray"/>
+        </w:rPr>
+        <w:t>m</w:t>
+      </w:r>
+      <w:r>
+        <w:rPr>
+          <w:rFonts w:ascii="Arial" w:hAnsi="Arial" w:eastAsia="Arial" w:cs="Arial"/>
+          <w:b w:val="0"/>
+          <w:i w:val="0"/>
+          <w:color w:val="000000"/>
+          <w:sz w:val="18"/>
+          <w:highlight w:val="lightGray"/>
+        </w:rPr>
+        <w:t>n</w:t>
+      </w:r>
+      <w:r>
+        <w:rPr>
+          <w:rFonts w:ascii="Arial" w:hAnsi="Arial" w:eastAsia="Arial" w:cs="Arial"/>
+          <w:b w:val="0"/>
+          <w:i w:val="0"/>
+          <w:color w:val="000000"/>
+          <w:sz w:val="18"/>
+          <w:highlight w:val="lightGray"/>
+        </w:rPr>
+        <w:t>:</w:t>
+      </w:r>
+      <w:r>
+        <w:rPr>
+          <w:rFonts w:ascii="Arial" w:hAnsi="Arial" w:eastAsia="Arial" w:cs="Arial"/>
+          <w:b w:val="0"/>
+          <w:i w:val="0"/>
+          <w:color w:val="000000"/>
+          <w:sz w:val="18"/>
+          <w:highlight w:val="lightGray"/>
+        </w:rPr>
+        <w:t xml:space="preserve"> </w:t>
+      </w:r>
+      <w:r>
+        <w:rPr>
+          <w:rFonts w:ascii="Arial" w:hAnsi="Arial" w:eastAsia="Arial" w:cs="Arial"/>
+          <w:b w:val="0"/>
+          <w:i w:val="0"/>
+          <w:color w:val="000000"/>
+          <w:sz w:val="18"/>
+          <w:highlight w:val="lightGray"/>
+        </w:rPr>
+        <w:t>1</w:t>
+      </w:r>
+      <w:r>
+        <w:rPr>
+          <w:rFonts w:ascii="Arial" w:hAnsi="Arial" w:eastAsia="Arial" w:cs="Arial"/>
+          <w:b w:val="0"/>
+          <w:i w:val="0"/>
+          <w:color w:val="000000"/>
+          <w:sz w:val="18"/>
+          <w:highlight w:val="lightGray"/>
+        </w:rPr>
+        <w:t>,</w:t>
+      </w:r>
+      <w:r>
+        <w:rPr>
+          <w:rFonts w:ascii="Arial" w:hAnsi="Arial" w:eastAsia="Arial" w:cs="Arial"/>
+          <w:b w:val="0"/>
+          <w:i w:val="0"/>
+          <w:color w:val="000000"/>
+          <w:sz w:val="18"/>
+          <w:highlight w:val="lightGray"/>
+        </w:rPr>
+        <w:t xml:space="preserve"> </w:t>
+      </w:r>
+      <w:r>
+        <w:rPr>
+          <w:rFonts w:ascii="Arial" w:hAnsi="Arial" w:eastAsia="Arial" w:cs="Arial"/>
+          <w:b w:val="0"/>
+          <w:i w:val="0"/>
+          <w:color w:val="000000"/>
+          <w:sz w:val="18"/>
+          <w:highlight w:val="lightGray"/>
+        </w:rPr>
+        <w:t>N</w:t>
+      </w:r>
+      <w:r>
+        <w:rPr>
+          <w:rFonts w:ascii="Arial" w:hAnsi="Arial" w:eastAsia="Arial" w:cs="Arial"/>
+          <w:b w:val="0"/>
+          <w:i w:val="0"/>
+          <w:color w:val="000000"/>
+          <w:sz w:val="18"/>
+          <w:highlight w:val="lightGray"/>
+        </w:rPr>
+        <w:t>a</w:t>
+      </w:r>
+      <w:r>
+        <w:rPr>
+          <w:rFonts w:ascii="Arial" w:hAnsi="Arial" w:eastAsia="Arial" w:cs="Arial"/>
+          <w:b w:val="0"/>
+          <w:i w:val="0"/>
+          <w:color w:val="000000"/>
+          <w:sz w:val="18"/>
+          <w:highlight w:val="lightGray"/>
+        </w:rPr>
+        <w:t>m</w:t>
+      </w:r>
+      <w:r>
+        <w:rPr>
+          <w:rFonts w:ascii="Arial" w:hAnsi="Arial" w:eastAsia="Arial" w:cs="Arial"/>
+          <w:b w:val="0"/>
+          <w:i w:val="0"/>
+          <w:color w:val="000000"/>
+          <w:sz w:val="18"/>
+          <w:highlight w:val="lightGray"/>
+        </w:rPr>
+        <w:t>e</w:t>
+      </w:r>
+      <w:r>
+        <w:rPr>
+          <w:rFonts w:ascii="Arial" w:hAnsi="Arial" w:eastAsia="Arial" w:cs="Arial"/>
+          <w:b w:val="0"/>
+          <w:i w:val="0"/>
+          <w:color w:val="000000"/>
+          <w:sz w:val="18"/>
+          <w:highlight w:val="lightGray"/>
+        </w:rPr>
+        <w:t>_</w:t>
+      </w:r>
+      <w:r>
+        <w:rPr>
+          <w:rFonts w:ascii="Arial" w:hAnsi="Arial" w:eastAsia="Arial" w:cs="Arial"/>
+          <w:b w:val="0"/>
+          <w:i w:val="0"/>
+          <w:color w:val="000000"/>
+          <w:sz w:val="18"/>
+          <w:highlight w:val="lightGray"/>
+        </w:rPr>
+        <w:t>E</w:t>
+      </w:r>
+      <w:r>
+        <w:rPr>
+          <w:rFonts w:ascii="Arial" w:hAnsi="Arial" w:eastAsia="Arial" w:cs="Arial"/>
+          <w:b w:val="0"/>
+          <w:i w:val="0"/>
+          <w:color w:val="000000"/>
+          <w:sz w:val="18"/>
+          <w:highlight w:val="lightGray"/>
+        </w:rPr>
+        <w:t>n</w:t>
+      </w:r>
+      <w:r>
+        <w:rPr>
+          <w:rFonts w:ascii="Arial" w:hAnsi="Arial" w:eastAsia="Arial" w:cs="Arial"/>
+          <w:b w:val="0"/>
+          <w:i w:val="0"/>
+          <w:color w:val="000000"/>
+          <w:sz w:val="18"/>
+          <w:highlight w:val="lightGray"/>
+        </w:rPr>
+        <w:t xml:space="preserve"> </w:t>
+      </w:r>
+      <w:r>
+        <w:rPr>
+          <w:rFonts w:ascii="Arial" w:hAnsi="Arial" w:eastAsia="Arial" w:cs="Arial"/>
+          <w:b w:val="0"/>
+          <w:i w:val="0"/>
+          <w:color w:val="000000"/>
+          <w:sz w:val="18"/>
+          <w:highlight w:val="lightGray"/>
+        </w:rPr>
+        <w:t>C</w:t>
+      </w:r>
+      <w:r>
+        <w:rPr>
+          <w:rFonts w:ascii="Arial" w:hAnsi="Arial" w:eastAsia="Arial" w:cs="Arial"/>
+          <w:b w:val="0"/>
+          <w:i w:val="0"/>
+          <w:color w:val="000000"/>
+          <w:sz w:val="18"/>
+          <w:highlight w:val="lightGray"/>
+        </w:rPr>
+        <w:t>o</w:t>
+      </w:r>
+      <w:r>
+        <w:rPr>
+          <w:rFonts w:ascii="Arial" w:hAnsi="Arial" w:eastAsia="Arial" w:cs="Arial"/>
+          <w:b w:val="0"/>
+          <w:i w:val="0"/>
+          <w:color w:val="000000"/>
+          <w:sz w:val="18"/>
+          <w:highlight w:val="lightGray"/>
+        </w:rPr>
+        <w:t>l</w:t>
+      </w:r>
+      <w:r>
+        <w:rPr>
+          <w:rFonts w:ascii="Arial" w:hAnsi="Arial" w:eastAsia="Arial" w:cs="Arial"/>
+          <w:b w:val="0"/>
+          <w:i w:val="0"/>
+          <w:color w:val="000000"/>
+          <w:sz w:val="18"/>
+          <w:highlight w:val="lightGray"/>
+        </w:rPr>
+        <w:t>u</w:t>
+      </w:r>
+      <w:r>
+        <w:rPr>
+          <w:rFonts w:ascii="Arial" w:hAnsi="Arial" w:eastAsia="Arial" w:cs="Arial"/>
+          <w:b w:val="0"/>
+          <w:i w:val="0"/>
+          <w:color w:val="000000"/>
+          <w:sz w:val="18"/>
+          <w:highlight w:val="lightGray"/>
+        </w:rPr>
+        <w:t>m</w:t>
+      </w:r>
+      <w:r>
+        <w:rPr>
+          <w:rFonts w:ascii="Arial" w:hAnsi="Arial" w:eastAsia="Arial" w:cs="Arial"/>
+          <w:b w:val="0"/>
+          <w:i w:val="0"/>
+          <w:color w:val="000000"/>
+          <w:sz w:val="18"/>
+          <w:highlight w:val="lightGray"/>
+        </w:rPr>
+        <w:t>n</w:t>
+      </w:r>
+      <w:r>
+        <w:rPr>
+          <w:rFonts w:ascii="Arial" w:hAnsi="Arial" w:eastAsia="Arial" w:cs="Arial"/>
+          <w:b w:val="0"/>
+          <w:i w:val="0"/>
+          <w:color w:val="000000"/>
+          <w:sz w:val="18"/>
+          <w:highlight w:val="lightGray"/>
+        </w:rPr>
+        <w:t>:</w:t>
+      </w:r>
+      <w:r>
+        <w:rPr>
+          <w:rFonts w:ascii="Arial" w:hAnsi="Arial" w:eastAsia="Arial" w:cs="Arial"/>
+          <w:b w:val="0"/>
+          <w:i w:val="0"/>
+          <w:color w:val="000000"/>
+          <w:sz w:val="18"/>
+          <w:highlight w:val="lightGray"/>
+        </w:rPr>
+        <w:t xml:space="preserve"> </w:t>
+      </w:r>
+      <w:r>
+        <w:rPr>
+          <w:rFonts w:ascii="Arial" w:hAnsi="Arial" w:eastAsia="Arial" w:cs="Arial"/>
+          <w:b w:val="0"/>
+          <w:i w:val="0"/>
+          <w:color w:val="000000"/>
+          <w:sz w:val="18"/>
+          <w:highlight w:val="lightGray"/>
+        </w:rPr>
+        <w:t>M</w:t>
+      </w:r>
+      <w:r>
+        <w:rPr>
+          <w:rFonts w:ascii="Arial" w:hAnsi="Arial" w:eastAsia="Arial" w:cs="Arial"/>
+          <w:b w:val="0"/>
+          <w:i w:val="0"/>
+          <w:color w:val="000000"/>
+          <w:sz w:val="18"/>
+          <w:highlight w:val="lightGray"/>
+        </w:rPr>
+        <w:t>o</w:t>
+      </w:r>
+      <w:r>
+        <w:rPr>
+          <w:rFonts w:ascii="Arial" w:hAnsi="Arial" w:eastAsia="Arial" w:cs="Arial"/>
+          <w:b w:val="0"/>
+          <w:i w:val="0"/>
+          <w:color w:val="000000"/>
+          <w:sz w:val="18"/>
+          <w:highlight w:val="lightGray"/>
+        </w:rPr>
+        <w:t>t</w:t>
+      </w:r>
+      <w:r>
+        <w:rPr>
+          <w:rFonts w:ascii="Arial" w:hAnsi="Arial" w:eastAsia="Arial" w:cs="Arial"/>
+          <w:b w:val="0"/>
+          <w:i w:val="0"/>
+          <w:color w:val="000000"/>
+          <w:sz w:val="18"/>
+          <w:highlight w:val="lightGray"/>
+        </w:rPr>
+        <w:t>a</w:t>
+      </w:r>
+      <w:r>
+        <w:rPr>
+          <w:rFonts w:ascii="Arial" w:hAnsi="Arial" w:eastAsia="Arial" w:cs="Arial"/>
+          <w:b w:val="0"/>
+          <w:i w:val="0"/>
+          <w:color w:val="000000"/>
+          <w:sz w:val="18"/>
+          <w:highlight w:val="lightGray"/>
+        </w:rPr>
+        <w:t>s</w:t>
+      </w:r>
+      <w:r>
+        <w:rPr>
+          <w:rFonts w:ascii="Arial" w:hAnsi="Arial" w:eastAsia="Arial" w:cs="Arial"/>
+          <w:b w:val="0"/>
+          <w:i w:val="0"/>
+          <w:color w:val="000000"/>
+          <w:sz w:val="18"/>
+          <w:highlight w:val="lightGray"/>
+        </w:rPr>
+        <w:t>e</w:t>
+      </w:r>
+      <w:r>
+        <w:rPr>
+          <w:rFonts w:ascii="Arial" w:hAnsi="Arial" w:eastAsia="Arial" w:cs="Arial"/>
+          <w:b w:val="0"/>
+          <w:i w:val="0"/>
+          <w:color w:val="000000"/>
+          <w:sz w:val="18"/>
+          <w:highlight w:val="lightGray"/>
+        </w:rPr>
+        <w:t>m</w:t>
+      </w:r>
+      <w:r>
+        <w:rPr>
+          <w:rFonts w:ascii="Arial" w:hAnsi="Arial" w:eastAsia="Arial" w:cs="Arial"/>
+          <w:b w:val="0"/>
+          <w:i w:val="0"/>
+          <w:color w:val="000000"/>
+          <w:sz w:val="18"/>
+          <w:highlight w:val="lightGray"/>
+        </w:rPr>
+        <w:t xml:space="preserve"> </w:t>
+      </w:r>
+      <w:r>
+        <w:rPr>
+          <w:rFonts w:ascii="Arial" w:hAnsi="Arial" w:eastAsia="Arial" w:cs="Arial"/>
+          <w:b w:val="0"/>
+          <w:i w:val="0"/>
+          <w:color w:val="000000"/>
+          <w:sz w:val="18"/>
+          <w:highlight w:val="lightGray"/>
+        </w:rPr>
+        <w:t>E</w:t>
+      </w:r>
+      <w:r>
+        <w:rPr>
+          <w:rFonts w:ascii="Arial" w:hAnsi="Arial" w:eastAsia="Arial" w:cs="Arial"/>
+          <w:b w:val="0"/>
+          <w:i w:val="0"/>
+          <w:color w:val="000000"/>
+          <w:sz w:val="18"/>
+          <w:highlight w:val="lightGray"/>
+        </w:rPr>
+        <w:t>s</w:t>
+      </w:r>
+      <w:r>
+        <w:rPr>
+          <w:rFonts w:ascii="Arial" w:hAnsi="Arial" w:eastAsia="Arial" w:cs="Arial"/>
+          <w:b w:val="0"/>
+          <w:i w:val="0"/>
+          <w:color w:val="000000"/>
+          <w:sz w:val="18"/>
+          <w:highlight w:val="lightGray"/>
+        </w:rPr>
+        <w:t>s</w:t>
+      </w:r>
+      <w:r>
+        <w:rPr>
+          <w:rFonts w:ascii="Arial" w:hAnsi="Arial" w:eastAsia="Arial" w:cs="Arial"/>
+          <w:b w:val="0"/>
+          <w:i w:val="0"/>
+          <w:color w:val="000000"/>
+          <w:sz w:val="18"/>
+          <w:highlight w:val="lightGray"/>
+        </w:rPr>
+        <w:t>a</w:t>
+      </w:r>
+      <w:r>
+        <w:rPr>
+          <w:rFonts w:ascii="Arial" w:hAnsi="Arial" w:eastAsia="Arial" w:cs="Arial"/>
+          <w:b w:val="0"/>
+          <w:i w:val="0"/>
+          <w:color w:val="000000"/>
+          <w:sz w:val="18"/>
+          <w:highlight w:val="lightGray"/>
+        </w:rPr>
+        <w:t>m</w:t>
+      </w:r>
+      <w:r>
+        <w:rPr>
+          <w:rFonts w:ascii="Arial" w:hAnsi="Arial" w:eastAsia="Arial" w:cs="Arial"/>
+          <w:b w:val="0"/>
+          <w:i w:val="0"/>
+          <w:color w:val="000000"/>
+          <w:sz w:val="18"/>
+          <w:highlight w:val="lightGray"/>
+        </w:rPr>
+        <w:t>]</w:t>
+      </w:r>
+      <w:r>
+        <w:rPr>
+          <w:rFonts w:ascii="Arial" w:hAnsi="Arial" w:eastAsia="Arial" w:cs="Arial"/>
+          <w:b w:val="0"/>
+          <w:i w:val="0"/>
+          <w:color w:val="000000"/>
+          <w:sz w:val="18"/>
+          <w:highlight w:val="lightGray"/>
+        </w:rPr>
+        <w:t xml:space="preserve"> </w:t>
+      </w:r>
+      <w:r>
+        <w:rPr>
+          <w:rFonts w:ascii="Arial" w:hAnsi="Arial" w:eastAsia="Arial" w:cs="Arial"/>
+          <w:b w:val="0"/>
+          <w:i w:val="0"/>
+          <w:color w:val="000000"/>
+          <w:sz w:val="18"/>
+          <w:highlight w:val="lightGray"/>
+        </w:rPr>
+        <w:t>-</w:t>
+      </w:r>
+      <w:r>
+        <w:rPr>
+          <w:rFonts w:ascii="Arial" w:hAnsi="Arial" w:eastAsia="Arial" w:cs="Arial"/>
+          <w:b w:val="0"/>
+          <w:i w:val="0"/>
+          <w:color w:val="000000"/>
+          <w:sz w:val="18"/>
+          <w:highlight w:val="lightGray"/>
+        </w:rPr>
+        <w:t>&gt;</w:t>
+      </w:r>
+      <w:r>
+        <w:rPr>
+          <w:rFonts w:ascii="Arial" w:hAnsi="Arial" w:eastAsia="Arial" w:cs="Arial"/>
+          <w:b w:val="0"/>
+          <w:i w:val="0"/>
+          <w:color w:val="000000"/>
+          <w:sz w:val="18"/>
+          <w:highlight w:val="lightGray"/>
+        </w:rPr>
+        <w:t xml:space="preserve"> </w:t>
+      </w:r>
+      <w:r>
+        <w:rPr>
+          <w:rFonts w:ascii="Arial" w:hAnsi="Arial" w:eastAsia="Arial" w:cs="Arial"/>
+          <w:b/>
+          <w:i w:val="0"/>
+          <w:color w:val="000000"/>
+          <w:sz w:val="18"/>
+          <w:highlight w:val="lightGray"/>
+        </w:rPr>
+        <w:t>F</w:t>
+      </w:r>
+      <w:r>
+        <w:rPr>
+          <w:rFonts w:ascii="Arial" w:hAnsi="Arial" w:eastAsia="Arial" w:cs="Arial"/>
+          <w:b/>
+          <w:i w:val="0"/>
+          <w:color w:val="000000"/>
+          <w:sz w:val="18"/>
+          <w:highlight w:val="lightGray"/>
+        </w:rPr>
+        <w:t>r</w:t>
+      </w:r>
+      <w:r>
+        <w:rPr>
+          <w:rFonts w:ascii="Arial" w:hAnsi="Arial" w:eastAsia="Arial" w:cs="Arial"/>
+          <w:b/>
+          <w:i w:val="0"/>
+          <w:color w:val="000000"/>
+          <w:sz w:val="18"/>
+          <w:highlight w:val="lightGray"/>
+        </w:rPr>
+        <w:t>o</w:t>
+      </w:r>
+      <w:r>
+        <w:rPr>
+          <w:rFonts w:ascii="Arial" w:hAnsi="Arial" w:eastAsia="Arial" w:cs="Arial"/>
+          <w:b/>
+          <w:i w:val="0"/>
+          <w:color w:val="000000"/>
+          <w:sz w:val="18"/>
+          <w:highlight w:val="lightGray"/>
+        </w:rPr>
+        <w:t>m</w:t>
+      </w:r>
+      <w:r>
+        <w:rPr>
+          <w:rFonts w:ascii="Arial" w:hAnsi="Arial" w:eastAsia="Arial" w:cs="Arial"/>
+          <w:b/>
+          <w:i w:val="0"/>
+          <w:color w:val="000000"/>
+          <w:sz w:val="18"/>
+          <w:highlight w:val="lightGray"/>
+        </w:rPr>
+        <w:t>:</w:t>
+      </w:r>
+      <w:r>
+        <w:rPr>
+          <w:rFonts w:ascii="Arial" w:hAnsi="Arial" w:eastAsia="Arial" w:cs="Arial"/>
+          <w:b w:val="0"/>
+          <w:i w:val="0"/>
+          <w:color w:val="000000"/>
+          <w:sz w:val="18"/>
+          <w:highlight w:val="lightGray"/>
+        </w:rPr>
+        <w:t xml:space="preserve"> </w:t>
+      </w:r>
+      <w:r>
+        <w:rPr>
+          <w:rFonts w:ascii="Arial" w:hAnsi="Arial" w:eastAsia="Arial" w:cs="Arial"/>
+          <w:b w:val="0"/>
+          <w:i w:val="0"/>
+          <w:color w:val="000000"/>
+          <w:sz w:val="18"/>
+          <w:highlight w:val="lightGray"/>
+        </w:rPr>
+        <w:t>[</w:t>
+      </w:r>
+      <w:r>
+        <w:rPr>
+          <w:rFonts w:ascii="Arial" w:hAnsi="Arial" w:eastAsia="Arial" w:cs="Arial"/>
+          <w:b w:val="0"/>
+          <w:i w:val="0"/>
+          <w:color w:val="000000"/>
+          <w:sz w:val="18"/>
+          <w:highlight w:val="lightGray"/>
+        </w:rPr>
+        <w:t>C</w:t>
+      </w:r>
+      <w:r>
+        <w:rPr>
+          <w:rFonts w:ascii="Arial" w:hAnsi="Arial" w:eastAsia="Arial" w:cs="Arial"/>
+          <w:b w:val="0"/>
+          <w:i w:val="0"/>
+          <w:color w:val="000000"/>
+          <w:sz w:val="18"/>
+          <w:highlight w:val="lightGray"/>
+        </w:rPr>
+        <w:t>h</w:t>
+      </w:r>
+      <w:r>
+        <w:rPr>
+          <w:rFonts w:ascii="Arial" w:hAnsi="Arial" w:eastAsia="Arial" w:cs="Arial"/>
+          <w:b w:val="0"/>
+          <w:i w:val="0"/>
+          <w:color w:val="000000"/>
+          <w:sz w:val="18"/>
+          <w:highlight w:val="lightGray"/>
+        </w:rPr>
+        <w:t>a</w:t>
+      </w:r>
+      <w:r>
+        <w:rPr>
+          <w:rFonts w:ascii="Arial" w:hAnsi="Arial" w:eastAsia="Arial" w:cs="Arial"/>
+          <w:b w:val="0"/>
+          <w:i w:val="0"/>
+          <w:color w:val="000000"/>
+          <w:sz w:val="18"/>
+          <w:highlight w:val="lightGray"/>
+        </w:rPr>
+        <w:t>t</w:t>
+      </w:r>
+      <w:r>
+        <w:rPr>
+          <w:rFonts w:ascii="Arial" w:hAnsi="Arial" w:eastAsia="Arial" w:cs="Arial"/>
+          <w:b w:val="0"/>
+          <w:i w:val="0"/>
+          <w:color w:val="000000"/>
+          <w:sz w:val="18"/>
+          <w:highlight w:val="lightGray"/>
+        </w:rPr>
+        <w:t>g</w:t>
+      </w:r>
+      <w:r>
+        <w:rPr>
+          <w:rFonts w:ascii="Arial" w:hAnsi="Arial" w:eastAsia="Arial" w:cs="Arial"/>
+          <w:b w:val="0"/>
+          <w:i w:val="0"/>
+          <w:color w:val="000000"/>
+          <w:sz w:val="18"/>
+          <w:highlight w:val="lightGray"/>
+        </w:rPr>
+        <w:t>p</w:t>
+      </w:r>
+      <w:r>
+        <w:rPr>
+          <w:rFonts w:ascii="Arial" w:hAnsi="Arial" w:eastAsia="Arial" w:cs="Arial"/>
+          <w:b w:val="0"/>
+          <w:i w:val="0"/>
+          <w:color w:val="000000"/>
+          <w:sz w:val="18"/>
+          <w:highlight w:val="lightGray"/>
+        </w:rPr>
+        <w:t>t</w:t>
+      </w:r>
+      <w:r>
+        <w:rPr>
+          <w:rFonts w:ascii="Arial" w:hAnsi="Arial" w:eastAsia="Arial" w:cs="Arial"/>
+          <w:b w:val="0"/>
+          <w:i w:val="0"/>
+          <w:color w:val="000000"/>
+          <w:sz w:val="18"/>
+          <w:highlight w:val="lightGray"/>
+        </w:rPr>
+        <w:t xml:space="preserve"> </w:t>
+      </w:r>
+      <w:r>
+        <w:rPr>
+          <w:rFonts w:ascii="Arial" w:hAnsi="Arial" w:eastAsia="Arial" w:cs="Arial"/>
+          <w:b w:val="0"/>
+          <w:i w:val="0"/>
+          <w:color w:val="000000"/>
+          <w:sz w:val="18"/>
+          <w:highlight w:val="lightGray"/>
+        </w:rPr>
+        <w:t>(</w:t>
+      </w:r>
+      <w:r>
+        <w:rPr>
+          <w:rFonts w:ascii="Arial" w:hAnsi="Arial" w:eastAsia="Arial" w:cs="Arial"/>
+          <w:b w:val="0"/>
+          <w:i w:val="0"/>
+          <w:color w:val="000000"/>
+          <w:sz w:val="18"/>
+          <w:highlight w:val="lightGray"/>
+        </w:rPr>
+        <w:t>G</w:t>
+      </w:r>
+      <w:r>
+        <w:rPr>
+          <w:rFonts w:ascii="Arial" w:hAnsi="Arial" w:eastAsia="Arial" w:cs="Arial"/>
+          <w:b w:val="0"/>
+          <w:i w:val="0"/>
+          <w:color w:val="000000"/>
+          <w:sz w:val="18"/>
+          <w:highlight w:val="lightGray"/>
+        </w:rPr>
+        <w:t>P</w:t>
+      </w:r>
+      <w:r>
+        <w:rPr>
+          <w:rFonts w:ascii="Arial" w:hAnsi="Arial" w:eastAsia="Arial" w:cs="Arial"/>
+          <w:b w:val="0"/>
+          <w:i w:val="0"/>
+          <w:color w:val="000000"/>
+          <w:sz w:val="18"/>
+          <w:highlight w:val="lightGray"/>
+        </w:rPr>
+        <w:t>T</w:t>
+      </w:r>
+      <w:r>
+        <w:rPr>
+          <w:rFonts w:ascii="Arial" w:hAnsi="Arial" w:eastAsia="Arial" w:cs="Arial"/>
+          <w:b w:val="0"/>
+          <w:i w:val="0"/>
+          <w:color w:val="000000"/>
+          <w:sz w:val="18"/>
+          <w:highlight w:val="lightGray"/>
         </w:rPr>
         <w:t>‑</w:t>
       </w:r>
       <w:r>
         <w:rPr>
-          <w:rFonts w:ascii="Arial" w:eastAsia="Arial" w:hAnsi="Arial"/>
-          <w:b/>
-          <w:sz w:val="22"/>
-          <w:szCs w:val="14"/>
-          <w:shd w:val="clear" w:color="auto" w:fill="B7B7B7"/>
-        </w:rPr>
-        <w:t>5 Mini) at [12/9/2025]</w:t>
+          <w:rFonts w:ascii="Arial" w:hAnsi="Arial" w:eastAsia="Arial" w:cs="Arial"/>
+          <w:b w:val="0"/>
+          <w:i w:val="0"/>
+          <w:color w:val="000000"/>
+          <w:sz w:val="18"/>
+          <w:highlight w:val="lightGray"/>
+        </w:rPr>
+        <w:t>5</w:t>
+      </w:r>
+      <w:r>
+        <w:rPr>
+          <w:rFonts w:ascii="Arial" w:hAnsi="Arial" w:eastAsia="Arial" w:cs="Arial"/>
+          <w:b w:val="0"/>
+          <w:i w:val="0"/>
+          <w:color w:val="000000"/>
+          <w:sz w:val="18"/>
+          <w:highlight w:val="lightGray"/>
+        </w:rPr>
+        <w:t xml:space="preserve"> </w:t>
+      </w:r>
+      <w:r>
+        <w:rPr>
+          <w:rFonts w:ascii="Arial" w:hAnsi="Arial" w:eastAsia="Arial" w:cs="Arial"/>
+          <w:b w:val="0"/>
+          <w:i w:val="0"/>
+          <w:color w:val="000000"/>
+          <w:sz w:val="18"/>
+          <w:highlight w:val="lightGray"/>
+        </w:rPr>
+        <w:t>M</w:t>
+      </w:r>
+      <w:r>
+        <w:rPr>
+          <w:rFonts w:ascii="Arial" w:hAnsi="Arial" w:eastAsia="Arial" w:cs="Arial"/>
+          <w:b w:val="0"/>
+          <w:i w:val="0"/>
+          <w:color w:val="000000"/>
+          <w:sz w:val="18"/>
+          <w:highlight w:val="lightGray"/>
+        </w:rPr>
+        <w:t>i</w:t>
+      </w:r>
+      <w:r>
+        <w:rPr>
+          <w:rFonts w:ascii="Arial" w:hAnsi="Arial" w:eastAsia="Arial" w:cs="Arial"/>
+          <w:b w:val="0"/>
+          <w:i w:val="0"/>
+          <w:color w:val="000000"/>
+          <w:sz w:val="18"/>
+          <w:highlight w:val="lightGray"/>
+        </w:rPr>
+        <w:t>n</w:t>
+      </w:r>
+      <w:r>
+        <w:rPr>
+          <w:rFonts w:ascii="Arial" w:hAnsi="Arial" w:eastAsia="Arial" w:cs="Arial"/>
+          <w:b w:val="0"/>
+          <w:i w:val="0"/>
+          <w:color w:val="000000"/>
+          <w:sz w:val="18"/>
+          <w:highlight w:val="lightGray"/>
+        </w:rPr>
+        <w:t>i</w:t>
+      </w:r>
+      <w:r>
+        <w:rPr>
+          <w:rFonts w:ascii="Arial" w:hAnsi="Arial" w:eastAsia="Arial" w:cs="Arial"/>
+          <w:b w:val="0"/>
+          <w:i w:val="0"/>
+          <w:color w:val="000000"/>
+          <w:sz w:val="18"/>
+          <w:highlight w:val="lightGray"/>
+        </w:rPr>
+        <w:t>)</w:t>
+      </w:r>
+      <w:r>
+        <w:rPr>
+          <w:rFonts w:ascii="Arial" w:hAnsi="Arial" w:eastAsia="Arial" w:cs="Arial"/>
+          <w:b w:val="0"/>
+          <w:i w:val="0"/>
+          <w:color w:val="000000"/>
+          <w:sz w:val="18"/>
+          <w:highlight w:val="lightGray"/>
+        </w:rPr>
+        <w:t>]</w:t>
+      </w:r>
+      <w:r>
+        <w:rPr>
+          <w:rFonts w:ascii="Arial" w:hAnsi="Arial" w:eastAsia="Arial" w:cs="Arial"/>
+          <w:b w:val="0"/>
+          <w:i w:val="0"/>
+          <w:color w:val="000000"/>
+          <w:sz w:val="18"/>
+          <w:highlight w:val="lightGray"/>
+        </w:rPr>
+        <w:t xml:space="preserve"> </w:t>
+      </w:r>
+      <w:r>
+        <w:rPr>
+          <w:rFonts w:ascii="Arial" w:hAnsi="Arial" w:eastAsia="Arial" w:cs="Arial"/>
+          <w:b/>
+          <w:i w:val="0"/>
+          <w:color w:val="000000"/>
+          <w:sz w:val="18"/>
+          <w:highlight w:val="lightGray"/>
+        </w:rPr>
+        <w:t>o</w:t>
+      </w:r>
+      <w:r>
+        <w:rPr>
+          <w:rFonts w:ascii="Arial" w:hAnsi="Arial" w:eastAsia="Arial" w:cs="Arial"/>
+          <w:b/>
+          <w:i w:val="0"/>
+          <w:color w:val="000000"/>
+          <w:sz w:val="18"/>
+          <w:highlight w:val="lightGray"/>
+        </w:rPr>
+        <w:t>n</w:t>
+      </w:r>
+      <w:r>
+        <w:rPr>
+          <w:rFonts w:ascii="Arial" w:hAnsi="Arial"/>
+          <w:b w:val="0"/>
+          <w:i w:val="0"/>
+          <w:color w:val="000000"/>
+          <w:sz w:val="18"/>
+          <w:highlight w:val="lightGray"/>
+        </w:rPr>
+        <w:t xml:space="preserve"> </w:t>
+      </w:r>
+      <w:r>
+        <w:rPr>
+          <w:rFonts w:ascii="Arial" w:hAnsi="Arial"/>
+          <w:b w:val="0"/>
+          <w:i w:val="0"/>
+          <w:color w:val="000000"/>
+          <w:sz w:val="18"/>
+          <w:highlight w:val="lightGray"/>
+        </w:rPr>
+        <w:t>[</w:t>
+      </w:r>
+      <w:r>
+        <w:rPr>
+          <w:rFonts w:ascii="Arial" w:hAnsi="Arial"/>
+          <w:b w:val="0"/>
+          <w:i w:val="0"/>
+          <w:sz w:val="18"/>
+          <w:highlight w:val="lightGray"/>
+        </w:rPr>
+        <w:t>12/9/2025]</w:t>
       </w:r>
     </w:p>
     <w:p>
@@ -685,97 +6872,1646 @@
       </w:pPr>
       <w:r>
         <w:rPr>
-          <w:rFonts w:ascii="Arial" w:eastAsia="Arial" w:hAnsi="Arial"/>
-          <w:b/>
-          <w:sz w:val="22"/>
-          <w:shd w:val="clear" w:color="auto" w:fill="B7B7B7"/>
-        </w:rPr>
-        <w:t># Source</w:t>
-      </w:r>
-      <w:r>
-        <w:rPr>
-          <w:rFonts w:ascii="Arial" w:eastAsia="Arial" w:hAnsi="Arial"/>
-          <w:sz w:val="22"/>
-          <w:shd w:val="clear" w:color="auto" w:fill="B7B7B7"/>
-        </w:rPr>
-        <w:t xml:space="preserve">: </w:t>
-      </w:r>
-      <w:r>
-        <w:rPr>
-          <w:rFonts w:ascii="Arial" w:eastAsia="Arial" w:hAnsi="Arial"/>
-          <w:b/>
-          <w:sz w:val="22"/>
-          <w:shd w:val="clear" w:color="auto" w:fill="B7B7B7"/>
-        </w:rPr>
-        <w:t xml:space="preserve">Chatgpt </w:t>
-      </w:r>
-      <w:r>
-        <w:rPr>
-          <w:rFonts w:ascii="Arial" w:eastAsia="Arial" w:hAnsi="Arial"/>
-          <w:b/>
-          <w:sz w:val="22"/>
-          <w:szCs w:val="14"/>
-          <w:shd w:val="clear" w:color="auto" w:fill="B7B7B7"/>
-        </w:rPr>
-        <w:t>(GPT</w:t>
-      </w:r>
-      <w:r>
-        <w:rPr>
-          <w:rFonts w:ascii="Arial" w:eastAsia="Arial" w:hAnsi="Arial" w:cs="Cambria Math"/>
-          <w:b/>
-          <w:sz w:val="22"/>
-          <w:szCs w:val="14"/>
-          <w:shd w:val="clear" w:color="auto" w:fill="B7B7B7"/>
+          <w:rFonts w:ascii="Arial" w:hAnsi="Arial" w:eastAsia="Arial" w:cs="Arial"/>
+          <w:b/>
+          <w:i w:val="0"/>
+          <w:color w:val="000000"/>
+          <w:sz w:val="18"/>
+          <w:highlight w:val="lightGray"/>
+        </w:rPr>
+        <w:t>#</w:t>
+      </w:r>
+      <w:r>
+        <w:rPr>
+          <w:rFonts w:ascii="Arial" w:hAnsi="Arial" w:eastAsia="Arial" w:cs="Arial"/>
+          <w:b/>
+          <w:i w:val="0"/>
+          <w:color w:val="000000"/>
+          <w:sz w:val="18"/>
+          <w:highlight w:val="lightGray"/>
+        </w:rPr>
+        <w:t xml:space="preserve"> </w:t>
+      </w:r>
+      <w:r>
+        <w:rPr>
+          <w:rFonts w:ascii="Arial" w:hAnsi="Arial" w:eastAsia="Arial" w:cs="Arial"/>
+          <w:b/>
+          <w:i w:val="0"/>
+          <w:color w:val="000000"/>
+          <w:sz w:val="18"/>
+          <w:highlight w:val="lightGray"/>
+        </w:rPr>
+        <w:t>S</w:t>
+      </w:r>
+      <w:r>
+        <w:rPr>
+          <w:rFonts w:ascii="Arial" w:hAnsi="Arial" w:eastAsia="Arial" w:cs="Arial"/>
+          <w:b/>
+          <w:i w:val="0"/>
+          <w:color w:val="000000"/>
+          <w:sz w:val="18"/>
+          <w:highlight w:val="lightGray"/>
+        </w:rPr>
+        <w:t>o</w:t>
+      </w:r>
+      <w:r>
+        <w:rPr>
+          <w:rFonts w:ascii="Arial" w:hAnsi="Arial" w:eastAsia="Arial" w:cs="Arial"/>
+          <w:b/>
+          <w:i w:val="0"/>
+          <w:color w:val="000000"/>
+          <w:sz w:val="18"/>
+          <w:highlight w:val="lightGray"/>
+        </w:rPr>
+        <w:t>u</w:t>
+      </w:r>
+      <w:r>
+        <w:rPr>
+          <w:rFonts w:ascii="Arial" w:hAnsi="Arial" w:eastAsia="Arial" w:cs="Arial"/>
+          <w:b/>
+          <w:i w:val="0"/>
+          <w:color w:val="000000"/>
+          <w:sz w:val="18"/>
+          <w:highlight w:val="lightGray"/>
+        </w:rPr>
+        <w:t>r</w:t>
+      </w:r>
+      <w:r>
+        <w:rPr>
+          <w:rFonts w:ascii="Arial" w:hAnsi="Arial" w:eastAsia="Arial" w:cs="Arial"/>
+          <w:b/>
+          <w:i w:val="0"/>
+          <w:color w:val="000000"/>
+          <w:sz w:val="18"/>
+          <w:highlight w:val="lightGray"/>
+        </w:rPr>
+        <w:t>c</w:t>
+      </w:r>
+      <w:r>
+        <w:rPr>
+          <w:rFonts w:ascii="Arial" w:hAnsi="Arial" w:eastAsia="Arial" w:cs="Arial"/>
+          <w:b/>
+          <w:i w:val="0"/>
+          <w:color w:val="000000"/>
+          <w:sz w:val="18"/>
+          <w:highlight w:val="lightGray"/>
+        </w:rPr>
+        <w:t>e</w:t>
+      </w:r>
+      <w:r>
+        <w:rPr>
+          <w:rFonts w:ascii="Arial" w:hAnsi="Arial" w:eastAsia="Arial" w:cs="Arial"/>
+          <w:b/>
+          <w:i w:val="0"/>
+          <w:color w:val="000000"/>
+          <w:sz w:val="18"/>
+          <w:highlight w:val="lightGray"/>
+        </w:rPr>
+        <w:t>:</w:t>
+      </w:r>
+      <w:r>
+        <w:rPr>
+          <w:rFonts w:ascii="Arial" w:hAnsi="Arial" w:eastAsia="Arial" w:cs="Arial"/>
+          <w:b/>
+          <w:i w:val="0"/>
+          <w:color w:val="000000"/>
+          <w:sz w:val="18"/>
+          <w:highlight w:val="lightGray"/>
+        </w:rPr>
+        <w:t xml:space="preserve"> </w:t>
+      </w:r>
+      <w:r>
+        <w:rPr>
+          <w:rFonts w:ascii="Arial" w:hAnsi="Arial" w:eastAsia="Arial" w:cs="Arial"/>
+          <w:b/>
+          <w:i w:val="0"/>
+          <w:color w:val="000000"/>
+          <w:sz w:val="18"/>
+          <w:highlight w:val="lightGray"/>
+        </w:rPr>
+        <w:t>A</w:t>
+      </w:r>
+      <w:r>
+        <w:rPr>
+          <w:rFonts w:ascii="Arial" w:hAnsi="Arial" w:eastAsia="Arial" w:cs="Arial"/>
+          <w:b/>
+          <w:i w:val="0"/>
+          <w:color w:val="000000"/>
+          <w:sz w:val="18"/>
+          <w:highlight w:val="lightGray"/>
+        </w:rPr>
+        <w:t>I</w:t>
+      </w:r>
+      <w:r>
+        <w:rPr>
+          <w:rFonts w:ascii="Arial" w:hAnsi="Arial" w:eastAsia="Arial" w:cs="Arial"/>
+          <w:b/>
+          <w:i w:val="0"/>
+          <w:color w:val="000000"/>
+          <w:sz w:val="18"/>
+          <w:highlight w:val="lightGray"/>
+        </w:rPr>
+        <w:t xml:space="preserve"> </w:t>
+      </w:r>
+      <w:r>
+        <w:rPr>
+          <w:rFonts w:ascii="Arial" w:hAnsi="Arial" w:eastAsia="Arial" w:cs="Arial"/>
+          <w:b/>
+          <w:i w:val="0"/>
+          <w:color w:val="000000"/>
+          <w:sz w:val="18"/>
+          <w:highlight w:val="lightGray"/>
+        </w:rPr>
+        <w:t>S</w:t>
+      </w:r>
+      <w:r>
+        <w:rPr>
+          <w:rFonts w:ascii="Arial" w:hAnsi="Arial" w:eastAsia="Arial" w:cs="Arial"/>
+          <w:b/>
+          <w:i w:val="0"/>
+          <w:color w:val="000000"/>
+          <w:sz w:val="18"/>
+          <w:highlight w:val="lightGray"/>
+        </w:rPr>
+        <w:t>o</w:t>
+      </w:r>
+      <w:r>
+        <w:rPr>
+          <w:rFonts w:ascii="Arial" w:hAnsi="Arial" w:eastAsia="Arial" w:cs="Arial"/>
+          <w:b/>
+          <w:i w:val="0"/>
+          <w:color w:val="000000"/>
+          <w:sz w:val="18"/>
+          <w:highlight w:val="lightGray"/>
+        </w:rPr>
+        <w:t>u</w:t>
+      </w:r>
+      <w:r>
+        <w:rPr>
+          <w:rFonts w:ascii="Arial" w:hAnsi="Arial" w:eastAsia="Arial" w:cs="Arial"/>
+          <w:b/>
+          <w:i w:val="0"/>
+          <w:color w:val="000000"/>
+          <w:sz w:val="18"/>
+          <w:highlight w:val="lightGray"/>
+        </w:rPr>
+        <w:t>r</w:t>
+      </w:r>
+      <w:r>
+        <w:rPr>
+          <w:rFonts w:ascii="Arial" w:hAnsi="Arial" w:eastAsia="Arial" w:cs="Arial"/>
+          <w:b/>
+          <w:i w:val="0"/>
+          <w:color w:val="000000"/>
+          <w:sz w:val="18"/>
+          <w:highlight w:val="lightGray"/>
+        </w:rPr>
+        <w:t>c</w:t>
+      </w:r>
+      <w:r>
+        <w:rPr>
+          <w:rFonts w:ascii="Arial" w:hAnsi="Arial" w:eastAsia="Arial" w:cs="Arial"/>
+          <w:b/>
+          <w:i w:val="0"/>
+          <w:color w:val="000000"/>
+          <w:sz w:val="18"/>
+          <w:highlight w:val="lightGray"/>
+        </w:rPr>
+        <w:t>e</w:t>
+      </w:r>
+      <w:r>
+        <w:rPr>
+          <w:rFonts w:ascii="Arial" w:hAnsi="Arial" w:eastAsia="Arial" w:cs="Arial"/>
+          <w:b/>
+          <w:i w:val="0"/>
+          <w:color w:val="000000"/>
+          <w:sz w:val="18"/>
+          <w:highlight w:val="lightGray"/>
+        </w:rPr>
+        <w:t>:</w:t>
+      </w:r>
+      <w:r>
+        <w:rPr>
+          <w:rFonts w:ascii="Arial" w:hAnsi="Arial" w:eastAsia="Arial" w:cs="Arial"/>
+          <w:b/>
+          <w:i w:val="0"/>
+          <w:color w:val="000000"/>
+          <w:sz w:val="18"/>
+          <w:highlight w:val="lightGray"/>
+        </w:rPr>
+        <w:t xml:space="preserve"> </w:t>
+      </w:r>
+      <w:r>
+        <w:rPr>
+          <w:rFonts w:ascii="Arial" w:hAnsi="Arial" w:eastAsia="Arial" w:cs="Arial"/>
+          <w:b/>
+          <w:i w:val="0"/>
+          <w:color w:val="000000"/>
+          <w:sz w:val="18"/>
+          <w:highlight w:val="lightGray"/>
+        </w:rPr>
+        <w:t>P</w:t>
+      </w:r>
+      <w:r>
+        <w:rPr>
+          <w:rFonts w:ascii="Arial" w:hAnsi="Arial" w:eastAsia="Arial" w:cs="Arial"/>
+          <w:b/>
+          <w:i w:val="0"/>
+          <w:color w:val="000000"/>
+          <w:sz w:val="18"/>
+          <w:highlight w:val="lightGray"/>
+        </w:rPr>
+        <w:t>r</w:t>
+      </w:r>
+      <w:r>
+        <w:rPr>
+          <w:rFonts w:ascii="Arial" w:hAnsi="Arial" w:eastAsia="Arial" w:cs="Arial"/>
+          <w:b/>
+          <w:i w:val="0"/>
+          <w:color w:val="000000"/>
+          <w:sz w:val="18"/>
+          <w:highlight w:val="lightGray"/>
+        </w:rPr>
+        <w:t>o</w:t>
+      </w:r>
+      <w:r>
+        <w:rPr>
+          <w:rFonts w:ascii="Arial" w:hAnsi="Arial" w:eastAsia="Arial" w:cs="Arial"/>
+          <w:b/>
+          <w:i w:val="0"/>
+          <w:color w:val="000000"/>
+          <w:sz w:val="18"/>
+          <w:highlight w:val="lightGray"/>
+        </w:rPr>
+        <w:t>v</w:t>
+      </w:r>
+      <w:r>
+        <w:rPr>
+          <w:rFonts w:ascii="Arial" w:hAnsi="Arial" w:eastAsia="Arial" w:cs="Arial"/>
+          <w:b/>
+          <w:i w:val="0"/>
+          <w:color w:val="000000"/>
+          <w:sz w:val="18"/>
+          <w:highlight w:val="lightGray"/>
+        </w:rPr>
+        <w:t>i</w:t>
+      </w:r>
+      <w:r>
+        <w:rPr>
+          <w:rFonts w:ascii="Arial" w:hAnsi="Arial" w:eastAsia="Arial" w:cs="Arial"/>
+          <w:b/>
+          <w:i w:val="0"/>
+          <w:color w:val="000000"/>
+          <w:sz w:val="18"/>
+          <w:highlight w:val="lightGray"/>
+        </w:rPr>
+        <w:t>d</w:t>
+      </w:r>
+      <w:r>
+        <w:rPr>
+          <w:rFonts w:ascii="Arial" w:hAnsi="Arial" w:eastAsia="Arial" w:cs="Arial"/>
+          <w:b/>
+          <w:i w:val="0"/>
+          <w:color w:val="000000"/>
+          <w:sz w:val="18"/>
+          <w:highlight w:val="lightGray"/>
+        </w:rPr>
+        <w:t>e</w:t>
+      </w:r>
+      <w:r>
+        <w:rPr>
+          <w:rFonts w:ascii="Arial" w:hAnsi="Arial" w:eastAsia="Arial" w:cs="Arial"/>
+          <w:b/>
+          <w:i w:val="0"/>
+          <w:color w:val="000000"/>
+          <w:sz w:val="18"/>
+          <w:highlight w:val="lightGray"/>
+        </w:rPr>
+        <w:t>d</w:t>
+      </w:r>
+      <w:r>
+        <w:rPr>
+          <w:rFonts w:ascii="Arial" w:hAnsi="Arial" w:eastAsia="Arial" w:cs="Arial"/>
+          <w:b/>
+          <w:i w:val="0"/>
+          <w:color w:val="000000"/>
+          <w:sz w:val="18"/>
+          <w:highlight w:val="lightGray"/>
+        </w:rPr>
+        <w:t xml:space="preserve"> </w:t>
+      </w:r>
+      <w:r>
+        <w:rPr>
+          <w:rFonts w:ascii="Arial" w:hAnsi="Arial" w:eastAsia="Arial" w:cs="Arial"/>
+          <w:b/>
+          <w:i w:val="0"/>
+          <w:color w:val="000000"/>
+          <w:sz w:val="18"/>
+          <w:highlight w:val="lightGray"/>
+        </w:rPr>
+        <w:t>b</w:t>
+      </w:r>
+      <w:r>
+        <w:rPr>
+          <w:rFonts w:ascii="Arial" w:hAnsi="Arial" w:eastAsia="Arial" w:cs="Arial"/>
+          <w:b/>
+          <w:i w:val="0"/>
+          <w:color w:val="000000"/>
+          <w:sz w:val="18"/>
+          <w:highlight w:val="lightGray"/>
+        </w:rPr>
+        <w:t>y</w:t>
+      </w:r>
+      <w:r>
+        <w:rPr>
+          <w:rFonts w:ascii="Arial" w:hAnsi="Arial" w:eastAsia="Arial" w:cs="Arial"/>
+          <w:b/>
+          <w:i w:val="0"/>
+          <w:color w:val="000000"/>
+          <w:sz w:val="18"/>
+          <w:highlight w:val="lightGray"/>
+        </w:rPr>
+        <w:t>:</w:t>
+      </w:r>
+      <w:r>
+        <w:rPr>
+          <w:rFonts w:ascii="Arial" w:hAnsi="Arial" w:eastAsia="Arial" w:cs="Arial"/>
+          <w:b/>
+          <w:i w:val="0"/>
+          <w:color w:val="000000"/>
+          <w:sz w:val="18"/>
+          <w:highlight w:val="lightGray"/>
+        </w:rPr>
+        <w:t xml:space="preserve"> </w:t>
+      </w:r>
+      <w:r>
+        <w:rPr>
+          <w:rFonts w:ascii="Arial" w:hAnsi="Arial" w:eastAsia="Arial" w:cs="Arial"/>
+          <w:b/>
+          <w:i w:val="0"/>
+          <w:color w:val="000000"/>
+          <w:sz w:val="18"/>
+          <w:highlight w:val="lightGray"/>
+        </w:rPr>
+        <w:t>[</w:t>
+      </w:r>
+      <w:r>
+        <w:rPr>
+          <w:rFonts w:ascii="Arial" w:hAnsi="Arial" w:eastAsia="Arial" w:cs="Arial"/>
+          <w:b/>
+          <w:i w:val="0"/>
+          <w:color w:val="000000"/>
+          <w:sz w:val="18"/>
+          <w:highlight w:val="lightGray"/>
+        </w:rPr>
+        <w:t>D</w:t>
+      </w:r>
+      <w:r>
+        <w:rPr>
+          <w:rFonts w:ascii="Arial" w:hAnsi="Arial" w:eastAsia="Arial" w:cs="Arial"/>
+          <w:b/>
+          <w:i w:val="0"/>
+          <w:color w:val="000000"/>
+          <w:sz w:val="18"/>
+          <w:highlight w:val="lightGray"/>
+        </w:rPr>
+        <w:t>a</w:t>
+      </w:r>
+      <w:r>
+        <w:rPr>
+          <w:rFonts w:ascii="Arial" w:hAnsi="Arial" w:eastAsia="Arial" w:cs="Arial"/>
+          <w:b/>
+          <w:i w:val="0"/>
+          <w:color w:val="000000"/>
+          <w:sz w:val="18"/>
+          <w:highlight w:val="lightGray"/>
+        </w:rPr>
+        <w:t>t</w:t>
+      </w:r>
+      <w:r>
+        <w:rPr>
+          <w:rFonts w:ascii="Arial" w:hAnsi="Arial" w:eastAsia="Arial" w:cs="Arial"/>
+          <w:b/>
+          <w:i w:val="0"/>
+          <w:color w:val="000000"/>
+          <w:sz w:val="18"/>
+          <w:highlight w:val="lightGray"/>
+        </w:rPr>
+        <w:t>a</w:t>
+      </w:r>
+      <w:r>
+        <w:rPr>
+          <w:rFonts w:ascii="Arial" w:hAnsi="Arial" w:eastAsia="Arial" w:cs="Arial"/>
+          <w:b/>
+          <w:i w:val="0"/>
+          <w:color w:val="000000"/>
+          <w:sz w:val="18"/>
+          <w:highlight w:val="lightGray"/>
+        </w:rPr>
+        <w:t xml:space="preserve"> </w:t>
+      </w:r>
+      <w:r>
+        <w:rPr>
+          <w:rFonts w:ascii="Arial" w:hAnsi="Arial" w:eastAsia="Arial" w:cs="Arial"/>
+          <w:b/>
+          <w:i w:val="0"/>
+          <w:color w:val="000000"/>
+          <w:sz w:val="18"/>
+          <w:highlight w:val="lightGray"/>
+        </w:rPr>
+        <w:t>P</w:t>
+      </w:r>
+      <w:r>
+        <w:rPr>
+          <w:rFonts w:ascii="Arial" w:hAnsi="Arial" w:eastAsia="Arial" w:cs="Arial"/>
+          <w:b/>
+          <w:i w:val="0"/>
+          <w:color w:val="000000"/>
+          <w:sz w:val="18"/>
+          <w:highlight w:val="lightGray"/>
+        </w:rPr>
+        <w:t>a</w:t>
+      </w:r>
+      <w:r>
+        <w:rPr>
+          <w:rFonts w:ascii="Arial" w:hAnsi="Arial" w:eastAsia="Arial" w:cs="Arial"/>
+          <w:b/>
+          <w:i w:val="0"/>
+          <w:color w:val="000000"/>
+          <w:sz w:val="18"/>
+          <w:highlight w:val="lightGray"/>
+        </w:rPr>
+        <w:t>t</w:t>
+      </w:r>
+      <w:r>
+        <w:rPr>
+          <w:rFonts w:ascii="Arial" w:hAnsi="Arial" w:eastAsia="Arial" w:cs="Arial"/>
+          <w:b/>
+          <w:i w:val="0"/>
+          <w:color w:val="000000"/>
+          <w:sz w:val="18"/>
+          <w:highlight w:val="lightGray"/>
+        </w:rPr>
+        <w:t>h</w:t>
+      </w:r>
+      <w:r>
+        <w:rPr>
+          <w:rFonts w:ascii="Arial" w:hAnsi="Arial" w:eastAsia="Arial" w:cs="Arial"/>
+          <w:b w:val="0"/>
+          <w:i w:val="0"/>
+          <w:color w:val="000000"/>
+          <w:sz w:val="18"/>
+          <w:highlight w:val="lightGray"/>
+        </w:rPr>
+        <w:t>:</w:t>
+      </w:r>
+      <w:r>
+        <w:rPr>
+          <w:rFonts w:ascii="Arial" w:hAnsi="Arial" w:eastAsia="Arial" w:cs="Arial"/>
+          <w:b w:val="0"/>
+          <w:i w:val="0"/>
+          <w:color w:val="000000"/>
+          <w:sz w:val="18"/>
+          <w:highlight w:val="lightGray"/>
+        </w:rPr>
+        <w:t xml:space="preserve"> </w:t>
+      </w:r>
+      <w:r>
+        <w:rPr>
+          <w:rFonts w:ascii="Arial" w:hAnsi="Arial" w:eastAsia="Arial" w:cs="Arial"/>
+          <w:b w:val="0"/>
+          <w:i w:val="0"/>
+          <w:color w:val="000000"/>
+          <w:sz w:val="18"/>
+          <w:highlight w:val="lightGray"/>
+        </w:rPr>
+        <w:t>P</w:t>
+      </w:r>
+      <w:r>
+        <w:rPr>
+          <w:rFonts w:ascii="Arial" w:hAnsi="Arial" w:eastAsia="Arial" w:cs="Arial"/>
+          <w:b w:val="0"/>
+          <w:i w:val="0"/>
+          <w:color w:val="000000"/>
+          <w:sz w:val="18"/>
+          <w:highlight w:val="lightGray"/>
+        </w:rPr>
+        <w:t>e</w:t>
+      </w:r>
+      <w:r>
+        <w:rPr>
+          <w:rFonts w:ascii="Arial" w:hAnsi="Arial" w:eastAsia="Arial" w:cs="Arial"/>
+          <w:b w:val="0"/>
+          <w:i w:val="0"/>
+          <w:color w:val="000000"/>
+          <w:sz w:val="18"/>
+          <w:highlight w:val="lightGray"/>
+        </w:rPr>
+        <w:t>r</w:t>
+      </w:r>
+      <w:r>
+        <w:rPr>
+          <w:rFonts w:ascii="Arial" w:hAnsi="Arial" w:eastAsia="Arial" w:cs="Arial"/>
+          <w:b w:val="0"/>
+          <w:i w:val="0"/>
+          <w:color w:val="000000"/>
+          <w:sz w:val="18"/>
+          <w:highlight w:val="lightGray"/>
+        </w:rPr>
+        <w:t>s</w:t>
+      </w:r>
+      <w:r>
+        <w:rPr>
+          <w:rFonts w:ascii="Arial" w:hAnsi="Arial" w:eastAsia="Arial" w:cs="Arial"/>
+          <w:b w:val="0"/>
+          <w:i w:val="0"/>
+          <w:color w:val="000000"/>
+          <w:sz w:val="18"/>
+          <w:highlight w:val="lightGray"/>
+        </w:rPr>
+        <w:t>o</w:t>
+      </w:r>
+      <w:r>
+        <w:rPr>
+          <w:rFonts w:ascii="Arial" w:hAnsi="Arial" w:eastAsia="Arial" w:cs="Arial"/>
+          <w:b w:val="0"/>
+          <w:i w:val="0"/>
+          <w:color w:val="000000"/>
+          <w:sz w:val="18"/>
+          <w:highlight w:val="lightGray"/>
+        </w:rPr>
+        <w:t>n</w:t>
+      </w:r>
+      <w:r>
+        <w:rPr>
+          <w:rFonts w:ascii="Arial" w:hAnsi="Arial" w:eastAsia="Arial" w:cs="Arial"/>
+          <w:b w:val="0"/>
+          <w:i w:val="0"/>
+          <w:color w:val="000000"/>
+          <w:sz w:val="18"/>
+          <w:highlight w:val="lightGray"/>
+        </w:rPr>
+        <w:t>s</w:t>
+      </w:r>
+      <w:r>
+        <w:rPr>
+          <w:rFonts w:ascii="Arial" w:hAnsi="Arial" w:eastAsia="Arial" w:cs="Arial"/>
+          <w:b w:val="0"/>
+          <w:i w:val="0"/>
+          <w:color w:val="000000"/>
+          <w:sz w:val="18"/>
+          <w:highlight w:val="lightGray"/>
+        </w:rPr>
+        <w:t xml:space="preserve"> </w:t>
+      </w:r>
+      <w:r>
+        <w:rPr>
+          <w:rFonts w:ascii="Arial" w:hAnsi="Arial" w:eastAsia="Arial" w:cs="Arial"/>
+          <w:b w:val="0"/>
+          <w:i w:val="0"/>
+          <w:color w:val="000000"/>
+          <w:sz w:val="18"/>
+          <w:highlight w:val="lightGray"/>
+        </w:rPr>
+        <w:t>T</w:t>
+      </w:r>
+      <w:r>
+        <w:rPr>
+          <w:rFonts w:ascii="Arial" w:hAnsi="Arial" w:eastAsia="Arial" w:cs="Arial"/>
+          <w:b w:val="0"/>
+          <w:i w:val="0"/>
+          <w:color w:val="000000"/>
+          <w:sz w:val="18"/>
+          <w:highlight w:val="lightGray"/>
+        </w:rPr>
+        <w:t>a</w:t>
+      </w:r>
+      <w:r>
+        <w:rPr>
+          <w:rFonts w:ascii="Arial" w:hAnsi="Arial" w:eastAsia="Arial" w:cs="Arial"/>
+          <w:b w:val="0"/>
+          <w:i w:val="0"/>
+          <w:color w:val="000000"/>
+          <w:sz w:val="18"/>
+          <w:highlight w:val="lightGray"/>
+        </w:rPr>
+        <w:t>b</w:t>
+      </w:r>
+      <w:r>
+        <w:rPr>
+          <w:rFonts w:ascii="Arial" w:hAnsi="Arial" w:eastAsia="Arial" w:cs="Arial"/>
+          <w:b w:val="0"/>
+          <w:i w:val="0"/>
+          <w:color w:val="000000"/>
+          <w:sz w:val="18"/>
+          <w:highlight w:val="lightGray"/>
+        </w:rPr>
+        <w:t>l</w:t>
+      </w:r>
+      <w:r>
+        <w:rPr>
+          <w:rFonts w:ascii="Arial" w:hAnsi="Arial" w:eastAsia="Arial" w:cs="Arial"/>
+          <w:b w:val="0"/>
+          <w:i w:val="0"/>
+          <w:color w:val="000000"/>
+          <w:sz w:val="18"/>
+          <w:highlight w:val="lightGray"/>
+        </w:rPr>
+        <w:t>e</w:t>
+      </w:r>
+      <w:r>
+        <w:rPr>
+          <w:rFonts w:ascii="Arial" w:hAnsi="Arial" w:eastAsia="Arial" w:cs="Arial"/>
+          <w:b w:val="0"/>
+          <w:i w:val="0"/>
+          <w:color w:val="000000"/>
+          <w:sz w:val="18"/>
+          <w:highlight w:val="lightGray"/>
+        </w:rPr>
+        <w:t xml:space="preserve"> </w:t>
+      </w:r>
+      <w:r>
+        <w:rPr>
+          <w:rFonts w:ascii="Arial" w:hAnsi="Arial" w:eastAsia="Arial" w:cs="Arial"/>
+          <w:b w:val="0"/>
+          <w:i w:val="0"/>
+          <w:color w:val="000000"/>
+          <w:sz w:val="18"/>
+          <w:highlight w:val="lightGray"/>
+        </w:rPr>
+        <w:t>-</w:t>
+      </w:r>
+      <w:r>
+        <w:rPr>
+          <w:rFonts w:ascii="Arial" w:hAnsi="Arial" w:eastAsia="Arial" w:cs="Arial"/>
+          <w:b w:val="0"/>
+          <w:i w:val="0"/>
+          <w:color w:val="000000"/>
+          <w:sz w:val="18"/>
+          <w:highlight w:val="lightGray"/>
+        </w:rPr>
+        <w:t>&gt;</w:t>
+      </w:r>
+      <w:r>
+        <w:rPr>
+          <w:rFonts w:ascii="Arial" w:hAnsi="Arial" w:eastAsia="Arial" w:cs="Arial"/>
+          <w:b w:val="0"/>
+          <w:i w:val="0"/>
+          <w:color w:val="000000"/>
+          <w:sz w:val="18"/>
+          <w:highlight w:val="lightGray"/>
+        </w:rPr>
+        <w:t xml:space="preserve"> </w:t>
+      </w:r>
+      <w:r>
+        <w:rPr>
+          <w:rFonts w:ascii="Arial" w:hAnsi="Arial" w:eastAsia="Arial" w:cs="Arial"/>
+          <w:b w:val="0"/>
+          <w:i w:val="0"/>
+          <w:color w:val="000000"/>
+          <w:sz w:val="18"/>
+          <w:highlight w:val="lightGray"/>
+        </w:rPr>
+        <w:t>I</w:t>
+      </w:r>
+      <w:r>
+        <w:rPr>
+          <w:rFonts w:ascii="Arial" w:hAnsi="Arial" w:eastAsia="Arial" w:cs="Arial"/>
+          <w:b w:val="0"/>
+          <w:i w:val="0"/>
+          <w:color w:val="000000"/>
+          <w:sz w:val="18"/>
+          <w:highlight w:val="lightGray"/>
+        </w:rPr>
+        <w:t>D</w:t>
+      </w:r>
+      <w:r>
+        <w:rPr>
+          <w:rFonts w:ascii="Arial" w:hAnsi="Arial" w:eastAsia="Arial" w:cs="Arial"/>
+          <w:b w:val="0"/>
+          <w:i w:val="0"/>
+          <w:color w:val="000000"/>
+          <w:sz w:val="18"/>
+          <w:highlight w:val="lightGray"/>
+        </w:rPr>
+        <w:t xml:space="preserve"> </w:t>
+      </w:r>
+      <w:r>
+        <w:rPr>
+          <w:rFonts w:ascii="Arial" w:hAnsi="Arial" w:eastAsia="Arial" w:cs="Arial"/>
+          <w:b w:val="0"/>
+          <w:i w:val="0"/>
+          <w:color w:val="000000"/>
+          <w:sz w:val="18"/>
+          <w:highlight w:val="lightGray"/>
+        </w:rPr>
+        <w:t>C</w:t>
+      </w:r>
+      <w:r>
+        <w:rPr>
+          <w:rFonts w:ascii="Arial" w:hAnsi="Arial" w:eastAsia="Arial" w:cs="Arial"/>
+          <w:b w:val="0"/>
+          <w:i w:val="0"/>
+          <w:color w:val="000000"/>
+          <w:sz w:val="18"/>
+          <w:highlight w:val="lightGray"/>
+        </w:rPr>
+        <w:t>o</w:t>
+      </w:r>
+      <w:r>
+        <w:rPr>
+          <w:rFonts w:ascii="Arial" w:hAnsi="Arial" w:eastAsia="Arial" w:cs="Arial"/>
+          <w:b w:val="0"/>
+          <w:i w:val="0"/>
+          <w:color w:val="000000"/>
+          <w:sz w:val="18"/>
+          <w:highlight w:val="lightGray"/>
+        </w:rPr>
+        <w:t>l</w:t>
+      </w:r>
+      <w:r>
+        <w:rPr>
+          <w:rFonts w:ascii="Arial" w:hAnsi="Arial" w:eastAsia="Arial" w:cs="Arial"/>
+          <w:b w:val="0"/>
+          <w:i w:val="0"/>
+          <w:color w:val="000000"/>
+          <w:sz w:val="18"/>
+          <w:highlight w:val="lightGray"/>
+        </w:rPr>
+        <w:t>u</w:t>
+      </w:r>
+      <w:r>
+        <w:rPr>
+          <w:rFonts w:ascii="Arial" w:hAnsi="Arial" w:eastAsia="Arial" w:cs="Arial"/>
+          <w:b w:val="0"/>
+          <w:i w:val="0"/>
+          <w:color w:val="000000"/>
+          <w:sz w:val="18"/>
+          <w:highlight w:val="lightGray"/>
+        </w:rPr>
+        <w:t>m</w:t>
+      </w:r>
+      <w:r>
+        <w:rPr>
+          <w:rFonts w:ascii="Arial" w:hAnsi="Arial" w:eastAsia="Arial" w:cs="Arial"/>
+          <w:b w:val="0"/>
+          <w:i w:val="0"/>
+          <w:color w:val="000000"/>
+          <w:sz w:val="18"/>
+          <w:highlight w:val="lightGray"/>
+        </w:rPr>
+        <w:t>n</w:t>
+      </w:r>
+      <w:r>
+        <w:rPr>
+          <w:rFonts w:ascii="Arial" w:hAnsi="Arial" w:eastAsia="Arial" w:cs="Arial"/>
+          <w:b w:val="0"/>
+          <w:i w:val="0"/>
+          <w:color w:val="000000"/>
+          <w:sz w:val="18"/>
+          <w:highlight w:val="lightGray"/>
+        </w:rPr>
+        <w:t>:</w:t>
+      </w:r>
+      <w:r>
+        <w:rPr>
+          <w:rFonts w:ascii="Arial" w:hAnsi="Arial" w:eastAsia="Arial" w:cs="Arial"/>
+          <w:b w:val="0"/>
+          <w:i w:val="0"/>
+          <w:color w:val="000000"/>
+          <w:sz w:val="18"/>
+          <w:highlight w:val="lightGray"/>
+        </w:rPr>
+        <w:t xml:space="preserve"> </w:t>
+      </w:r>
+      <w:r>
+        <w:rPr>
+          <w:rFonts w:ascii="Arial" w:hAnsi="Arial" w:eastAsia="Arial" w:cs="Arial"/>
+          <w:b w:val="0"/>
+          <w:i w:val="0"/>
+          <w:color w:val="000000"/>
+          <w:sz w:val="18"/>
+          <w:highlight w:val="lightGray"/>
+        </w:rPr>
+        <w:t>1</w:t>
+      </w:r>
+      <w:r>
+        <w:rPr>
+          <w:rFonts w:ascii="Arial" w:hAnsi="Arial" w:eastAsia="Arial" w:cs="Arial"/>
+          <w:b w:val="0"/>
+          <w:i w:val="0"/>
+          <w:color w:val="000000"/>
+          <w:sz w:val="18"/>
+          <w:highlight w:val="lightGray"/>
+        </w:rPr>
+        <w:t>,</w:t>
+      </w:r>
+      <w:r>
+        <w:rPr>
+          <w:rFonts w:ascii="Arial" w:hAnsi="Arial" w:eastAsia="Arial" w:cs="Arial"/>
+          <w:b w:val="0"/>
+          <w:i w:val="0"/>
+          <w:color w:val="000000"/>
+          <w:sz w:val="18"/>
+          <w:highlight w:val="lightGray"/>
+        </w:rPr>
+        <w:t xml:space="preserve"> </w:t>
+      </w:r>
+      <w:r>
+        <w:rPr>
+          <w:rFonts w:ascii="Arial" w:hAnsi="Arial" w:eastAsia="Arial" w:cs="Arial"/>
+          <w:b w:val="0"/>
+          <w:i w:val="0"/>
+          <w:color w:val="000000"/>
+          <w:sz w:val="18"/>
+          <w:highlight w:val="lightGray"/>
+        </w:rPr>
+        <w:t>N</w:t>
+      </w:r>
+      <w:r>
+        <w:rPr>
+          <w:rFonts w:ascii="Arial" w:hAnsi="Arial" w:eastAsia="Arial" w:cs="Arial"/>
+          <w:b w:val="0"/>
+          <w:i w:val="0"/>
+          <w:color w:val="000000"/>
+          <w:sz w:val="18"/>
+          <w:highlight w:val="lightGray"/>
+        </w:rPr>
+        <w:t>a</w:t>
+      </w:r>
+      <w:r>
+        <w:rPr>
+          <w:rFonts w:ascii="Arial" w:hAnsi="Arial" w:eastAsia="Arial" w:cs="Arial"/>
+          <w:b w:val="0"/>
+          <w:i w:val="0"/>
+          <w:color w:val="000000"/>
+          <w:sz w:val="18"/>
+          <w:highlight w:val="lightGray"/>
+        </w:rPr>
+        <w:t>m</w:t>
+      </w:r>
+      <w:r>
+        <w:rPr>
+          <w:rFonts w:ascii="Arial" w:hAnsi="Arial" w:eastAsia="Arial" w:cs="Arial"/>
+          <w:b w:val="0"/>
+          <w:i w:val="0"/>
+          <w:color w:val="000000"/>
+          <w:sz w:val="18"/>
+          <w:highlight w:val="lightGray"/>
+        </w:rPr>
+        <w:t>e</w:t>
+      </w:r>
+      <w:r>
+        <w:rPr>
+          <w:rFonts w:ascii="Arial" w:hAnsi="Arial" w:eastAsia="Arial" w:cs="Arial"/>
+          <w:b w:val="0"/>
+          <w:i w:val="0"/>
+          <w:color w:val="000000"/>
+          <w:sz w:val="18"/>
+          <w:highlight w:val="lightGray"/>
+        </w:rPr>
+        <w:t>_</w:t>
+      </w:r>
+      <w:r>
+        <w:rPr>
+          <w:rFonts w:ascii="Arial" w:hAnsi="Arial" w:eastAsia="Arial" w:cs="Arial"/>
+          <w:b w:val="0"/>
+          <w:i w:val="0"/>
+          <w:color w:val="000000"/>
+          <w:sz w:val="18"/>
+          <w:highlight w:val="lightGray"/>
+        </w:rPr>
+        <w:t>E</w:t>
+      </w:r>
+      <w:r>
+        <w:rPr>
+          <w:rFonts w:ascii="Arial" w:hAnsi="Arial" w:eastAsia="Arial" w:cs="Arial"/>
+          <w:b w:val="0"/>
+          <w:i w:val="0"/>
+          <w:color w:val="000000"/>
+          <w:sz w:val="18"/>
+          <w:highlight w:val="lightGray"/>
+        </w:rPr>
+        <w:t>n</w:t>
+      </w:r>
+      <w:r>
+        <w:rPr>
+          <w:rFonts w:ascii="Arial" w:hAnsi="Arial" w:eastAsia="Arial" w:cs="Arial"/>
+          <w:b w:val="0"/>
+          <w:i w:val="0"/>
+          <w:color w:val="000000"/>
+          <w:sz w:val="18"/>
+          <w:highlight w:val="lightGray"/>
+        </w:rPr>
+        <w:t xml:space="preserve"> </w:t>
+      </w:r>
+      <w:r>
+        <w:rPr>
+          <w:rFonts w:ascii="Arial" w:hAnsi="Arial" w:eastAsia="Arial" w:cs="Arial"/>
+          <w:b w:val="0"/>
+          <w:i w:val="0"/>
+          <w:color w:val="000000"/>
+          <w:sz w:val="18"/>
+          <w:highlight w:val="lightGray"/>
+        </w:rPr>
+        <w:t>C</w:t>
+      </w:r>
+      <w:r>
+        <w:rPr>
+          <w:rFonts w:ascii="Arial" w:hAnsi="Arial" w:eastAsia="Arial" w:cs="Arial"/>
+          <w:b w:val="0"/>
+          <w:i w:val="0"/>
+          <w:color w:val="000000"/>
+          <w:sz w:val="18"/>
+          <w:highlight w:val="lightGray"/>
+        </w:rPr>
+        <w:t>o</w:t>
+      </w:r>
+      <w:r>
+        <w:rPr>
+          <w:rFonts w:ascii="Arial" w:hAnsi="Arial" w:eastAsia="Arial" w:cs="Arial"/>
+          <w:b w:val="0"/>
+          <w:i w:val="0"/>
+          <w:color w:val="000000"/>
+          <w:sz w:val="18"/>
+          <w:highlight w:val="lightGray"/>
+        </w:rPr>
+        <w:t>l</w:t>
+      </w:r>
+      <w:r>
+        <w:rPr>
+          <w:rFonts w:ascii="Arial" w:hAnsi="Arial" w:eastAsia="Arial" w:cs="Arial"/>
+          <w:b w:val="0"/>
+          <w:i w:val="0"/>
+          <w:color w:val="000000"/>
+          <w:sz w:val="18"/>
+          <w:highlight w:val="lightGray"/>
+        </w:rPr>
+        <w:t>u</w:t>
+      </w:r>
+      <w:r>
+        <w:rPr>
+          <w:rFonts w:ascii="Arial" w:hAnsi="Arial" w:eastAsia="Arial" w:cs="Arial"/>
+          <w:b w:val="0"/>
+          <w:i w:val="0"/>
+          <w:color w:val="000000"/>
+          <w:sz w:val="18"/>
+          <w:highlight w:val="lightGray"/>
+        </w:rPr>
+        <w:t>m</w:t>
+      </w:r>
+      <w:r>
+        <w:rPr>
+          <w:rFonts w:ascii="Arial" w:hAnsi="Arial" w:eastAsia="Arial" w:cs="Arial"/>
+          <w:b w:val="0"/>
+          <w:i w:val="0"/>
+          <w:color w:val="000000"/>
+          <w:sz w:val="18"/>
+          <w:highlight w:val="lightGray"/>
+        </w:rPr>
+        <w:t>n</w:t>
+      </w:r>
+      <w:r>
+        <w:rPr>
+          <w:rFonts w:ascii="Arial" w:hAnsi="Arial" w:eastAsia="Arial" w:cs="Arial"/>
+          <w:b w:val="0"/>
+          <w:i w:val="0"/>
+          <w:color w:val="000000"/>
+          <w:sz w:val="18"/>
+          <w:highlight w:val="lightGray"/>
+        </w:rPr>
+        <w:t>:</w:t>
+      </w:r>
+      <w:r>
+        <w:rPr>
+          <w:rFonts w:ascii="Arial" w:hAnsi="Arial" w:eastAsia="Arial" w:cs="Arial"/>
+          <w:b w:val="0"/>
+          <w:i w:val="0"/>
+          <w:color w:val="000000"/>
+          <w:sz w:val="18"/>
+          <w:highlight w:val="lightGray"/>
+        </w:rPr>
+        <w:t xml:space="preserve"> </w:t>
+      </w:r>
+      <w:r>
+        <w:rPr>
+          <w:rFonts w:ascii="Arial" w:hAnsi="Arial" w:eastAsia="Arial" w:cs="Arial"/>
+          <w:b w:val="0"/>
+          <w:i w:val="0"/>
+          <w:color w:val="000000"/>
+          <w:sz w:val="18"/>
+          <w:highlight w:val="lightGray"/>
+        </w:rPr>
+        <w:t>M</w:t>
+      </w:r>
+      <w:r>
+        <w:rPr>
+          <w:rFonts w:ascii="Arial" w:hAnsi="Arial" w:eastAsia="Arial" w:cs="Arial"/>
+          <w:b w:val="0"/>
+          <w:i w:val="0"/>
+          <w:color w:val="000000"/>
+          <w:sz w:val="18"/>
+          <w:highlight w:val="lightGray"/>
+        </w:rPr>
+        <w:t>o</w:t>
+      </w:r>
+      <w:r>
+        <w:rPr>
+          <w:rFonts w:ascii="Arial" w:hAnsi="Arial" w:eastAsia="Arial" w:cs="Arial"/>
+          <w:b w:val="0"/>
+          <w:i w:val="0"/>
+          <w:color w:val="000000"/>
+          <w:sz w:val="18"/>
+          <w:highlight w:val="lightGray"/>
+        </w:rPr>
+        <w:t>t</w:t>
+      </w:r>
+      <w:r>
+        <w:rPr>
+          <w:rFonts w:ascii="Arial" w:hAnsi="Arial" w:eastAsia="Arial" w:cs="Arial"/>
+          <w:b w:val="0"/>
+          <w:i w:val="0"/>
+          <w:color w:val="000000"/>
+          <w:sz w:val="18"/>
+          <w:highlight w:val="lightGray"/>
+        </w:rPr>
+        <w:t>a</w:t>
+      </w:r>
+      <w:r>
+        <w:rPr>
+          <w:rFonts w:ascii="Arial" w:hAnsi="Arial" w:eastAsia="Arial" w:cs="Arial"/>
+          <w:b w:val="0"/>
+          <w:i w:val="0"/>
+          <w:color w:val="000000"/>
+          <w:sz w:val="18"/>
+          <w:highlight w:val="lightGray"/>
+        </w:rPr>
+        <w:t>s</w:t>
+      </w:r>
+      <w:r>
+        <w:rPr>
+          <w:rFonts w:ascii="Arial" w:hAnsi="Arial" w:eastAsia="Arial" w:cs="Arial"/>
+          <w:b w:val="0"/>
+          <w:i w:val="0"/>
+          <w:color w:val="000000"/>
+          <w:sz w:val="18"/>
+          <w:highlight w:val="lightGray"/>
+        </w:rPr>
+        <w:t>e</w:t>
+      </w:r>
+      <w:r>
+        <w:rPr>
+          <w:rFonts w:ascii="Arial" w:hAnsi="Arial" w:eastAsia="Arial" w:cs="Arial"/>
+          <w:b w:val="0"/>
+          <w:i w:val="0"/>
+          <w:color w:val="000000"/>
+          <w:sz w:val="18"/>
+          <w:highlight w:val="lightGray"/>
+        </w:rPr>
+        <w:t>m</w:t>
+      </w:r>
+      <w:r>
+        <w:rPr>
+          <w:rFonts w:ascii="Arial" w:hAnsi="Arial" w:eastAsia="Arial" w:cs="Arial"/>
+          <w:b w:val="0"/>
+          <w:i w:val="0"/>
+          <w:color w:val="000000"/>
+          <w:sz w:val="18"/>
+          <w:highlight w:val="lightGray"/>
+        </w:rPr>
+        <w:t xml:space="preserve"> </w:t>
+      </w:r>
+      <w:r>
+        <w:rPr>
+          <w:rFonts w:ascii="Arial" w:hAnsi="Arial" w:eastAsia="Arial" w:cs="Arial"/>
+          <w:b w:val="0"/>
+          <w:i w:val="0"/>
+          <w:color w:val="000000"/>
+          <w:sz w:val="18"/>
+          <w:highlight w:val="lightGray"/>
+        </w:rPr>
+        <w:t>E</w:t>
+      </w:r>
+      <w:r>
+        <w:rPr>
+          <w:rFonts w:ascii="Arial" w:hAnsi="Arial" w:eastAsia="Arial" w:cs="Arial"/>
+          <w:b w:val="0"/>
+          <w:i w:val="0"/>
+          <w:color w:val="000000"/>
+          <w:sz w:val="18"/>
+          <w:highlight w:val="lightGray"/>
+        </w:rPr>
+        <w:t>s</w:t>
+      </w:r>
+      <w:r>
+        <w:rPr>
+          <w:rFonts w:ascii="Arial" w:hAnsi="Arial" w:eastAsia="Arial" w:cs="Arial"/>
+          <w:b w:val="0"/>
+          <w:i w:val="0"/>
+          <w:color w:val="000000"/>
+          <w:sz w:val="18"/>
+          <w:highlight w:val="lightGray"/>
+        </w:rPr>
+        <w:t>s</w:t>
+      </w:r>
+      <w:r>
+        <w:rPr>
+          <w:rFonts w:ascii="Arial" w:hAnsi="Arial" w:eastAsia="Arial" w:cs="Arial"/>
+          <w:b w:val="0"/>
+          <w:i w:val="0"/>
+          <w:color w:val="000000"/>
+          <w:sz w:val="18"/>
+          <w:highlight w:val="lightGray"/>
+        </w:rPr>
+        <w:t>a</w:t>
+      </w:r>
+      <w:r>
+        <w:rPr>
+          <w:rFonts w:ascii="Arial" w:hAnsi="Arial" w:eastAsia="Arial" w:cs="Arial"/>
+          <w:b w:val="0"/>
+          <w:i w:val="0"/>
+          <w:color w:val="000000"/>
+          <w:sz w:val="18"/>
+          <w:highlight w:val="lightGray"/>
+        </w:rPr>
+        <w:t>m</w:t>
+      </w:r>
+      <w:r>
+        <w:rPr>
+          <w:rFonts w:ascii="Arial" w:hAnsi="Arial" w:eastAsia="Arial" w:cs="Arial"/>
+          <w:b w:val="0"/>
+          <w:i w:val="0"/>
+          <w:color w:val="000000"/>
+          <w:sz w:val="18"/>
+          <w:highlight w:val="lightGray"/>
+        </w:rPr>
+        <w:t>]</w:t>
+      </w:r>
+      <w:r>
+        <w:rPr>
+          <w:rFonts w:ascii="Arial" w:hAnsi="Arial" w:eastAsia="Arial" w:cs="Arial"/>
+          <w:b w:val="0"/>
+          <w:i w:val="0"/>
+          <w:color w:val="000000"/>
+          <w:sz w:val="18"/>
+          <w:highlight w:val="lightGray"/>
+        </w:rPr>
+        <w:t xml:space="preserve"> </w:t>
+      </w:r>
+      <w:r>
+        <w:rPr>
+          <w:rFonts w:ascii="Arial" w:hAnsi="Arial" w:eastAsia="Arial" w:cs="Arial"/>
+          <w:b w:val="0"/>
+          <w:i w:val="0"/>
+          <w:color w:val="000000"/>
+          <w:sz w:val="18"/>
+          <w:highlight w:val="lightGray"/>
+        </w:rPr>
+        <w:t>-</w:t>
+      </w:r>
+      <w:r>
+        <w:rPr>
+          <w:rFonts w:ascii="Arial" w:hAnsi="Arial" w:eastAsia="Arial" w:cs="Arial"/>
+          <w:b w:val="0"/>
+          <w:i w:val="0"/>
+          <w:color w:val="000000"/>
+          <w:sz w:val="18"/>
+          <w:highlight w:val="lightGray"/>
+        </w:rPr>
+        <w:t>&gt;</w:t>
+      </w:r>
+      <w:r>
+        <w:rPr>
+          <w:rFonts w:ascii="Arial" w:hAnsi="Arial" w:eastAsia="Arial" w:cs="Arial"/>
+          <w:b w:val="0"/>
+          <w:i w:val="0"/>
+          <w:color w:val="000000"/>
+          <w:sz w:val="18"/>
+          <w:highlight w:val="lightGray"/>
+        </w:rPr>
+        <w:t xml:space="preserve"> </w:t>
+      </w:r>
+      <w:r>
+        <w:rPr>
+          <w:rFonts w:ascii="Arial" w:hAnsi="Arial" w:eastAsia="Arial" w:cs="Arial"/>
+          <w:b/>
+          <w:i w:val="0"/>
+          <w:color w:val="000000"/>
+          <w:sz w:val="18"/>
+          <w:highlight w:val="lightGray"/>
+        </w:rPr>
+        <w:t>F</w:t>
+      </w:r>
+      <w:r>
+        <w:rPr>
+          <w:rFonts w:ascii="Arial" w:hAnsi="Arial" w:eastAsia="Arial" w:cs="Arial"/>
+          <w:b/>
+          <w:i w:val="0"/>
+          <w:color w:val="000000"/>
+          <w:sz w:val="18"/>
+          <w:highlight w:val="lightGray"/>
+        </w:rPr>
+        <w:t>r</w:t>
+      </w:r>
+      <w:r>
+        <w:rPr>
+          <w:rFonts w:ascii="Arial" w:hAnsi="Arial" w:eastAsia="Arial" w:cs="Arial"/>
+          <w:b/>
+          <w:i w:val="0"/>
+          <w:color w:val="000000"/>
+          <w:sz w:val="18"/>
+          <w:highlight w:val="lightGray"/>
+        </w:rPr>
+        <w:t>o</w:t>
+      </w:r>
+      <w:r>
+        <w:rPr>
+          <w:rFonts w:ascii="Arial" w:hAnsi="Arial" w:eastAsia="Arial" w:cs="Arial"/>
+          <w:b/>
+          <w:i w:val="0"/>
+          <w:color w:val="000000"/>
+          <w:sz w:val="18"/>
+          <w:highlight w:val="lightGray"/>
+        </w:rPr>
+        <w:t>m</w:t>
+      </w:r>
+      <w:r>
+        <w:rPr>
+          <w:rFonts w:ascii="Arial" w:hAnsi="Arial" w:eastAsia="Arial" w:cs="Arial"/>
+          <w:b/>
+          <w:i w:val="0"/>
+          <w:color w:val="000000"/>
+          <w:sz w:val="18"/>
+          <w:highlight w:val="lightGray"/>
+        </w:rPr>
+        <w:t>:</w:t>
+      </w:r>
+      <w:r>
+        <w:rPr>
+          <w:rFonts w:ascii="Arial" w:hAnsi="Arial" w:eastAsia="Arial" w:cs="Arial"/>
+          <w:b w:val="0"/>
+          <w:i w:val="0"/>
+          <w:color w:val="000000"/>
+          <w:sz w:val="18"/>
+          <w:highlight w:val="lightGray"/>
+        </w:rPr>
+        <w:t xml:space="preserve"> </w:t>
+      </w:r>
+      <w:r>
+        <w:rPr>
+          <w:rFonts w:ascii="Arial" w:hAnsi="Arial" w:eastAsia="Arial" w:cs="Arial"/>
+          <w:b w:val="0"/>
+          <w:i w:val="0"/>
+          <w:color w:val="000000"/>
+          <w:sz w:val="18"/>
+          <w:highlight w:val="lightGray"/>
+        </w:rPr>
+        <w:t>[</w:t>
+      </w:r>
+      <w:r>
+        <w:rPr>
+          <w:rFonts w:ascii="Arial" w:hAnsi="Arial" w:eastAsia="Arial" w:cs="Arial"/>
+          <w:b w:val="0"/>
+          <w:i w:val="0"/>
+          <w:color w:val="000000"/>
+          <w:sz w:val="18"/>
+          <w:highlight w:val="lightGray"/>
+        </w:rPr>
+        <w:t>C</w:t>
+      </w:r>
+      <w:r>
+        <w:rPr>
+          <w:rFonts w:ascii="Arial" w:hAnsi="Arial" w:eastAsia="Arial" w:cs="Arial"/>
+          <w:b w:val="0"/>
+          <w:i w:val="0"/>
+          <w:color w:val="000000"/>
+          <w:sz w:val="18"/>
+          <w:highlight w:val="lightGray"/>
+        </w:rPr>
+        <w:t>h</w:t>
+      </w:r>
+      <w:r>
+        <w:rPr>
+          <w:rFonts w:ascii="Arial" w:hAnsi="Arial" w:eastAsia="Arial" w:cs="Arial"/>
+          <w:b w:val="0"/>
+          <w:i w:val="0"/>
+          <w:color w:val="000000"/>
+          <w:sz w:val="18"/>
+          <w:highlight w:val="lightGray"/>
+        </w:rPr>
+        <w:t>a</w:t>
+      </w:r>
+      <w:r>
+        <w:rPr>
+          <w:rFonts w:ascii="Arial" w:hAnsi="Arial" w:eastAsia="Arial" w:cs="Arial"/>
+          <w:b w:val="0"/>
+          <w:i w:val="0"/>
+          <w:color w:val="000000"/>
+          <w:sz w:val="18"/>
+          <w:highlight w:val="lightGray"/>
+        </w:rPr>
+        <w:t>t</w:t>
+      </w:r>
+      <w:r>
+        <w:rPr>
+          <w:rFonts w:ascii="Arial" w:hAnsi="Arial" w:eastAsia="Arial" w:cs="Arial"/>
+          <w:b w:val="0"/>
+          <w:i w:val="0"/>
+          <w:color w:val="000000"/>
+          <w:sz w:val="18"/>
+          <w:highlight w:val="lightGray"/>
+        </w:rPr>
+        <w:t>g</w:t>
+      </w:r>
+      <w:r>
+        <w:rPr>
+          <w:rFonts w:ascii="Arial" w:hAnsi="Arial" w:eastAsia="Arial" w:cs="Arial"/>
+          <w:b w:val="0"/>
+          <w:i w:val="0"/>
+          <w:color w:val="000000"/>
+          <w:sz w:val="18"/>
+          <w:highlight w:val="lightGray"/>
+        </w:rPr>
+        <w:t>p</w:t>
+      </w:r>
+      <w:r>
+        <w:rPr>
+          <w:rFonts w:ascii="Arial" w:hAnsi="Arial" w:eastAsia="Arial" w:cs="Arial"/>
+          <w:b w:val="0"/>
+          <w:i w:val="0"/>
+          <w:color w:val="000000"/>
+          <w:sz w:val="18"/>
+          <w:highlight w:val="lightGray"/>
+        </w:rPr>
+        <w:t>t</w:t>
+      </w:r>
+      <w:r>
+        <w:rPr>
+          <w:rFonts w:ascii="Arial" w:hAnsi="Arial" w:eastAsia="Arial" w:cs="Arial"/>
+          <w:b w:val="0"/>
+          <w:i w:val="0"/>
+          <w:color w:val="000000"/>
+          <w:sz w:val="18"/>
+          <w:highlight w:val="lightGray"/>
+        </w:rPr>
+        <w:t xml:space="preserve"> </w:t>
+      </w:r>
+      <w:r>
+        <w:rPr>
+          <w:rFonts w:ascii="Arial" w:hAnsi="Arial" w:eastAsia="Arial" w:cs="Arial"/>
+          <w:b w:val="0"/>
+          <w:i w:val="0"/>
+          <w:color w:val="000000"/>
+          <w:sz w:val="18"/>
+          <w:highlight w:val="lightGray"/>
+        </w:rPr>
+        <w:t>(</w:t>
+      </w:r>
+      <w:r>
+        <w:rPr>
+          <w:rFonts w:ascii="Arial" w:hAnsi="Arial" w:eastAsia="Arial" w:cs="Arial"/>
+          <w:b w:val="0"/>
+          <w:i w:val="0"/>
+          <w:color w:val="000000"/>
+          <w:sz w:val="18"/>
+          <w:highlight w:val="lightGray"/>
+        </w:rPr>
+        <w:t>G</w:t>
+      </w:r>
+      <w:r>
+        <w:rPr>
+          <w:rFonts w:ascii="Arial" w:hAnsi="Arial" w:eastAsia="Arial" w:cs="Arial"/>
+          <w:b w:val="0"/>
+          <w:i w:val="0"/>
+          <w:color w:val="000000"/>
+          <w:sz w:val="18"/>
+          <w:highlight w:val="lightGray"/>
+        </w:rPr>
+        <w:t>P</w:t>
+      </w:r>
+      <w:r>
+        <w:rPr>
+          <w:rFonts w:ascii="Arial" w:hAnsi="Arial" w:eastAsia="Arial" w:cs="Arial"/>
+          <w:b w:val="0"/>
+          <w:i w:val="0"/>
+          <w:color w:val="000000"/>
+          <w:sz w:val="18"/>
+          <w:highlight w:val="lightGray"/>
+        </w:rPr>
+        <w:t>T</w:t>
+      </w:r>
+      <w:r>
+        <w:rPr>
+          <w:rFonts w:ascii="Arial" w:hAnsi="Arial" w:eastAsia="Arial" w:cs="Arial"/>
+          <w:b w:val="0"/>
+          <w:i w:val="0"/>
+          <w:color w:val="000000"/>
+          <w:sz w:val="18"/>
+          <w:highlight w:val="lightGray"/>
         </w:rPr>
         <w:t>‑</w:t>
       </w:r>
       <w:r>
         <w:rPr>
-          <w:rFonts w:ascii="Arial" w:eastAsia="Arial" w:hAnsi="Arial"/>
-          <w:b/>
-          <w:sz w:val="22"/>
-          <w:szCs w:val="14"/>
-          <w:shd w:val="clear" w:color="auto" w:fill="B7B7B7"/>
-        </w:rPr>
-        <w:t>5 Mini) at [12/9/2025]</w:t>
-      </w:r>
-      <w:r>
-        <w:rPr>
-          <w:rFonts w:ascii="Arial" w:eastAsia="Arial" w:hAnsi="Arial"/>
-          <w:sz w:val="22"/>
+          <w:rFonts w:ascii="Arial" w:hAnsi="Arial" w:eastAsia="Arial" w:cs="Arial"/>
+          <w:b w:val="0"/>
+          <w:i w:val="0"/>
+          <w:color w:val="000000"/>
+          <w:sz w:val="18"/>
+          <w:highlight w:val="lightGray"/>
+        </w:rPr>
+        <w:t>5</w:t>
+      </w:r>
+      <w:r>
+        <w:rPr>
+          <w:rFonts w:ascii="Arial" w:hAnsi="Arial" w:eastAsia="Arial" w:cs="Arial"/>
+          <w:b w:val="0"/>
+          <w:i w:val="0"/>
+          <w:color w:val="000000"/>
+          <w:sz w:val="18"/>
+          <w:highlight w:val="lightGray"/>
+        </w:rPr>
+        <w:t xml:space="preserve"> </w:t>
+      </w:r>
+      <w:r>
+        <w:rPr>
+          <w:rFonts w:ascii="Arial" w:hAnsi="Arial" w:eastAsia="Arial" w:cs="Arial"/>
+          <w:b w:val="0"/>
+          <w:i w:val="0"/>
+          <w:color w:val="000000"/>
+          <w:sz w:val="18"/>
+          <w:highlight w:val="lightGray"/>
+        </w:rPr>
+        <w:t>M</w:t>
+      </w:r>
+      <w:r>
+        <w:rPr>
+          <w:rFonts w:ascii="Arial" w:hAnsi="Arial" w:eastAsia="Arial" w:cs="Arial"/>
+          <w:b w:val="0"/>
+          <w:i w:val="0"/>
+          <w:color w:val="000000"/>
+          <w:sz w:val="18"/>
+          <w:highlight w:val="lightGray"/>
+        </w:rPr>
+        <w:t>i</w:t>
+      </w:r>
+      <w:r>
+        <w:rPr>
+          <w:rFonts w:ascii="Arial" w:hAnsi="Arial" w:eastAsia="Arial" w:cs="Arial"/>
+          <w:b w:val="0"/>
+          <w:i w:val="0"/>
+          <w:color w:val="000000"/>
+          <w:sz w:val="18"/>
+          <w:highlight w:val="lightGray"/>
+        </w:rPr>
+        <w:t>n</w:t>
+      </w:r>
+      <w:r>
+        <w:rPr>
+          <w:rFonts w:ascii="Arial" w:hAnsi="Arial" w:eastAsia="Arial" w:cs="Arial"/>
+          <w:b w:val="0"/>
+          <w:i w:val="0"/>
+          <w:color w:val="000000"/>
+          <w:sz w:val="18"/>
+          <w:highlight w:val="lightGray"/>
+        </w:rPr>
+        <w:t>i</w:t>
+      </w:r>
+      <w:r>
+        <w:rPr>
+          <w:rFonts w:ascii="Arial" w:hAnsi="Arial" w:eastAsia="Arial" w:cs="Arial"/>
+          <w:b w:val="0"/>
+          <w:i w:val="0"/>
+          <w:color w:val="000000"/>
+          <w:sz w:val="18"/>
+          <w:highlight w:val="lightGray"/>
+        </w:rPr>
+        <w:t>)</w:t>
+      </w:r>
+      <w:r>
+        <w:rPr>
+          <w:rFonts w:ascii="Arial" w:hAnsi="Arial" w:eastAsia="Arial" w:cs="Arial"/>
+          <w:b w:val="0"/>
+          <w:i w:val="0"/>
+          <w:color w:val="000000"/>
+          <w:sz w:val="18"/>
+          <w:highlight w:val="lightGray"/>
+        </w:rPr>
+        <w:t>]</w:t>
+      </w:r>
+      <w:r>
+        <w:rPr>
+          <w:rFonts w:ascii="Arial" w:hAnsi="Arial" w:eastAsia="Arial" w:cs="Arial"/>
+          <w:b w:val="0"/>
+          <w:i w:val="0"/>
+          <w:color w:val="000000"/>
+          <w:sz w:val="18"/>
+          <w:highlight w:val="lightGray"/>
+        </w:rPr>
+        <w:t xml:space="preserve"> </w:t>
+      </w:r>
+      <w:r>
+        <w:rPr>
+          <w:rFonts w:ascii="Arial" w:hAnsi="Arial" w:eastAsia="Arial" w:cs="Arial"/>
+          <w:b/>
+          <w:i w:val="0"/>
+          <w:color w:val="000000"/>
+          <w:sz w:val="18"/>
+          <w:highlight w:val="lightGray"/>
+        </w:rPr>
+        <w:t>o</w:t>
+      </w:r>
+      <w:r>
+        <w:rPr>
+          <w:rFonts w:ascii="Arial" w:hAnsi="Arial" w:eastAsia="Arial" w:cs="Arial"/>
+          <w:b/>
+          <w:i w:val="0"/>
+          <w:color w:val="000000"/>
+          <w:sz w:val="18"/>
+          <w:highlight w:val="lightGray"/>
+        </w:rPr>
+        <w:t>n</w:t>
+      </w:r>
+      <w:r>
+        <w:rPr>
+          <w:rFonts w:ascii="Arial" w:hAnsi="Arial"/>
+          <w:b w:val="0"/>
+          <w:i w:val="0"/>
+          <w:color w:val="000000"/>
+          <w:sz w:val="18"/>
+          <w:highlight w:val="lightGray"/>
+        </w:rPr>
+        <w:t xml:space="preserve"> </w:t>
+      </w:r>
+      <w:r>
+        <w:rPr>
+          <w:rFonts w:ascii="Arial" w:hAnsi="Arial"/>
+          <w:b w:val="0"/>
+          <w:i w:val="0"/>
+          <w:color w:val="000000"/>
+          <w:sz w:val="18"/>
+          <w:highlight w:val="lightGray"/>
+        </w:rPr>
+        <w:t>[</w:t>
+      </w:r>
+      <w:r>
+        <w:rPr>
+          <w:rFonts w:ascii="Arial" w:hAnsi="Arial"/>
+          <w:b w:val="0"/>
+          <w:i w:val="0"/>
+          <w:sz w:val="18"/>
+          <w:highlight w:val="lightGray"/>
+        </w:rPr>
+        <w:t>12/9/2025]</w:t>
+      </w:r>
+      <w:r>
+        <w:rPr>
+          <w:rFonts w:ascii="Arial" w:hAnsi="Arial"/>
+          <w:b w:val="0"/>
+          <w:i w:val="0"/>
+          <w:sz w:val="18"/>
+          <w:highlight w:val="lightGray"/>
         </w:rPr>
         <w:br/>
         <w:t xml:space="preserve">A </w:t>
       </w:r>
       <w:r>
         <w:rPr>
-          <w:rFonts w:ascii="Arial" w:eastAsia="Arial" w:hAnsi="Arial"/>
-          <w:b/>
-          <w:bCs/>
-          <w:sz w:val="22"/>
+          <w:rFonts w:ascii="Arial" w:hAnsi="Arial"/>
+          <w:b w:val="0"/>
+          <w:i w:val="0"/>
+          <w:sz w:val="18"/>
+          <w:highlight w:val="lightGray"/>
         </w:rPr>
         <w:t>LAN</w:t>
       </w:r>
       <w:r>
         <w:rPr>
-          <w:rFonts w:ascii="Arial" w:eastAsia="Arial" w:hAnsi="Arial"/>
-          <w:sz w:val="22"/>
+          <w:rFonts w:ascii="Arial" w:hAnsi="Arial"/>
+          <w:b w:val="0"/>
+          <w:i w:val="0"/>
+          <w:sz w:val="18"/>
+          <w:highlight w:val="lightGray"/>
         </w:rPr>
         <w:t xml:space="preserve"> is a network for a </w:t>
       </w:r>
       <w:r>
         <w:rPr>
-          <w:rFonts w:ascii="Arial" w:eastAsia="Arial" w:hAnsi="Arial"/>
-          <w:b/>
-          <w:bCs/>
-          <w:sz w:val="22"/>
+          <w:rFonts w:ascii="Arial" w:hAnsi="Arial"/>
+          <w:b w:val="0"/>
+          <w:i w:val="0"/>
+          <w:sz w:val="18"/>
+          <w:highlight w:val="lightGray"/>
         </w:rPr>
         <w:t>small, localized area</w:t>
       </w:r>
       <w:r>
         <w:rPr>
-          <w:rFonts w:ascii="Arial" w:eastAsia="Arial" w:hAnsi="Arial"/>
-          <w:sz w:val="22"/>
+          <w:rFonts w:ascii="Arial" w:hAnsi="Arial"/>
+          <w:b w:val="0"/>
+          <w:i w:val="0"/>
+          <w:sz w:val="18"/>
+          <w:highlight w:val="lightGray"/>
         </w:rPr>
         <w:t>, enabling connected devices to communicate, share resources, and access the internet quickly and efficiently.</w:t>
       </w:r>
